--- a/entregas-0742381/rastreados/9 APC 0742381-70 ACA Marcos NP autora Monitória comprovante de entrega inelegível.docx
+++ b/entregas-0742381/rastreados/9 APC 0742381-70 ACA Marcos NP autora Monitória comprovante de entrega inelegível.docx
@@ -951,14 +951,14 @@
           <w:sz w:val="28"/>
           <w:szCs w:val="28"/>
         </w:rPr>
-        <w:pPrChange w:id="1002" w:author="Assessor GDSXSR" w:date="2026-10-29T21:16:42Z">
+        <w:pPrChange w:id="1002" w:author="Assessor GDSXSR" w:date="2026-10-30T19:47:11Z">
           <w:pPr>
             <w:spacing w:after="0" w:line="360" w:lineRule="auto"/>
             <w:jc w:val="center"/>
           </w:pPr>
         </w:pPrChange>
       </w:pPr>
-      <w:commentRangeStart w:id="23"/>
+      <w:commentRangeStart w:id="25"/>
       <w:r>
         <w:rPr>
           <w:rFonts w:ascii="Arial" w:hAnsi="Arial" w:cs="Arial"/>
@@ -969,12 +969,12 @@
         </w:rPr>
         <w:t>EMENTA</w:t>
       </w:r>
-      <w:commentRangeEnd w:id="23"/>
+      <w:commentRangeEnd w:id="25"/>
       <w:r>
         <w:rPr>
           <w:rStyle w:val="CommentReference"/>
         </w:rPr>
-        <w:commentReference w:id="23"/>
+        <w:commentReference w:id="25"/>
       </w:r>
     </w:p>
     <w:p>
@@ -1005,31 +1005,103 @@
           <w:sz w:val="28"/>
           <w:szCs w:val="28"/>
         </w:rPr>
-        <w:t>APELAÇÃO</w:t>
-      </w:r>
-      <w:r>
-        <w:rPr>
-          <w:rFonts w:ascii="Arial" w:eastAsia="Arial" w:hAnsi="Arial" w:cs="Arial"/>
-          <w:sz w:val="28"/>
-          <w:szCs w:val="28"/>
-        </w:rPr>
-        <w:t xml:space="preserve"> CÍVEL. DIREITO PROCESSUAL CIVIL E EMPRESARIAL. AÇÃO MONITÓRIA. FORNECIMENTO DE MERCADORIAS. PROVA ESCRITA. NOTA FISCAL. COMPROVANTE DE ENTREGA ILEGÍVEL E RASURADO. PAGAMENTO DE OUTRAS DUPLICATAS DA MESMA NOTA FISCAL. INSUFICIÊNCIA. ÔNUS DA PROVA. </w:t>
-      </w:r>
-      <w:r>
-        <w:rPr>
-          <w:rFonts w:ascii="Arial" w:eastAsia="Arial" w:hAnsi="Arial" w:cs="Arial"/>
-          <w:sz w:val="28"/>
-          <w:szCs w:val="28"/>
-        </w:rPr>
-        <w:t xml:space="preserve">NÃO COMPROVAÇÃO. </w:t>
-      </w:r>
-      <w:r>
-        <w:rPr>
-          <w:rFonts w:ascii="Arial" w:eastAsia="Arial" w:hAnsi="Arial" w:cs="Arial"/>
-          <w:sz w:val="28"/>
-          <w:szCs w:val="28"/>
-        </w:rPr>
-        <w:t>BOA-FÉ OBJETIVA. ENRIQUECIMENTO SEM CAUSA. RECURSO NÃO PROVIDO.</w:t>
+        <w:t xml:space="preserve">APELAÇÃO</w:t>
+      </w:r>
+      <w:r>
+        <w:rPr>
+          <w:rFonts w:ascii="Arial" w:eastAsia="Arial" w:hAnsi="Arial" w:cs="Arial"/>
+          <w:sz w:val="28"/>
+          <w:szCs w:val="28"/>
+        </w:rPr>
+        <w:t xml:space="preserve"> CÍVEL. DIREITO PROCESSUAL CIVIL</w:t>
+      </w:r>
+      <w:del w:id="1003" w:author="Assessor GDSXSR" w:date="2026-10-30T19:47:11Z">
+        <w:r>
+          <w:rPr>
+            <w:rFonts w:ascii="Arial" w:eastAsia="Arial" w:hAnsi="Arial" w:cs="Arial"/>
+            <w:sz w:val="28"/>
+            <w:szCs w:val="28"/>
+          </w:rPr>
+          <w:delText xml:space="preserve"> E EMPRESARIAL</w:delText>
+        </w:r>
+      </w:del>
+      <w:r>
+        <w:rPr>
+          <w:rFonts w:ascii="Arial" w:eastAsia="Arial" w:hAnsi="Arial" w:cs="Arial"/>
+          <w:sz w:val="28"/>
+          <w:szCs w:val="28"/>
+        </w:rPr>
+        <w:t xml:space="preserve">. AÇÃO MONITÓRIA</w:t>
+      </w:r>
+      <w:del w:id="1004" w:author="Assessor GDSXSR" w:date="2026-10-30T19:47:11Z">
+        <w:r>
+          <w:rPr>
+            <w:rFonts w:ascii="Arial" w:eastAsia="Arial" w:hAnsi="Arial" w:cs="Arial"/>
+            <w:sz w:val="28"/>
+            <w:szCs w:val="28"/>
+          </w:rPr>
+          <w:delText xml:space="preserve">. FORNECIMENTO DE MERCADORIAS. PROVA ESCRITA</w:delText>
+        </w:r>
+      </w:del>
+      <w:r>
+        <w:rPr>
+          <w:rFonts w:ascii="Arial" w:eastAsia="Arial" w:hAnsi="Arial" w:cs="Arial"/>
+          <w:sz w:val="28"/>
+          <w:szCs w:val="28"/>
+        </w:rPr>
+        <w:t xml:space="preserve">. NOTA FISCAL. COMPROVANTE DE ENTREGA ILEGÍVEL E RASURADO. PAGAMENTO DE OUTRAS DUPLICATAS</w:t>
+      </w:r>
+      <w:del w:id="1005" w:author="Assessor GDSXSR" w:date="2026-10-30T19:47:11Z">
+        <w:r>
+          <w:rPr>
+            <w:rFonts w:ascii="Arial" w:eastAsia="Arial" w:hAnsi="Arial" w:cs="Arial"/>
+            <w:sz w:val="28"/>
+            <w:szCs w:val="28"/>
+          </w:rPr>
+          <w:delText xml:space="preserve"> DA MESMA NOTA FISCAL. INSUFICIÊNCIA</w:delText>
+        </w:r>
+      </w:del>
+      <w:r>
+        <w:rPr>
+          <w:rFonts w:ascii="Arial" w:eastAsia="Arial" w:hAnsi="Arial" w:cs="Arial"/>
+          <w:sz w:val="28"/>
+          <w:szCs w:val="28"/>
+        </w:rPr>
+        <w:t xml:space="preserve">. ÔNUS DA PROVA</w:t>
+      </w:r>
+      <w:del w:id="1006" w:author="Assessor GDSXSR" w:date="2026-10-30T19:47:11Z">
+        <w:r>
+          <w:rPr>
+            <w:rFonts w:ascii="Arial" w:eastAsia="Arial" w:hAnsi="Arial" w:cs="Arial"/>
+            <w:sz w:val="28"/>
+            <w:szCs w:val="28"/>
+          </w:rPr>
+          <w:delText xml:space="preserve">. </w:delText>
+        </w:r>
+        <w:r>
+          <w:rPr>
+            <w:rFonts w:ascii="Arial" w:eastAsia="Arial" w:hAnsi="Arial" w:cs="Arial"/>
+            <w:sz w:val="28"/>
+            <w:szCs w:val="28"/>
+          </w:rPr>
+          <w:delText xml:space="preserve">NÃO COMPROVAÇÃO</w:delText>
+        </w:r>
+      </w:del>
+      <w:r>
+        <w:rPr>
+          <w:rFonts w:ascii="Arial" w:eastAsia="Arial" w:hAnsi="Arial" w:cs="Arial"/>
+          <w:sz w:val="28"/>
+          <w:szCs w:val="28"/>
+        </w:rPr>
+        <w:t xml:space="preserve">. </w:t>
+      </w:r>
+      <w:r>
+        <w:rPr>
+          <w:rFonts w:ascii="Arial" w:eastAsia="Arial" w:hAnsi="Arial" w:cs="Arial"/>
+          <w:sz w:val="28"/>
+          <w:szCs w:val="28"/>
+        </w:rPr>
+        <w:t xml:space="preserve">BOA-FÉ OBJETIVA. ENRIQUECIMENTO SEM CAUSA. RECURSO NÃO PROVIDO.</w:t>
       </w:r>
       <w:commentRangeEnd w:id="2"/>
       <w:r>
@@ -1084,7 +1156,7 @@
         </w:rPr>
         <w:t xml:space="preserve">Ação monitória proposta por Florence Industrial e Comercial Ltda. contra 312 Norte Perfumaria e Cosméticos Eireli – ME e 312 Norte Perfumaria e Cosméticos Ltda. – ME, </w:t>
       </w:r>
-      <w:del w:id="1003" w:author="Assessor GDSXSR" w:date="2026-10-29T21:16:42Z">
+      <w:del w:id="1007" w:author="Assessor GDSXSR" w:date="2026-10-30T19:47:11Z">
         <w:r>
           <w:rPr>
             <w:rFonts w:ascii="Arial" w:eastAsia="Arial" w:hAnsi="Arial" w:cs="Arial"/>
@@ -1094,7 +1166,7 @@
           <w:delText xml:space="preserve">na</w:delText>
         </w:r>
       </w:del>
-      <w:ins w:id="1004" w:author="Assessor GDSXSR" w:date="2026-10-29T21:16:42Z">
+      <w:ins w:id="1008" w:author="Assessor GDSXSR" w:date="2026-10-30T19:47:11Z">
         <w:r>
           <w:rPr>
             <w:rFonts w:ascii="Arial" w:eastAsia="Arial" w:hAnsi="Arial" w:cs="Arial"/>
@@ -1113,17 +1185,17 @@
         </w:rPr>
         <w:t xml:space="preserve"> </w:t>
       </w:r>
-      <w:del w:id="1005" w:author="Assessor GDSXSR" w:date="2026-10-29T21:16:42Z">
-        <w:r>
-          <w:rPr>
-            <w:rFonts w:ascii="Arial" w:eastAsia="Arial" w:hAnsi="Arial" w:cs="Arial"/>
-            <w:sz w:val="28"/>
-            <w:szCs w:val="28"/>
-          </w:rPr>
-          <w:delText xml:space="preserve">qual se pleiteia o pagamento de R$ 37.192,27, decorrente do inadimplemento</w:delText>
-        </w:r>
-      </w:del>
-      <w:ins w:id="1006" w:author="Assessor GDSXSR" w:date="2026-10-29T21:16:42Z">
+      <w:del w:id="1009" w:author="Assessor GDSXSR" w:date="2026-10-30T19:47:11Z">
+        <w:r>
+          <w:rPr>
+            <w:rFonts w:ascii="Arial" w:eastAsia="Arial" w:hAnsi="Arial" w:cs="Arial"/>
+            <w:sz w:val="28"/>
+            <w:szCs w:val="28"/>
+          </w:rPr>
+          <w:delText xml:space="preserve">qual se pleiteia o pagamento</w:delText>
+        </w:r>
+      </w:del>
+      <w:ins w:id="1010" w:author="Assessor GDSXSR" w:date="2026-10-30T19:47:11Z">
         <w:r>
           <w:rPr>
             <w:rFonts w:ascii="Arial" w:eastAsia="Arial" w:hAnsi="Arial" w:cs="Arial"/>
@@ -1140,36 +1212,46 @@
           <w:sz w:val="28"/>
           <w:szCs w:val="28"/>
         </w:rPr>
-        <w:t xml:space="preserve"> de notas fiscais</w:t>
-      </w:r>
-      <w:ins w:id="1007" w:author="Assessor GDSXSR" w:date="2026-10-29T21:16:42Z">
-        <w:r>
-          <w:rPr>
-            <w:rFonts w:ascii="Arial" w:eastAsia="Arial" w:hAnsi="Arial" w:cs="Arial"/>
-            <w:color w:val="808080"/>
-            <w:sz w:val="28"/>
-            <w:szCs w:val="28"/>
-          </w:rPr>
-          <w:t xml:space="preserve"> inadimplidas</w:t>
-        </w:r>
-      </w:ins>
-      <w:r>
-        <w:rPr>
-          <w:rFonts w:ascii="Arial" w:eastAsia="Arial" w:hAnsi="Arial" w:cs="Arial"/>
-          <w:sz w:val="28"/>
-          <w:szCs w:val="28"/>
-        </w:rPr>
-        <w:t xml:space="preserve"> relativas ao fornecimento de mercadorias</w:t>
-      </w:r>
-      <w:ins w:id="1008" w:author="Assessor GDSXSR" w:date="2026-10-29T21:16:42Z">
-        <w:r>
-          <w:rPr>
-            <w:rFonts w:ascii="Arial" w:eastAsia="Arial" w:hAnsi="Arial" w:cs="Arial"/>
-            <w:color w:val="808080"/>
-            <w:sz w:val="28"/>
-            <w:szCs w:val="28"/>
-          </w:rPr>
-          <w:t xml:space="preserve"> (R$ 37</w:t>
+        <w:t xml:space="preserve"> de </w:t>
+      </w:r>
+      <w:ins w:id="1011" w:author="Assessor GDSXSR" w:date="2026-10-30T19:47:11Z">
+        <w:r>
+          <w:rPr>
+            <w:rFonts w:ascii="Arial" w:eastAsia="Arial" w:hAnsi="Arial" w:cs="Arial"/>
+            <w:color w:val="808080"/>
+            <w:sz w:val="28"/>
+            <w:szCs w:val="28"/>
+          </w:rPr>
+          <w:t xml:space="preserve">notas fiscais inadimplidas (</w:t>
+        </w:r>
+      </w:ins>
+      <w:r>
+        <w:rPr>
+          <w:rFonts w:ascii="Arial" w:eastAsia="Arial" w:hAnsi="Arial" w:cs="Arial"/>
+          <w:sz w:val="28"/>
+          <w:szCs w:val="28"/>
+        </w:rPr>
+        <w:t xml:space="preserve">R$ 37.192,27</w:t>
+      </w:r>
+      <w:del w:id="1012" w:author="Assessor GDSXSR" w:date="2026-10-30T19:47:11Z">
+        <w:r>
+          <w:rPr>
+            <w:rFonts w:ascii="Arial" w:eastAsia="Arial" w:hAnsi="Arial" w:cs="Arial"/>
+            <w:sz w:val="28"/>
+            <w:szCs w:val="28"/>
+          </w:rPr>
+          <w:delText xml:space="preserve">, decorrente do inadimplemento de notas fiscais relativas ao fornecimento de mercadorias</w:delText>
+        </w:r>
+      </w:del>
+      <w:ins w:id="1013" w:author="Assessor GDSXSR" w:date="2026-10-30T19:47:11Z">
+        <w:r>
+          <w:rPr>
+            <w:rFonts w:ascii="Arial" w:eastAsia="Arial" w:hAnsi="Arial" w:cs="Arial"/>
+            <w:color w:val="808080"/>
+            <w:sz w:val="28"/>
+            <w:szCs w:val="28"/>
+          </w:rPr>
+          <w:t xml:space="preserve">)</w:t>
         </w:r>
       </w:ins>
       <w:r>
@@ -1180,17 +1262,6 @@
         </w:rPr>
         <w:t xml:space="preserve">.</w:t>
       </w:r>
-      <w:ins w:id="1009" w:author="Assessor GDSXSR" w:date="2026-10-29T21:16:42Z">
-        <w:r>
-          <w:rPr>
-            <w:rFonts w:ascii="Arial" w:eastAsia="Arial" w:hAnsi="Arial" w:cs="Arial"/>
-            <w:color w:val="808080"/>
-            <w:sz w:val="28"/>
-            <w:szCs w:val="28"/>
-          </w:rPr>
-          <w:t xml:space="preserve">192,27).</w:t>
-        </w:r>
-      </w:ins>
       <w:commentRangeEnd w:id="3"/>
       <w:r>
         <w:rPr>
@@ -1210,15 +1281,139 @@
           <w:sz w:val="28"/>
           <w:szCs w:val="28"/>
         </w:rPr>
-        <w:t>2.</w:t>
-      </w:r>
-      <w:r>
-        <w:rPr>
-          <w:rFonts w:ascii="Arial" w:eastAsia="Arial" w:hAnsi="Arial" w:cs="Arial"/>
-          <w:sz w:val="28"/>
-          <w:szCs w:val="28"/>
-        </w:rPr>
-        <w:t xml:space="preserve"> A sentença julgou parcialmente procedente o pedido monitório para excluir da cobrança o valor histórico de R$ 701,50, referente à duplicata nº 04 da Nota Fiscal nº 207285, diante da ausência de prova idônea da entrega das mercadorias. Constituiu título executivo judicial quanto ao remanescente relativo à Nota Fiscal nº 210954 e fixou honorários advocatícios em 10% sobre o débito constituído, já deduzido o montante excluído.</w:t>
+        <w:t xml:space="preserve">2.</w:t>
+      </w:r>
+      <w:r>
+        <w:rPr>
+          <w:rFonts w:ascii="Arial" w:eastAsia="Arial" w:hAnsi="Arial" w:cs="Arial"/>
+          <w:sz w:val="28"/>
+          <w:szCs w:val="28"/>
+        </w:rPr>
+        <w:t xml:space="preserve"> A sentença julgou parcialmente procedente o pedido monitório </w:t>
+      </w:r>
+      <w:del w:id="1014" w:author="Assessor GDSXSR" w:date="2026-10-30T19:47:11Z">
+        <w:r>
+          <w:rPr>
+            <w:rFonts w:ascii="Arial" w:eastAsia="Arial" w:hAnsi="Arial" w:cs="Arial"/>
+            <w:sz w:val="28"/>
+            <w:szCs w:val="28"/>
+          </w:rPr>
+          <w:delText xml:space="preserve">para</w:delText>
+        </w:r>
+      </w:del>
+      <w:ins w:id="1015" w:author="Assessor GDSXSR" w:date="2026-10-30T19:47:11Z">
+        <w:r>
+          <w:rPr>
+            <w:rFonts w:ascii="Arial" w:eastAsia="Arial" w:hAnsi="Arial" w:cs="Arial"/>
+            <w:color w:val="808080"/>
+            <w:sz w:val="28"/>
+            <w:szCs w:val="28"/>
+          </w:rPr>
+          <w:t xml:space="preserve">e</w:t>
+        </w:r>
+      </w:ins>
+      <w:r>
+        <w:rPr>
+          <w:rFonts w:ascii="Arial" w:eastAsia="Arial" w:hAnsi="Arial" w:cs="Arial"/>
+          <w:sz w:val="28"/>
+          <w:szCs w:val="28"/>
+        </w:rPr>
+        <w:t xml:space="preserve"> </w:t>
+      </w:r>
+      <w:del w:id="1016" w:author="Assessor GDSXSR" w:date="2026-10-30T19:47:11Z">
+        <w:r>
+          <w:rPr>
+            <w:rFonts w:ascii="Arial" w:eastAsia="Arial" w:hAnsi="Arial" w:cs="Arial"/>
+            <w:sz w:val="28"/>
+            <w:szCs w:val="28"/>
+          </w:rPr>
+          <w:delText xml:space="preserve">excluir</w:delText>
+        </w:r>
+      </w:del>
+      <w:ins w:id="1017" w:author="Assessor GDSXSR" w:date="2026-10-30T19:47:11Z">
+        <w:r>
+          <w:rPr>
+            <w:rFonts w:ascii="Arial" w:eastAsia="Arial" w:hAnsi="Arial" w:cs="Arial"/>
+            <w:color w:val="808080"/>
+            <w:sz w:val="28"/>
+            <w:szCs w:val="28"/>
+          </w:rPr>
+          <w:t xml:space="preserve">excluiu</w:t>
+        </w:r>
+      </w:ins>
+      <w:r>
+        <w:rPr>
+          <w:rFonts w:ascii="Arial" w:eastAsia="Arial" w:hAnsi="Arial" w:cs="Arial"/>
+          <w:sz w:val="28"/>
+          <w:szCs w:val="28"/>
+        </w:rPr>
+        <w:t xml:space="preserve"> da cobrança o valor histórico de R$ 701,50, referente à duplicata nº 04 da Nota Fiscal nº 207285, </w:t>
+      </w:r>
+      <w:del w:id="1018" w:author="Assessor GDSXSR" w:date="2026-10-30T19:47:11Z">
+        <w:r>
+          <w:rPr>
+            <w:rFonts w:ascii="Arial" w:eastAsia="Arial" w:hAnsi="Arial" w:cs="Arial"/>
+            <w:sz w:val="28"/>
+            <w:szCs w:val="28"/>
+          </w:rPr>
+          <w:delText xml:space="preserve">diante da</w:delText>
+        </w:r>
+      </w:del>
+      <w:ins w:id="1019" w:author="Assessor GDSXSR" w:date="2026-10-30T19:47:11Z">
+        <w:r>
+          <w:rPr>
+            <w:rFonts w:ascii="Arial" w:eastAsia="Arial" w:hAnsi="Arial" w:cs="Arial"/>
+            <w:color w:val="808080"/>
+            <w:sz w:val="28"/>
+            <w:szCs w:val="28"/>
+          </w:rPr>
+          <w:t xml:space="preserve">por</w:t>
+        </w:r>
+      </w:ins>
+      <w:r>
+        <w:rPr>
+          <w:rFonts w:ascii="Arial" w:eastAsia="Arial" w:hAnsi="Arial" w:cs="Arial"/>
+          <w:sz w:val="28"/>
+          <w:szCs w:val="28"/>
+        </w:rPr>
+        <w:t xml:space="preserve"> ausência de prova idônea da entrega das mercadorias. Constituiu título executivo judicial quanto ao </w:t>
+      </w:r>
+      <w:ins w:id="1020" w:author="Assessor GDSXSR" w:date="2026-10-30T19:47:11Z">
+        <w:r>
+          <w:rPr>
+            <w:rFonts w:ascii="Arial" w:eastAsia="Arial" w:hAnsi="Arial" w:cs="Arial"/>
+            <w:color w:val="808080"/>
+            <w:sz w:val="28"/>
+            <w:szCs w:val="28"/>
+          </w:rPr>
+          <w:t xml:space="preserve">saldo </w:t>
+        </w:r>
+      </w:ins>
+      <w:r>
+        <w:rPr>
+          <w:rFonts w:ascii="Arial" w:eastAsia="Arial" w:hAnsi="Arial" w:cs="Arial"/>
+          <w:sz w:val="28"/>
+          <w:szCs w:val="28"/>
+        </w:rPr>
+        <w:t xml:space="preserve">remanescente</w:t>
+      </w:r>
+      <w:del w:id="1021" w:author="Assessor GDSXSR" w:date="2026-10-30T19:47:11Z">
+        <w:r>
+          <w:rPr>
+            <w:rFonts w:ascii="Arial" w:eastAsia="Arial" w:hAnsi="Arial" w:cs="Arial"/>
+            <w:sz w:val="28"/>
+            <w:szCs w:val="28"/>
+          </w:rPr>
+          <w:delText xml:space="preserve"> relativo à Nota Fiscal nº 210954 e fixou honorários advocatícios em 10% sobre o débito constituído, já deduzido o montante excluído</w:delText>
+        </w:r>
+      </w:del>
+      <w:r>
+        <w:rPr>
+          <w:rFonts w:ascii="Arial" w:eastAsia="Arial" w:hAnsi="Arial" w:cs="Arial"/>
+          <w:sz w:val="28"/>
+          <w:szCs w:val="28"/>
+        </w:rPr>
+        <w:t xml:space="preserve">.</w:t>
       </w:r>
     </w:p>
     <w:p>
@@ -1301,25 +1496,45 @@
           <w:sz w:val="28"/>
           <w:szCs w:val="28"/>
         </w:rPr>
-        <w:t xml:space="preserve"> que o pagamento de três das quatro duplicatas originadas da mesma nota fiscal comprova a operação comercial e a entrega das mercadorias, além de invocar a boa-fé objetiva, a teoria dos atos próprios e a vedação ao enriquecimento sem causa.</w:t>
-      </w:r>
-      <w:r>
-        <w:rPr>
-          <w:rFonts w:ascii="Arial" w:eastAsia="Arial" w:hAnsi="Arial" w:cs="Arial"/>
-          <w:sz w:val="28"/>
-          <w:szCs w:val="28"/>
-        </w:rPr>
-        <w:t xml:space="preserve"> Requer a inclusão</w:t>
-      </w:r>
-      <w:ins w:id="1010" w:author="Assessor GDSXSR" w:date="2026-10-29T21:16:42Z">
-        <w:r>
-          <w:rPr>
-            <w:rFonts w:ascii="Arial" w:eastAsia="Arial" w:hAnsi="Arial" w:cs="Arial"/>
-            <w:color w:val="808080"/>
-            <w:sz w:val="28"/>
-            <w:szCs w:val="28"/>
-          </w:rPr>
-          <w:t xml:space="preserve">,</w:t>
+        <w:t xml:space="preserve"> que o pagamento de três das quatro duplicatas </w:t>
+      </w:r>
+      <w:del w:id="1022" w:author="Assessor GDSXSR" w:date="2026-10-30T19:47:11Z">
+        <w:r>
+          <w:rPr>
+            <w:rFonts w:ascii="Arial" w:eastAsia="Arial" w:hAnsi="Arial" w:cs="Arial"/>
+            <w:sz w:val="28"/>
+            <w:szCs w:val="28"/>
+          </w:rPr>
+          <w:delText xml:space="preserve">originadas </w:delText>
+        </w:r>
+      </w:del>
+      <w:r>
+        <w:rPr>
+          <w:rFonts w:ascii="Arial" w:eastAsia="Arial" w:hAnsi="Arial" w:cs="Arial"/>
+          <w:sz w:val="28"/>
+          <w:szCs w:val="28"/>
+        </w:rPr>
+        <w:t xml:space="preserve">da mesma nota fiscal comprova a operação comercial e a entrega das mercadorias, </w:t>
+      </w:r>
+      <w:del w:id="1023" w:author="Assessor GDSXSR" w:date="2026-10-30T19:47:11Z">
+        <w:r>
+          <w:rPr>
+            <w:rFonts w:ascii="Arial" w:eastAsia="Arial" w:hAnsi="Arial" w:cs="Arial"/>
+            <w:sz w:val="28"/>
+            <w:szCs w:val="28"/>
+          </w:rPr>
+          <w:delText xml:space="preserve">além</w:delText>
+        </w:r>
+      </w:del>
+      <w:ins w:id="1024" w:author="Assessor GDSXSR" w:date="2026-10-30T19:47:11Z">
+        <w:r>
+          <w:rPr>
+            <w:rFonts w:ascii="Arial" w:eastAsia="Arial" w:hAnsi="Arial" w:cs="Arial"/>
+            <w:color w:val="808080"/>
+            <w:sz w:val="28"/>
+            <w:szCs w:val="28"/>
+          </w:rPr>
+          <w:t xml:space="preserve">e</w:t>
         </w:r>
       </w:ins>
       <w:r>
@@ -1330,23 +1545,109 @@
         </w:rPr>
         <w:t xml:space="preserve"> </w:t>
       </w:r>
-      <w:r>
-        <w:rPr>
-          <w:rFonts w:ascii="Arial" w:eastAsia="Arial" w:hAnsi="Arial" w:cs="Arial"/>
-          <w:sz w:val="28"/>
-          <w:szCs w:val="28"/>
-        </w:rPr>
-        <w:t xml:space="preserve">na condenação</w:t>
-      </w:r>
-      <w:ins w:id="1011" w:author="Assessor GDSXSR" w:date="2026-10-29T21:16:42Z">
-        <w:r>
-          <w:rPr>
-            <w:rFonts w:ascii="Arial" w:eastAsia="Arial" w:hAnsi="Arial" w:cs="Arial"/>
-            <w:color w:val="808080"/>
-            <w:sz w:val="28"/>
-            <w:szCs w:val="28"/>
-          </w:rPr>
-          <w:t xml:space="preserve">,</w:t>
+      <w:del w:id="1025" w:author="Assessor GDSXSR" w:date="2026-10-30T19:47:11Z">
+        <w:r>
+          <w:rPr>
+            <w:rFonts w:ascii="Arial" w:eastAsia="Arial" w:hAnsi="Arial" w:cs="Arial"/>
+            <w:sz w:val="28"/>
+            <w:szCs w:val="28"/>
+          </w:rPr>
+          <w:delText xml:space="preserve">de invocar</w:delText>
+        </w:r>
+      </w:del>
+      <w:ins w:id="1026" w:author="Assessor GDSXSR" w:date="2026-10-30T19:47:11Z">
+        <w:r>
+          <w:rPr>
+            <w:rFonts w:ascii="Arial" w:eastAsia="Arial" w:hAnsi="Arial" w:cs="Arial"/>
+            <w:color w:val="808080"/>
+            <w:sz w:val="28"/>
+            <w:szCs w:val="28"/>
+          </w:rPr>
+          <w:t xml:space="preserve">invocando</w:t>
+        </w:r>
+      </w:ins>
+      <w:r>
+        <w:rPr>
+          <w:rFonts w:ascii="Arial" w:eastAsia="Arial" w:hAnsi="Arial" w:cs="Arial"/>
+          <w:sz w:val="28"/>
+          <w:szCs w:val="28"/>
+        </w:rPr>
+        <w:t xml:space="preserve"> a boa-fé objetiva</w:t>
+      </w:r>
+      <w:del w:id="1027" w:author="Assessor GDSXSR" w:date="2026-10-30T19:47:11Z">
+        <w:r>
+          <w:rPr>
+            <w:rFonts w:ascii="Arial" w:eastAsia="Arial" w:hAnsi="Arial" w:cs="Arial"/>
+            <w:sz w:val="28"/>
+            <w:szCs w:val="28"/>
+          </w:rPr>
+          <w:delText xml:space="preserve">, a teoria dos atos próprios</w:delText>
+        </w:r>
+      </w:del>
+      <w:r>
+        <w:rPr>
+          <w:rFonts w:ascii="Arial" w:eastAsia="Arial" w:hAnsi="Arial" w:cs="Arial"/>
+          <w:sz w:val="28"/>
+          <w:szCs w:val="28"/>
+        </w:rPr>
+        <w:t xml:space="preserve"> e a vedação ao enriquecimento sem causa.</w:t>
+      </w:r>
+      <w:r>
+        <w:rPr>
+          <w:rFonts w:ascii="Arial" w:eastAsia="Arial" w:hAnsi="Arial" w:cs="Arial"/>
+          <w:sz w:val="28"/>
+          <w:szCs w:val="28"/>
+        </w:rPr>
+        <w:t xml:space="preserve"> Requer a inclusão </w:t>
+      </w:r>
+      <w:del w:id="1028" w:author="Assessor GDSXSR" w:date="2026-10-30T19:47:11Z">
+        <w:r>
+          <w:rPr>
+            <w:rFonts w:ascii="Arial" w:eastAsia="Arial" w:hAnsi="Arial" w:cs="Arial"/>
+            <w:sz w:val="28"/>
+            <w:szCs w:val="28"/>
+          </w:rPr>
+          <w:delText xml:space="preserve">na condenação os</w:delText>
+        </w:r>
+      </w:del>
+      <w:ins w:id="1029" w:author="Assessor GDSXSR" w:date="2026-10-30T19:47:11Z">
+        <w:r>
+          <w:rPr>
+            <w:rFonts w:ascii="Arial" w:eastAsia="Arial" w:hAnsi="Arial" w:cs="Arial"/>
+            <w:color w:val="808080"/>
+            <w:sz w:val="28"/>
+            <w:szCs w:val="28"/>
+          </w:rPr>
+          <w:t xml:space="preserve">dos</w:t>
+        </w:r>
+      </w:ins>
+      <w:r>
+        <w:rPr>
+          <w:rFonts w:ascii="Arial" w:eastAsia="Arial" w:hAnsi="Arial" w:cs="Arial"/>
+          <w:sz w:val="28"/>
+          <w:szCs w:val="28"/>
+        </w:rPr>
+        <w:t xml:space="preserve"> R$ 701,50 </w:t>
+      </w:r>
+      <w:del w:id="1030" w:author="Assessor GDSXSR" w:date="2026-10-30T19:47:11Z">
+        <w:r>
+          <w:rPr>
+            <w:rFonts w:ascii="Arial" w:eastAsia="Arial" w:hAnsi="Arial" w:cs="Arial"/>
+            <w:sz w:val="28"/>
+            <w:szCs w:val="28"/>
+          </w:rPr>
+          <w:delText xml:space="preserve">correspondentes</w:delText>
+        </w:r>
+      </w:del>
+      <w:ins w:id="1031" w:author="Assessor GDSXSR" w:date="2026-10-30T19:47:11Z">
+        <w:r>
+          <w:rPr>
+            <w:rFonts w:ascii="Arial" w:eastAsia="Arial" w:hAnsi="Arial" w:cs="Arial"/>
+            <w:color w:val="808080"/>
+            <w:sz w:val="28"/>
+            <w:szCs w:val="28"/>
+          </w:rPr>
+          <w:t xml:space="preserve">na</w:t>
         </w:r>
       </w:ins>
       <w:r>
@@ -1357,34 +1658,34 @@
         </w:rPr>
         <w:t xml:space="preserve"> </w:t>
       </w:r>
-      <w:del w:id="1012" w:author="Assessor GDSXSR" w:date="2026-10-29T21:16:42Z">
-        <w:r>
-          <w:rPr>
-            <w:rFonts w:ascii="Arial" w:eastAsia="Arial" w:hAnsi="Arial" w:cs="Arial"/>
-            <w:sz w:val="28"/>
-            <w:szCs w:val="28"/>
-          </w:rPr>
-          <w:delText xml:space="preserve">os</w:delText>
-        </w:r>
-      </w:del>
-      <w:ins w:id="1013" w:author="Assessor GDSXSR" w:date="2026-10-29T21:16:42Z">
-        <w:r>
-          <w:rPr>
-            <w:rFonts w:ascii="Arial" w:eastAsia="Arial" w:hAnsi="Arial" w:cs="Arial"/>
-            <w:color w:val="808080"/>
-            <w:sz w:val="28"/>
-            <w:szCs w:val="28"/>
-          </w:rPr>
-          <w:t xml:space="preserve">dos</w:t>
-        </w:r>
-      </w:ins>
-      <w:r>
-        <w:rPr>
-          <w:rFonts w:ascii="Arial" w:eastAsia="Arial" w:hAnsi="Arial" w:cs="Arial"/>
-          <w:sz w:val="28"/>
-          <w:szCs w:val="28"/>
-        </w:rPr>
-        <w:t xml:space="preserve"> R$ 701,50 correspondentes à duplicata remanescente da Nota Fiscal nº 207285.</w:t>
+      <w:del w:id="1032" w:author="Assessor GDSXSR" w:date="2026-10-30T19:47:11Z">
+        <w:r>
+          <w:rPr>
+            <w:rFonts w:ascii="Arial" w:eastAsia="Arial" w:hAnsi="Arial" w:cs="Arial"/>
+            <w:sz w:val="28"/>
+            <w:szCs w:val="28"/>
+          </w:rPr>
+          <w:delText xml:space="preserve">à duplicata remanescente da Nota Fiscal nº 207285</w:delText>
+        </w:r>
+      </w:del>
+      <w:ins w:id="1033" w:author="Assessor GDSXSR" w:date="2026-10-30T19:47:11Z">
+        <w:r>
+          <w:rPr>
+            <w:rFonts w:ascii="Arial" w:eastAsia="Arial" w:hAnsi="Arial" w:cs="Arial"/>
+            <w:color w:val="808080"/>
+            <w:sz w:val="28"/>
+            <w:szCs w:val="28"/>
+          </w:rPr>
+          <w:t xml:space="preserve">condenação</w:t>
+        </w:r>
+      </w:ins>
+      <w:r>
+        <w:rPr>
+          <w:rFonts w:ascii="Arial" w:eastAsia="Arial" w:hAnsi="Arial" w:cs="Arial"/>
+          <w:sz w:val="28"/>
+          <w:szCs w:val="28"/>
+        </w:rPr>
+        <w:t xml:space="preserve">.</w:t>
       </w:r>
     </w:p>
     <w:p>
@@ -1422,15 +1723,189 @@
           <w:sz w:val="28"/>
           <w:szCs w:val="28"/>
         </w:rPr>
-        <w:t>A questão em discussão consiste em saber se o pagamento de outras duplicatas vinculadas à mesma nota fiscal supre a deficiência do comprovante de entrega, ilegível e rasurado, e constitui prova escrita suficiente para exigir, em ação monitória, o crédito de R$ 701,50 correspondente à duplicata remanescente</w:t>
-      </w:r>
-      <w:r>
-        <w:rPr>
-          <w:rFonts w:ascii="Arial" w:eastAsia="Arial" w:hAnsi="Arial" w:cs="Arial"/>
-          <w:sz w:val="28"/>
-          <w:szCs w:val="28"/>
-        </w:rPr>
-        <w:t>.</w:t>
+        <w:t xml:space="preserve">A questão</w:t>
+      </w:r>
+      <w:del w:id="1034" w:author="Assessor GDSXSR" w:date="2026-10-30T19:47:11Z">
+        <w:r>
+          <w:rPr>
+            <w:rFonts w:ascii="Arial" w:eastAsia="Arial" w:hAnsi="Arial" w:cs="Arial"/>
+            <w:sz w:val="28"/>
+            <w:szCs w:val="28"/>
+          </w:rPr>
+          <w:delText xml:space="preserve"> em discussão</w:delText>
+        </w:r>
+      </w:del>
+      <w:r>
+        <w:rPr>
+          <w:rFonts w:ascii="Arial" w:eastAsia="Arial" w:hAnsi="Arial" w:cs="Arial"/>
+          <w:sz w:val="28"/>
+          <w:szCs w:val="28"/>
+        </w:rPr>
+        <w:t xml:space="preserve"> consiste em saber se o pagamento de outras duplicatas </w:t>
+      </w:r>
+      <w:del w:id="1035" w:author="Assessor GDSXSR" w:date="2026-10-30T19:47:11Z">
+        <w:r>
+          <w:rPr>
+            <w:rFonts w:ascii="Arial" w:eastAsia="Arial" w:hAnsi="Arial" w:cs="Arial"/>
+            <w:sz w:val="28"/>
+            <w:szCs w:val="28"/>
+          </w:rPr>
+          <w:delText xml:space="preserve">vinculadas à</w:delText>
+        </w:r>
+      </w:del>
+      <w:ins w:id="1036" w:author="Assessor GDSXSR" w:date="2026-10-30T19:47:11Z">
+        <w:r>
+          <w:rPr>
+            <w:rFonts w:ascii="Arial" w:eastAsia="Arial" w:hAnsi="Arial" w:cs="Arial"/>
+            <w:color w:val="808080"/>
+            <w:sz w:val="28"/>
+            <w:szCs w:val="28"/>
+          </w:rPr>
+          <w:t xml:space="preserve">da</w:t>
+        </w:r>
+      </w:ins>
+      <w:r>
+        <w:rPr>
+          <w:rFonts w:ascii="Arial" w:eastAsia="Arial" w:hAnsi="Arial" w:cs="Arial"/>
+          <w:sz w:val="28"/>
+          <w:szCs w:val="28"/>
+        </w:rPr>
+        <w:t xml:space="preserve"> mesma nota fiscal supre a deficiência do comprovante de entrega, ilegível e rasurado, e constitui prova escrita suficiente para exigir, em ação monitória, </w:t>
+      </w:r>
+      <w:del w:id="1037" w:author="Assessor GDSXSR" w:date="2026-10-30T19:47:11Z">
+        <w:r>
+          <w:rPr>
+            <w:rFonts w:ascii="Arial" w:eastAsia="Arial" w:hAnsi="Arial" w:cs="Arial"/>
+            <w:sz w:val="28"/>
+            <w:szCs w:val="28"/>
+          </w:rPr>
+          <w:delText xml:space="preserve">o</w:delText>
+        </w:r>
+      </w:del>
+      <w:ins w:id="1038" w:author="Assessor GDSXSR" w:date="2026-10-30T19:47:11Z">
+        <w:r>
+          <w:rPr>
+            <w:rFonts w:ascii="Arial" w:eastAsia="Arial" w:hAnsi="Arial" w:cs="Arial"/>
+            <w:color w:val="808080"/>
+            <w:sz w:val="28"/>
+            <w:szCs w:val="28"/>
+          </w:rPr>
+          <w:t xml:space="preserve">a</w:t>
+        </w:r>
+      </w:ins>
+      <w:r>
+        <w:rPr>
+          <w:rFonts w:ascii="Arial" w:eastAsia="Arial" w:hAnsi="Arial" w:cs="Arial"/>
+          <w:sz w:val="28"/>
+          <w:szCs w:val="28"/>
+        </w:rPr>
+        <w:t xml:space="preserve"> </w:t>
+      </w:r>
+      <w:del w:id="1039" w:author="Assessor GDSXSR" w:date="2026-10-30T19:47:11Z">
+        <w:r>
+          <w:rPr>
+            <w:rFonts w:ascii="Arial" w:eastAsia="Arial" w:hAnsi="Arial" w:cs="Arial"/>
+            <w:sz w:val="28"/>
+            <w:szCs w:val="28"/>
+          </w:rPr>
+          <w:delText xml:space="preserve">crédito</w:delText>
+        </w:r>
+      </w:del>
+      <w:ins w:id="1040" w:author="Assessor GDSXSR" w:date="2026-10-30T19:47:11Z">
+        <w:r>
+          <w:rPr>
+            <w:rFonts w:ascii="Arial" w:eastAsia="Arial" w:hAnsi="Arial" w:cs="Arial"/>
+            <w:color w:val="808080"/>
+            <w:sz w:val="28"/>
+            <w:szCs w:val="28"/>
+          </w:rPr>
+          <w:t xml:space="preserve">duplicata</w:t>
+        </w:r>
+      </w:ins>
+      <w:r>
+        <w:rPr>
+          <w:rFonts w:ascii="Arial" w:eastAsia="Arial" w:hAnsi="Arial" w:cs="Arial"/>
+          <w:sz w:val="28"/>
+          <w:szCs w:val="28"/>
+        </w:rPr>
+        <w:t xml:space="preserve"> </w:t>
+      </w:r>
+      <w:del w:id="1041" w:author="Assessor GDSXSR" w:date="2026-10-30T19:47:11Z">
+        <w:r>
+          <w:rPr>
+            <w:rFonts w:ascii="Arial" w:eastAsia="Arial" w:hAnsi="Arial" w:cs="Arial"/>
+            <w:sz w:val="28"/>
+            <w:szCs w:val="28"/>
+          </w:rPr>
+          <w:delText xml:space="preserve">de</w:delText>
+        </w:r>
+      </w:del>
+      <w:ins w:id="1042" w:author="Assessor GDSXSR" w:date="2026-10-30T19:47:11Z">
+        <w:r>
+          <w:rPr>
+            <w:rFonts w:ascii="Arial" w:eastAsia="Arial" w:hAnsi="Arial" w:cs="Arial"/>
+            <w:color w:val="808080"/>
+            <w:sz w:val="28"/>
+            <w:szCs w:val="28"/>
+          </w:rPr>
+          <w:t xml:space="preserve">remanescente</w:t>
+        </w:r>
+      </w:ins>
+      <w:r>
+        <w:rPr>
+          <w:rFonts w:ascii="Arial" w:eastAsia="Arial" w:hAnsi="Arial" w:cs="Arial"/>
+          <w:sz w:val="28"/>
+          <w:szCs w:val="28"/>
+        </w:rPr>
+        <w:t xml:space="preserve"> </w:t>
+      </w:r>
+      <w:ins w:id="1043" w:author="Assessor GDSXSR" w:date="2026-10-30T19:47:11Z">
+        <w:r>
+          <w:rPr>
+            <w:rFonts w:ascii="Arial" w:eastAsia="Arial" w:hAnsi="Arial" w:cs="Arial"/>
+            <w:color w:val="808080"/>
+            <w:sz w:val="28"/>
+            <w:szCs w:val="28"/>
+          </w:rPr>
+          <w:t xml:space="preserve">(</w:t>
+        </w:r>
+      </w:ins>
+      <w:r>
+        <w:rPr>
+          <w:rFonts w:ascii="Arial" w:eastAsia="Arial" w:hAnsi="Arial" w:cs="Arial"/>
+          <w:sz w:val="28"/>
+          <w:szCs w:val="28"/>
+        </w:rPr>
+        <w:t xml:space="preserve">R$ 701,50</w:t>
+      </w:r>
+      <w:del w:id="1044" w:author="Assessor GDSXSR" w:date="2026-10-30T19:47:11Z">
+        <w:r>
+          <w:rPr>
+            <w:rFonts w:ascii="Arial" w:eastAsia="Arial" w:hAnsi="Arial" w:cs="Arial"/>
+            <w:sz w:val="28"/>
+            <w:szCs w:val="28"/>
+          </w:rPr>
+          <w:delText xml:space="preserve"> correspondente à duplicata remanescente</w:delText>
+        </w:r>
+      </w:del>
+      <w:ins w:id="1045" w:author="Assessor GDSXSR" w:date="2026-10-30T19:47:11Z">
+        <w:r>
+          <w:rPr>
+            <w:rFonts w:ascii="Arial" w:eastAsia="Arial" w:hAnsi="Arial" w:cs="Arial"/>
+            <w:color w:val="808080"/>
+            <w:sz w:val="28"/>
+            <w:szCs w:val="28"/>
+          </w:rPr>
+          <w:t xml:space="preserve">)</w:t>
+        </w:r>
+      </w:ins>
+      <w:r>
+        <w:rPr>
+          <w:rFonts w:ascii="Arial" w:eastAsia="Arial" w:hAnsi="Arial" w:cs="Arial"/>
+          <w:sz w:val="28"/>
+          <w:szCs w:val="28"/>
+        </w:rPr>
+        <w:t xml:space="preserve">.</w:t>
       </w:r>
     </w:p>
     <w:p>
@@ -1475,7 +1950,7 @@
         </w:rPr>
         <w:t xml:space="preserve">A ação monitória exige prova escrita apta a demonstrar a plausibilidade do crédito</w:t>
       </w:r>
-      <w:ins w:id="1014" w:author="Assessor GDSXSR" w:date="2026-10-29T21:16:42Z">
+      <w:ins w:id="1046" w:author="Assessor GDSXSR" w:date="2026-10-30T19:47:11Z">
         <w:r>
           <w:rPr>
             <w:rFonts w:ascii="Arial" w:eastAsia="Arial" w:hAnsi="Arial" w:cs="Arial"/>
@@ -1492,9 +1967,125 @@
           <w:sz w:val="28"/>
           <w:szCs w:val="28"/>
         </w:rPr>
-        <w:t xml:space="preserve">, e incumbe ao autor comprovar os fatos constitutivos de seu direito</w:t>
-      </w:r>
-      <w:ins w:id="1015" w:author="Assessor GDSXSR" w:date="2026-10-29T21:16:42Z">
+        <w:t xml:space="preserve">, e incumbe ao autor </w:t>
+      </w:r>
+      <w:del w:id="1047" w:author="Assessor GDSXSR" w:date="2026-10-30T19:47:11Z">
+        <w:r>
+          <w:rPr>
+            <w:rFonts w:ascii="Arial" w:eastAsia="Arial" w:hAnsi="Arial" w:cs="Arial"/>
+            <w:sz w:val="28"/>
+            <w:szCs w:val="28"/>
+          </w:rPr>
+          <w:delText xml:space="preserve">comprovar</w:delText>
+        </w:r>
+      </w:del>
+      <w:ins w:id="1048" w:author="Assessor GDSXSR" w:date="2026-10-30T19:47:11Z">
+        <w:r>
+          <w:rPr>
+            <w:rFonts w:ascii="Arial" w:eastAsia="Arial" w:hAnsi="Arial" w:cs="Arial"/>
+            <w:color w:val="808080"/>
+            <w:sz w:val="28"/>
+            <w:szCs w:val="28"/>
+          </w:rPr>
+          <w:t xml:space="preserve">provar</w:t>
+        </w:r>
+      </w:ins>
+      <w:r>
+        <w:rPr>
+          <w:rFonts w:ascii="Arial" w:eastAsia="Arial" w:hAnsi="Arial" w:cs="Arial"/>
+          <w:sz w:val="28"/>
+          <w:szCs w:val="28"/>
+        </w:rPr>
+        <w:t xml:space="preserve"> </w:t>
+      </w:r>
+      <w:del w:id="1049" w:author="Assessor GDSXSR" w:date="2026-10-30T19:47:11Z">
+        <w:r>
+          <w:rPr>
+            <w:rFonts w:ascii="Arial" w:eastAsia="Arial" w:hAnsi="Arial" w:cs="Arial"/>
+            <w:sz w:val="28"/>
+            <w:szCs w:val="28"/>
+          </w:rPr>
+          <w:delText xml:space="preserve">os</w:delText>
+        </w:r>
+      </w:del>
+      <w:ins w:id="1050" w:author="Assessor GDSXSR" w:date="2026-10-30T19:47:11Z">
+        <w:r>
+          <w:rPr>
+            <w:rFonts w:ascii="Arial" w:eastAsia="Arial" w:hAnsi="Arial" w:cs="Arial"/>
+            <w:color w:val="808080"/>
+            <w:sz w:val="28"/>
+            <w:szCs w:val="28"/>
+          </w:rPr>
+          <w:t xml:space="preserve">o</w:t>
+        </w:r>
+      </w:ins>
+      <w:r>
+        <w:rPr>
+          <w:rFonts w:ascii="Arial" w:eastAsia="Arial" w:hAnsi="Arial" w:cs="Arial"/>
+          <w:sz w:val="28"/>
+          <w:szCs w:val="28"/>
+        </w:rPr>
+        <w:t xml:space="preserve"> </w:t>
+      </w:r>
+      <w:del w:id="1051" w:author="Assessor GDSXSR" w:date="2026-10-30T19:47:11Z">
+        <w:r>
+          <w:rPr>
+            <w:rFonts w:ascii="Arial" w:eastAsia="Arial" w:hAnsi="Arial" w:cs="Arial"/>
+            <w:sz w:val="28"/>
+            <w:szCs w:val="28"/>
+          </w:rPr>
+          <w:delText xml:space="preserve">fatos</w:delText>
+        </w:r>
+      </w:del>
+      <w:ins w:id="1052" w:author="Assessor GDSXSR" w:date="2026-10-30T19:47:11Z">
+        <w:r>
+          <w:rPr>
+            <w:rFonts w:ascii="Arial" w:eastAsia="Arial" w:hAnsi="Arial" w:cs="Arial"/>
+            <w:color w:val="808080"/>
+            <w:sz w:val="28"/>
+            <w:szCs w:val="28"/>
+          </w:rPr>
+          <w:t xml:space="preserve">fato</w:t>
+        </w:r>
+      </w:ins>
+      <w:r>
+        <w:rPr>
+          <w:rFonts w:ascii="Arial" w:eastAsia="Arial" w:hAnsi="Arial" w:cs="Arial"/>
+          <w:sz w:val="28"/>
+          <w:szCs w:val="28"/>
+        </w:rPr>
+        <w:t xml:space="preserve"> </w:t>
+      </w:r>
+      <w:del w:id="1053" w:author="Assessor GDSXSR" w:date="2026-10-30T19:47:11Z">
+        <w:r>
+          <w:rPr>
+            <w:rFonts w:ascii="Arial" w:eastAsia="Arial" w:hAnsi="Arial" w:cs="Arial"/>
+            <w:sz w:val="28"/>
+            <w:szCs w:val="28"/>
+          </w:rPr>
+          <w:delText xml:space="preserve">constitutivos</w:delText>
+        </w:r>
+      </w:del>
+      <w:ins w:id="1054" w:author="Assessor GDSXSR" w:date="2026-10-30T19:47:11Z">
+        <w:r>
+          <w:rPr>
+            <w:rFonts w:ascii="Arial" w:eastAsia="Arial" w:hAnsi="Arial" w:cs="Arial"/>
+            <w:color w:val="808080"/>
+            <w:sz w:val="28"/>
+            <w:szCs w:val="28"/>
+          </w:rPr>
+          <w:t xml:space="preserve">constitutivo</w:t>
+        </w:r>
+      </w:ins>
+      <w:r>
+        <w:rPr>
+          <w:rFonts w:ascii="Arial" w:eastAsia="Arial" w:hAnsi="Arial" w:cs="Arial"/>
+          <w:sz w:val="28"/>
+          <w:szCs w:val="28"/>
+        </w:rPr>
+        <w:t xml:space="preserve"> de seu direito</w:t>
+      </w:r>
+      <w:ins w:id="1055" w:author="Assessor GDSXSR" w:date="2026-10-30T19:47:11Z">
         <w:r>
           <w:rPr>
             <w:rFonts w:ascii="Arial" w:eastAsia="Arial" w:hAnsi="Arial" w:cs="Arial"/>
@@ -1511,9 +2102,190 @@
           <w:sz w:val="28"/>
           <w:szCs w:val="28"/>
         </w:rPr>
-        <w:t xml:space="preserve">. Comprovante de entrega ilegível e rasurado, incapaz de identificar com segurança o recebedor e confirmar a efetiva entrega das mercadorias, não satisfaz </w:t>
-      </w:r>
-      <w:del w:id="1016" w:author="Assessor GDSXSR" w:date="2026-10-29T21:16:42Z">
+        <w:t xml:space="preserve">. Comprovante de entrega ilegível e rasurado, </w:t>
+      </w:r>
+      <w:del w:id="1056" w:author="Assessor GDSXSR" w:date="2026-10-30T19:47:11Z">
+        <w:r>
+          <w:rPr>
+            <w:rFonts w:ascii="Arial" w:eastAsia="Arial" w:hAnsi="Arial" w:cs="Arial"/>
+            <w:sz w:val="28"/>
+            <w:szCs w:val="28"/>
+          </w:rPr>
+          <w:delText xml:space="preserve">incapaz</w:delText>
+        </w:r>
+      </w:del>
+      <w:ins w:id="1057" w:author="Assessor GDSXSR" w:date="2026-10-30T19:47:11Z">
+        <w:r>
+          <w:rPr>
+            <w:rFonts w:ascii="Arial" w:eastAsia="Arial" w:hAnsi="Arial" w:cs="Arial"/>
+            <w:color w:val="808080"/>
+            <w:sz w:val="28"/>
+            <w:szCs w:val="28"/>
+          </w:rPr>
+          <w:t xml:space="preserve">que</w:t>
+        </w:r>
+      </w:ins>
+      <w:r>
+        <w:rPr>
+          <w:rFonts w:ascii="Arial" w:eastAsia="Arial" w:hAnsi="Arial" w:cs="Arial"/>
+          <w:sz w:val="28"/>
+          <w:szCs w:val="28"/>
+        </w:rPr>
+        <w:t xml:space="preserve"> </w:t>
+      </w:r>
+      <w:del w:id="1058" w:author="Assessor GDSXSR" w:date="2026-10-30T19:47:11Z">
+        <w:r>
+          <w:rPr>
+            <w:rFonts w:ascii="Arial" w:eastAsia="Arial" w:hAnsi="Arial" w:cs="Arial"/>
+            <w:sz w:val="28"/>
+            <w:szCs w:val="28"/>
+          </w:rPr>
+          <w:delText xml:space="preserve">de</w:delText>
+        </w:r>
+      </w:del>
+      <w:ins w:id="1059" w:author="Assessor GDSXSR" w:date="2026-10-30T19:47:11Z">
+        <w:r>
+          <w:rPr>
+            <w:rFonts w:ascii="Arial" w:eastAsia="Arial" w:hAnsi="Arial" w:cs="Arial"/>
+            <w:color w:val="808080"/>
+            <w:sz w:val="28"/>
+            <w:szCs w:val="28"/>
+          </w:rPr>
+          <w:t xml:space="preserve">não</w:t>
+        </w:r>
+      </w:ins>
+      <w:r>
+        <w:rPr>
+          <w:rFonts w:ascii="Arial" w:eastAsia="Arial" w:hAnsi="Arial" w:cs="Arial"/>
+          <w:sz w:val="28"/>
+          <w:szCs w:val="28"/>
+        </w:rPr>
+        <w:t xml:space="preserve"> </w:t>
+      </w:r>
+      <w:del w:id="1060" w:author="Assessor GDSXSR" w:date="2026-10-30T19:47:11Z">
+        <w:r>
+          <w:rPr>
+            <w:rFonts w:ascii="Arial" w:eastAsia="Arial" w:hAnsi="Arial" w:cs="Arial"/>
+            <w:sz w:val="28"/>
+            <w:szCs w:val="28"/>
+          </w:rPr>
+          <w:delText xml:space="preserve">identificar com segurança</w:delText>
+        </w:r>
+      </w:del>
+      <w:ins w:id="1061" w:author="Assessor GDSXSR" w:date="2026-10-30T19:47:11Z">
+        <w:r>
+          <w:rPr>
+            <w:rFonts w:ascii="Arial" w:eastAsia="Arial" w:hAnsi="Arial" w:cs="Arial"/>
+            <w:color w:val="808080"/>
+            <w:sz w:val="28"/>
+            <w:szCs w:val="28"/>
+          </w:rPr>
+          <w:t xml:space="preserve">identifica</w:t>
+        </w:r>
+      </w:ins>
+      <w:r>
+        <w:rPr>
+          <w:rFonts w:ascii="Arial" w:eastAsia="Arial" w:hAnsi="Arial" w:cs="Arial"/>
+          <w:sz w:val="28"/>
+          <w:szCs w:val="28"/>
+        </w:rPr>
+        <w:t xml:space="preserve"> o recebedor </w:t>
+      </w:r>
+      <w:del w:id="1062" w:author="Assessor GDSXSR" w:date="2026-10-30T19:47:11Z">
+        <w:r>
+          <w:rPr>
+            <w:rFonts w:ascii="Arial" w:eastAsia="Arial" w:hAnsi="Arial" w:cs="Arial"/>
+            <w:sz w:val="28"/>
+            <w:szCs w:val="28"/>
+          </w:rPr>
+          <w:delText xml:space="preserve">e</w:delText>
+        </w:r>
+      </w:del>
+      <w:ins w:id="1063" w:author="Assessor GDSXSR" w:date="2026-10-30T19:47:11Z">
+        <w:r>
+          <w:rPr>
+            <w:rFonts w:ascii="Arial" w:eastAsia="Arial" w:hAnsi="Arial" w:cs="Arial"/>
+            <w:color w:val="808080"/>
+            <w:sz w:val="28"/>
+            <w:szCs w:val="28"/>
+          </w:rPr>
+          <w:t xml:space="preserve">nem</w:t>
+        </w:r>
+      </w:ins>
+      <w:r>
+        <w:rPr>
+          <w:rFonts w:ascii="Arial" w:eastAsia="Arial" w:hAnsi="Arial" w:cs="Arial"/>
+          <w:sz w:val="28"/>
+          <w:szCs w:val="28"/>
+        </w:rPr>
+        <w:t xml:space="preserve"> </w:t>
+      </w:r>
+      <w:del w:id="1064" w:author="Assessor GDSXSR" w:date="2026-10-30T19:47:11Z">
+        <w:r>
+          <w:rPr>
+            <w:rFonts w:ascii="Arial" w:eastAsia="Arial" w:hAnsi="Arial" w:cs="Arial"/>
+            <w:sz w:val="28"/>
+            <w:szCs w:val="28"/>
+          </w:rPr>
+          <w:delText xml:space="preserve">confirmar</w:delText>
+        </w:r>
+      </w:del>
+      <w:ins w:id="1065" w:author="Assessor GDSXSR" w:date="2026-10-30T19:47:11Z">
+        <w:r>
+          <w:rPr>
+            <w:rFonts w:ascii="Arial" w:eastAsia="Arial" w:hAnsi="Arial" w:cs="Arial"/>
+            <w:color w:val="808080"/>
+            <w:sz w:val="28"/>
+            <w:szCs w:val="28"/>
+          </w:rPr>
+          <w:t xml:space="preserve">confirma</w:t>
+        </w:r>
+      </w:ins>
+      <w:r>
+        <w:rPr>
+          <w:rFonts w:ascii="Arial" w:eastAsia="Arial" w:hAnsi="Arial" w:cs="Arial"/>
+          <w:sz w:val="28"/>
+          <w:szCs w:val="28"/>
+        </w:rPr>
+        <w:t xml:space="preserve"> a </w:t>
+      </w:r>
+      <w:del w:id="1066" w:author="Assessor GDSXSR" w:date="2026-10-30T19:47:11Z">
+        <w:r>
+          <w:rPr>
+            <w:rFonts w:ascii="Arial" w:eastAsia="Arial" w:hAnsi="Arial" w:cs="Arial"/>
+            <w:sz w:val="28"/>
+            <w:szCs w:val="28"/>
+          </w:rPr>
+          <w:delText xml:space="preserve">efetiva </w:delText>
+        </w:r>
+      </w:del>
+      <w:r>
+        <w:rPr>
+          <w:rFonts w:ascii="Arial" w:eastAsia="Arial" w:hAnsi="Arial" w:cs="Arial"/>
+          <w:sz w:val="28"/>
+          <w:szCs w:val="28"/>
+        </w:rPr>
+        <w:t xml:space="preserve">entrega</w:t>
+      </w:r>
+      <w:del w:id="1067" w:author="Assessor GDSXSR" w:date="2026-10-30T19:47:11Z">
+        <w:r>
+          <w:rPr>
+            <w:rFonts w:ascii="Arial" w:eastAsia="Arial" w:hAnsi="Arial" w:cs="Arial"/>
+            <w:sz w:val="28"/>
+            <w:szCs w:val="28"/>
+          </w:rPr>
+          <w:delText xml:space="preserve"> das mercadorias</w:delText>
+        </w:r>
+      </w:del>
+      <w:r>
+        <w:rPr>
+          <w:rFonts w:ascii="Arial" w:eastAsia="Arial" w:hAnsi="Arial" w:cs="Arial"/>
+          <w:sz w:val="28"/>
+          <w:szCs w:val="28"/>
+        </w:rPr>
+        <w:t xml:space="preserve">, não satisfaz </w:t>
+      </w:r>
+      <w:del w:id="1068" w:author="Assessor GDSXSR" w:date="2026-10-30T19:47:11Z">
         <w:r>
           <w:rPr>
             <w:rFonts w:ascii="Arial" w:eastAsia="Arial" w:hAnsi="Arial" w:cs="Arial"/>
@@ -1523,7 +2295,7 @@
           <w:delText xml:space="preserve">a</w:delText>
         </w:r>
       </w:del>
-      <w:ins w:id="1017" w:author="Assessor GDSXSR" w:date="2026-10-29T21:16:42Z">
+      <w:ins w:id="1069" w:author="Assessor GDSXSR" w:date="2026-10-30T19:47:11Z">
         <w:r>
           <w:rPr>
             <w:rFonts w:ascii="Arial" w:eastAsia="Arial" w:hAnsi="Arial" w:cs="Arial"/>
@@ -1542,7 +2314,7 @@
         </w:rPr>
         <w:t xml:space="preserve"> exigência</w:t>
       </w:r>
-      <w:del w:id="1018" w:author="Assessor GDSXSR" w:date="2026-10-29T21:16:42Z">
+      <w:del w:id="1070" w:author="Assessor GDSXSR" w:date="2026-10-30T19:47:11Z">
         <w:r>
           <w:rPr>
             <w:rFonts w:ascii="Arial" w:eastAsia="Arial" w:hAnsi="Arial" w:cs="Arial"/>
@@ -1558,9 +2330,96 @@
           <w:sz w:val="28"/>
           <w:szCs w:val="28"/>
         </w:rPr>
-        <w:t xml:space="preserve">, sobretudo quando a irregularidade persiste após oportunidade concedida ao credor para apresentar documento legível</w:t>
-      </w:r>
-      <w:ins w:id="1019" w:author="Assessor GDSXSR" w:date="2026-10-29T21:16:42Z">
+        <w:t xml:space="preserve">, sobretudo </w:t>
+      </w:r>
+      <w:del w:id="1071" w:author="Assessor GDSXSR" w:date="2026-10-30T19:47:11Z">
+        <w:r>
+          <w:rPr>
+            <w:rFonts w:ascii="Arial" w:eastAsia="Arial" w:hAnsi="Arial" w:cs="Arial"/>
+            <w:sz w:val="28"/>
+            <w:szCs w:val="28"/>
+          </w:rPr>
+          <w:delText xml:space="preserve">quando</w:delText>
+        </w:r>
+      </w:del>
+      <w:ins w:id="1072" w:author="Assessor GDSXSR" w:date="2026-10-30T19:47:11Z">
+        <w:r>
+          <w:rPr>
+            <w:rFonts w:ascii="Arial" w:eastAsia="Arial" w:hAnsi="Arial" w:cs="Arial"/>
+            <w:color w:val="808080"/>
+            <w:sz w:val="28"/>
+            <w:szCs w:val="28"/>
+          </w:rPr>
+          <w:t xml:space="preserve">se</w:t>
+        </w:r>
+      </w:ins>
+      <w:r>
+        <w:rPr>
+          <w:rFonts w:ascii="Arial" w:eastAsia="Arial" w:hAnsi="Arial" w:cs="Arial"/>
+          <w:sz w:val="28"/>
+          <w:szCs w:val="28"/>
+        </w:rPr>
+        <w:t xml:space="preserve"> a irregularidade persiste após oportunidade </w:t>
+      </w:r>
+      <w:del w:id="1073" w:author="Assessor GDSXSR" w:date="2026-10-30T19:47:11Z">
+        <w:r>
+          <w:rPr>
+            <w:rFonts w:ascii="Arial" w:eastAsia="Arial" w:hAnsi="Arial" w:cs="Arial"/>
+            <w:sz w:val="28"/>
+            <w:szCs w:val="28"/>
+          </w:rPr>
+          <w:delText xml:space="preserve">concedida</w:delText>
+        </w:r>
+      </w:del>
+      <w:ins w:id="1074" w:author="Assessor GDSXSR" w:date="2026-10-30T19:47:11Z">
+        <w:r>
+          <w:rPr>
+            <w:rFonts w:ascii="Arial" w:eastAsia="Arial" w:hAnsi="Arial" w:cs="Arial"/>
+            <w:color w:val="808080"/>
+            <w:sz w:val="28"/>
+            <w:szCs w:val="28"/>
+          </w:rPr>
+          <w:t xml:space="preserve">de</w:t>
+        </w:r>
+      </w:ins>
+      <w:r>
+        <w:rPr>
+          <w:rFonts w:ascii="Arial" w:eastAsia="Arial" w:hAnsi="Arial" w:cs="Arial"/>
+          <w:sz w:val="28"/>
+          <w:szCs w:val="28"/>
+        </w:rPr>
+        <w:t xml:space="preserve"> </w:t>
+      </w:r>
+      <w:del w:id="1075" w:author="Assessor GDSXSR" w:date="2026-10-30T19:47:11Z">
+        <w:r>
+          <w:rPr>
+            <w:rFonts w:ascii="Arial" w:eastAsia="Arial" w:hAnsi="Arial" w:cs="Arial"/>
+            <w:sz w:val="28"/>
+            <w:szCs w:val="28"/>
+          </w:rPr>
+          <w:delText xml:space="preserve">ao credor para apresentar</w:delText>
+        </w:r>
+      </w:del>
+      <w:ins w:id="1076" w:author="Assessor GDSXSR" w:date="2026-10-30T19:47:11Z">
+        <w:r>
+          <w:rPr>
+            <w:rFonts w:ascii="Arial" w:eastAsia="Arial" w:hAnsi="Arial" w:cs="Arial"/>
+            <w:color w:val="808080"/>
+            <w:sz w:val="28"/>
+            <w:szCs w:val="28"/>
+          </w:rPr>
+          <w:t xml:space="preserve">juntar</w:t>
+        </w:r>
+      </w:ins>
+      <w:r>
+        <w:rPr>
+          <w:rFonts w:ascii="Arial" w:eastAsia="Arial" w:hAnsi="Arial" w:cs="Arial"/>
+          <w:sz w:val="28"/>
+          <w:szCs w:val="28"/>
+        </w:rPr>
+        <w:t xml:space="preserve"> documento legível</w:t>
+      </w:r>
+      <w:ins w:id="1077" w:author="Assessor GDSXSR" w:date="2026-10-30T19:47:11Z">
         <w:r>
           <w:rPr>
             <w:rFonts w:ascii="Arial" w:eastAsia="Arial" w:hAnsi="Arial" w:cs="Arial"/>
@@ -1604,8 +2463,47 @@
           <w:sz w:val="28"/>
           <w:szCs w:val="28"/>
         </w:rPr>
-        <w:t>O pagamento de outras duplicatas emitidas a partir da mesma nota fiscal constitui indício da relação comercial, mas não supre a ausência de prova do fato constitutivo do crédito especificamente cobrado. O adimplemento de parcelas da mesma operação não permite concluir, por si só, pela efetiva entrega da mercadoria vinculada ao título remanescente quando o documento destinado a comprová-la</w:t>
-      </w:r>
+        <w:t xml:space="preserve">O pagamento de outras duplicatas </w:t>
+      </w:r>
+      <w:del w:id="1078" w:author="Assessor GDSXSR" w:date="2026-10-30T19:47:11Z">
+        <w:r>
+          <w:rPr>
+            <w:rFonts w:ascii="Arial" w:eastAsia="Arial" w:hAnsi="Arial" w:cs="Arial"/>
+            <w:sz w:val="28"/>
+            <w:szCs w:val="28"/>
+          </w:rPr>
+          <w:delText xml:space="preserve">emitidas a partir </w:delText>
+        </w:r>
+      </w:del>
+      <w:r>
+        <w:rPr>
+          <w:rFonts w:ascii="Arial" w:eastAsia="Arial" w:hAnsi="Arial" w:cs="Arial"/>
+          <w:sz w:val="28"/>
+          <w:szCs w:val="28"/>
+        </w:rPr>
+        <w:t xml:space="preserve">da mesma nota fiscal </w:t>
+      </w:r>
+      <w:del w:id="1079" w:author="Assessor GDSXSR" w:date="2026-10-30T19:47:11Z">
+        <w:r>
+          <w:rPr>
+            <w:rFonts w:ascii="Arial" w:eastAsia="Arial" w:hAnsi="Arial" w:cs="Arial"/>
+            <w:sz w:val="28"/>
+            <w:szCs w:val="28"/>
+          </w:rPr>
+          <w:delText xml:space="preserve">constitui</w:delText>
+        </w:r>
+      </w:del>
+      <w:ins w:id="1080" w:author="Assessor GDSXSR" w:date="2026-10-30T19:47:11Z">
+        <w:r>
+          <w:rPr>
+            <w:rFonts w:ascii="Arial" w:eastAsia="Arial" w:hAnsi="Arial" w:cs="Arial"/>
+            <w:color w:val="808080"/>
+            <w:sz w:val="28"/>
+            <w:szCs w:val="28"/>
+          </w:rPr>
+          <w:t xml:space="preserve">indica</w:t>
+        </w:r>
+      </w:ins>
       <w:r>
         <w:rPr>
           <w:rFonts w:ascii="Arial" w:eastAsia="Arial" w:hAnsi="Arial" w:cs="Arial"/>
@@ -1614,21 +2512,218 @@
         </w:rPr>
         <w:t xml:space="preserve"> </w:t>
       </w:r>
-      <w:r>
-        <w:rPr>
-          <w:rFonts w:ascii="Arial" w:eastAsia="Arial" w:hAnsi="Arial" w:cs="Arial"/>
-          <w:sz w:val="28"/>
-          <w:szCs w:val="28"/>
-        </w:rPr>
-        <w:t>apresenta vícios que comprometem sua força probatória</w:t>
-      </w:r>
-      <w:r>
-        <w:rPr>
-          <w:rFonts w:ascii="Arial" w:eastAsia="Arial" w:hAnsi="Arial" w:cs="Arial"/>
-          <w:sz w:val="28"/>
-          <w:szCs w:val="28"/>
-        </w:rPr>
-        <w:t>.</w:t>
+      <w:del w:id="1081" w:author="Assessor GDSXSR" w:date="2026-10-30T19:47:11Z">
+        <w:r>
+          <w:rPr>
+            <w:rFonts w:ascii="Arial" w:eastAsia="Arial" w:hAnsi="Arial" w:cs="Arial"/>
+            <w:sz w:val="28"/>
+            <w:szCs w:val="28"/>
+          </w:rPr>
+          <w:delText xml:space="preserve">indício da</w:delText>
+        </w:r>
+      </w:del>
+      <w:ins w:id="1082" w:author="Assessor GDSXSR" w:date="2026-10-30T19:47:11Z">
+        <w:r>
+          <w:rPr>
+            <w:rFonts w:ascii="Arial" w:eastAsia="Arial" w:hAnsi="Arial" w:cs="Arial"/>
+            <w:color w:val="808080"/>
+            <w:sz w:val="28"/>
+            <w:szCs w:val="28"/>
+          </w:rPr>
+          <w:t xml:space="preserve">a</w:t>
+        </w:r>
+      </w:ins>
+      <w:r>
+        <w:rPr>
+          <w:rFonts w:ascii="Arial" w:eastAsia="Arial" w:hAnsi="Arial" w:cs="Arial"/>
+          <w:sz w:val="28"/>
+          <w:szCs w:val="28"/>
+        </w:rPr>
+        <w:t xml:space="preserve"> relação comercial, mas não supre a </w:t>
+      </w:r>
+      <w:del w:id="1083" w:author="Assessor GDSXSR" w:date="2026-10-30T19:47:11Z">
+        <w:r>
+          <w:rPr>
+            <w:rFonts w:ascii="Arial" w:eastAsia="Arial" w:hAnsi="Arial" w:cs="Arial"/>
+            <w:sz w:val="28"/>
+            <w:szCs w:val="28"/>
+          </w:rPr>
+          <w:delText xml:space="preserve">ausência de </w:delText>
+        </w:r>
+      </w:del>
+      <w:r>
+        <w:rPr>
+          <w:rFonts w:ascii="Arial" w:eastAsia="Arial" w:hAnsi="Arial" w:cs="Arial"/>
+          <w:sz w:val="28"/>
+          <w:szCs w:val="28"/>
+        </w:rPr>
+        <w:t xml:space="preserve">prova </w:t>
+      </w:r>
+      <w:del w:id="1084" w:author="Assessor GDSXSR" w:date="2026-10-30T19:47:11Z">
+        <w:r>
+          <w:rPr>
+            <w:rFonts w:ascii="Arial" w:eastAsia="Arial" w:hAnsi="Arial" w:cs="Arial"/>
+            <w:sz w:val="28"/>
+            <w:szCs w:val="28"/>
+          </w:rPr>
+          <w:delText xml:space="preserve">do fato constitutivo do crédito especificamente cobrado. O adimplemento de parcelas </w:delText>
+        </w:r>
+      </w:del>
+      <w:r>
+        <w:rPr>
+          <w:rFonts w:ascii="Arial" w:eastAsia="Arial" w:hAnsi="Arial" w:cs="Arial"/>
+          <w:sz w:val="28"/>
+          <w:szCs w:val="28"/>
+        </w:rPr>
+        <w:t xml:space="preserve">da</w:t>
+      </w:r>
+      <w:del w:id="1085" w:author="Assessor GDSXSR" w:date="2026-10-30T19:47:11Z">
+        <w:r>
+          <w:rPr>
+            <w:rFonts w:ascii="Arial" w:eastAsia="Arial" w:hAnsi="Arial" w:cs="Arial"/>
+            <w:sz w:val="28"/>
+            <w:szCs w:val="28"/>
+          </w:rPr>
+          <w:delText xml:space="preserve"> mesma operação não permite concluir, por si só, pela efetiva</w:delText>
+        </w:r>
+      </w:del>
+      <w:r>
+        <w:rPr>
+          <w:rFonts w:ascii="Arial" w:eastAsia="Arial" w:hAnsi="Arial" w:cs="Arial"/>
+          <w:sz w:val="28"/>
+          <w:szCs w:val="28"/>
+        </w:rPr>
+        <w:t xml:space="preserve"> entrega da mercadoria vinculada ao título remanescente</w:t>
+      </w:r>
+      <w:ins w:id="1086" w:author="Assessor GDSXSR" w:date="2026-10-30T19:47:11Z">
+        <w:r>
+          <w:rPr>
+            <w:rFonts w:ascii="Arial" w:eastAsia="Arial" w:hAnsi="Arial" w:cs="Arial"/>
+            <w:color w:val="808080"/>
+            <w:sz w:val="28"/>
+            <w:szCs w:val="28"/>
+          </w:rPr>
+          <w:t xml:space="preserve">,</w:t>
+        </w:r>
+      </w:ins>
+      <w:r>
+        <w:rPr>
+          <w:rFonts w:ascii="Arial" w:eastAsia="Arial" w:hAnsi="Arial" w:cs="Arial"/>
+          <w:sz w:val="28"/>
+          <w:szCs w:val="28"/>
+        </w:rPr>
+        <w:t xml:space="preserve"> </w:t>
+      </w:r>
+      <w:del w:id="1087" w:author="Assessor GDSXSR" w:date="2026-10-30T19:47:11Z">
+        <w:r>
+          <w:rPr>
+            <w:rFonts w:ascii="Arial" w:eastAsia="Arial" w:hAnsi="Arial" w:cs="Arial"/>
+            <w:sz w:val="28"/>
+            <w:szCs w:val="28"/>
+          </w:rPr>
+          <w:delText xml:space="preserve">quando</w:delText>
+        </w:r>
+      </w:del>
+      <w:ins w:id="1088" w:author="Assessor GDSXSR" w:date="2026-10-30T19:47:11Z">
+        <w:r>
+          <w:rPr>
+            <w:rFonts w:ascii="Arial" w:eastAsia="Arial" w:hAnsi="Arial" w:cs="Arial"/>
+            <w:color w:val="808080"/>
+            <w:sz w:val="28"/>
+            <w:szCs w:val="28"/>
+          </w:rPr>
+          <w:t xml:space="preserve">cujo</w:t>
+        </w:r>
+      </w:ins>
+      <w:r>
+        <w:rPr>
+          <w:rFonts w:ascii="Arial" w:eastAsia="Arial" w:hAnsi="Arial" w:cs="Arial"/>
+          <w:sz w:val="28"/>
+          <w:szCs w:val="28"/>
+        </w:rPr>
+        <w:t xml:space="preserve"> </w:t>
+      </w:r>
+      <w:del w:id="1089" w:author="Assessor GDSXSR" w:date="2026-10-30T19:47:11Z">
+        <w:r>
+          <w:rPr>
+            <w:rFonts w:ascii="Arial" w:eastAsia="Arial" w:hAnsi="Arial" w:cs="Arial"/>
+            <w:sz w:val="28"/>
+            <w:szCs w:val="28"/>
+          </w:rPr>
+          <w:delText xml:space="preserve">o</w:delText>
+        </w:r>
+      </w:del>
+      <w:ins w:id="1090" w:author="Assessor GDSXSR" w:date="2026-10-30T19:47:11Z">
+        <w:r>
+          <w:rPr>
+            <w:rFonts w:ascii="Arial" w:eastAsia="Arial" w:hAnsi="Arial" w:cs="Arial"/>
+            <w:color w:val="808080"/>
+            <w:sz w:val="28"/>
+            <w:szCs w:val="28"/>
+          </w:rPr>
+          <w:t xml:space="preserve">comprovante</w:t>
+        </w:r>
+      </w:ins>
+      <w:r>
+        <w:rPr>
+          <w:rFonts w:ascii="Arial" w:eastAsia="Arial" w:hAnsi="Arial" w:cs="Arial"/>
+          <w:sz w:val="28"/>
+          <w:szCs w:val="28"/>
+        </w:rPr>
+        <w:t xml:space="preserve"> </w:t>
+      </w:r>
+      <w:del w:id="1091" w:author="Assessor GDSXSR" w:date="2026-10-30T19:47:11Z">
+        <w:r>
+          <w:rPr>
+            <w:rFonts w:ascii="Arial" w:eastAsia="Arial" w:hAnsi="Arial" w:cs="Arial"/>
+            <w:sz w:val="28"/>
+            <w:szCs w:val="28"/>
+          </w:rPr>
+          <w:delText xml:space="preserve">documento destinado a comprová-la</w:delText>
+        </w:r>
+        <w:r>
+          <w:rPr>
+            <w:rFonts w:ascii="Arial" w:eastAsia="Arial" w:hAnsi="Arial" w:cs="Arial"/>
+            <w:sz w:val="28"/>
+            <w:szCs w:val="28"/>
+          </w:rPr>
+          <w:delText xml:space="preserve"> </w:delText>
+        </w:r>
+        <w:r>
+          <w:rPr>
+            <w:rFonts w:ascii="Arial" w:eastAsia="Arial" w:hAnsi="Arial" w:cs="Arial"/>
+            <w:sz w:val="28"/>
+            <w:szCs w:val="28"/>
+          </w:rPr>
+          <w:delText xml:space="preserve">apresenta</w:delText>
+        </w:r>
+      </w:del>
+      <w:ins w:id="1092" w:author="Assessor GDSXSR" w:date="2026-10-30T19:47:11Z">
+        <w:r>
+          <w:rPr>
+            <w:rFonts w:ascii="Arial" w:eastAsia="Arial" w:hAnsi="Arial" w:cs="Arial"/>
+            <w:color w:val="808080"/>
+            <w:sz w:val="28"/>
+            <w:szCs w:val="28"/>
+          </w:rPr>
+          <w:t xml:space="preserve">tem</w:t>
+        </w:r>
+      </w:ins>
+      <w:r>
+        <w:rPr>
+          <w:rFonts w:ascii="Arial" w:eastAsia="Arial" w:hAnsi="Arial" w:cs="Arial"/>
+          <w:sz w:val="28"/>
+          <w:szCs w:val="28"/>
+        </w:rPr>
+        <w:t xml:space="preserve"> vícios que comprometem sua força probatória</w:t>
+      </w:r>
+      <w:r>
+        <w:rPr>
+          <w:rFonts w:ascii="Arial" w:eastAsia="Arial" w:hAnsi="Arial" w:cs="Arial"/>
+          <w:sz w:val="28"/>
+          <w:szCs w:val="28"/>
+        </w:rPr>
+        <w:t xml:space="preserve">.</w:t>
       </w:r>
     </w:p>
     <w:p>
@@ -1656,9 +2751,27 @@
           <w:sz w:val="28"/>
           <w:szCs w:val="28"/>
         </w:rPr>
-        <w:t xml:space="preserve">A exclusão do crédito de R$ 701,50 por insuficiência probatória não viola a boa-fé objetiva </w:t>
-      </w:r>
-      <w:del w:id="1020" w:author="Assessor GDSXSR" w:date="2026-10-29T21:16:42Z">
+        <w:t xml:space="preserve">A exclusão do crédito</w:t>
+      </w:r>
+      <w:del w:id="1093" w:author="Assessor GDSXSR" w:date="2026-10-30T19:47:11Z">
+        <w:r>
+          <w:rPr>
+            <w:rFonts w:ascii="Arial" w:eastAsia="Arial" w:hAnsi="Arial" w:cs="Arial"/>
+            <w:sz w:val="28"/>
+            <w:szCs w:val="28"/>
+          </w:rPr>
+          <w:delText xml:space="preserve"> de R$ 701,50</w:delText>
+        </w:r>
+      </w:del>
+      <w:r>
+        <w:rPr>
+          <w:rFonts w:ascii="Arial" w:eastAsia="Arial" w:hAnsi="Arial" w:cs="Arial"/>
+          <w:sz w:val="28"/>
+          <w:szCs w:val="28"/>
+        </w:rPr>
+        <w:t xml:space="preserve"> por insuficiência probatória não viola a boa-fé objetiva </w:t>
+      </w:r>
+      <w:del w:id="1094" w:author="Assessor GDSXSR" w:date="2026-10-30T19:47:11Z">
         <w:r>
           <w:rPr>
             <w:rFonts w:ascii="Arial" w:eastAsia="Arial" w:hAnsi="Arial" w:cs="Arial"/>
@@ -1668,7 +2781,7 @@
           <w:delText xml:space="preserve">sequer</w:delText>
         </w:r>
       </w:del>
-      <w:ins w:id="1021" w:author="Assessor GDSXSR" w:date="2026-10-29T21:16:42Z">
+      <w:ins w:id="1095" w:author="Assessor GDSXSR" w:date="2026-10-30T19:47:11Z">
         <w:r>
           <w:rPr>
             <w:rFonts w:ascii="Arial" w:eastAsia="Arial" w:hAnsi="Arial" w:cs="Arial"/>
@@ -1685,9 +2798,103 @@
           <w:sz w:val="28"/>
           <w:szCs w:val="28"/>
         </w:rPr>
-        <w:t xml:space="preserve"> configura comportamento contraditório ou enriquecimento sem causa, pois decorre do descumprimento do ônus probatório atribuído à autora.</w:t>
-      </w:r>
-      <w:del w:id="1022" w:author="Assessor GDSXSR" w:date="2026-10-29T21:16:42Z">
+        <w:t xml:space="preserve"> configura</w:t>
+      </w:r>
+      <w:del w:id="1096" w:author="Assessor GDSXSR" w:date="2026-10-30T19:47:11Z">
+        <w:r>
+          <w:rPr>
+            <w:rFonts w:ascii="Arial" w:eastAsia="Arial" w:hAnsi="Arial" w:cs="Arial"/>
+            <w:sz w:val="28"/>
+            <w:szCs w:val="28"/>
+          </w:rPr>
+          <w:delText xml:space="preserve"> comportamento contraditório ou</w:delText>
+        </w:r>
+      </w:del>
+      <w:r>
+        <w:rPr>
+          <w:rFonts w:ascii="Arial" w:eastAsia="Arial" w:hAnsi="Arial" w:cs="Arial"/>
+          <w:sz w:val="28"/>
+          <w:szCs w:val="28"/>
+        </w:rPr>
+        <w:t xml:space="preserve"> enriquecimento sem causa, pois decorre do </w:t>
+      </w:r>
+      <w:del w:id="1097" w:author="Assessor GDSXSR" w:date="2026-10-30T19:47:11Z">
+        <w:r>
+          <w:rPr>
+            <w:rFonts w:ascii="Arial" w:eastAsia="Arial" w:hAnsi="Arial" w:cs="Arial"/>
+            <w:sz w:val="28"/>
+            <w:szCs w:val="28"/>
+          </w:rPr>
+          <w:delText xml:space="preserve">descumprimento do </w:delText>
+        </w:r>
+      </w:del>
+      <w:r>
+        <w:rPr>
+          <w:rFonts w:ascii="Arial" w:eastAsia="Arial" w:hAnsi="Arial" w:cs="Arial"/>
+          <w:sz w:val="28"/>
+          <w:szCs w:val="28"/>
+        </w:rPr>
+        <w:t xml:space="preserve">ônus probatório </w:t>
+      </w:r>
+      <w:del w:id="1098" w:author="Assessor GDSXSR" w:date="2026-10-30T19:47:11Z">
+        <w:r>
+          <w:rPr>
+            <w:rFonts w:ascii="Arial" w:eastAsia="Arial" w:hAnsi="Arial" w:cs="Arial"/>
+            <w:sz w:val="28"/>
+            <w:szCs w:val="28"/>
+          </w:rPr>
+          <w:delText xml:space="preserve">atribuído</w:delText>
+        </w:r>
+      </w:del>
+      <w:ins w:id="1099" w:author="Assessor GDSXSR" w:date="2026-10-30T19:47:11Z">
+        <w:r>
+          <w:rPr>
+            <w:rFonts w:ascii="Arial" w:eastAsia="Arial" w:hAnsi="Arial" w:cs="Arial"/>
+            <w:color w:val="808080"/>
+            <w:sz w:val="28"/>
+            <w:szCs w:val="28"/>
+          </w:rPr>
+          <w:t xml:space="preserve">não</w:t>
+        </w:r>
+      </w:ins>
+      <w:r>
+        <w:rPr>
+          <w:rFonts w:ascii="Arial" w:eastAsia="Arial" w:hAnsi="Arial" w:cs="Arial"/>
+          <w:sz w:val="28"/>
+          <w:szCs w:val="28"/>
+        </w:rPr>
+        <w:t xml:space="preserve"> </w:t>
+      </w:r>
+      <w:del w:id="1100" w:author="Assessor GDSXSR" w:date="2026-10-30T19:47:11Z">
+        <w:r>
+          <w:rPr>
+            <w:rFonts w:ascii="Arial" w:eastAsia="Arial" w:hAnsi="Arial" w:cs="Arial"/>
+            <w:sz w:val="28"/>
+            <w:szCs w:val="28"/>
+          </w:rPr>
+          <w:delText xml:space="preserve">à</w:delText>
+        </w:r>
+      </w:del>
+      <w:ins w:id="1101" w:author="Assessor GDSXSR" w:date="2026-10-30T19:47:11Z">
+        <w:r>
+          <w:rPr>
+            <w:rFonts w:ascii="Arial" w:eastAsia="Arial" w:hAnsi="Arial" w:cs="Arial"/>
+            <w:color w:val="808080"/>
+            <w:sz w:val="28"/>
+            <w:szCs w:val="28"/>
+          </w:rPr>
+          <w:t xml:space="preserve">atendido pela</w:t>
+        </w:r>
+      </w:ins>
+      <w:r>
+        <w:rPr>
+          <w:rFonts w:ascii="Arial" w:eastAsia="Arial" w:hAnsi="Arial" w:cs="Arial"/>
+          <w:sz w:val="28"/>
+          <w:szCs w:val="28"/>
+        </w:rPr>
+        <w:t xml:space="preserve"> autora.</w:t>
+      </w:r>
+      <w:del w:id="1102" w:author="Assessor GDSXSR" w:date="2026-10-30T19:47:11Z">
         <w:r>
           <w:rPr>
             <w:rFonts w:ascii="Arial" w:eastAsia="Arial" w:hAnsi="Arial" w:cs="Arial"/>
@@ -1837,7 +3044,7 @@
         </w:rPr>
         <w:t xml:space="preserve">CPC</w:t>
       </w:r>
-      <w:del w:id="1023" w:author="Assessor GDSXSR" w:date="2026-10-29T21:16:42Z">
+      <w:del w:id="1103" w:author="Assessor GDSXSR" w:date="2026-10-30T19:47:11Z">
         <w:r>
           <w:rPr>
             <w:rFonts w:ascii="Arial" w:eastAsia="Arial" w:hAnsi="Arial" w:cs="Arial"/>
@@ -1855,7 +3062,7 @@
         </w:rPr>
         <w:t xml:space="preserve"> 85</w:t>
       </w:r>
-      <w:del w:id="1024" w:author="Assessor GDSXSR" w:date="2026-10-29T21:16:42Z">
+      <w:del w:id="1104" w:author="Assessor GDSXSR" w:date="2026-10-30T19:47:11Z">
         <w:r>
           <w:rPr>
             <w:rFonts w:ascii="Arial" w:eastAsia="Arial" w:hAnsi="Arial" w:cs="Arial"/>
@@ -1873,7 +3080,7 @@
         </w:rPr>
         <w:t xml:space="preserve"> § 11</w:t>
       </w:r>
-      <w:ins w:id="1025" w:author="Assessor GDSXSR" w:date="2026-10-29T21:16:42Z">
+      <w:ins w:id="1105" w:author="Assessor GDSXSR" w:date="2026-10-30T19:47:11Z">
         <w:r>
           <w:rPr>
             <w:rFonts w:ascii="Arial" w:eastAsia="Arial" w:hAnsi="Arial" w:cs="Arial"/>
@@ -1940,7 +3147,7 @@
         </w:rPr>
         <w:t xml:space="preserve">TJDFT, Acórdão 1906820,</w:t>
       </w:r>
-      <w:del w:id="1026" w:author="Assessor GDSXSR" w:date="2026-10-29T21:16:42Z">
+      <w:del w:id="1106" w:author="Assessor GDSXSR" w:date="2026-10-30T19:47:11Z">
         <w:r>
           <w:rPr>
             <w:rFonts w:ascii="Arial" w:eastAsia="Arial" w:hAnsi="Arial" w:cs="Arial"/>
@@ -2025,6 +3232,7 @@
         <w:spacing w:after="0" w:line="360" w:lineRule="auto"/>
         <w:jc w:val="both"/>
         <w:rPr>
+          <w:del w:id="1497" w:author="Assessor GDSXSR" w:date="2026-10-30T19:47:11Z"/>
           <w:rFonts w:ascii="Arial" w:eastAsia="Arial" w:hAnsi="Arial" w:cs="Arial"/>
           <w:sz w:val="26"/>
           <w:szCs w:val="26"/>
@@ -2036,6 +3244,7 @@
         <w:spacing w:after="0" w:line="360" w:lineRule="auto"/>
         <w:jc w:val="both"/>
         <w:rPr>
+          <w:del w:id="1498" w:author="Assessor GDSXSR" w:date="2026-10-30T19:47:11Z"/>
           <w:rFonts w:ascii="Arial" w:eastAsia="Arial" w:hAnsi="Arial" w:cs="Arial"/>
           <w:sz w:val="26"/>
           <w:szCs w:val="26"/>
@@ -2047,6 +3256,7 @@
         <w:spacing w:after="0" w:line="360" w:lineRule="auto"/>
         <w:jc w:val="both"/>
         <w:rPr>
+          <w:del w:id="1499" w:author="Assessor GDSXSR" w:date="2026-10-30T19:47:11Z"/>
           <w:rFonts w:ascii="Arial" w:eastAsia="Arial" w:hAnsi="Arial" w:cs="Arial"/>
           <w:sz w:val="26"/>
           <w:szCs w:val="26"/>
@@ -2058,6 +3268,7 @@
         <w:spacing w:after="0" w:line="360" w:lineRule="auto"/>
         <w:jc w:val="both"/>
         <w:rPr>
+          <w:del w:id="1500" w:author="Assessor GDSXSR" w:date="2026-10-30T19:47:11Z"/>
           <w:rFonts w:ascii="Arial" w:eastAsia="Arial" w:hAnsi="Arial" w:cs="Arial"/>
           <w:sz w:val="26"/>
           <w:szCs w:val="26"/>
@@ -2069,6 +3280,7 @@
         <w:spacing w:after="0" w:line="360" w:lineRule="auto"/>
         <w:jc w:val="both"/>
         <w:rPr>
+          <w:del w:id="1501" w:author="Assessor GDSXSR" w:date="2026-10-30T19:47:11Z"/>
           <w:rFonts w:ascii="Arial" w:eastAsia="Arial" w:hAnsi="Arial" w:cs="Arial"/>
           <w:sz w:val="26"/>
           <w:szCs w:val="26"/>
@@ -2080,6 +3292,7 @@
         <w:spacing w:after="0" w:line="360" w:lineRule="auto"/>
         <w:jc w:val="both"/>
         <w:rPr>
+          <w:del w:id="1502" w:author="Assessor GDSXSR" w:date="2026-10-30T19:47:11Z"/>
           <w:rFonts w:ascii="Arial" w:eastAsia="Arial" w:hAnsi="Arial" w:cs="Arial"/>
           <w:sz w:val="26"/>
           <w:szCs w:val="26"/>
@@ -2091,6 +3304,7 @@
         <w:spacing w:after="0" w:line="360" w:lineRule="auto"/>
         <w:jc w:val="both"/>
         <w:rPr>
+          <w:del w:id="1503" w:author="Assessor GDSXSR" w:date="2026-10-30T19:47:11Z"/>
           <w:rFonts w:ascii="Arial" w:eastAsia="Arial" w:hAnsi="Arial" w:cs="Arial"/>
           <w:sz w:val="26"/>
           <w:szCs w:val="26"/>
@@ -2102,6 +3316,7 @@
         <w:spacing w:after="0" w:line="360" w:lineRule="auto"/>
         <w:jc w:val="both"/>
         <w:rPr>
+          <w:del w:id="1504" w:author="Assessor GDSXSR" w:date="2026-10-30T19:47:11Z"/>
           <w:rFonts w:ascii="Arial" w:eastAsia="Arial" w:hAnsi="Arial" w:cs="Arial"/>
           <w:sz w:val="26"/>
           <w:szCs w:val="26"/>
@@ -2113,6 +3328,7 @@
         <w:spacing w:after="0" w:line="360" w:lineRule="auto"/>
         <w:jc w:val="both"/>
         <w:rPr>
+          <w:del w:id="1505" w:author="Assessor GDSXSR" w:date="2026-10-30T19:47:11Z"/>
           <w:rFonts w:ascii="Arial" w:eastAsia="Arial" w:hAnsi="Arial" w:cs="Arial"/>
           <w:sz w:val="26"/>
           <w:szCs w:val="26"/>
@@ -2124,32 +3340,12 @@
         <w:spacing w:after="0" w:line="360" w:lineRule="auto"/>
         <w:jc w:val="both"/>
         <w:rPr>
-          <w:ins w:id="1340" w:author="Assessor GDSXSR" w:date="2026-10-29T21:16:42Z"/>
+          <w:del w:id="1506" w:author="Assessor GDSXSR" w:date="2026-10-30T19:47:11Z"/>
           <w:rFonts w:ascii="Arial" w:eastAsia="Arial" w:hAnsi="Arial" w:cs="Arial"/>
           <w:sz w:val="26"/>
           <w:szCs w:val="26"/>
         </w:rPr>
       </w:pPr>
-    </w:p>
-    <w:p>
-      <w:pPr>
-        <w:spacing w:after="0" w:line="360" w:lineRule="auto"/>
-        <w:jc w:val="both"/>
-        <w:rPr>
-          <w:rFonts w:ascii="Arial" w:eastAsia="Arial" w:hAnsi="Arial" w:cs="Arial"/>
-          <w:sz w:val="26"/>
-          <w:szCs w:val="26"/>
-        </w:rPr>
-      </w:pPr>
-      <w:ins w:id="1341" w:author="Assessor GDSXSR" w:date="2026-10-29T21:16:42Z">
-        <w:r>
-          <w:rPr>
-            <w:rFonts w:ascii="Arial" w:eastAsia="Arial" w:hAnsi="Arial" w:cs="Arial"/>
-            <w:color w:val="808080"/>
-          </w:rPr>
-          <w:t xml:space="preserve"> </w:t>
-        </w:r>
-      </w:ins>
     </w:p>
     <w:p>
       <w:pPr>
@@ -2422,7 +3618,7 @@
         <w:jc w:val="center"/>
         <w:outlineLvl w:val="0"/>
         <w:rPr>
-          <w:ins w:id="1342" w:author="Assessor GDSXSR" w:date="2026-10-29T21:16:42Z"/>
+          <w:ins w:id="1507" w:author="Assessor GDSXSR" w:date="2026-10-30T19:47:11Z"/>
           <w:rFonts w:ascii="Arial" w:hAnsi="Arial" w:cs="Arial"/>
           <w:b/>
           <w:bCs/>
@@ -2444,7 +3640,7 @@
           <w:szCs w:val="28"/>
         </w:rPr>
       </w:pPr>
-      <w:ins w:id="1343" w:author="Assessor GDSXSR" w:date="2026-10-29T21:16:42Z">
+      <w:ins w:id="1508" w:author="Assessor GDSXSR" w:date="2026-10-30T19:47:11Z">
         <w:r>
           <w:rPr>
             <w:rFonts w:ascii="Arial" w:eastAsia="Arial" w:hAnsi="Arial" w:cs="Arial"/>
@@ -2587,10 +3783,10 @@
         <w:ind w:left="2268" w:firstLine="1134"/>
         <w:jc w:val="both"/>
         <w:rPr>
-          <w:del w:id="1029" w:author="Assessor GDSXSR" w:date="2026-10-29T21:16:42Z"/>
-        </w:rPr>
-      </w:pPr>
-      <w:del w:id="1027" w:author="Assessor GDSXSR" w:date="2026-10-29T21:16:42Z">
+          <w:del w:id="1109" w:author="Assessor GDSXSR" w:date="2026-10-30T19:47:11Z"/>
+        </w:rPr>
+      </w:pPr>
+      <w:del w:id="1107" w:author="Assessor GDSXSR" w:date="2026-10-30T19:47:11Z">
         <w:r>
           <w:rPr>
             <w:rFonts w:ascii="Arial" w:hAnsi="Arial" w:cs="Arial"/>
@@ -2602,7 +3798,7 @@
           <w:delText>Por decisão de ID 214578546, foi admitido o processamento do feito pelo rito monitório, nos termos dos arts. 700 a 702 do Código de Processo Civil, com a determinação de citação das rés para pagamento ou oposição de embargos no prazo legal</w:delText>
         </w:r>
       </w:del>
-      <w:del w:id="1028" w:author="Assessor GDSXSR" w:date="2026-10-29T21:16:42Z">
+      <w:del w:id="1108" w:author="Assessor GDSXSR" w:date="2026-10-30T19:47:11Z">
         <w:r>
           <w:rPr>
             <w:rFonts w:ascii="Arial" w:hAnsi="Arial" w:cs="Arial"/>
@@ -2621,10 +3817,10 @@
         <w:ind w:left="2268" w:firstLine="1134"/>
         <w:jc w:val="both"/>
         <w:rPr>
-          <w:del w:id="1031" w:author="Assessor GDSXSR" w:date="2026-10-29T21:16:42Z"/>
-        </w:rPr>
-      </w:pPr>
-      <w:del w:id="1030" w:author="Assessor GDSXSR" w:date="2026-10-29T21:16:42Z">
+          <w:del w:id="1111" w:author="Assessor GDSXSR" w:date="2026-10-30T19:47:11Z"/>
+        </w:rPr>
+      </w:pPr>
+      <w:del w:id="1110" w:author="Assessor GDSXSR" w:date="2026-10-30T19:47:11Z">
         <w:r>
           <w:rPr>
             <w:rFonts w:ascii="Arial" w:hAnsi="Arial" w:cs="Arial"/>
@@ -2644,7 +3840,7 @@
         <w:jc w:val="both"/>
       </w:pPr>
       <w:commentRangeStart w:id="7"/>
-      <w:ins w:id="1032" w:author="Assessor GDSXSR" w:date="2026-10-29T21:16:42Z">
+      <w:ins w:id="1112" w:author="Assessor GDSXSR" w:date="2026-10-30T19:47:11Z">
         <w:r>
           <w:rPr>
             <w:rFonts w:ascii="Arial" w:hAnsi="Arial" w:cs="Arial"/>
@@ -2860,7 +4056,7 @@
         </w:rPr>
         <w:t xml:space="preserve">MM</w:t>
       </w:r>
-      <w:ins w:id="1033" w:author="Assessor GDSXSR" w:date="2026-10-29T21:16:42Z">
+      <w:ins w:id="1113" w:author="Assessor GDSXSR" w:date="2026-10-30T19:47:11Z">
         <w:r>
           <w:rPr>
             <w:rFonts w:ascii="Arial" w:hAnsi="Arial" w:cs="Arial"/>
@@ -3116,7 +4312,7 @@
         </w:rPr>
         <w:t xml:space="preserve">”</w:t>
       </w:r>
-      <w:ins w:id="1034" w:author="Assessor GDSXSR" w:date="2026-10-29T21:16:42Z">
+      <w:ins w:id="1114" w:author="Assessor GDSXSR" w:date="2026-10-30T19:47:11Z">
         <w:r>
           <w:rPr>
             <w:rFonts w:ascii="Arial" w:hAnsi="Arial" w:cs="Arial"/>
@@ -3139,7 +4335,7 @@
         </w:rPr>
         <w:t xml:space="preserve">.</w:t>
       </w:r>
-      <w:del w:id="1035" w:author="Assessor GDSXSR" w:date="2026-10-29T21:16:42Z">
+      <w:del w:id="1115" w:author="Assessor GDSXSR" w:date="2026-10-30T19:47:11Z">
         <w:r>
           <w:rPr>
             <w:rFonts w:ascii="Arial" w:hAnsi="Arial" w:cs="Arial"/>
@@ -3199,7 +4395,7 @@
         </w:rPr>
         <w:t xml:space="preserve">, Florence Industrial e </w:t>
       </w:r>
-      <w:del w:id="1036" w:author="Assessor GDSXSR" w:date="2026-10-29T21:16:42Z">
+      <w:del w:id="1116" w:author="Assessor GDSXSR" w:date="2026-10-30T19:47:11Z">
         <w:r>
           <w:rPr>
             <w:rFonts w:ascii="Arial" w:eastAsia="Arial" w:hAnsi="Arial" w:cs="Arial"/>
@@ -3209,7 +4405,7 @@
           <w:delText xml:space="preserve">Comércio</w:delText>
         </w:r>
       </w:del>
-      <w:ins w:id="1037" w:author="Assessor GDSXSR" w:date="2026-10-29T21:16:42Z">
+      <w:ins w:id="1117" w:author="Assessor GDSXSR" w:date="2026-10-30T19:47:11Z">
         <w:r>
           <w:rPr>
             <w:rFonts w:ascii="Arial" w:eastAsia="Arial" w:hAnsi="Arial" w:cs="Arial"/>
@@ -3440,7 +4636,7 @@
         </w:rPr>
         <w:t xml:space="preserve"> </w:t>
       </w:r>
-      <w:del w:id="1038" w:author="Assessor GDSXSR" w:date="2026-10-29T21:16:42Z">
+      <w:del w:id="1118" w:author="Assessor GDSXSR" w:date="2026-10-30T19:47:11Z">
         <w:r>
           <w:rPr>
             <w:rFonts w:ascii="Arial" w:eastAsia="Arial" w:hAnsi="Arial" w:cs="Arial"/>
@@ -3450,7 +4646,7 @@
           <w:delText xml:space="preserve">alegando</w:delText>
         </w:r>
       </w:del>
-      <w:ins w:id="1039" w:author="Assessor GDSXSR" w:date="2026-10-29T21:16:42Z">
+      <w:ins w:id="1119" w:author="Assessor GDSXSR" w:date="2026-10-30T19:47:11Z">
         <w:r>
           <w:rPr>
             <w:rFonts w:ascii="Arial" w:eastAsia="Arial" w:hAnsi="Arial" w:cs="Arial"/>
@@ -3477,7 +4673,7 @@
         </w:rPr>
         <w:t xml:space="preserve"> que</w:t>
       </w:r>
-      <w:ins w:id="1040" w:author="Assessor GDSXSR" w:date="2026-10-29T21:16:42Z">
+      <w:ins w:id="1120" w:author="Assessor GDSXSR" w:date="2026-10-30T19:47:11Z">
         <w:r>
           <w:rPr>
             <w:rFonts w:ascii="Arial" w:eastAsia="Arial" w:hAnsi="Arial" w:cs="Arial"/>
@@ -3506,7 +4702,7 @@
         </w:rPr>
         <w:t xml:space="preserve"> a ré reconheceu a operação comercial ao pagar três das quatro duplicatas da mesma nota fiscal, restando </w:t>
       </w:r>
-      <w:ins w:id="1041" w:author="Assessor GDSXSR" w:date="2026-10-29T21:16:42Z">
+      <w:ins w:id="1121" w:author="Assessor GDSXSR" w:date="2026-10-30T19:47:11Z">
         <w:r>
           <w:rPr>
             <w:rFonts w:ascii="Arial" w:eastAsia="Arial" w:hAnsi="Arial" w:cs="Arial"/>
@@ -3525,7 +4721,7 @@
         </w:rPr>
         <w:t xml:space="preserve">apenas uma parcela</w:t>
       </w:r>
-      <w:del w:id="1042" w:author="Assessor GDSXSR" w:date="2026-10-29T21:16:42Z">
+      <w:del w:id="1122" w:author="Assessor GDSXSR" w:date="2026-10-30T19:47:11Z">
         <w:r>
           <w:rPr>
             <w:rFonts w:ascii="Arial" w:eastAsia="Arial" w:hAnsi="Arial" w:cs="Arial"/>
@@ -3543,7 +4739,7 @@
         </w:rPr>
         <w:t xml:space="preserve"> (R$ 701,50)</w:t>
       </w:r>
-      <w:del w:id="1043" w:author="Assessor GDSXSR" w:date="2026-10-29T21:16:42Z">
+      <w:del w:id="1123" w:author="Assessor GDSXSR" w:date="2026-10-30T19:47:11Z">
         <w:r>
           <w:rPr>
             <w:rFonts w:ascii="Arial" w:eastAsia="Arial" w:hAnsi="Arial" w:cs="Arial"/>
@@ -3553,7 +4749,7 @@
           <w:delText xml:space="preserve">.</w:delText>
         </w:r>
       </w:del>
-      <w:ins w:id="1044" w:author="Assessor GDSXSR" w:date="2026-10-29T21:16:42Z">
+      <w:ins w:id="1124" w:author="Assessor GDSXSR" w:date="2026-10-30T19:47:11Z">
         <w:r>
           <w:rPr>
             <w:rFonts w:ascii="Arial" w:eastAsia="Arial" w:hAnsi="Arial" w:cs="Arial"/>
@@ -3572,7 +4768,7 @@
         </w:rPr>
         <w:t xml:space="preserve"> </w:t>
       </w:r>
-      <w:del w:id="1045" w:author="Assessor GDSXSR" w:date="2026-10-29T21:16:42Z">
+      <w:del w:id="1125" w:author="Assessor GDSXSR" w:date="2026-10-30T19:47:11Z">
         <w:r>
           <w:rPr>
             <w:rFonts w:ascii="Arial" w:eastAsia="Arial" w:hAnsi="Arial" w:cs="Arial"/>
@@ -3582,7 +4778,7 @@
           <w:delText xml:space="preserve">Sustenta que o</w:delText>
         </w:r>
       </w:del>
-      <w:ins w:id="1046" w:author="Assessor GDSXSR" w:date="2026-10-29T21:16:42Z">
+      <w:ins w:id="1126" w:author="Assessor GDSXSR" w:date="2026-10-30T19:47:11Z">
         <w:r>
           <w:rPr>
             <w:rFonts w:ascii="Arial" w:eastAsia="Arial" w:hAnsi="Arial" w:cs="Arial"/>
@@ -3601,7 +4797,7 @@
         </w:rPr>
         <w:t xml:space="preserve"> débito é exigível</w:t>
       </w:r>
-      <w:ins w:id="1047" w:author="Assessor GDSXSR" w:date="2026-10-29T21:16:42Z">
+      <w:ins w:id="1127" w:author="Assessor GDSXSR" w:date="2026-10-30T19:47:11Z">
         <w:r>
           <w:rPr>
             <w:rFonts w:ascii="Arial" w:eastAsia="Arial" w:hAnsi="Arial" w:cs="Arial"/>
@@ -3620,7 +4816,7 @@
         </w:rPr>
         <w:t xml:space="preserve"> e </w:t>
       </w:r>
-      <w:del w:id="1048" w:author="Assessor GDSXSR" w:date="2026-10-29T21:16:42Z">
+      <w:del w:id="1128" w:author="Assessor GDSXSR" w:date="2026-10-30T19:47:11Z">
         <w:r>
           <w:rPr>
             <w:rFonts w:ascii="Arial" w:eastAsia="Arial" w:hAnsi="Arial" w:cs="Arial"/>
@@ -3630,7 +4826,7 @@
           <w:delText xml:space="preserve">que</w:delText>
         </w:r>
       </w:del>
-      <w:ins w:id="1049" w:author="Assessor GDSXSR" w:date="2026-10-29T21:16:42Z">
+      <w:ins w:id="1129" w:author="Assessor GDSXSR" w:date="2026-10-30T19:47:11Z">
         <w:r>
           <w:rPr>
             <w:b/>
@@ -3650,7 +4846,7 @@
         </w:rPr>
         <w:t xml:space="preserve"> </w:t>
       </w:r>
-      <w:del w:id="1050" w:author="Assessor GDSXSR" w:date="2026-10-29T21:16:42Z">
+      <w:del w:id="1130" w:author="Assessor GDSXSR" w:date="2026-10-30T19:47:11Z">
         <w:r>
           <w:rPr>
             <w:rFonts w:ascii="Arial" w:eastAsia="Arial" w:hAnsi="Arial" w:cs="Arial"/>
@@ -3660,7 +4856,7 @@
           <w:delText xml:space="preserve">sua</w:delText>
         </w:r>
       </w:del>
-      <w:ins w:id="1051" w:author="Assessor GDSXSR" w:date="2026-10-29T21:16:42Z">
+      <w:ins w:id="1131" w:author="Assessor GDSXSR" w:date="2026-10-30T19:47:11Z">
         <w:r>
           <w:rPr>
             <w:rFonts w:ascii="Arial" w:eastAsia="Arial" w:hAnsi="Arial" w:cs="Arial"/>
@@ -3679,7 +4875,7 @@
         </w:rPr>
         <w:t xml:space="preserve"> exclusão</w:t>
       </w:r>
-      <w:ins w:id="1052" w:author="Assessor GDSXSR" w:date="2026-10-29T21:16:42Z">
+      <w:ins w:id="1132" w:author="Assessor GDSXSR" w:date="2026-10-30T19:47:11Z">
         <w:r>
           <w:rPr>
             <w:rFonts w:ascii="Arial" w:eastAsia="Arial" w:hAnsi="Arial" w:cs="Arial"/>
@@ -3738,7 +4934,7 @@
         </w:rPr>
         <w:t xml:space="preserve"> enriquecimento sem causa.</w:t>
       </w:r>
-      <w:del w:id="1053" w:author="Assessor GDSXSR" w:date="2026-10-29T21:16:42Z">
+      <w:del w:id="1133" w:author="Assessor GDSXSR" w:date="2026-10-30T19:47:11Z">
         <w:r>
           <w:rPr>
             <w:rFonts w:ascii="Arial" w:eastAsia="Arial" w:hAnsi="Arial" w:cs="Arial"/>
@@ -3836,7 +5032,7 @@
         </w:rPr>
         <w:t xml:space="preserve">Contrarrazões</w:t>
       </w:r>
-      <w:del w:id="1054" w:author="Assessor GDSXSR" w:date="2026-10-29T21:16:42Z">
+      <w:del w:id="1134" w:author="Assessor GDSXSR" w:date="2026-10-30T19:47:11Z">
         <w:r>
           <w:rPr>
             <w:rFonts w:ascii="Arial" w:eastAsia="Arial" w:hAnsi="Arial" w:cs="Arial"/>
@@ -3854,7 +5050,7 @@
         </w:rPr>
         <w:t xml:space="preserve"> </w:t>
       </w:r>
-      <w:del w:id="1055" w:author="Assessor GDSXSR" w:date="2026-10-29T21:16:42Z">
+      <w:del w:id="1135" w:author="Assessor GDSXSR" w:date="2026-10-30T19:47:11Z">
         <w:r>
           <w:rPr>
             <w:rFonts w:ascii="Arial" w:eastAsia="Arial" w:hAnsi="Arial" w:cs="Arial"/>
@@ -3864,7 +5060,7 @@
           <w:delText xml:space="preserve">em que</w:delText>
         </w:r>
       </w:del>
-      <w:ins w:id="1056" w:author="Assessor GDSXSR" w:date="2026-10-29T21:16:42Z">
+      <w:ins w:id="1136" w:author="Assessor GDSXSR" w:date="2026-10-30T19:47:11Z">
         <w:r>
           <w:rPr>
             <w:rFonts w:ascii="Arial" w:eastAsia="Arial" w:hAnsi="Arial" w:cs="Arial"/>
@@ -3891,7 +5087,7 @@
         </w:rPr>
         <w:t xml:space="preserve">Curadoria Especial,</w:t>
       </w:r>
-      <w:del w:id="1057" w:author="Assessor GDSXSR" w:date="2026-10-29T21:16:42Z">
+      <w:del w:id="1137" w:author="Assessor GDSXSR" w:date="2026-10-30T19:47:11Z">
         <w:r>
           <w:rPr>
             <w:rFonts w:ascii="Arial" w:eastAsia="Arial" w:hAnsi="Arial" w:cs="Arial"/>
@@ -3933,7 +5129,7 @@
         </w:rPr>
         <w:t xml:space="preserve"> ré</w:t>
       </w:r>
-      <w:del w:id="1058" w:author="Assessor GDSXSR" w:date="2026-10-29T21:16:42Z">
+      <w:del w:id="1138" w:author="Assessor GDSXSR" w:date="2026-10-30T19:47:11Z">
         <w:r>
           <w:rPr>
             <w:rFonts w:ascii="Arial" w:eastAsia="Arial" w:hAnsi="Arial" w:cs="Arial"/>
@@ -3959,7 +5155,7 @@
         </w:rPr>
         <w:t xml:space="preserve">312 Norte Perfumaria e Cosméticos Ltda.</w:t>
       </w:r>
-      <w:del w:id="1059" w:author="Assessor GDSXSR" w:date="2026-10-29T21:16:42Z">
+      <w:del w:id="1139" w:author="Assessor GDSXSR" w:date="2026-10-30T19:47:11Z">
         <w:r>
           <w:rPr>
             <w:rFonts w:ascii="Arial" w:eastAsia="Arial" w:hAnsi="Arial" w:cs="Arial"/>
@@ -3969,7 +5165,7 @@
           <w:delText xml:space="preserve">-</w:delText>
         </w:r>
       </w:del>
-      <w:ins w:id="1060" w:author="Assessor GDSXSR" w:date="2026-10-29T21:16:42Z">
+      <w:ins w:id="1140" w:author="Assessor GDSXSR" w:date="2026-10-30T19:47:11Z">
         <w:r>
           <w:rPr>
             <w:rFonts w:ascii="Arial" w:eastAsia="Arial" w:hAnsi="Arial" w:cs="Arial"/>
@@ -4020,7 +5216,7 @@
         </w:rPr>
         <w:t xml:space="preserve">,</w:t>
       </w:r>
-      <w:ins w:id="1061" w:author="Assessor GDSXSR" w:date="2026-10-29T21:16:42Z">
+      <w:ins w:id="1141" w:author="Assessor GDSXSR" w:date="2026-10-30T19:47:11Z">
         <w:r>
           <w:rPr>
             <w:rFonts w:ascii="Arial" w:eastAsia="Arial" w:hAnsi="Arial" w:cs="Arial"/>
@@ -4062,7 +5258,7 @@
           <w:bCs/>
           <w:sz w:val="28"/>
           <w:szCs w:val="28"/>
-          <w:rPrChange w:id="1313" w:author="Assessor GDSXSR" w:date="2026-10-29T21:16:42Z">
+          <w:rPrChange w:id="1470" w:author="Assessor GDSXSR" w:date="2026-10-30T19:47:11Z">
             <w:rPr>
               <w:rFonts w:ascii="Arial" w:eastAsia="Arial" w:hAnsi="Arial" w:cs="Arial"/>
               <w:b/>
@@ -4092,7 +5288,7 @@
         </w:rPr>
         <w:t xml:space="preserve">a sentença deve ser mantida, pois a autora não comprovou de forma idônea a entrega das mercadorias referentes à duplicata nº 04 da Nota Fiscal nº 207285, </w:t>
       </w:r>
-      <w:del w:id="1062" w:author="Assessor GDSXSR" w:date="2026-10-29T21:16:42Z">
+      <w:del w:id="1142" w:author="Assessor GDSXSR" w:date="2026-10-30T19:47:11Z">
         <w:r>
           <w:rPr>
             <w:rFonts w:ascii="Arial" w:eastAsia="Arial" w:hAnsi="Arial" w:cs="Arial"/>
@@ -4102,7 +5298,7 @@
           <w:delText xml:space="preserve">pois</w:delText>
         </w:r>
       </w:del>
-      <w:ins w:id="1063" w:author="Assessor GDSXSR" w:date="2026-10-29T21:16:42Z">
+      <w:ins w:id="1143" w:author="Assessor GDSXSR" w:date="2026-10-30T19:47:11Z">
         <w:r>
           <w:rPr>
             <w:rFonts w:ascii="Arial" w:eastAsia="Arial" w:hAnsi="Arial" w:cs="Arial"/>
@@ -4164,7 +5360,7 @@
           <w:bCs/>
           <w:sz w:val="28"/>
           <w:szCs w:val="28"/>
-          <w:rPrChange w:id="1314" w:author="Assessor GDSXSR" w:date="2026-10-29T21:16:42Z">
+          <w:rPrChange w:id="1471" w:author="Assessor GDSXSR" w:date="2026-10-30T19:47:11Z">
             <w:rPr>
               <w:rFonts w:ascii="Arial" w:eastAsia="Arial" w:hAnsi="Arial" w:cs="Arial"/>
               <w:b/>
@@ -4184,7 +5380,7 @@
         </w:rPr>
         <w:t xml:space="preserve"> o pagamento das demais duplicatas não supre a ausência de prova quanto ao título discutido, </w:t>
       </w:r>
-      <w:del w:id="1064" w:author="Assessor GDSXSR" w:date="2026-10-29T21:16:42Z">
+      <w:del w:id="1144" w:author="Assessor GDSXSR" w:date="2026-10-30T19:47:11Z">
         <w:r>
           <w:rPr>
             <w:rFonts w:ascii="Arial" w:eastAsia="Arial" w:hAnsi="Arial" w:cs="Arial"/>
@@ -4194,7 +5390,7 @@
           <w:delText xml:space="preserve">sequer</w:delText>
         </w:r>
       </w:del>
-      <w:ins w:id="1065" w:author="Assessor GDSXSR" w:date="2026-10-29T21:16:42Z">
+      <w:ins w:id="1145" w:author="Assessor GDSXSR" w:date="2026-10-30T19:47:11Z">
         <w:r>
           <w:rPr>
             <w:rFonts w:ascii="Arial" w:eastAsia="Arial" w:hAnsi="Arial" w:cs="Arial"/>
@@ -4227,7 +5423,7 @@
         <w:ind w:firstLine="2268"/>
         <w:jc w:val="both"/>
         <w:rPr>
-          <w:del w:id="1066" w:author="Assessor GDSXSR" w:date="2026-10-29T21:16:42Z"/>
+          <w:del w:id="1146" w:author="Assessor GDSXSR" w:date="2026-10-30T19:47:11Z"/>
           <w:rFonts w:ascii="Arial" w:eastAsia="Arial" w:hAnsi="Arial" w:cs="Arial"/>
           <w:sz w:val="28"/>
           <w:szCs w:val="28"/>
@@ -4240,7 +5436,7 @@
         <w:ind w:firstLine="2268"/>
         <w:jc w:val="both"/>
         <w:rPr>
-          <w:del w:id="1068" w:author="Assessor GDSXSR" w:date="2026-10-29T21:16:42Z"/>
+          <w:del w:id="1148" w:author="Assessor GDSXSR" w:date="2026-10-30T19:47:11Z"/>
           <w:rFonts w:ascii="Arial" w:eastAsia="Arial" w:hAnsi="Arial" w:cs="Arial"/>
           <w:b/>
           <w:bCs/>
@@ -4248,7 +5444,7 @@
           <w:szCs w:val="28"/>
         </w:rPr>
       </w:pPr>
-      <w:del w:id="1067" w:author="Assessor GDSXSR" w:date="2026-10-29T21:16:42Z">
+      <w:del w:id="1147" w:author="Assessor GDSXSR" w:date="2026-10-30T19:47:11Z">
         <w:r>
           <w:rPr>
             <w:rFonts w:ascii="Arial" w:eastAsia="Arial" w:hAnsi="Arial" w:cs="Arial"/>
@@ -4329,6 +5525,7 @@
         <w:spacing w:after="0" w:line="360" w:lineRule="auto"/>
         <w:jc w:val="center"/>
         <w:rPr>
+          <w:del w:id="1509" w:author="Assessor GDSXSR" w:date="2026-10-30T19:47:11Z"/>
           <w:rFonts w:ascii="Arial" w:hAnsi="Arial" w:cs="Arial"/>
           <w:b/>
           <w:bCs/>
@@ -4342,6 +5539,7 @@
         <w:spacing w:after="0" w:line="360" w:lineRule="auto"/>
         <w:jc w:val="center"/>
         <w:rPr>
+          <w:del w:id="1510" w:author="Assessor GDSXSR" w:date="2026-10-30T19:47:11Z"/>
           <w:rFonts w:ascii="Arial" w:hAnsi="Arial" w:cs="Arial"/>
           <w:b/>
           <w:bCs/>
@@ -4355,6 +5553,7 @@
         <w:spacing w:after="0" w:line="360" w:lineRule="auto"/>
         <w:jc w:val="center"/>
         <w:rPr>
+          <w:del w:id="1511" w:author="Assessor GDSXSR" w:date="2026-10-30T19:47:11Z"/>
           <w:rFonts w:ascii="Arial" w:hAnsi="Arial" w:cs="Arial"/>
           <w:b/>
           <w:bCs/>
@@ -4368,6 +5567,7 @@
         <w:spacing w:after="0" w:line="360" w:lineRule="auto"/>
         <w:jc w:val="center"/>
         <w:rPr>
+          <w:del w:id="1512" w:author="Assessor GDSXSR" w:date="2026-10-30T19:47:11Z"/>
           <w:rFonts w:ascii="Arial" w:hAnsi="Arial" w:cs="Arial"/>
           <w:b/>
           <w:bCs/>
@@ -4381,6 +5581,7 @@
         <w:spacing w:after="0" w:line="360" w:lineRule="auto"/>
         <w:jc w:val="center"/>
         <w:rPr>
+          <w:del w:id="1513" w:author="Assessor GDSXSR" w:date="2026-10-30T19:47:11Z"/>
           <w:rFonts w:ascii="Arial" w:hAnsi="Arial" w:cs="Arial"/>
           <w:b/>
           <w:bCs/>
@@ -4394,7 +5595,7 @@
         <w:spacing w:after="0" w:line="360" w:lineRule="auto"/>
         <w:jc w:val="center"/>
         <w:rPr>
-          <w:del w:id="1344" w:author="Assessor GDSXSR" w:date="2026-10-29T21:16:42Z"/>
+          <w:del w:id="1514" w:author="Assessor GDSXSR" w:date="2026-10-30T19:47:11Z"/>
           <w:rFonts w:ascii="Arial" w:hAnsi="Arial" w:cs="Arial"/>
           <w:b/>
           <w:bCs/>
@@ -4408,7 +5609,7 @@
         <w:spacing w:after="0" w:line="360" w:lineRule="auto"/>
         <w:jc w:val="center"/>
         <w:rPr>
-          <w:del w:id="1345" w:author="Assessor GDSXSR" w:date="2026-10-29T21:16:42Z"/>
+          <w:del w:id="1515" w:author="Assessor GDSXSR" w:date="2026-10-30T19:47:11Z"/>
           <w:rFonts w:ascii="Arial" w:hAnsi="Arial" w:cs="Arial"/>
           <w:b/>
           <w:bCs/>
@@ -4422,7 +5623,7 @@
         <w:spacing w:after="0" w:line="360" w:lineRule="auto"/>
         <w:jc w:val="center"/>
         <w:rPr>
-          <w:del w:id="1346" w:author="Assessor GDSXSR" w:date="2026-10-29T21:16:42Z"/>
+          <w:del w:id="1516" w:author="Assessor GDSXSR" w:date="2026-10-30T19:47:11Z"/>
           <w:rFonts w:ascii="Arial" w:hAnsi="Arial" w:cs="Arial"/>
           <w:b/>
           <w:bCs/>
@@ -4436,7 +5637,7 @@
         <w:spacing w:after="0" w:line="360" w:lineRule="auto"/>
         <w:jc w:val="center"/>
         <w:rPr>
-          <w:del w:id="1347" w:author="Assessor GDSXSR" w:date="2026-10-29T21:16:42Z"/>
+          <w:del w:id="1517" w:author="Assessor GDSXSR" w:date="2026-10-30T19:47:11Z"/>
           <w:rFonts w:ascii="Arial" w:hAnsi="Arial" w:cs="Arial"/>
           <w:b/>
           <w:bCs/>
@@ -4450,7 +5651,7 @@
         <w:spacing w:after="0" w:line="360" w:lineRule="auto"/>
         <w:jc w:val="center"/>
         <w:rPr>
-          <w:del w:id="1348" w:author="Assessor GDSXSR" w:date="2026-10-29T21:16:42Z"/>
+          <w:del w:id="1518" w:author="Assessor GDSXSR" w:date="2026-10-30T19:47:11Z"/>
           <w:rFonts w:ascii="Arial" w:hAnsi="Arial" w:cs="Arial"/>
           <w:b/>
           <w:bCs/>
@@ -4464,7 +5665,7 @@
         <w:spacing w:after="0" w:line="360" w:lineRule="auto"/>
         <w:jc w:val="center"/>
         <w:rPr>
-          <w:del w:id="1349" w:author="Assessor GDSXSR" w:date="2026-10-29T21:16:42Z"/>
+          <w:del w:id="1519" w:author="Assessor GDSXSR" w:date="2026-10-30T19:47:11Z"/>
           <w:rFonts w:ascii="Arial" w:hAnsi="Arial" w:cs="Arial"/>
           <w:b/>
           <w:bCs/>
@@ -4478,7 +5679,7 @@
         <w:spacing w:after="0" w:line="360" w:lineRule="auto"/>
         <w:jc w:val="center"/>
         <w:rPr>
-          <w:del w:id="1350" w:author="Assessor GDSXSR" w:date="2026-10-29T21:16:42Z"/>
+          <w:del w:id="1520" w:author="Assessor GDSXSR" w:date="2026-10-30T19:47:11Z"/>
           <w:rFonts w:ascii="Arial" w:hAnsi="Arial" w:cs="Arial"/>
           <w:b/>
           <w:bCs/>
@@ -4492,7 +5693,7 @@
         <w:spacing w:after="0" w:line="360" w:lineRule="auto"/>
         <w:jc w:val="center"/>
         <w:rPr>
-          <w:del w:id="1351" w:author="Assessor GDSXSR" w:date="2026-10-29T21:16:42Z"/>
+          <w:del w:id="1521" w:author="Assessor GDSXSR" w:date="2026-10-30T19:47:11Z"/>
           <w:rFonts w:ascii="Arial" w:hAnsi="Arial" w:cs="Arial"/>
           <w:b/>
           <w:bCs/>
@@ -4505,7 +5706,7 @@
       <w:pPr>
         <w:spacing w:after="0" w:line="360" w:lineRule="auto"/>
         <w:rPr>
-          <w:del w:id="1352" w:author="Assessor GDSXSR" w:date="2026-10-29T21:16:42Z"/>
+          <w:del w:id="1522" w:author="Assessor GDSXSR" w:date="2026-10-30T19:47:11Z"/>
           <w:rFonts w:ascii="Arial" w:hAnsi="Arial" w:cs="Arial"/>
           <w:b/>
           <w:bCs/>
@@ -4519,7 +5720,7 @@
         <w:spacing w:after="0" w:line="360" w:lineRule="auto"/>
         <w:jc w:val="center"/>
         <w:rPr>
-          <w:del w:id="1353" w:author="Assessor GDSXSR" w:date="2026-10-29T21:16:42Z"/>
+          <w:del w:id="1523" w:author="Assessor GDSXSR" w:date="2026-10-30T19:47:11Z"/>
           <w:rFonts w:ascii="Arial" w:hAnsi="Arial" w:cs="Arial"/>
           <w:b/>
           <w:bCs/>
@@ -4674,7 +5875,7 @@
         </w:rPr>
         <w:t xml:space="preserve"> </w:t>
       </w:r>
-      <w:del w:id="1069" w:author="Assessor GDSXSR" w:date="2026-10-29T21:16:42Z">
+      <w:del w:id="1149" w:author="Assessor GDSXSR" w:date="2026-10-30T19:47:11Z">
         <w:r>
           <w:rPr>
             <w:rFonts w:ascii="Arial" w:hAnsi="Arial" w:cs="Arial"/>
@@ -4954,7 +6155,7 @@
           <w:rFonts w:ascii="Arial" w:eastAsia="Arial" w:hAnsi="Arial" w:cs="Arial"/>
           <w:color w:val="auto"/>
           <w:highlight w:val="yellow"/>
-          <w:rPrChange w:id="1080" w:author="Assessor GDSXSR" w:date="2026-10-29T21:16:42Z">
+          <w:rPrChange w:id="1160" w:author="Assessor GDSXSR" w:date="2026-10-30T19:47:11Z">
             <w:rPr>
               <w:rFonts w:ascii="Arial" w:eastAsia="Arial" w:hAnsi="Arial" w:cs="Arial"/>
               <w:color w:val="auto"/>
@@ -4968,7 +6169,7 @@
           <w:rFonts w:ascii="Arial" w:eastAsia="Arial" w:hAnsi="Arial" w:cs="Arial"/>
           <w:color w:val="auto"/>
           <w:highlight w:val="yellow"/>
-          <w:rPrChange w:id="1081" w:author="Assessor GDSXSR" w:date="2026-10-29T21:16:42Z">
+          <w:rPrChange w:id="1161" w:author="Assessor GDSXSR" w:date="2026-10-30T19:47:11Z">
             <w:rPr>
               <w:rFonts w:ascii="Arial" w:eastAsia="Arial" w:hAnsi="Arial" w:cs="Arial"/>
               <w:color w:val="auto"/>
@@ -4977,7 +6178,7 @@
         </w:rPr>
         <w:t xml:space="preserve"> </w:t>
       </w:r>
-      <w:del w:id="1082" w:author="Assessor GDSXSR" w:date="2026-10-29T21:16:42Z">
+      <w:del w:id="1162" w:author="Assessor GDSXSR" w:date="2026-10-30T19:47:11Z">
         <w:r>
           <w:rPr>
             <w:rFonts w:ascii="Arial" w:eastAsia="Arial" w:hAnsi="Arial" w:cs="Arial"/>
@@ -5003,14 +6204,14 @@
           <w:delText xml:space="preserve">EXIGIBILIDADE</w:delText>
         </w:r>
       </w:del>
-      <w:ins w:id="1083" w:author="Assessor GDSXSR" w:date="2026-10-29T21:16:42Z">
+      <w:ins w:id="1163" w:author="Assessor GDSXSR" w:date="2026-10-30T19:47:11Z">
         <w:r>
           <w:rPr>
             <w:rFonts w:ascii="Arial" w:eastAsia="Arial" w:hAnsi="Arial" w:cs="Arial"/>
             <w:color w:val="808080"/>
             <w:highlight w:val="yellow"/>
           </w:rPr>
-          <w:t xml:space="preserve">MANUTENÇÃO DA EXCLUSÃO DA DUPLICATA Nº 04</w:t>
+          <w:t xml:space="preserve">MANUTENÇÃO</w:t>
         </w:r>
       </w:ins>
       <w:r>
@@ -5018,33 +6219,33 @@
           <w:rFonts w:ascii="Arial" w:eastAsia="Arial" w:hAnsi="Arial" w:cs="Arial"/>
           <w:color w:val="auto"/>
           <w:highlight w:val="yellow"/>
-          <w:rPrChange w:id="1084" w:author="Assessor GDSXSR" w:date="2026-10-29T21:16:42Z">
+          <w:rPrChange w:id="1164" w:author="Assessor GDSXSR" w:date="2026-10-30T19:47:11Z">
             <w:rPr>
               <w:rFonts w:ascii="Arial" w:eastAsia="Arial" w:hAnsi="Arial" w:cs="Arial"/>
               <w:color w:val="auto"/>
             </w:rPr>
           </w:rPrChange>
         </w:rPr>
-        <w:t xml:space="preserve"> DA NOTA FISCAL Nº 207285 </w:t>
-      </w:r>
-      <w:del w:id="1085" w:author="Assessor GDSXSR" w:date="2026-10-29T21:16:42Z">
+        <w:t xml:space="preserve"> DA </w:t>
+      </w:r>
+      <w:del w:id="1165" w:author="Assessor GDSXSR" w:date="2026-10-30T19:47:11Z">
         <w:r>
           <w:rPr>
             <w:rFonts w:ascii="Arial" w:eastAsia="Arial" w:hAnsi="Arial" w:cs="Arial"/>
             <w:color w:val="auto"/>
             <w:highlight w:val="yellow"/>
           </w:rPr>
-          <w:delText xml:space="preserve">EM</w:delText>
-        </w:r>
-      </w:del>
-      <w:ins w:id="1086" w:author="Assessor GDSXSR" w:date="2026-10-29T21:16:42Z">
+          <w:delText xml:space="preserve">NOTA</w:delText>
+        </w:r>
+      </w:del>
+      <w:ins w:id="1166" w:author="Assessor GDSXSR" w:date="2026-10-30T19:47:11Z">
         <w:r>
           <w:rPr>
             <w:rFonts w:ascii="Arial" w:eastAsia="Arial" w:hAnsi="Arial" w:cs="Arial"/>
             <w:color w:val="808080"/>
             <w:highlight w:val="yellow"/>
           </w:rPr>
-          <w:t xml:space="preserve">POR</w:t>
+          <w:t xml:space="preserve">EXCLUSÃO</w:t>
         </w:r>
       </w:ins>
       <w:r>
@@ -5052,7 +6253,7 @@
           <w:rFonts w:ascii="Arial" w:eastAsia="Arial" w:hAnsi="Arial" w:cs="Arial"/>
           <w:color w:val="auto"/>
           <w:highlight w:val="yellow"/>
-          <w:rPrChange w:id="1087" w:author="Assessor GDSXSR" w:date="2026-10-29T21:16:42Z">
+          <w:rPrChange w:id="1167" w:author="Assessor GDSXSR" w:date="2026-10-30T19:47:11Z">
             <w:rPr>
               <w:rFonts w:ascii="Arial" w:eastAsia="Arial" w:hAnsi="Arial" w:cs="Arial"/>
               <w:color w:val="auto"/>
@@ -5061,40 +6262,24 @@
         </w:rPr>
         <w:t xml:space="preserve"> </w:t>
       </w:r>
-      <w:del w:id="1088" w:author="Assessor GDSXSR" w:date="2026-10-29T21:16:42Z">
+      <w:del w:id="1168" w:author="Assessor GDSXSR" w:date="2026-10-30T19:47:11Z">
         <w:r>
           <w:rPr>
             <w:rFonts w:ascii="Arial" w:eastAsia="Arial" w:hAnsi="Arial" w:cs="Arial"/>
             <w:color w:val="auto"/>
             <w:highlight w:val="yellow"/>
           </w:rPr>
-          <w:delText xml:space="preserve">RAZÃO </w:delText>
-        </w:r>
-        <w:r>
-          <w:rPr>
-            <w:rFonts w:ascii="Arial" w:eastAsia="Arial" w:hAnsi="Arial" w:cs="Arial"/>
-            <w:color w:val="auto"/>
+          <w:delText xml:space="preserve">FISCAL</w:delText>
+        </w:r>
+      </w:del>
+      <w:ins w:id="1169" w:author="Assessor GDSXSR" w:date="2026-10-30T19:47:11Z">
+        <w:r>
+          <w:rPr>
+            <w:rFonts w:ascii="Arial" w:eastAsia="Arial" w:hAnsi="Arial" w:cs="Arial"/>
+            <w:color w:val="808080"/>
             <w:highlight w:val="yellow"/>
           </w:rPr>
-          <w:delText xml:space="preserve">DO </w:delText>
-        </w:r>
-        <w:r>
-          <w:rPr>
-            <w:rFonts w:ascii="Arial" w:eastAsia="Arial" w:hAnsi="Arial" w:cs="Arial"/>
-            <w:color w:val="auto"/>
-            <w:highlight w:val="yellow"/>
-          </w:rPr>
-          <w:delText xml:space="preserve">COMPROVANTE</w:delText>
-        </w:r>
-      </w:del>
-      <w:ins w:id="1089" w:author="Assessor GDSXSR" w:date="2026-10-29T21:16:42Z">
-        <w:r>
-          <w:rPr>
-            <w:rFonts w:ascii="Arial" w:eastAsia="Arial" w:hAnsi="Arial" w:cs="Arial"/>
-            <w:color w:val="808080"/>
-            <w:highlight w:val="yellow"/>
-          </w:rPr>
-          <w:t xml:space="preserve">AUSÊNCIA</w:t>
+          <w:t xml:space="preserve">DA DUPLICATA</w:t>
         </w:r>
       </w:ins>
       <w:r>
@@ -5102,23 +6287,33 @@
           <w:rFonts w:ascii="Arial" w:eastAsia="Arial" w:hAnsi="Arial" w:cs="Arial"/>
           <w:color w:val="auto"/>
           <w:highlight w:val="yellow"/>
-          <w:rPrChange w:id="1090" w:author="Assessor GDSXSR" w:date="2026-10-29T21:16:42Z">
+          <w:rPrChange w:id="1170" w:author="Assessor GDSXSR" w:date="2026-10-30T19:47:11Z">
             <w:rPr>
               <w:rFonts w:ascii="Arial" w:eastAsia="Arial" w:hAnsi="Arial" w:cs="Arial"/>
               <w:color w:val="auto"/>
             </w:rPr>
           </w:rPrChange>
         </w:rPr>
-        <w:t xml:space="preserve"> DE </w:t>
-      </w:r>
-      <w:ins w:id="1091" w:author="Assessor GDSXSR" w:date="2026-10-29T21:16:42Z">
-        <w:r>
-          <w:rPr>
-            <w:rFonts w:ascii="Arial" w:eastAsia="Arial" w:hAnsi="Arial" w:cs="Arial"/>
-            <w:color w:val="808080"/>
+        <w:t xml:space="preserve"> Nº </w:t>
+      </w:r>
+      <w:del w:id="1171" w:author="Assessor GDSXSR" w:date="2026-10-30T19:47:11Z">
+        <w:r>
+          <w:rPr>
+            <w:rFonts w:ascii="Arial" w:eastAsia="Arial" w:hAnsi="Arial" w:cs="Arial"/>
+            <w:color w:val="auto"/>
             <w:highlight w:val="yellow"/>
           </w:rPr>
-          <w:t xml:space="preserve">PROVA ESCRITA IDÔNEA DA </w:t>
+          <w:delText xml:space="preserve">207285</w:delText>
+        </w:r>
+      </w:del>
+      <w:ins w:id="1172" w:author="Assessor GDSXSR" w:date="2026-10-30T19:47:11Z">
+        <w:r>
+          <w:rPr>
+            <w:rFonts w:ascii="Arial" w:eastAsia="Arial" w:hAnsi="Arial" w:cs="Arial"/>
+            <w:color w:val="808080"/>
+            <w:highlight w:val="yellow"/>
+          </w:rPr>
+          <w:t xml:space="preserve">04</w:t>
         </w:r>
       </w:ins>
       <w:r>
@@ -5126,16 +6321,124 @@
           <w:rFonts w:ascii="Arial" w:eastAsia="Arial" w:hAnsi="Arial" w:cs="Arial"/>
           <w:color w:val="auto"/>
           <w:highlight w:val="yellow"/>
-          <w:rPrChange w:id="1092" w:author="Assessor GDSXSR" w:date="2026-10-29T21:16:42Z">
+          <w:rPrChange w:id="1173" w:author="Assessor GDSXSR" w:date="2026-10-30T19:47:11Z">
             <w:rPr>
               <w:rFonts w:ascii="Arial" w:eastAsia="Arial" w:hAnsi="Arial" w:cs="Arial"/>
               <w:color w:val="auto"/>
             </w:rPr>
           </w:rPrChange>
         </w:rPr>
+        <w:t xml:space="preserve"> </w:t>
+      </w:r>
+      <w:del w:id="1174" w:author="Assessor GDSXSR" w:date="2026-10-30T19:47:11Z">
+        <w:r>
+          <w:rPr>
+            <w:rFonts w:ascii="Arial" w:eastAsia="Arial" w:hAnsi="Arial" w:cs="Arial"/>
+            <w:color w:val="auto"/>
+            <w:highlight w:val="yellow"/>
+          </w:rPr>
+          <w:delText xml:space="preserve">EM</w:delText>
+        </w:r>
+      </w:del>
+      <w:ins w:id="1175" w:author="Assessor GDSXSR" w:date="2026-10-30T19:47:11Z">
+        <w:r>
+          <w:rPr>
+            <w:rFonts w:ascii="Arial" w:eastAsia="Arial" w:hAnsi="Arial" w:cs="Arial"/>
+            <w:color w:val="808080"/>
+            <w:highlight w:val="yellow"/>
+          </w:rPr>
+          <w:t xml:space="preserve">POR</w:t>
+        </w:r>
+      </w:ins>
+      <w:r>
+        <w:rPr>
+          <w:rFonts w:ascii="Arial" w:eastAsia="Arial" w:hAnsi="Arial" w:cs="Arial"/>
+          <w:color w:val="auto"/>
+          <w:highlight w:val="yellow"/>
+          <w:rPrChange w:id="1176" w:author="Assessor GDSXSR" w:date="2026-10-30T19:47:11Z">
+            <w:rPr>
+              <w:rFonts w:ascii="Arial" w:eastAsia="Arial" w:hAnsi="Arial" w:cs="Arial"/>
+              <w:color w:val="auto"/>
+            </w:rPr>
+          </w:rPrChange>
+        </w:rPr>
+        <w:t xml:space="preserve"> </w:t>
+      </w:r>
+      <w:del w:id="1177" w:author="Assessor GDSXSR" w:date="2026-10-30T19:47:11Z">
+        <w:r>
+          <w:rPr>
+            <w:rFonts w:ascii="Arial" w:eastAsia="Arial" w:hAnsi="Arial" w:cs="Arial"/>
+            <w:color w:val="auto"/>
+            <w:highlight w:val="yellow"/>
+          </w:rPr>
+          <w:delText xml:space="preserve">RAZÃO </w:delText>
+        </w:r>
+        <w:r>
+          <w:rPr>
+            <w:rFonts w:ascii="Arial" w:eastAsia="Arial" w:hAnsi="Arial" w:cs="Arial"/>
+            <w:color w:val="auto"/>
+            <w:highlight w:val="yellow"/>
+          </w:rPr>
+          <w:delText xml:space="preserve">DO </w:delText>
+        </w:r>
+        <w:r>
+          <w:rPr>
+            <w:rFonts w:ascii="Arial" w:eastAsia="Arial" w:hAnsi="Arial" w:cs="Arial"/>
+            <w:color w:val="auto"/>
+            <w:highlight w:val="yellow"/>
+          </w:rPr>
+          <w:delText xml:space="preserve">COMPROVANTE</w:delText>
+        </w:r>
+      </w:del>
+      <w:ins w:id="1178" w:author="Assessor GDSXSR" w:date="2026-10-30T19:47:11Z">
+        <w:r>
+          <w:rPr>
+            <w:rFonts w:ascii="Arial" w:eastAsia="Arial" w:hAnsi="Arial" w:cs="Arial"/>
+            <w:color w:val="808080"/>
+            <w:highlight w:val="yellow"/>
+          </w:rPr>
+          <w:t xml:space="preserve">FALTA</w:t>
+        </w:r>
+      </w:ins>
+      <w:r>
+        <w:rPr>
+          <w:rFonts w:ascii="Arial" w:eastAsia="Arial" w:hAnsi="Arial" w:cs="Arial"/>
+          <w:color w:val="auto"/>
+          <w:highlight w:val="yellow"/>
+          <w:rPrChange w:id="1179" w:author="Assessor GDSXSR" w:date="2026-10-30T19:47:11Z">
+            <w:rPr>
+              <w:rFonts w:ascii="Arial" w:eastAsia="Arial" w:hAnsi="Arial" w:cs="Arial"/>
+              <w:color w:val="auto"/>
+            </w:rPr>
+          </w:rPrChange>
+        </w:rPr>
+        <w:t xml:space="preserve"> DE </w:t>
+      </w:r>
+      <w:ins w:id="1180" w:author="Assessor GDSXSR" w:date="2026-10-30T19:47:11Z">
+        <w:r>
+          <w:rPr>
+            <w:rFonts w:ascii="Arial" w:eastAsia="Arial" w:hAnsi="Arial" w:cs="Arial"/>
+            <w:color w:val="808080"/>
+            <w:highlight w:val="yellow"/>
+          </w:rPr>
+          <w:t xml:space="preserve">PROVA IDÔNEA DA </w:t>
+        </w:r>
+      </w:ins>
+      <w:r>
+        <w:rPr>
+          <w:rFonts w:ascii="Arial" w:eastAsia="Arial" w:hAnsi="Arial" w:cs="Arial"/>
+          <w:color w:val="auto"/>
+          <w:highlight w:val="yellow"/>
+          <w:rPrChange w:id="1181" w:author="Assessor GDSXSR" w:date="2026-10-30T19:47:11Z">
+            <w:rPr>
+              <w:rFonts w:ascii="Arial" w:eastAsia="Arial" w:hAnsi="Arial" w:cs="Arial"/>
+              <w:color w:val="auto"/>
+            </w:rPr>
+          </w:rPrChange>
+        </w:rPr>
         <w:t xml:space="preserve">ENTREGA</w:t>
       </w:r>
-      <w:del w:id="1093" w:author="Assessor GDSXSR" w:date="2026-10-29T21:16:42Z">
+      <w:del w:id="1182" w:author="Assessor GDSXSR" w:date="2026-10-30T19:47:11Z">
         <w:r>
           <w:rPr>
             <w:rFonts w:ascii="Arial" w:eastAsia="Arial" w:hAnsi="Arial" w:cs="Arial"/>
@@ -5194,7 +6497,7 @@
         </w:rPr>
         <w:t xml:space="preserve"> </w:t>
       </w:r>
-      <w:ins w:id="1094" w:author="Assessor GDSXSR" w:date="2026-10-29T21:16:42Z">
+      <w:ins w:id="1183" w:author="Assessor GDSXSR" w:date="2026-10-30T19:47:11Z">
         <w:r>
           <w:rPr>
             <w:rFonts w:ascii="Arial" w:eastAsia="Arial" w:hAnsi="Arial" w:cs="Arial"/>
@@ -5213,7 +6516,7 @@
         </w:rPr>
         <w:t xml:space="preserve">apelante </w:t>
       </w:r>
-      <w:del w:id="1095" w:author="Assessor GDSXSR" w:date="2026-10-29T21:16:42Z">
+      <w:del w:id="1184" w:author="Assessor GDSXSR" w:date="2026-10-30T19:47:11Z">
         <w:r>
           <w:rPr>
             <w:rFonts w:ascii="Arial" w:eastAsia="Arial" w:hAnsi="Arial" w:cs="Arial"/>
@@ -5223,7 +6526,7 @@
           <w:delText xml:space="preserve">sustenta</w:delText>
         </w:r>
       </w:del>
-      <w:ins w:id="1096" w:author="Assessor GDSXSR" w:date="2026-10-29T21:16:42Z">
+      <w:ins w:id="1185" w:author="Assessor GDSXSR" w:date="2026-10-30T19:47:11Z">
         <w:r>
           <w:rPr>
             <w:rFonts w:ascii="Arial" w:eastAsia="Arial" w:hAnsi="Arial" w:cs="Arial"/>
@@ -5242,7 +6545,7 @@
         </w:rPr>
         <w:t xml:space="preserve"> que</w:t>
       </w:r>
-      <w:ins w:id="1097" w:author="Assessor GDSXSR" w:date="2026-10-29T21:16:42Z">
+      <w:ins w:id="1186" w:author="Assessor GDSXSR" w:date="2026-10-30T19:47:11Z">
         <w:r>
           <w:rPr>
             <w:rFonts w:ascii="Arial" w:eastAsia="Arial" w:hAnsi="Arial" w:cs="Arial"/>
@@ -5271,7 +6574,7 @@
         </w:rPr>
         <w:t xml:space="preserve"> a sentença </w:t>
       </w:r>
-      <w:del w:id="1098" w:author="Assessor GDSXSR" w:date="2026-10-29T21:16:42Z">
+      <w:del w:id="1187" w:author="Assessor GDSXSR" w:date="2026-10-30T19:47:11Z">
         <w:r>
           <w:rPr>
             <w:rFonts w:ascii="Arial" w:eastAsia="Arial" w:hAnsi="Arial" w:cs="Arial"/>
@@ -5281,15 +6584,15 @@
           <w:delText xml:space="preserve">afastou</w:delText>
         </w:r>
       </w:del>
-      <w:ins w:id="1099" w:author="Assessor GDSXSR" w:date="2026-10-29T21:16:42Z">
-        <w:r>
-          <w:rPr>
-            <w:rFonts w:ascii="Arial" w:eastAsia="Arial" w:hAnsi="Arial" w:cs="Arial"/>
-            <w:color w:val="808080"/>
-            <w:sz w:val="28"/>
-            <w:szCs w:val="28"/>
-          </w:rPr>
-          <w:t xml:space="preserve">examinou</w:t>
+      <w:ins w:id="1188" w:author="Assessor GDSXSR" w:date="2026-10-30T19:47:11Z">
+        <w:r>
+          <w:rPr>
+            <w:rFonts w:ascii="Arial" w:eastAsia="Arial" w:hAnsi="Arial" w:cs="Arial"/>
+            <w:color w:val="808080"/>
+            <w:sz w:val="28"/>
+            <w:szCs w:val="28"/>
+          </w:rPr>
+          <w:t xml:space="preserve">analisou</w:t>
         </w:r>
       </w:ins>
       <w:r>
@@ -5300,7 +6603,7 @@
         </w:rPr>
         <w:t xml:space="preserve"> </w:t>
       </w:r>
-      <w:del w:id="1100" w:author="Assessor GDSXSR" w:date="2026-10-29T21:16:42Z">
+      <w:del w:id="1189" w:author="Assessor GDSXSR" w:date="2026-10-30T19:47:11Z">
         <w:r>
           <w:rPr>
             <w:rFonts w:ascii="Arial" w:eastAsia="Arial" w:hAnsi="Arial" w:cs="Arial"/>
@@ -5310,7 +6613,7 @@
           <w:delText xml:space="preserve">indevidamente</w:delText>
         </w:r>
       </w:del>
-      <w:ins w:id="1101" w:author="Assessor GDSXSR" w:date="2026-10-29T21:16:42Z">
+      <w:ins w:id="1190" w:author="Assessor GDSXSR" w:date="2026-10-30T19:47:11Z">
         <w:r>
           <w:rPr>
             <w:rFonts w:ascii="Arial" w:eastAsia="Arial" w:hAnsi="Arial" w:cs="Arial"/>
@@ -5329,7 +6632,7 @@
         </w:rPr>
         <w:t xml:space="preserve"> </w:t>
       </w:r>
-      <w:del w:id="1102" w:author="Assessor GDSXSR" w:date="2026-10-29T21:16:42Z">
+      <w:del w:id="1191" w:author="Assessor GDSXSR" w:date="2026-10-30T19:47:11Z">
         <w:r>
           <w:rPr>
             <w:rFonts w:ascii="Arial" w:eastAsia="Arial" w:hAnsi="Arial" w:cs="Arial"/>
@@ -5339,7 +6642,7 @@
           <w:delText xml:space="preserve">a</w:delText>
         </w:r>
       </w:del>
-      <w:ins w:id="1103" w:author="Assessor GDSXSR" w:date="2026-10-29T21:16:42Z">
+      <w:ins w:id="1192" w:author="Assessor GDSXSR" w:date="2026-10-30T19:47:11Z">
         <w:r>
           <w:rPr>
             <w:rFonts w:ascii="Arial" w:eastAsia="Arial" w:hAnsi="Arial" w:cs="Arial"/>
@@ -5358,7 +6661,7 @@
         </w:rPr>
         <w:t xml:space="preserve"> </w:t>
       </w:r>
-      <w:del w:id="1104" w:author="Assessor GDSXSR" w:date="2026-10-29T21:16:42Z">
+      <w:del w:id="1193" w:author="Assessor GDSXSR" w:date="2026-10-30T19:47:11Z">
         <w:r>
           <w:rPr>
             <w:rFonts w:ascii="Arial" w:eastAsia="Arial" w:hAnsi="Arial" w:cs="Arial"/>
@@ -5368,7 +6671,7 @@
           <w:delText xml:space="preserve">cobrança</w:delText>
         </w:r>
       </w:del>
-      <w:ins w:id="1105" w:author="Assessor GDSXSR" w:date="2026-10-29T21:16:42Z">
+      <w:ins w:id="1194" w:author="Assessor GDSXSR" w:date="2026-10-30T19:47:11Z">
         <w:r>
           <w:rPr>
             <w:rFonts w:ascii="Arial" w:eastAsia="Arial" w:hAnsi="Arial" w:cs="Arial"/>
@@ -5387,7 +6690,7 @@
         </w:rPr>
         <w:t xml:space="preserve"> </w:t>
       </w:r>
-      <w:del w:id="1106" w:author="Assessor GDSXSR" w:date="2026-10-29T21:16:42Z">
+      <w:del w:id="1195" w:author="Assessor GDSXSR" w:date="2026-10-30T19:47:11Z">
         <w:r>
           <w:rPr>
             <w:rFonts w:ascii="Arial" w:eastAsia="Arial" w:hAnsi="Arial" w:cs="Arial"/>
@@ -5397,7 +6700,7 @@
           <w:delText xml:space="preserve">da</w:delText>
         </w:r>
       </w:del>
-      <w:ins w:id="1107" w:author="Assessor GDSXSR" w:date="2026-10-29T21:16:42Z">
+      <w:ins w:id="1196" w:author="Assessor GDSXSR" w:date="2026-10-30T19:47:11Z">
         <w:r>
           <w:rPr>
             <w:rFonts w:ascii="Arial" w:eastAsia="Arial" w:hAnsi="Arial" w:cs="Arial"/>
@@ -5416,7 +6719,7 @@
         </w:rPr>
         <w:t xml:space="preserve"> </w:t>
       </w:r>
-      <w:del w:id="1108" w:author="Assessor GDSXSR" w:date="2026-10-29T21:16:42Z">
+      <w:del w:id="1197" w:author="Assessor GDSXSR" w:date="2026-10-30T19:47:11Z">
         <w:r>
           <w:rPr>
             <w:rFonts w:ascii="Arial" w:eastAsia="Arial" w:hAnsi="Arial" w:cs="Arial"/>
@@ -5426,7 +6729,7 @@
           <w:delText xml:space="preserve">duplicata nº 04</w:delText>
         </w:r>
       </w:del>
-      <w:ins w:id="1109" w:author="Assessor GDSXSR" w:date="2026-10-29T21:16:42Z">
+      <w:ins w:id="1198" w:author="Assessor GDSXSR" w:date="2026-10-30T19:47:11Z">
         <w:r>
           <w:rPr>
             <w:rFonts w:ascii="Arial" w:eastAsia="Arial" w:hAnsi="Arial" w:cs="Arial"/>
@@ -5445,7 +6748,7 @@
         </w:rPr>
         <w:t xml:space="preserve"> da Nota Fiscal nº 207285</w:t>
       </w:r>
-      <w:ins w:id="1110" w:author="Assessor GDSXSR" w:date="2026-10-29T21:16:42Z">
+      <w:ins w:id="1199" w:author="Assessor GDSXSR" w:date="2026-10-30T19:47:11Z">
         <w:r>
           <w:rPr>
             <w:rFonts w:ascii="Arial" w:eastAsia="Arial" w:hAnsi="Arial" w:cs="Arial"/>
@@ -5464,7 +6767,7 @@
         </w:rPr>
         <w:t xml:space="preserve"> </w:t>
       </w:r>
-      <w:del w:id="1111" w:author="Assessor GDSXSR" w:date="2026-10-29T21:16:42Z">
+      <w:del w:id="1200" w:author="Assessor GDSXSR" w:date="2026-10-30T19:47:11Z">
         <w:r>
           <w:rPr>
             <w:rFonts w:ascii="Arial" w:eastAsia="Arial" w:hAnsi="Arial" w:cs="Arial"/>
@@ -5474,7 +6777,7 @@
           <w:delText xml:space="preserve">(R$ 701,50) ao</w:delText>
         </w:r>
       </w:del>
-      <w:ins w:id="1112" w:author="Assessor GDSXSR" w:date="2026-10-29T21:16:42Z">
+      <w:ins w:id="1201" w:author="Assessor GDSXSR" w:date="2026-10-30T19:47:11Z">
         <w:r>
           <w:rPr>
             <w:rFonts w:ascii="Arial" w:eastAsia="Arial" w:hAnsi="Arial" w:cs="Arial"/>
@@ -5491,92 +6794,224 @@
           <w:sz w:val="28"/>
           <w:szCs w:val="28"/>
         </w:rPr>
-        <w:t xml:space="preserve"> considerar</w:t>
-      </w:r>
-      <w:del w:id="1113" w:author="Assessor GDSXSR" w:date="2026-10-29T21:16:42Z">
-        <w:r>
-          <w:rPr>
-            <w:rFonts w:ascii="Arial" w:eastAsia="Arial" w:hAnsi="Arial" w:cs="Arial"/>
-            <w:sz w:val="28"/>
-            <w:szCs w:val="28"/>
-          </w:rPr>
-          <w:delText xml:space="preserve"> ilegível o comprovante de entrega. Argumenta</w:delText>
-        </w:r>
-      </w:del>
-      <w:r>
-        <w:rPr>
-          <w:rFonts w:ascii="Arial" w:eastAsia="Arial" w:hAnsi="Arial" w:cs="Arial"/>
-          <w:sz w:val="28"/>
-          <w:szCs w:val="28"/>
-        </w:rPr>
-        <w:t xml:space="preserve"> que a </w:t>
-      </w:r>
-      <w:del w:id="1114" w:author="Assessor GDSXSR" w:date="2026-10-29T21:16:42Z">
-        <w:r>
-          <w:rPr>
-            <w:rFonts w:ascii="Arial" w:eastAsia="Arial" w:hAnsi="Arial" w:cs="Arial"/>
-            <w:sz w:val="28"/>
-            <w:szCs w:val="28"/>
-          </w:rPr>
-          <w:delText xml:space="preserve">própria</w:delText>
-        </w:r>
-      </w:del>
-      <w:ins w:id="1115" w:author="Assessor GDSXSR" w:date="2026-10-29T21:16:42Z">
-        <w:r>
-          <w:rPr>
-            <w:rFonts w:ascii="Arial" w:eastAsia="Arial" w:hAnsi="Arial" w:cs="Arial"/>
-            <w:color w:val="808080"/>
-            <w:sz w:val="28"/>
-            <w:szCs w:val="28"/>
-          </w:rPr>
-          <w:t xml:space="preserve">apelada</w:t>
-        </w:r>
-      </w:ins>
-      <w:r>
-        <w:rPr>
-          <w:rFonts w:ascii="Arial" w:eastAsia="Arial" w:hAnsi="Arial" w:cs="Arial"/>
+        <w:t xml:space="preserve"> considerar </w:t>
+      </w:r>
+      <w:del w:id="1202" w:author="Assessor GDSXSR" w:date="2026-10-30T19:47:11Z">
+        <w:r>
+          <w:rPr>
+            <w:rFonts w:ascii="Arial" w:eastAsia="Arial" w:hAnsi="Arial" w:cs="Arial"/>
+            <w:sz w:val="28"/>
+            <w:szCs w:val="28"/>
+          </w:rPr>
+          <w:delText xml:space="preserve">ilegível </w:delText>
+        </w:r>
+      </w:del>
+      <w:r>
+        <w:rPr>
+          <w:rFonts w:ascii="Arial" w:eastAsia="Arial" w:hAnsi="Arial" w:cs="Arial"/>
+          <w:sz w:val="28"/>
+          <w:szCs w:val="28"/>
+        </w:rPr>
+        <w:t xml:space="preserve">o </w:t>
+      </w:r>
+      <w:del w:id="1203" w:author="Assessor GDSXSR" w:date="2026-10-30T19:47:11Z">
+        <w:r>
+          <w:rPr>
+            <w:rFonts w:ascii="Arial" w:eastAsia="Arial" w:hAnsi="Arial" w:cs="Arial"/>
+            <w:sz w:val="28"/>
+            <w:szCs w:val="28"/>
+          </w:rPr>
+          <w:delText xml:space="preserve">comprovante</w:delText>
+        </w:r>
+      </w:del>
+      <w:ins w:id="1204" w:author="Assessor GDSXSR" w:date="2026-10-30T19:47:11Z">
+        <w:r>
+          <w:rPr>
+            <w:rFonts w:ascii="Arial" w:eastAsia="Arial" w:hAnsi="Arial" w:cs="Arial"/>
+            <w:color w:val="808080"/>
+            <w:sz w:val="28"/>
+            <w:szCs w:val="28"/>
+          </w:rPr>
+          <w:t xml:space="preserve">pagamento</w:t>
+        </w:r>
+      </w:ins>
+      <w:r>
+        <w:rPr>
+          <w:rFonts w:ascii="Arial" w:eastAsia="Arial" w:hAnsi="Arial" w:cs="Arial"/>
+          <w:sz w:val="28"/>
+          <w:szCs w:val="28"/>
+        </w:rPr>
+        <w:t xml:space="preserve"> de</w:t>
+      </w:r>
+      <w:del w:id="1205" w:author="Assessor GDSXSR" w:date="2026-10-30T19:47:11Z">
+        <w:r>
+          <w:rPr>
+            <w:rFonts w:ascii="Arial" w:eastAsia="Arial" w:hAnsi="Arial" w:cs="Arial"/>
+            <w:sz w:val="28"/>
+            <w:szCs w:val="28"/>
+          </w:rPr>
+          <w:delText xml:space="preserve"> entrega. Argumenta que a própria devedora reconheceu a operação comercial ao pagar</w:delText>
+        </w:r>
+      </w:del>
+      <w:r>
+        <w:rPr>
+          <w:rFonts w:ascii="Arial" w:eastAsia="Arial" w:hAnsi="Arial" w:cs="Arial"/>
+          <w:sz w:val="28"/>
+          <w:szCs w:val="28"/>
+        </w:rPr>
+        <w:t xml:space="preserve"> três das </w:t>
+      </w:r>
+      <w:r>
+        <w:rPr>
+          <w:rFonts w:ascii="Arial" w:eastAsia="Arial" w:hAnsi="Arial" w:cs="Arial"/>
+          <w:sz w:val="28"/>
+          <w:szCs w:val="28"/>
+        </w:rPr>
+        <w:t xml:space="preserve">quat</w:t>
+      </w:r>
+      <w:r>
+        <w:rPr>
+          <w:rFonts w:ascii="Arial" w:eastAsia="Arial" w:hAnsi="Arial" w:cs="Arial"/>
+          <w:color w:val="000000" w:themeColor="text1"/>
+          <w:sz w:val="28"/>
+          <w:szCs w:val="28"/>
+        </w:rPr>
+        <w:t xml:space="preserve">ro duplicatas </w:t>
+      </w:r>
+      <w:del w:id="1206" w:author="Assessor GDSXSR" w:date="2026-10-30T19:47:11Z">
+        <w:r>
+          <w:rPr>
+            <w:rFonts w:ascii="Arial" w:eastAsia="Arial" w:hAnsi="Arial" w:cs="Arial"/>
+            <w:color w:val="000000" w:themeColor="text1"/>
+            <w:sz w:val="28"/>
+            <w:szCs w:val="28"/>
+          </w:rPr>
+          <w:delText xml:space="preserve">originadas</w:delText>
+        </w:r>
+      </w:del>
+      <w:ins w:id="1207" w:author="Assessor GDSXSR" w:date="2026-10-30T19:47:11Z">
+        <w:r>
+          <w:rPr>
+            <w:rFonts w:ascii="Arial" w:eastAsia="Arial" w:hAnsi="Arial" w:cs="Arial"/>
+            <w:color w:val="808080"/>
+            <w:sz w:val="28"/>
+            <w:szCs w:val="28"/>
+          </w:rPr>
+          <w:t xml:space="preserve">da operação; </w:t>
+        </w:r>
+        <w:r>
+          <w:rPr>
+            <w:b/>
+            <w:rFonts w:ascii="Arial" w:eastAsia="Arial" w:hAnsi="Arial" w:cs="Arial"/>
+            <w:color w:val="808080"/>
+            <w:sz w:val="28"/>
+            <w:szCs w:val="28"/>
+          </w:rPr>
+          <w:t xml:space="preserve">2)</w:t>
+        </w:r>
+        <w:r>
+          <w:rPr>
+            <w:rFonts w:ascii="Arial" w:eastAsia="Arial" w:hAnsi="Arial" w:cs="Arial"/>
+            <w:color w:val="808080"/>
+            <w:sz w:val="28"/>
+            <w:szCs w:val="28"/>
+          </w:rPr>
+          <w:t xml:space="preserve"> esse pagamento evidencia o reconhecimento</w:t>
+        </w:r>
+      </w:ins>
+      <w:r>
+        <w:rPr>
+          <w:rFonts w:ascii="Arial" w:eastAsia="Arial" w:hAnsi="Arial" w:cs="Arial"/>
+          <w:color w:val="000000" w:themeColor="text1"/>
+          <w:sz w:val="28"/>
+          <w:szCs w:val="28"/>
+        </w:rPr>
+        <w:t xml:space="preserve"> da </w:t>
+      </w:r>
+      <w:del w:id="1208" w:author="Assessor GDSXSR" w:date="2026-10-30T19:47:11Z">
+        <w:r>
+          <w:rPr>
+            <w:rFonts w:ascii="Arial" w:eastAsia="Arial" w:hAnsi="Arial" w:cs="Arial"/>
+            <w:color w:val="000000" w:themeColor="text1"/>
+            <w:sz w:val="28"/>
+            <w:szCs w:val="28"/>
+          </w:rPr>
+          <w:delText xml:space="preserve">mesma</w:delText>
+        </w:r>
+      </w:del>
+      <w:ins w:id="1209" w:author="Assessor GDSXSR" w:date="2026-10-30T19:47:11Z">
+        <w:r>
+          <w:rPr>
+            <w:rFonts w:ascii="Arial" w:eastAsia="Arial" w:hAnsi="Arial" w:cs="Arial"/>
+            <w:color w:val="808080"/>
+            <w:sz w:val="28"/>
+            <w:szCs w:val="28"/>
+          </w:rPr>
+          <w:t xml:space="preserve">relação comercial e basta, com a</w:t>
+        </w:r>
+      </w:ins>
+      <w:r>
+        <w:rPr>
+          <w:rFonts w:ascii="Arial" w:eastAsia="Arial" w:hAnsi="Arial" w:cs="Arial"/>
+          <w:color w:val="000000" w:themeColor="text1"/>
+          <w:sz w:val="28"/>
+          <w:szCs w:val="28"/>
+        </w:rPr>
+        <w:t xml:space="preserve"> nota fiscal, </w:t>
+      </w:r>
+      <w:del w:id="1210" w:author="Assessor GDSXSR" w:date="2026-10-30T19:47:11Z">
+        <w:r>
+          <w:rPr>
+            <w:rFonts w:ascii="Arial" w:eastAsia="Arial" w:hAnsi="Arial" w:cs="Arial"/>
+            <w:color w:val="000000" w:themeColor="text1"/>
+            <w:sz w:val="28"/>
+            <w:szCs w:val="28"/>
+          </w:rPr>
+          <w:delText xml:space="preserve">o</w:delText>
+        </w:r>
+      </w:del>
+      <w:ins w:id="1211" w:author="Assessor GDSXSR" w:date="2026-10-30T19:47:11Z">
+        <w:r>
+          <w:rPr>
+            <w:rFonts w:ascii="Arial" w:eastAsia="Arial" w:hAnsi="Arial" w:cs="Arial"/>
+            <w:color w:val="808080"/>
+            <w:sz w:val="28"/>
+            <w:szCs w:val="28"/>
+          </w:rPr>
+          <w:t xml:space="preserve">como</w:t>
+        </w:r>
+      </w:ins>
+      <w:r>
+        <w:rPr>
+          <w:rFonts w:ascii="Arial" w:eastAsia="Arial" w:hAnsi="Arial" w:cs="Arial"/>
+          <w:color w:val="000000" w:themeColor="text1"/>
           <w:sz w:val="28"/>
           <w:szCs w:val="28"/>
         </w:rPr>
         <w:t xml:space="preserve"> </w:t>
       </w:r>
-      <w:del w:id="1116" w:author="Assessor GDSXSR" w:date="2026-10-29T21:16:42Z">
-        <w:r>
-          <w:rPr>
-            <w:rFonts w:ascii="Arial" w:eastAsia="Arial" w:hAnsi="Arial" w:cs="Arial"/>
-            <w:sz w:val="28"/>
-            <w:szCs w:val="28"/>
-          </w:rPr>
-          <w:delText xml:space="preserve">devedora reconheceu a operação comercial ao pagar</w:delText>
-        </w:r>
-      </w:del>
-      <w:ins w:id="1117" w:author="Assessor GDSXSR" w:date="2026-10-29T21:16:42Z">
-        <w:r>
-          <w:rPr>
-            <w:rFonts w:ascii="Arial" w:eastAsia="Arial" w:hAnsi="Arial" w:cs="Arial"/>
-            <w:color w:val="808080"/>
-            <w:sz w:val="28"/>
-            <w:szCs w:val="28"/>
-          </w:rPr>
-          <w:t xml:space="preserve">pagou</w:t>
-        </w:r>
-      </w:ins>
-      <w:r>
-        <w:rPr>
-          <w:rFonts w:ascii="Arial" w:eastAsia="Arial" w:hAnsi="Arial" w:cs="Arial"/>
-          <w:sz w:val="28"/>
-          <w:szCs w:val="28"/>
-        </w:rPr>
-        <w:t xml:space="preserve"> três das </w:t>
-      </w:r>
-      <w:r>
-        <w:rPr>
-          <w:rFonts w:ascii="Arial" w:eastAsia="Arial" w:hAnsi="Arial" w:cs="Arial"/>
-          <w:sz w:val="28"/>
-          <w:szCs w:val="28"/>
-        </w:rPr>
-        <w:t xml:space="preserve">quat</w:t>
-      </w:r>
+      <w:del w:id="1212" w:author="Assessor GDSXSR" w:date="2026-10-30T19:47:11Z">
+        <w:r>
+          <w:rPr>
+            <w:rFonts w:ascii="Arial" w:eastAsia="Arial" w:hAnsi="Arial" w:cs="Arial"/>
+            <w:color w:val="000000" w:themeColor="text1"/>
+            <w:sz w:val="28"/>
+            <w:szCs w:val="28"/>
+          </w:rPr>
+          <w:delText xml:space="preserve">que</w:delText>
+        </w:r>
+      </w:del>
+      <w:ins w:id="1213" w:author="Assessor GDSXSR" w:date="2026-10-30T19:47:11Z">
+        <w:r>
+          <w:rPr>
+            <w:rFonts w:ascii="Arial" w:eastAsia="Arial" w:hAnsi="Arial" w:cs="Arial"/>
+            <w:color w:val="808080"/>
+            <w:sz w:val="28"/>
+            <w:szCs w:val="28"/>
+          </w:rPr>
+          <w:t xml:space="preserve">prova</w:t>
+        </w:r>
+      </w:ins>
       <w:r>
         <w:rPr>
           <w:rFonts w:ascii="Arial" w:eastAsia="Arial" w:hAnsi="Arial" w:cs="Arial"/>
@@ -5584,17 +7019,28 @@
           <w:sz w:val="28"/>
           <w:szCs w:val="28"/>
         </w:rPr>
-        <w:t xml:space="preserve">ro duplicatas originadas da mesma </w:t>
-      </w:r>
-      <w:ins w:id="1118" w:author="Assessor GDSXSR" w:date="2026-10-29T21:16:42Z">
-        <w:r>
-          <w:rPr>
-            <w:rFonts w:ascii="Arial" w:eastAsia="Arial" w:hAnsi="Arial" w:cs="Arial"/>
-            <w:color w:val="808080"/>
-            <w:sz w:val="28"/>
-            <w:szCs w:val="28"/>
-          </w:rPr>
-          <w:t xml:space="preserve">operação, restando inadimplida apenas a duplicata nº 04 (R$ 701,50); </w:t>
+        <w:t xml:space="preserve"> </w:t>
+      </w:r>
+      <w:del w:id="1214" w:author="Assessor GDSXSR" w:date="2026-10-30T19:47:11Z">
+        <w:r>
+          <w:rPr>
+            <w:rFonts w:ascii="Arial" w:eastAsia="Arial" w:hAnsi="Arial" w:cs="Arial"/>
+            <w:color w:val="000000" w:themeColor="text1"/>
+            <w:sz w:val="28"/>
+            <w:szCs w:val="28"/>
+          </w:rPr>
+          <w:delText xml:space="preserve">comprovaria</w:delText>
+        </w:r>
+      </w:del>
+      <w:ins w:id="1215" w:author="Assessor GDSXSR" w:date="2026-10-30T19:47:11Z">
+        <w:r>
+          <w:rPr>
+            <w:rFonts w:ascii="Arial" w:eastAsia="Arial" w:hAnsi="Arial" w:cs="Arial"/>
+            <w:color w:val="808080"/>
+            <w:sz w:val="28"/>
+            <w:szCs w:val="28"/>
+          </w:rPr>
+          <w:t xml:space="preserve">escrita do crédito de R$ 701,50 (duplicata nº 04); e </w:t>
         </w:r>
         <w:r>
           <w:rPr>
@@ -5604,16 +7050,7 @@
             <w:sz w:val="28"/>
             <w:szCs w:val="28"/>
           </w:rPr>
-          <w:t xml:space="preserve">2)</w:t>
-        </w:r>
-        <w:r>
-          <w:rPr>
-            <w:rFonts w:ascii="Arial" w:eastAsia="Arial" w:hAnsi="Arial" w:cs="Arial"/>
-            <w:color w:val="808080"/>
-            <w:sz w:val="28"/>
-            <w:szCs w:val="28"/>
-          </w:rPr>
-          <w:t xml:space="preserve"> o pagamento das demais parcelas evidencia o reconhecimento da relação comercial e, em conjunto com a </w:t>
+          <w:t xml:space="preserve">3)</w:t>
         </w:r>
       </w:ins>
       <w:r>
@@ -5623,9 +7060,9 @@
           <w:sz w:val="28"/>
           <w:szCs w:val="28"/>
         </w:rPr>
-        <w:t xml:space="preserve">nota fiscal, </w:t>
-      </w:r>
-      <w:del w:id="1119" w:author="Assessor GDSXSR" w:date="2026-10-29T21:16:42Z">
+        <w:t xml:space="preserve"> a </w:t>
+      </w:r>
+      <w:del w:id="1216" w:author="Assessor GDSXSR" w:date="2026-10-30T19:47:11Z">
         <w:r>
           <w:rPr>
             <w:rFonts w:ascii="Arial" w:eastAsia="Arial" w:hAnsi="Arial" w:cs="Arial"/>
@@ -5633,18 +7070,18 @@
             <w:sz w:val="28"/>
             <w:szCs w:val="28"/>
           </w:rPr>
-          <w:delText xml:space="preserve">o</w:delText>
-        </w:r>
-      </w:del>
-      <w:ins w:id="1120" w:author="Assessor GDSXSR" w:date="2026-10-29T21:16:42Z">
-        <w:r>
-          <w:rPr>
-            <w:rFonts w:ascii="Arial" w:eastAsia="Arial" w:hAnsi="Arial" w:cs="Arial"/>
-            <w:color w:val="808080"/>
-            <w:sz w:val="28"/>
-            <w:szCs w:val="28"/>
-          </w:rPr>
-          <w:t xml:space="preserve">constitui</w:t>
+          <w:delText xml:space="preserve">entrega</w:delText>
+        </w:r>
+      </w:del>
+      <w:ins w:id="1217" w:author="Assessor GDSXSR" w:date="2026-10-30T19:47:11Z">
+        <w:r>
+          <w:rPr>
+            <w:rFonts w:ascii="Arial" w:eastAsia="Arial" w:hAnsi="Arial" w:cs="Arial"/>
+            <w:color w:val="808080"/>
+            <w:sz w:val="28"/>
+            <w:szCs w:val="28"/>
+          </w:rPr>
+          <w:t xml:space="preserve">exclusão</w:t>
         </w:r>
       </w:ins>
       <w:r>
@@ -5656,7 +7093,7 @@
         </w:rPr>
         <w:t xml:space="preserve"> </w:t>
       </w:r>
-      <w:del w:id="1121" w:author="Assessor GDSXSR" w:date="2026-10-29T21:16:42Z">
+      <w:del w:id="1218" w:author="Assessor GDSXSR" w:date="2026-10-30T19:47:11Z">
         <w:r>
           <w:rPr>
             <w:rFonts w:ascii="Arial" w:eastAsia="Arial" w:hAnsi="Arial" w:cs="Arial"/>
@@ -5664,18 +7101,18 @@
             <w:sz w:val="28"/>
             <w:szCs w:val="28"/>
           </w:rPr>
-          <w:delText xml:space="preserve">que</w:delText>
-        </w:r>
-      </w:del>
-      <w:ins w:id="1122" w:author="Assessor GDSXSR" w:date="2026-10-29T21:16:42Z">
-        <w:r>
-          <w:rPr>
-            <w:rFonts w:ascii="Arial" w:eastAsia="Arial" w:hAnsi="Arial" w:cs="Arial"/>
-            <w:color w:val="808080"/>
-            <w:sz w:val="28"/>
-            <w:szCs w:val="28"/>
-          </w:rPr>
-          <w:t xml:space="preserve">prova</w:t>
+          <w:delText xml:space="preserve">das mercadorias e</w:delText>
+        </w:r>
+      </w:del>
+      <w:ins w:id="1219" w:author="Assessor GDSXSR" w:date="2026-10-30T19:47:11Z">
+        <w:r>
+          <w:rPr>
+            <w:rFonts w:ascii="Arial" w:eastAsia="Arial" w:hAnsi="Arial" w:cs="Arial"/>
+            <w:color w:val="808080"/>
+            <w:sz w:val="28"/>
+            <w:szCs w:val="28"/>
+          </w:rPr>
+          <w:t xml:space="preserve">viola</w:t>
         </w:r>
       </w:ins>
       <w:r>
@@ -5685,9 +7122,49 @@
           <w:sz w:val="28"/>
           <w:szCs w:val="28"/>
         </w:rPr>
+        <w:t xml:space="preserve"> a</w:t>
+      </w:r>
+      <w:del w:id="1220" w:author="Assessor GDSXSR" w:date="2026-10-30T19:47:11Z">
+        <w:r>
+          <w:rPr>
+            <w:rFonts w:ascii="Arial" w:eastAsia="Arial" w:hAnsi="Arial" w:cs="Arial"/>
+            <w:color w:val="000000" w:themeColor="text1"/>
+            <w:sz w:val="28"/>
+            <w:szCs w:val="28"/>
+          </w:rPr>
+          <w:delText xml:space="preserve"> existência do débito. Alega violação à</w:delText>
+        </w:r>
+      </w:del>
+      <w:r>
+        <w:rPr>
+          <w:rFonts w:ascii="Arial" w:eastAsia="Arial" w:hAnsi="Arial" w:cs="Arial"/>
+          <w:color w:val="000000" w:themeColor="text1"/>
+          <w:sz w:val="28"/>
+          <w:szCs w:val="28"/>
+        </w:rPr>
+        <w:t xml:space="preserve"> boa-fé objetiva</w:t>
+      </w:r>
+      <w:del w:id="1221" w:author="Assessor GDSXSR" w:date="2026-10-30T19:47:11Z">
+        <w:r>
+          <w:rPr>
+            <w:rFonts w:ascii="Arial" w:eastAsia="Arial" w:hAnsi="Arial" w:cs="Arial"/>
+            <w:color w:val="000000" w:themeColor="text1"/>
+            <w:sz w:val="28"/>
+            <w:szCs w:val="28"/>
+          </w:rPr>
+          <w:delText xml:space="preserve">,</w:delText>
+        </w:r>
+      </w:del>
+      <w:r>
+        <w:rPr>
+          <w:rFonts w:ascii="Arial" w:eastAsia="Arial" w:hAnsi="Arial" w:cs="Arial"/>
+          <w:color w:val="000000" w:themeColor="text1"/>
+          <w:sz w:val="28"/>
+          <w:szCs w:val="28"/>
+        </w:rPr>
         <w:t xml:space="preserve"> </w:t>
       </w:r>
-      <w:del w:id="1123" w:author="Assessor GDSXSR" w:date="2026-10-29T21:16:42Z">
+      <w:del w:id="1222" w:author="Assessor GDSXSR" w:date="2026-10-30T19:47:11Z">
         <w:r>
           <w:rPr>
             <w:rFonts w:ascii="Arial" w:eastAsia="Arial" w:hAnsi="Arial" w:cs="Arial"/>
@@ -5695,18 +7172,18 @@
             <w:sz w:val="28"/>
             <w:szCs w:val="28"/>
           </w:rPr>
-          <w:delText xml:space="preserve">comprovaria</w:delText>
-        </w:r>
-      </w:del>
-      <w:ins w:id="1124" w:author="Assessor GDSXSR" w:date="2026-10-29T21:16:42Z">
-        <w:r>
-          <w:rPr>
-            <w:rFonts w:ascii="Arial" w:eastAsia="Arial" w:hAnsi="Arial" w:cs="Arial"/>
-            <w:color w:val="808080"/>
-            <w:sz w:val="28"/>
-            <w:szCs w:val="28"/>
-          </w:rPr>
-          <w:t xml:space="preserve">escrita</w:t>
+          <w:delText xml:space="preserve">ocorrência</w:delText>
+        </w:r>
+      </w:del>
+      <w:ins w:id="1223" w:author="Assessor GDSXSR" w:date="2026-10-30T19:47:11Z">
+        <w:r>
+          <w:rPr>
+            <w:rFonts w:ascii="Arial" w:eastAsia="Arial" w:hAnsi="Arial" w:cs="Arial"/>
+            <w:color w:val="808080"/>
+            <w:sz w:val="28"/>
+            <w:szCs w:val="28"/>
+          </w:rPr>
+          <w:t xml:space="preserve">e</w:t>
         </w:r>
       </w:ins>
       <w:r>
@@ -5718,7 +7195,7 @@
         </w:rPr>
         <w:t xml:space="preserve"> </w:t>
       </w:r>
-      <w:del w:id="1125" w:author="Assessor GDSXSR" w:date="2026-10-29T21:16:42Z">
+      <w:del w:id="1224" w:author="Assessor GDSXSR" w:date="2026-10-30T19:47:11Z">
         <w:r>
           <w:rPr>
             <w:rFonts w:ascii="Arial" w:eastAsia="Arial" w:hAnsi="Arial" w:cs="Arial"/>
@@ -5726,18 +7203,18 @@
             <w:sz w:val="28"/>
             <w:szCs w:val="28"/>
           </w:rPr>
-          <w:delText xml:space="preserve">a</w:delText>
-        </w:r>
-      </w:del>
-      <w:ins w:id="1126" w:author="Assessor GDSXSR" w:date="2026-10-29T21:16:42Z">
-        <w:r>
-          <w:rPr>
-            <w:rFonts w:ascii="Arial" w:eastAsia="Arial" w:hAnsi="Arial" w:cs="Arial"/>
-            <w:color w:val="808080"/>
-            <w:sz w:val="28"/>
-            <w:szCs w:val="28"/>
-          </w:rPr>
-          <w:t xml:space="preserve">suficiente</w:t>
+          <w:delText xml:space="preserve">de</w:delText>
+        </w:r>
+      </w:del>
+      <w:ins w:id="1225" w:author="Assessor GDSXSR" w:date="2026-10-30T19:47:11Z">
+        <w:r>
+          <w:rPr>
+            <w:rFonts w:ascii="Arial" w:eastAsia="Arial" w:hAnsi="Arial" w:cs="Arial"/>
+            <w:color w:val="808080"/>
+            <w:sz w:val="28"/>
+            <w:szCs w:val="28"/>
+          </w:rPr>
+          <w:t xml:space="preserve">a teoria dos atos próprios e gera</w:t>
         </w:r>
       </w:ins>
       <w:r>
@@ -5747,9 +7224,40 @@
           <w:sz w:val="28"/>
           <w:szCs w:val="28"/>
         </w:rPr>
+        <w:t xml:space="preserve"> enriquecimento sem causa </w:t>
+      </w:r>
+      <w:del w:id="1226" w:author="Assessor GDSXSR" w:date="2026-10-30T19:47:11Z">
+        <w:r>
+          <w:rPr>
+            <w:rFonts w:ascii="Arial" w:eastAsia="Arial" w:hAnsi="Arial" w:cs="Arial"/>
+            <w:color w:val="000000" w:themeColor="text1"/>
+            <w:sz w:val="28"/>
+            <w:szCs w:val="28"/>
+          </w:rPr>
+          <w:delText xml:space="preserve">e</w:delText>
+        </w:r>
+      </w:del>
+      <w:ins w:id="1227" w:author="Assessor GDSXSR" w:date="2026-10-30T19:47:11Z">
+        <w:r>
+          <w:rPr>
+            <w:rFonts w:ascii="Arial" w:eastAsia="Arial" w:hAnsi="Arial" w:cs="Arial"/>
+            <w:color w:val="808080"/>
+            <w:sz w:val="28"/>
+            <w:szCs w:val="28"/>
+          </w:rPr>
+          <w:t xml:space="preserve">(ID</w:t>
+        </w:r>
+      </w:ins>
+      <w:r>
+        <w:rPr>
+          <w:rFonts w:ascii="Arial" w:eastAsia="Arial" w:hAnsi="Arial" w:cs="Arial"/>
+          <w:color w:val="000000" w:themeColor="text1"/>
+          <w:sz w:val="28"/>
+          <w:szCs w:val="28"/>
+        </w:rPr>
         <w:t xml:space="preserve"> </w:t>
       </w:r>
-      <w:del w:id="1127" w:author="Assessor GDSXSR" w:date="2026-10-29T21:16:42Z">
+      <w:del w:id="1228" w:author="Assessor GDSXSR" w:date="2026-10-30T19:47:11Z">
         <w:r>
           <w:rPr>
             <w:rFonts w:ascii="Arial" w:eastAsia="Arial" w:hAnsi="Arial" w:cs="Arial"/>
@@ -5757,18 +7265,18 @@
             <w:sz w:val="28"/>
             <w:szCs w:val="28"/>
           </w:rPr>
-          <w:delText xml:space="preserve">entrega</w:delText>
-        </w:r>
-      </w:del>
-      <w:ins w:id="1128" w:author="Assessor GDSXSR" w:date="2026-10-29T21:16:42Z">
-        <w:r>
-          <w:rPr>
-            <w:rFonts w:ascii="Arial" w:eastAsia="Arial" w:hAnsi="Arial" w:cs="Arial"/>
-            <w:color w:val="808080"/>
-            <w:sz w:val="28"/>
-            <w:szCs w:val="28"/>
-          </w:rPr>
-          <w:t xml:space="preserve">do crédito, sobretudo diante da ausência de alegação de devolução</w:t>
+          <w:delText xml:space="preserve">defende que o conjunto probatório é suficiente para amparar a cobrança</w:delText>
+        </w:r>
+      </w:del>
+      <w:ins w:id="1229" w:author="Assessor GDSXSR" w:date="2026-10-30T19:47:11Z">
+        <w:r>
+          <w:rPr>
+            <w:rFonts w:ascii="Arial" w:eastAsia="Arial" w:hAnsi="Arial" w:cs="Arial"/>
+            <w:color w:val="808080"/>
+            <w:sz w:val="28"/>
+            <w:szCs w:val="28"/>
+          </w:rPr>
+          <w:t xml:space="preserve">89108696)</w:t>
         </w:r>
       </w:ins>
       <w:r>
@@ -5778,327 +7286,9 @@
           <w:sz w:val="28"/>
           <w:szCs w:val="28"/>
         </w:rPr>
-        <w:t xml:space="preserve"> das mercadorias</w:t>
-      </w:r>
-      <w:ins w:id="1129" w:author="Assessor GDSXSR" w:date="2026-10-29T21:16:42Z">
-        <w:r>
-          <w:rPr>
-            <w:rFonts w:ascii="Arial" w:eastAsia="Arial" w:hAnsi="Arial" w:cs="Arial"/>
-            <w:color w:val="808080"/>
-            <w:sz w:val="28"/>
-            <w:szCs w:val="28"/>
-          </w:rPr>
-          <w:t xml:space="preserve">, vício dos produtos, cancelamento da operação ou quitação do saldo;</w:t>
-        </w:r>
-      </w:ins>
-      <w:r>
-        <w:rPr>
-          <w:rFonts w:ascii="Arial" w:eastAsia="Arial" w:hAnsi="Arial" w:cs="Arial"/>
-          <w:color w:val="000000" w:themeColor="text1"/>
-          <w:sz w:val="28"/>
-          <w:szCs w:val="28"/>
-        </w:rPr>
-        <w:t xml:space="preserve"> e </w:t>
-      </w:r>
-      <w:ins w:id="1130" w:author="Assessor GDSXSR" w:date="2026-10-29T21:16:42Z">
-        <w:r>
-          <w:rPr>
-            <w:b/>
-            <w:rFonts w:ascii="Arial" w:eastAsia="Arial" w:hAnsi="Arial" w:cs="Arial"/>
-            <w:color w:val="808080"/>
-            <w:sz w:val="28"/>
-            <w:szCs w:val="28"/>
-          </w:rPr>
-          <w:t xml:space="preserve">3)</w:t>
-        </w:r>
-        <w:r>
-          <w:rPr>
-            <w:rFonts w:ascii="Arial" w:eastAsia="Arial" w:hAnsi="Arial" w:cs="Arial"/>
-            <w:color w:val="808080"/>
-            <w:sz w:val="28"/>
-            <w:szCs w:val="28"/>
-          </w:rPr>
-          <w:t xml:space="preserve"> </w:t>
-        </w:r>
-      </w:ins>
-      <w:r>
-        <w:rPr>
-          <w:rFonts w:ascii="Arial" w:eastAsia="Arial" w:hAnsi="Arial" w:cs="Arial"/>
-          <w:color w:val="000000" w:themeColor="text1"/>
-          <w:sz w:val="28"/>
-          <w:szCs w:val="28"/>
-        </w:rPr>
-        <w:t xml:space="preserve">a </w:t>
-      </w:r>
-      <w:del w:id="1131" w:author="Assessor GDSXSR" w:date="2026-10-29T21:16:42Z">
-        <w:r>
-          <w:rPr>
-            <w:rFonts w:ascii="Arial" w:eastAsia="Arial" w:hAnsi="Arial" w:cs="Arial"/>
-            <w:color w:val="000000" w:themeColor="text1"/>
-            <w:sz w:val="28"/>
-            <w:szCs w:val="28"/>
-          </w:rPr>
-          <w:delText xml:space="preserve">existência</w:delText>
-        </w:r>
-      </w:del>
-      <w:ins w:id="1132" w:author="Assessor GDSXSR" w:date="2026-10-29T21:16:42Z">
-        <w:r>
-          <w:rPr>
-            <w:rFonts w:ascii="Arial" w:eastAsia="Arial" w:hAnsi="Arial" w:cs="Arial"/>
-            <w:color w:val="808080"/>
-            <w:sz w:val="28"/>
-            <w:szCs w:val="28"/>
-          </w:rPr>
-          <w:t xml:space="preserve">exclusão</w:t>
-        </w:r>
-      </w:ins>
-      <w:r>
-        <w:rPr>
-          <w:rFonts w:ascii="Arial" w:eastAsia="Arial" w:hAnsi="Arial" w:cs="Arial"/>
-          <w:color w:val="000000" w:themeColor="text1"/>
-          <w:sz w:val="28"/>
-          <w:szCs w:val="28"/>
-        </w:rPr>
-        <w:t xml:space="preserve"> do </w:t>
-      </w:r>
-      <w:del w:id="1133" w:author="Assessor GDSXSR" w:date="2026-10-29T21:16:42Z">
-        <w:r>
-          <w:rPr>
-            <w:rFonts w:ascii="Arial" w:eastAsia="Arial" w:hAnsi="Arial" w:cs="Arial"/>
-            <w:color w:val="000000" w:themeColor="text1"/>
-            <w:sz w:val="28"/>
-            <w:szCs w:val="28"/>
-          </w:rPr>
-          <w:delText xml:space="preserve">débito.</w:delText>
-        </w:r>
-      </w:del>
-      <w:ins w:id="1134" w:author="Assessor GDSXSR" w:date="2026-10-29T21:16:42Z">
-        <w:r>
-          <w:rPr>
-            <w:rFonts w:ascii="Arial" w:eastAsia="Arial" w:hAnsi="Arial" w:cs="Arial"/>
-            <w:color w:val="808080"/>
-            <w:sz w:val="28"/>
-            <w:szCs w:val="28"/>
-          </w:rPr>
-          <w:t xml:space="preserve">valor</w:t>
-        </w:r>
-      </w:ins>
-      <w:r>
-        <w:rPr>
-          <w:rFonts w:ascii="Arial" w:eastAsia="Arial" w:hAnsi="Arial" w:cs="Arial"/>
-          <w:color w:val="000000" w:themeColor="text1"/>
-          <w:sz w:val="28"/>
-          <w:szCs w:val="28"/>
-        </w:rPr>
-        <w:t xml:space="preserve"> </w:t>
-      </w:r>
-      <w:del w:id="1135" w:author="Assessor GDSXSR" w:date="2026-10-29T21:16:42Z">
-        <w:r>
-          <w:rPr>
-            <w:rFonts w:ascii="Arial" w:eastAsia="Arial" w:hAnsi="Arial" w:cs="Arial"/>
-            <w:color w:val="000000" w:themeColor="text1"/>
-            <w:sz w:val="28"/>
-            <w:szCs w:val="28"/>
-          </w:rPr>
-          <w:delText xml:space="preserve">Alega</w:delText>
-        </w:r>
-      </w:del>
-      <w:ins w:id="1136" w:author="Assessor GDSXSR" w:date="2026-10-29T21:16:42Z">
-        <w:r>
-          <w:rPr>
-            <w:rFonts w:ascii="Arial" w:eastAsia="Arial" w:hAnsi="Arial" w:cs="Arial"/>
-            <w:color w:val="808080"/>
-            <w:sz w:val="28"/>
-            <w:szCs w:val="28"/>
-          </w:rPr>
-          <w:t xml:space="preserve">viola</w:t>
-        </w:r>
-      </w:ins>
-      <w:r>
-        <w:rPr>
-          <w:rFonts w:ascii="Arial" w:eastAsia="Arial" w:hAnsi="Arial" w:cs="Arial"/>
-          <w:color w:val="000000" w:themeColor="text1"/>
-          <w:sz w:val="28"/>
-          <w:szCs w:val="28"/>
-        </w:rPr>
-        <w:t xml:space="preserve"> </w:t>
-      </w:r>
-      <w:del w:id="1137" w:author="Assessor GDSXSR" w:date="2026-10-29T21:16:42Z">
-        <w:r>
-          <w:rPr>
-            <w:rFonts w:ascii="Arial" w:eastAsia="Arial" w:hAnsi="Arial" w:cs="Arial"/>
-            <w:color w:val="000000" w:themeColor="text1"/>
-            <w:sz w:val="28"/>
-            <w:szCs w:val="28"/>
-          </w:rPr>
-          <w:delText xml:space="preserve">violação à</w:delText>
-        </w:r>
-      </w:del>
-      <w:ins w:id="1138" w:author="Assessor GDSXSR" w:date="2026-10-29T21:16:42Z">
-        <w:r>
-          <w:rPr>
-            <w:rFonts w:ascii="Arial" w:eastAsia="Arial" w:hAnsi="Arial" w:cs="Arial"/>
-            <w:color w:val="808080"/>
-            <w:sz w:val="28"/>
-            <w:szCs w:val="28"/>
-          </w:rPr>
-          <w:t xml:space="preserve">a</w:t>
-        </w:r>
-      </w:ins>
-      <w:r>
-        <w:rPr>
-          <w:rFonts w:ascii="Arial" w:eastAsia="Arial" w:hAnsi="Arial" w:cs="Arial"/>
-          <w:color w:val="000000" w:themeColor="text1"/>
-          <w:sz w:val="28"/>
-          <w:szCs w:val="28"/>
-        </w:rPr>
-        <w:t xml:space="preserve"> boa-fé objetiva</w:t>
-      </w:r>
-      <w:del w:id="1139" w:author="Assessor GDSXSR" w:date="2026-10-29T21:16:42Z">
-        <w:r>
-          <w:rPr>
-            <w:rFonts w:ascii="Arial" w:eastAsia="Arial" w:hAnsi="Arial" w:cs="Arial"/>
-            <w:color w:val="000000" w:themeColor="text1"/>
-            <w:sz w:val="28"/>
-            <w:szCs w:val="28"/>
-          </w:rPr>
-          <w:delText xml:space="preserve">,</w:delText>
-        </w:r>
-      </w:del>
-      <w:r>
-        <w:rPr>
-          <w:rFonts w:ascii="Arial" w:eastAsia="Arial" w:hAnsi="Arial" w:cs="Arial"/>
-          <w:color w:val="000000" w:themeColor="text1"/>
-          <w:sz w:val="28"/>
-          <w:szCs w:val="28"/>
-        </w:rPr>
-        <w:t xml:space="preserve"> </w:t>
-      </w:r>
-      <w:del w:id="1140" w:author="Assessor GDSXSR" w:date="2026-10-29T21:16:42Z">
-        <w:r>
-          <w:rPr>
-            <w:rFonts w:ascii="Arial" w:eastAsia="Arial" w:hAnsi="Arial" w:cs="Arial"/>
-            <w:color w:val="000000" w:themeColor="text1"/>
-            <w:sz w:val="28"/>
-            <w:szCs w:val="28"/>
-          </w:rPr>
-          <w:delText xml:space="preserve">ocorrência</w:delText>
-        </w:r>
-      </w:del>
-      <w:ins w:id="1141" w:author="Assessor GDSXSR" w:date="2026-10-29T21:16:42Z">
-        <w:r>
-          <w:rPr>
-            <w:rFonts w:ascii="Arial" w:eastAsia="Arial" w:hAnsi="Arial" w:cs="Arial"/>
-            <w:color w:val="808080"/>
-            <w:sz w:val="28"/>
-            <w:szCs w:val="28"/>
-          </w:rPr>
-          <w:t xml:space="preserve">e</w:t>
-        </w:r>
-      </w:ins>
-      <w:r>
-        <w:rPr>
-          <w:rFonts w:ascii="Arial" w:eastAsia="Arial" w:hAnsi="Arial" w:cs="Arial"/>
-          <w:color w:val="000000" w:themeColor="text1"/>
-          <w:sz w:val="28"/>
-          <w:szCs w:val="28"/>
-        </w:rPr>
-        <w:t xml:space="preserve"> </w:t>
-      </w:r>
-      <w:del w:id="1142" w:author="Assessor GDSXSR" w:date="2026-10-29T21:16:42Z">
-        <w:r>
-          <w:rPr>
-            <w:rFonts w:ascii="Arial" w:eastAsia="Arial" w:hAnsi="Arial" w:cs="Arial"/>
-            <w:color w:val="000000" w:themeColor="text1"/>
-            <w:sz w:val="28"/>
-            <w:szCs w:val="28"/>
-          </w:rPr>
-          <w:delText xml:space="preserve">de</w:delText>
-        </w:r>
-      </w:del>
-      <w:ins w:id="1143" w:author="Assessor GDSXSR" w:date="2026-10-29T21:16:42Z">
-        <w:r>
-          <w:rPr>
-            <w:rFonts w:ascii="Arial" w:eastAsia="Arial" w:hAnsi="Arial" w:cs="Arial"/>
-            <w:color w:val="808080"/>
-            <w:sz w:val="28"/>
-            <w:szCs w:val="28"/>
-          </w:rPr>
-          <w:t xml:space="preserve">a teoria dos atos próprios e configura</w:t>
-        </w:r>
-      </w:ins>
-      <w:r>
-        <w:rPr>
-          <w:rFonts w:ascii="Arial" w:eastAsia="Arial" w:hAnsi="Arial" w:cs="Arial"/>
-          <w:color w:val="000000" w:themeColor="text1"/>
-          <w:sz w:val="28"/>
-          <w:szCs w:val="28"/>
-        </w:rPr>
-        <w:t xml:space="preserve"> enriquecimento sem causa </w:t>
-      </w:r>
-      <w:del w:id="1144" w:author="Assessor GDSXSR" w:date="2026-10-29T21:16:42Z">
-        <w:r>
-          <w:rPr>
-            <w:rFonts w:ascii="Arial" w:eastAsia="Arial" w:hAnsi="Arial" w:cs="Arial"/>
-            <w:color w:val="000000" w:themeColor="text1"/>
-            <w:sz w:val="28"/>
-            <w:szCs w:val="28"/>
-          </w:rPr>
-          <w:delText xml:space="preserve">e</w:delText>
-        </w:r>
-      </w:del>
-      <w:ins w:id="1145" w:author="Assessor GDSXSR" w:date="2026-10-29T21:16:42Z">
-        <w:r>
-          <w:rPr>
-            <w:rFonts w:ascii="Arial" w:eastAsia="Arial" w:hAnsi="Arial" w:cs="Arial"/>
-            <w:color w:val="808080"/>
-            <w:sz w:val="28"/>
-            <w:szCs w:val="28"/>
-          </w:rPr>
-          <w:t xml:space="preserve">(ID</w:t>
-        </w:r>
-      </w:ins>
-      <w:r>
-        <w:rPr>
-          <w:rFonts w:ascii="Arial" w:eastAsia="Arial" w:hAnsi="Arial" w:cs="Arial"/>
-          <w:color w:val="000000" w:themeColor="text1"/>
-          <w:sz w:val="28"/>
-          <w:szCs w:val="28"/>
-        </w:rPr>
-        <w:t xml:space="preserve"> </w:t>
-      </w:r>
-      <w:del w:id="1146" w:author="Assessor GDSXSR" w:date="2026-10-29T21:16:42Z">
-        <w:r>
-          <w:rPr>
-            <w:rFonts w:ascii="Arial" w:eastAsia="Arial" w:hAnsi="Arial" w:cs="Arial"/>
-            <w:color w:val="000000" w:themeColor="text1"/>
-            <w:sz w:val="28"/>
-            <w:szCs w:val="28"/>
-          </w:rPr>
-          <w:delText xml:space="preserve">defende que o conjunto probatório é suficiente para amparar a cobrança</w:delText>
-        </w:r>
-      </w:del>
-      <w:ins w:id="1147" w:author="Assessor GDSXSR" w:date="2026-10-29T21:16:42Z">
-        <w:r>
-          <w:rPr>
-            <w:rFonts w:ascii="Arial" w:eastAsia="Arial" w:hAnsi="Arial" w:cs="Arial"/>
-            <w:color w:val="808080"/>
-            <w:sz w:val="28"/>
-            <w:szCs w:val="28"/>
-          </w:rPr>
-          <w:t xml:space="preserve">89108696)</w:t>
-        </w:r>
-      </w:ins>
-      <w:r>
-        <w:rPr>
-          <w:rFonts w:ascii="Arial" w:eastAsia="Arial" w:hAnsi="Arial" w:cs="Arial"/>
-          <w:color w:val="000000" w:themeColor="text1"/>
-          <w:sz w:val="28"/>
-          <w:szCs w:val="28"/>
-        </w:rPr>
         <w:t xml:space="preserve">.</w:t>
       </w:r>
-      <w:del w:id="1148" w:author="Assessor GDSXSR" w:date="2026-10-29T21:16:42Z">
+      <w:del w:id="1230" w:author="Assessor GDSXSR" w:date="2026-10-30T19:47:11Z">
         <w:r>
           <w:rPr>
             <w:rFonts w:ascii="Arial" w:eastAsia="Arial" w:hAnsi="Arial" w:cs="Arial"/>
@@ -6136,22 +7326,15 @@
         <w:ind w:firstLine="2268"/>
         <w:jc w:val="both"/>
         <w:rPr>
+          <w:del w:id="1233" w:author="Assessor GDSXSR" w:date="2026-10-30T19:47:11Z"/>
           <w:rFonts w:ascii="Arial" w:eastAsia="Arial" w:hAnsi="Arial" w:cs="Arial"/>
           <w:color w:val="000000" w:themeColor="text1"/>
           <w:sz w:val="28"/>
           <w:szCs w:val="28"/>
         </w:rPr>
       </w:pPr>
-      <w:r>
-        <w:rPr>
-          <w:rFonts w:ascii="Arial" w:eastAsia="Arial" w:hAnsi="Arial" w:cs="Arial"/>
-          <w:color w:val="000000" w:themeColor="text1"/>
-          <w:sz w:val="28"/>
-          <w:szCs w:val="28"/>
-        </w:rPr>
-        <w:t xml:space="preserve">Requer</w:t>
-      </w:r>
-      <w:del w:id="1149" w:author="Assessor GDSXSR" w:date="2026-10-29T21:16:42Z">
+      <w:commentRangeStart w:id="20"/>
+      <w:del w:id="1231" w:author="Assessor GDSXSR" w:date="2026-10-30T19:47:11Z">
         <w:r>
           <w:rPr>
             <w:rFonts w:ascii="Arial" w:eastAsia="Arial" w:hAnsi="Arial" w:cs="Arial"/>
@@ -6159,38 +7342,18 @@
             <w:sz w:val="28"/>
             <w:szCs w:val="28"/>
           </w:rPr>
-          <w:delText xml:space="preserve"> o provimento do recurso com</w:delText>
-        </w:r>
-      </w:del>
-      <w:r>
-        <w:rPr>
-          <w:rFonts w:ascii="Arial" w:eastAsia="Arial" w:hAnsi="Arial" w:cs="Arial"/>
-          <w:color w:val="000000" w:themeColor="text1"/>
-          <w:sz w:val="28"/>
-          <w:szCs w:val="28"/>
-        </w:rPr>
-        <w:t xml:space="preserve"> a reforma parcial da</w:t>
-      </w:r>
-      <w:ins w:id="1150" w:author="Assessor GDSXSR" w:date="2026-10-29T21:16:42Z">
-        <w:r>
-          <w:rPr>
-            <w:rFonts w:ascii="Arial" w:eastAsia="Arial" w:hAnsi="Arial" w:cs="Arial"/>
-            <w:color w:val="808080"/>
-            <w:sz w:val="28"/>
-            <w:szCs w:val="28"/>
-          </w:rPr>
-          <w:t xml:space="preserve"> r.</w:t>
-        </w:r>
-      </w:ins>
-      <w:r>
-        <w:rPr>
-          <w:rFonts w:ascii="Arial" w:eastAsia="Arial" w:hAnsi="Arial" w:cs="Arial"/>
-          <w:color w:val="000000" w:themeColor="text1"/>
-          <w:sz w:val="28"/>
-          <w:szCs w:val="28"/>
-        </w:rPr>
-        <w:t xml:space="preserve"> sentença para incluir na condenação o valor da duplicata remanescente, julgando-se integralmente procedente a ação monitória.</w:t>
-      </w:r>
+          <w:delText>Requer o provimento do recurso com a reforma parcial da sentença para incluir na condenação o valor da duplicata remanescente, julgando-se integralmente procedente a ação monitória.</w:delText>
+        </w:r>
+      </w:del>
+      <w:commentRangeEnd w:id="20"/>
+      <w:del w:id="1232" w:author="Assessor GDSXSR" w:date="2026-10-30T19:47:11Z">
+        <w:r>
+          <w:rPr>
+            <w:rStyle w:val="CommentReference"/>
+          </w:rPr>
+          <w:commentReference w:id="20"/>
+        </w:r>
+      </w:del>
     </w:p>
     <w:p>
       <w:pPr>
@@ -6198,6 +7361,7 @@
         <w:ind w:firstLine="2268"/>
         <w:jc w:val="both"/>
         <w:rPr>
+          <w:del w:id="1234" w:author="Assessor GDSXSR" w:date="2026-10-30T19:47:11Z"/>
           <w:rFonts w:ascii="Arial" w:eastAsia="Arial" w:hAnsi="Arial" w:cs="Arial"/>
           <w:sz w:val="28"/>
           <w:szCs w:val="28"/>
@@ -6216,7 +7380,7 @@
           <w:sz w:val="28"/>
           <w:szCs w:val="28"/>
           <w:highlight w:val="yellow"/>
-          <w:rPrChange w:id="1152" w:author="Assessor GDSXSR" w:date="2026-10-29T21:16:42Z">
+          <w:rPrChange w:id="1236" w:author="Assessor GDSXSR" w:date="2026-10-30T19:47:11Z">
             <w:rPr>
               <w:rFonts w:ascii="Arial" w:eastAsia="Arial" w:hAnsi="Arial" w:cs="Arial"/>
               <w:sz w:val="28"/>
@@ -6226,7 +7390,7 @@
         </w:rPr>
         <w:t xml:space="preserve">Sem razão</w:t>
       </w:r>
-      <w:del w:id="1153" w:author="Assessor GDSXSR" w:date="2026-10-29T21:16:42Z">
+      <w:del w:id="1237" w:author="Assessor GDSXSR" w:date="2026-10-30T19:47:11Z">
         <w:r>
           <w:rPr>
             <w:rFonts w:ascii="Arial" w:eastAsia="Arial" w:hAnsi="Arial" w:cs="Arial"/>
@@ -6280,7 +7444,7 @@
         <w:ind w:firstLine="2268"/>
         <w:jc w:val="both"/>
         <w:rPr>
-          <w:ins w:id="1161" w:author="Assessor GDSXSR" w:date="2026-10-29T21:16:42Z"/>
+          <w:ins w:id="1246" w:author="Assessor GDSXSR" w:date="2026-10-30T19:47:11Z"/>
           <w:rFonts w:ascii="Arial" w:eastAsia="Arial" w:hAnsi="Arial" w:cs="Arial"/>
           <w:color w:val="000000" w:themeColor="text1"/>
           <w:sz w:val="28"/>
@@ -6288,7 +7452,7 @@
         </w:rPr>
       </w:pPr>
       <w:commentRangeStart w:id="16"/>
-      <w:del w:id="1154" w:author="Assessor GDSXSR" w:date="2026-10-29T21:16:42Z">
+      <w:del w:id="1238" w:author="Assessor GDSXSR" w:date="2026-10-30T19:47:11Z">
         <w:r>
           <w:rPr>
             <w:rFonts w:ascii="Arial" w:eastAsia="Arial" w:hAnsi="Arial" w:cs="Arial"/>
@@ -6299,7 +7463,7 @@
           <w:delText xml:space="preserve">Nos termos do art. 700 do CPC, a ação monitória exige prova escrita apta a demonstrar a plausibilidade do crédito perseguido. Embora não se exija prova exauriente do direito alegado, incumbe ao autor comprovar os fatos constitutivos de seu direito, consoante dispõe</w:delText>
         </w:r>
       </w:del>
-      <w:ins w:id="1155" w:author="Assessor GDSXSR" w:date="2026-10-29T21:16:42Z">
+      <w:ins w:id="1239" w:author="Assessor GDSXSR" w:date="2026-10-30T19:47:11Z">
         <w:r>
           <w:rPr>
             <w:rFonts w:ascii="Arial" w:eastAsia="Arial" w:hAnsi="Arial" w:cs="Arial"/>
@@ -6319,7 +7483,7 @@
         </w:rPr>
         <w:t xml:space="preserve"> o art. </w:t>
       </w:r>
-      <w:del w:id="1156" w:author="Assessor GDSXSR" w:date="2026-10-29T21:16:42Z">
+      <w:del w:id="1240" w:author="Assessor GDSXSR" w:date="2026-10-30T19:47:11Z">
         <w:r>
           <w:rPr>
             <w:rFonts w:ascii="Arial" w:eastAsia="Arial" w:hAnsi="Arial" w:cs="Arial"/>
@@ -6330,15 +7494,15 @@
           <w:delText xml:space="preserve">373</w:delText>
         </w:r>
       </w:del>
-      <w:ins w:id="1157" w:author="Assessor GDSXSR" w:date="2026-10-29T21:16:42Z">
-        <w:r>
-          <w:rPr>
-            <w:rFonts w:ascii="Arial" w:eastAsia="Arial" w:hAnsi="Arial" w:cs="Arial"/>
-            <w:color w:val="808080"/>
-            <w:sz w:val="28"/>
-            <w:szCs w:val="28"/>
-          </w:rPr>
-          <w:t xml:space="preserve">700, caput</w:t>
+      <w:ins w:id="1241" w:author="Assessor GDSXSR" w:date="2026-10-30T19:47:11Z">
+        <w:r>
+          <w:rPr>
+            <w:rFonts w:ascii="Arial" w:eastAsia="Arial" w:hAnsi="Arial" w:cs="Arial"/>
+            <w:color w:val="808080"/>
+            <w:sz w:val="28"/>
+            <w:szCs w:val="28"/>
+          </w:rPr>
+          <w:t xml:space="preserve">700</w:t>
         </w:r>
       </w:ins>
       <w:r>
@@ -6348,17 +7512,28 @@
           <w:sz w:val="28"/>
           <w:szCs w:val="28"/>
         </w:rPr>
-        <w:t xml:space="preserve">, I</w:t>
-      </w:r>
-      <w:ins w:id="1158" w:author="Assessor GDSXSR" w:date="2026-10-29T21:16:42Z">
-        <w:r>
-          <w:rPr>
-            <w:rFonts w:ascii="Arial" w:eastAsia="Arial" w:hAnsi="Arial" w:cs="Arial"/>
-            <w:color w:val="808080"/>
-            <w:sz w:val="28"/>
-            <w:szCs w:val="28"/>
-          </w:rPr>
-          <w:t xml:space="preserve"> e § 5º</w:t>
+        <w:t xml:space="preserve">, </w:t>
+      </w:r>
+      <w:del w:id="1242" w:author="Assessor GDSXSR" w:date="2026-10-30T19:47:11Z">
+        <w:r>
+          <w:rPr>
+            <w:rFonts w:ascii="Arial" w:eastAsia="Arial" w:hAnsi="Arial" w:cs="Arial"/>
+            <w:color w:val="000000" w:themeColor="text1"/>
+            <w:sz w:val="28"/>
+            <w:szCs w:val="28"/>
+          </w:rPr>
+          <w:delText xml:space="preserve">I</w:delText>
+        </w:r>
+      </w:del>
+      <w:ins w:id="1243" w:author="Assessor GDSXSR" w:date="2026-10-30T19:47:11Z">
+        <w:r>
+          <w:rPr>
+            <w:rFonts w:ascii="Arial" w:eastAsia="Arial" w:hAnsi="Arial" w:cs="Arial"/>
+            <w:color w:val="808080"/>
+            <w:sz w:val="28"/>
+            <w:szCs w:val="28"/>
+          </w:rPr>
+          <w:t xml:space="preserve">caput e § 5º</w:t>
         </w:r>
       </w:ins>
       <w:r>
@@ -6370,7 +7545,7 @@
         </w:rPr>
         <w:t xml:space="preserve">, do CPC</w:t>
       </w:r>
-      <w:del w:id="1159" w:author="Assessor GDSXSR" w:date="2026-10-29T21:16:42Z">
+      <w:del w:id="1244" w:author="Assessor GDSXSR" w:date="2026-10-30T19:47:11Z">
         <w:r>
           <w:rPr>
             <w:rFonts w:ascii="Arial" w:eastAsia="Arial" w:hAnsi="Arial" w:cs="Arial"/>
@@ -6381,7 +7556,7 @@
           <w:delText xml:space="preserve">.</w:delText>
         </w:r>
       </w:del>
-      <w:ins w:id="1160" w:author="Assessor GDSXSR" w:date="2026-10-29T21:16:42Z">
+      <w:ins w:id="1245" w:author="Assessor GDSXSR" w:date="2026-10-30T19:47:11Z">
         <w:r>
           <w:rPr>
             <w:rFonts w:ascii="Arial" w:eastAsia="Arial" w:hAnsi="Arial" w:cs="Arial"/>
@@ -6406,7 +7581,7 @@
         <w:ind w:firstLine="2268"/>
         <w:jc w:val="both"/>
         <w:rPr>
-          <w:ins w:id="1162" w:author="Assessor GDSXSR" w:date="2026-10-29T21:16:42Z"/>
+          <w:ins w:id="1247" w:author="Assessor GDSXSR" w:date="2026-10-30T19:47:11Z"/>
           <w:rFonts w:ascii="Arial" w:eastAsia="Arial" w:hAnsi="Arial" w:cs="Arial"/>
           <w:color w:val="000000" w:themeColor="text1"/>
           <w:sz w:val="28"/>
@@ -6420,14 +7595,14 @@
         <w:ind w:left="2268" w:firstLine="0"/>
         <w:jc w:val="both"/>
         <w:rPr>
-          <w:ins w:id="1164" w:author="Assessor GDSXSR" w:date="2026-10-29T21:16:42Z"/>
+          <w:ins w:id="1249" w:author="Assessor GDSXSR" w:date="2026-10-30T19:47:11Z"/>
           <w:rFonts w:ascii="Arial" w:eastAsia="Arial" w:hAnsi="Arial" w:cs="Arial"/>
           <w:color w:val="000000" w:themeColor="text1"/>
           <w:sz w:val="28"/>
           <w:szCs w:val="28"/>
         </w:rPr>
       </w:pPr>
-      <w:ins w:id="1163" w:author="Assessor GDSXSR" w:date="2026-10-29T21:16:42Z">
+      <w:ins w:id="1248" w:author="Assessor GDSXSR" w:date="2026-10-30T19:47:11Z">
         <w:r>
           <w:rPr>
             <w:rFonts w:ascii="Arial" w:eastAsia="Arial" w:hAnsi="Arial" w:cs="Arial"/>
@@ -6446,14 +7621,14 @@
         <w:ind w:left="2268" w:firstLine="0"/>
         <w:jc w:val="both"/>
         <w:rPr>
-          <w:ins w:id="1166" w:author="Assessor GDSXSR" w:date="2026-10-29T21:16:42Z"/>
+          <w:ins w:id="1251" w:author="Assessor GDSXSR" w:date="2026-10-30T19:47:11Z"/>
           <w:rFonts w:ascii="Arial" w:eastAsia="Arial" w:hAnsi="Arial" w:cs="Arial"/>
           <w:color w:val="000000" w:themeColor="text1"/>
           <w:sz w:val="28"/>
           <w:szCs w:val="28"/>
         </w:rPr>
       </w:pPr>
-      <w:ins w:id="1165" w:author="Assessor GDSXSR" w:date="2026-10-29T21:16:42Z">
+      <w:ins w:id="1250" w:author="Assessor GDSXSR" w:date="2026-10-30T19:47:11Z">
         <w:r>
           <w:rPr>
             <w:rFonts w:ascii="Arial" w:eastAsia="Arial" w:hAnsi="Arial" w:cs="Arial"/>
@@ -6461,7 +7636,7 @@
             <w:color w:val="808080"/>
             <w:sz w:val="26"/>
           </w:rPr>
-          <w:t xml:space="preserve">I - o pagamento de quantia em dinheiro;</w:t>
+          <w:t xml:space="preserve">(...)</w:t>
         </w:r>
       </w:ins>
     </w:p>
@@ -6471,14 +7646,13 @@
         <w:ind w:left="2268" w:firstLine="0"/>
         <w:jc w:val="both"/>
         <w:rPr>
-          <w:ins w:id="1168" w:author="Assessor GDSXSR" w:date="2026-10-29T21:16:42Z"/>
           <w:rFonts w:ascii="Arial" w:eastAsia="Arial" w:hAnsi="Arial" w:cs="Arial"/>
           <w:color w:val="000000" w:themeColor="text1"/>
           <w:sz w:val="28"/>
           <w:szCs w:val="28"/>
         </w:rPr>
       </w:pPr>
-      <w:ins w:id="1167" w:author="Assessor GDSXSR" w:date="2026-10-29T21:16:42Z">
+      <w:ins w:id="1252" w:author="Assessor GDSXSR" w:date="2026-10-30T19:47:11Z">
         <w:r>
           <w:rPr>
             <w:rFonts w:ascii="Arial" w:eastAsia="Arial" w:hAnsi="Arial" w:cs="Arial"/>
@@ -6486,48 +7660,9 @@
             <w:color w:val="808080"/>
             <w:sz w:val="26"/>
           </w:rPr>
-          <w:t xml:space="preserve">(...)</w:t>
-        </w:r>
-      </w:ins>
-    </w:p>
-    <w:p>
-      <w:pPr>
-        <w:spacing w:after="0" w:line="360" w:lineRule="auto"/>
-        <w:ind w:left="2268" w:firstLine="0"/>
-        <w:jc w:val="both"/>
-        <w:rPr>
-          <w:ins w:id="1170" w:author="Assessor GDSXSR" w:date="2026-10-29T21:16:42Z"/>
-          <w:rFonts w:ascii="Arial" w:eastAsia="Arial" w:hAnsi="Arial" w:cs="Arial"/>
-          <w:color w:val="000000" w:themeColor="text1"/>
-          <w:sz w:val="28"/>
-          <w:szCs w:val="28"/>
-        </w:rPr>
-      </w:pPr>
-      <w:ins w:id="1169" w:author="Assessor GDSXSR" w:date="2026-10-29T21:16:42Z">
-        <w:r>
-          <w:rPr>
-            <w:rFonts w:ascii="Arial" w:eastAsia="Arial" w:hAnsi="Arial" w:cs="Arial"/>
-            <w:i/>
-            <w:color w:val="808080"/>
-            <w:sz w:val="26"/>
-          </w:rPr>
           <w:t xml:space="preserve">§ 5º Havendo dúvida quanto à idoneidade de prova documental apresentada pelo autor, o juiz intimá-lo-á para, querendo, emendar a petição inicial, adaptando-a ao procedimento comum.” – Grifei</w:t>
         </w:r>
       </w:ins>
-    </w:p>
-    <w:p>
-      <w:pPr>
-        <w:spacing w:after="0" w:line="360" w:lineRule="auto"/>
-        <w:ind w:left="2268" w:firstLine="0"/>
-        <w:jc w:val="both"/>
-        <w:rPr>
-          <w:ins w:id="1171" w:author="Assessor GDSXSR" w:date="2026-10-29T21:16:42Z"/>
-          <w:rFonts w:ascii="Arial" w:eastAsia="Arial" w:hAnsi="Arial" w:cs="Arial"/>
-          <w:color w:val="000000" w:themeColor="text1"/>
-          <w:sz w:val="28"/>
-          <w:szCs w:val="28"/>
-        </w:rPr>
-      </w:pPr>
     </w:p>
     <w:p>
       <w:pPr>
@@ -6541,17 +7676,6 @@
           <w:szCs w:val="28"/>
         </w:rPr>
       </w:pPr>
-      <w:ins w:id="1172" w:author="Assessor GDSXSR" w:date="2026-10-29T21:16:42Z">
-        <w:r>
-          <w:rPr>
-            <w:rFonts w:ascii="Arial" w:eastAsia="Arial" w:hAnsi="Arial" w:cs="Arial"/>
-            <w:i w:val="0"/>
-            <w:color w:val="808080"/>
-            <w:sz w:val="28"/>
-          </w:rPr>
-          <w:t xml:space="preserve">Embora não se exija prova exauriente do direito alegado, incumbe ao autor comprovar os fatos constitutivos de seu direito (CPC 373 I).</w:t>
-        </w:r>
-      </w:ins>
     </w:p>
     <w:p>
       <w:pPr>
@@ -6559,12 +7683,280 @@
         <w:ind w:firstLine="2268"/>
         <w:jc w:val="both"/>
         <w:rPr>
+          <w:ins w:id="1270" w:author="Assessor GDSXSR" w:date="2026-10-30T19:47:11Z"/>
           <w:rFonts w:ascii="Arial" w:eastAsia="Arial" w:hAnsi="Arial" w:cs="Arial"/>
           <w:color w:val="000000" w:themeColor="text1"/>
           <w:sz w:val="28"/>
           <w:szCs w:val="28"/>
         </w:rPr>
       </w:pPr>
+      <w:commentRangeStart w:id="17"/>
+      <w:del w:id="1253" w:author="Assessor GDSXSR" w:date="2026-10-30T19:47:11Z">
+        <w:r>
+          <w:rPr>
+            <w:rFonts w:ascii="Arial" w:eastAsia="Arial" w:hAnsi="Arial" w:cs="Arial"/>
+            <w:color w:val="000000" w:themeColor="text1"/>
+            <w:sz w:val="28"/>
+            <w:szCs w:val="28"/>
+          </w:rPr>
+          <w:delText xml:space="preserve">No</w:delText>
+        </w:r>
+      </w:del>
+      <w:ins w:id="1254" w:author="Assessor GDSXSR" w:date="2026-10-30T19:47:11Z">
+        <w:r>
+          <w:rPr>
+            <w:rFonts w:ascii="Arial" w:eastAsia="Arial" w:hAnsi="Arial" w:cs="Arial"/>
+            <w:color w:val="808080"/>
+            <w:sz w:val="28"/>
+            <w:szCs w:val="28"/>
+          </w:rPr>
+          <w:t xml:space="preserve">A</w:t>
+        </w:r>
+      </w:ins>
+      <w:r>
+        <w:rPr>
+          <w:rFonts w:ascii="Arial" w:eastAsia="Arial" w:hAnsi="Arial" w:cs="Arial"/>
+          <w:color w:val="000000" w:themeColor="text1"/>
+          <w:sz w:val="28"/>
+          <w:szCs w:val="28"/>
+        </w:rPr>
+        <w:t xml:space="preserve"> </w:t>
+      </w:r>
+      <w:del w:id="1255" w:author="Assessor GDSXSR" w:date="2026-10-30T19:47:11Z">
+        <w:r>
+          <w:rPr>
+            <w:rFonts w:ascii="Arial" w:eastAsia="Arial" w:hAnsi="Arial" w:cs="Arial"/>
+            <w:color w:val="000000" w:themeColor="text1"/>
+            <w:sz w:val="28"/>
+            <w:szCs w:val="28"/>
+          </w:rPr>
+          <w:delText xml:space="preserve">caso</w:delText>
+        </w:r>
+      </w:del>
+      <w:ins w:id="1256" w:author="Assessor GDSXSR" w:date="2026-10-30T19:47:11Z">
+        <w:r>
+          <w:rPr>
+            <w:rFonts w:ascii="Arial" w:eastAsia="Arial" w:hAnsi="Arial" w:cs="Arial"/>
+            <w:color w:val="808080"/>
+            <w:sz w:val="28"/>
+            <w:szCs w:val="28"/>
+          </w:rPr>
+          <w:t xml:space="preserve">r.</w:t>
+        </w:r>
+      </w:ins>
+      <w:r>
+        <w:rPr>
+          <w:rFonts w:ascii="Arial" w:eastAsia="Arial" w:hAnsi="Arial" w:cs="Arial"/>
+          <w:color w:val="000000" w:themeColor="text1"/>
+          <w:sz w:val="28"/>
+          <w:szCs w:val="28"/>
+        </w:rPr>
+        <w:t xml:space="preserve"> </w:t>
+      </w:r>
+      <w:del w:id="1257" w:author="Assessor GDSXSR" w:date="2026-10-30T19:47:11Z">
+        <w:r>
+          <w:rPr>
+            <w:rFonts w:ascii="Arial" w:eastAsia="Arial" w:hAnsi="Arial" w:cs="Arial"/>
+            <w:color w:val="000000" w:themeColor="text1"/>
+            <w:sz w:val="28"/>
+            <w:szCs w:val="28"/>
+          </w:rPr>
+          <w:delText xml:space="preserve">concreto</w:delText>
+        </w:r>
+      </w:del>
+      <w:ins w:id="1258" w:author="Assessor GDSXSR" w:date="2026-10-30T19:47:11Z">
+        <w:r>
+          <w:rPr>
+            <w:rFonts w:ascii="Arial" w:eastAsia="Arial" w:hAnsi="Arial" w:cs="Arial"/>
+            <w:color w:val="808080"/>
+            <w:sz w:val="28"/>
+            <w:szCs w:val="28"/>
+          </w:rPr>
+          <w:t xml:space="preserve">sentença</w:t>
+        </w:r>
+      </w:ins>
+      <w:r>
+        <w:rPr>
+          <w:rFonts w:ascii="Arial" w:eastAsia="Arial" w:hAnsi="Arial" w:cs="Arial"/>
+          <w:color w:val="000000" w:themeColor="text1"/>
+          <w:sz w:val="28"/>
+          <w:szCs w:val="28"/>
+        </w:rPr>
+        <w:t xml:space="preserve">, </w:t>
+      </w:r>
+      <w:del w:id="1259" w:author="Assessor GDSXSR" w:date="2026-10-30T19:47:11Z">
+        <w:r>
+          <w:rPr>
+            <w:rFonts w:ascii="Arial" w:eastAsia="Arial" w:hAnsi="Arial" w:cs="Arial"/>
+            <w:color w:val="000000" w:themeColor="text1"/>
+            <w:sz w:val="28"/>
+            <w:szCs w:val="28"/>
+          </w:rPr>
+          <w:delText xml:space="preserve">o</w:delText>
+        </w:r>
+      </w:del>
+      <w:ins w:id="1260" w:author="Assessor GDSXSR" w:date="2026-10-30T19:47:11Z">
+        <w:r>
+          <w:rPr>
+            <w:rFonts w:ascii="Arial" w:eastAsia="Arial" w:hAnsi="Arial" w:cs="Arial"/>
+            <w:color w:val="808080"/>
+            <w:sz w:val="28"/>
+            <w:szCs w:val="28"/>
+          </w:rPr>
+          <w:t xml:space="preserve">cujos</w:t>
+        </w:r>
+      </w:ins>
+      <w:r>
+        <w:rPr>
+          <w:rFonts w:ascii="Arial" w:eastAsia="Arial" w:hAnsi="Arial" w:cs="Arial"/>
+          <w:color w:val="000000" w:themeColor="text1"/>
+          <w:sz w:val="28"/>
+          <w:szCs w:val="28"/>
+        </w:rPr>
+        <w:t xml:space="preserve"> </w:t>
+      </w:r>
+      <w:del w:id="1261" w:author="Assessor GDSXSR" w:date="2026-10-30T19:47:11Z">
+        <w:r>
+          <w:rPr>
+            <w:rFonts w:ascii="Arial" w:eastAsia="Arial" w:hAnsi="Arial" w:cs="Arial"/>
+            <w:color w:val="000000" w:themeColor="text1"/>
+            <w:sz w:val="28"/>
+            <w:szCs w:val="28"/>
+          </w:rPr>
+          <w:delText xml:space="preserve">magistrado</w:delText>
+        </w:r>
+      </w:del>
+      <w:ins w:id="1262" w:author="Assessor GDSXSR" w:date="2026-10-30T19:47:11Z">
+        <w:r>
+          <w:rPr>
+            <w:rFonts w:ascii="Arial" w:eastAsia="Arial" w:hAnsi="Arial" w:cs="Arial"/>
+            <w:color w:val="808080"/>
+            <w:sz w:val="28"/>
+            <w:szCs w:val="28"/>
+          </w:rPr>
+          <w:t xml:space="preserve">argumentos</w:t>
+        </w:r>
+      </w:ins>
+      <w:r>
+        <w:rPr>
+          <w:rFonts w:ascii="Arial" w:eastAsia="Arial" w:hAnsi="Arial" w:cs="Arial"/>
+          <w:color w:val="000000" w:themeColor="text1"/>
+          <w:sz w:val="28"/>
+          <w:szCs w:val="28"/>
+        </w:rPr>
+        <w:t xml:space="preserve"> </w:t>
+      </w:r>
+      <w:del w:id="1263" w:author="Assessor GDSXSR" w:date="2026-10-30T19:47:11Z">
+        <w:r>
+          <w:rPr>
+            <w:rFonts w:ascii="Arial" w:eastAsia="Arial" w:hAnsi="Arial" w:cs="Arial"/>
+            <w:color w:val="000000" w:themeColor="text1"/>
+            <w:sz w:val="28"/>
+            <w:szCs w:val="28"/>
+          </w:rPr>
+          <w:delText xml:space="preserve">de origem</w:delText>
+        </w:r>
+      </w:del>
+      <w:ins w:id="1264" w:author="Assessor GDSXSR" w:date="2026-10-30T19:47:11Z">
+        <w:r>
+          <w:rPr>
+            <w:rFonts w:ascii="Arial" w:eastAsia="Arial" w:hAnsi="Arial" w:cs="Arial"/>
+            <w:color w:val="808080"/>
+            <w:sz w:val="28"/>
+            <w:szCs w:val="28"/>
+          </w:rPr>
+          <w:t xml:space="preserve">acolho,</w:t>
+        </w:r>
+      </w:ins>
+      <w:r>
+        <w:rPr>
+          <w:rFonts w:ascii="Arial" w:eastAsia="Arial" w:hAnsi="Arial" w:cs="Arial"/>
+          <w:color w:val="000000" w:themeColor="text1"/>
+          <w:sz w:val="28"/>
+          <w:szCs w:val="28"/>
+        </w:rPr>
+        <w:t xml:space="preserve"> examinou</w:t>
+      </w:r>
+      <w:del w:id="1265" w:author="Assessor GDSXSR" w:date="2026-10-30T19:47:11Z">
+        <w:r>
+          <w:rPr>
+            <w:rFonts w:ascii="Arial" w:eastAsia="Arial" w:hAnsi="Arial" w:cs="Arial"/>
+            <w:color w:val="000000" w:themeColor="text1"/>
+            <w:sz w:val="28"/>
+            <w:szCs w:val="28"/>
+          </w:rPr>
+          <w:delText xml:space="preserve"> detidamente a documentação apresentada e concluiu que</w:delText>
+        </w:r>
+      </w:del>
+      <w:r>
+        <w:rPr>
+          <w:rFonts w:ascii="Arial" w:eastAsia="Arial" w:hAnsi="Arial" w:cs="Arial"/>
+          <w:color w:val="000000" w:themeColor="text1"/>
+          <w:sz w:val="28"/>
+          <w:szCs w:val="28"/>
+        </w:rPr>
+        <w:t xml:space="preserve"> o comprovante de entrega </w:t>
+      </w:r>
+      <w:del w:id="1266" w:author="Assessor GDSXSR" w:date="2026-10-30T19:47:11Z">
+        <w:r>
+          <w:rPr>
+            <w:rFonts w:ascii="Arial" w:eastAsia="Arial" w:hAnsi="Arial" w:cs="Arial"/>
+            <w:color w:val="000000" w:themeColor="text1"/>
+            <w:sz w:val="28"/>
+            <w:szCs w:val="28"/>
+          </w:rPr>
+          <w:delText xml:space="preserve">vinculado</w:delText>
+        </w:r>
+      </w:del>
+      <w:ins w:id="1267" w:author="Assessor GDSXSR" w:date="2026-10-30T19:47:11Z">
+        <w:r>
+          <w:rPr>
+            <w:rFonts w:ascii="Arial" w:eastAsia="Arial" w:hAnsi="Arial" w:cs="Arial"/>
+            <w:color w:val="808080"/>
+            <w:sz w:val="28"/>
+            <w:szCs w:val="28"/>
+          </w:rPr>
+          <w:t xml:space="preserve">(ID</w:t>
+        </w:r>
+      </w:ins>
+      <w:r>
+        <w:rPr>
+          <w:rFonts w:ascii="Arial" w:eastAsia="Arial" w:hAnsi="Arial" w:cs="Arial"/>
+          <w:color w:val="000000" w:themeColor="text1"/>
+          <w:sz w:val="28"/>
+          <w:szCs w:val="28"/>
+        </w:rPr>
+        <w:t xml:space="preserve"> </w:t>
+      </w:r>
+      <w:del w:id="1268" w:author="Assessor GDSXSR" w:date="2026-10-30T19:47:11Z">
+        <w:r>
+          <w:rPr>
+            <w:rFonts w:ascii="Arial" w:eastAsia="Arial" w:hAnsi="Arial" w:cs="Arial"/>
+            <w:color w:val="000000" w:themeColor="text1"/>
+            <w:sz w:val="28"/>
+            <w:szCs w:val="28"/>
+          </w:rPr>
+          <w:delText xml:space="preserve">à Nota Fiscal nº 207285 permanecia ilegível e apresentava rasuras que impediam a identificação segura do recebedor e a confirmação da efetiva entrega das mercadorias. Inclusive, foi oportunizada à autora a juntada de documento mais legível, mas a irregularidade persistiu, conforme registrado na sentença.</w:delText>
+        </w:r>
+      </w:del>
+      <w:ins w:id="1269" w:author="Assessor GDSXSR" w:date="2026-10-30T19:47:11Z">
+        <w:r>
+          <w:rPr>
+            <w:rFonts w:ascii="Arial" w:eastAsia="Arial" w:hAnsi="Arial" w:cs="Arial"/>
+            <w:color w:val="808080"/>
+            <w:sz w:val="28"/>
+            <w:szCs w:val="28"/>
+          </w:rPr>
+          <w:t xml:space="preserve">89108684):</w:t>
+        </w:r>
+      </w:ins>
+      <w:commentRangeEnd w:id="17"/>
+      <w:r>
+        <w:rPr>
+          <w:rStyle w:val="CommentReference"/>
+        </w:rPr>
+        <w:commentReference w:id="17"/>
+      </w:r>
     </w:p>
     <w:p>
       <w:pPr>
@@ -6572,309 +7964,38 @@
         <w:ind w:firstLine="2268"/>
         <w:jc w:val="both"/>
         <w:rPr>
-          <w:ins w:id="1191" w:author="Assessor GDSXSR" w:date="2026-10-29T21:16:42Z"/>
+          <w:ins w:id="1271" w:author="Assessor GDSXSR" w:date="2026-10-30T19:47:11Z"/>
           <w:rFonts w:ascii="Arial" w:eastAsia="Arial" w:hAnsi="Arial" w:cs="Arial"/>
           <w:color w:val="000000" w:themeColor="text1"/>
           <w:sz w:val="28"/>
           <w:szCs w:val="28"/>
         </w:rPr>
       </w:pPr>
-      <w:commentRangeStart w:id="17"/>
-      <w:r>
+    </w:p>
+    <w:p>
+      <w:pPr>
+        <w:spacing w:after="0" w:line="360" w:lineRule="auto"/>
+        <w:ind w:left="2268" w:firstLine="1134"/>
+        <w:jc w:val="both"/>
         <w:rPr>
           <w:rFonts w:ascii="Arial" w:eastAsia="Arial" w:hAnsi="Arial" w:cs="Arial"/>
           <w:color w:val="000000" w:themeColor="text1"/>
           <w:sz w:val="28"/>
           <w:szCs w:val="28"/>
         </w:rPr>
-        <w:t xml:space="preserve">No caso</w:t>
-      </w:r>
-      <w:del w:id="1173" w:author="Assessor GDSXSR" w:date="2026-10-29T21:16:42Z">
-        <w:r>
-          <w:rPr>
-            <w:rFonts w:ascii="Arial" w:eastAsia="Arial" w:hAnsi="Arial" w:cs="Arial"/>
-            <w:color w:val="000000" w:themeColor="text1"/>
-            <w:sz w:val="28"/>
-            <w:szCs w:val="28"/>
-          </w:rPr>
-          <w:delText xml:space="preserve"> concreto</w:delText>
-        </w:r>
-      </w:del>
-      <w:r>
-        <w:rPr>
-          <w:rFonts w:ascii="Arial" w:eastAsia="Arial" w:hAnsi="Arial" w:cs="Arial"/>
-          <w:color w:val="000000" w:themeColor="text1"/>
-          <w:sz w:val="28"/>
-          <w:szCs w:val="28"/>
-        </w:rPr>
-        <w:t xml:space="preserve">,</w:t>
-      </w:r>
-      <w:del w:id="1174" w:author="Assessor GDSXSR" w:date="2026-10-29T21:16:42Z">
-        <w:r>
-          <w:rPr>
-            <w:rFonts w:ascii="Arial" w:eastAsia="Arial" w:hAnsi="Arial" w:cs="Arial"/>
-            <w:color w:val="000000" w:themeColor="text1"/>
-            <w:sz w:val="28"/>
-            <w:szCs w:val="28"/>
-          </w:rPr>
-          <w:delText xml:space="preserve"> o magistrado de origem examinou detidamente</w:delText>
-        </w:r>
-      </w:del>
-      <w:r>
-        <w:rPr>
-          <w:rFonts w:ascii="Arial" w:eastAsia="Arial" w:hAnsi="Arial" w:cs="Arial"/>
-          <w:color w:val="000000" w:themeColor="text1"/>
-          <w:sz w:val="28"/>
-          <w:szCs w:val="28"/>
-        </w:rPr>
-        <w:t xml:space="preserve"> a </w:t>
-      </w:r>
-      <w:del w:id="1175" w:author="Assessor GDSXSR" w:date="2026-10-29T21:16:42Z">
-        <w:r>
-          <w:rPr>
-            <w:rFonts w:ascii="Arial" w:eastAsia="Arial" w:hAnsi="Arial" w:cs="Arial"/>
-            <w:color w:val="000000" w:themeColor="text1"/>
-            <w:sz w:val="28"/>
-            <w:szCs w:val="28"/>
-          </w:rPr>
-          <w:delText xml:space="preserve">documentação</w:delText>
-        </w:r>
-      </w:del>
-      <w:ins w:id="1176" w:author="Assessor GDSXSR" w:date="2026-10-29T21:16:42Z">
-        <w:r>
-          <w:rPr>
-            <w:rFonts w:ascii="Arial" w:eastAsia="Arial" w:hAnsi="Arial" w:cs="Arial"/>
-            <w:color w:val="808080"/>
-            <w:sz w:val="28"/>
-            <w:szCs w:val="28"/>
-          </w:rPr>
-          <w:t xml:space="preserve">r.</w:t>
-        </w:r>
-      </w:ins>
-      <w:r>
-        <w:rPr>
-          <w:rFonts w:ascii="Arial" w:eastAsia="Arial" w:hAnsi="Arial" w:cs="Arial"/>
-          <w:color w:val="000000" w:themeColor="text1"/>
-          <w:sz w:val="28"/>
-          <w:szCs w:val="28"/>
-        </w:rPr>
-        <w:t xml:space="preserve"> </w:t>
-      </w:r>
-      <w:del w:id="1177" w:author="Assessor GDSXSR" w:date="2026-10-29T21:16:42Z">
-        <w:r>
-          <w:rPr>
-            <w:rFonts w:ascii="Arial" w:eastAsia="Arial" w:hAnsi="Arial" w:cs="Arial"/>
-            <w:color w:val="000000" w:themeColor="text1"/>
-            <w:sz w:val="28"/>
-            <w:szCs w:val="28"/>
-          </w:rPr>
-          <w:delText xml:space="preserve">apresentada</w:delText>
-        </w:r>
-      </w:del>
-      <w:ins w:id="1178" w:author="Assessor GDSXSR" w:date="2026-10-29T21:16:42Z">
-        <w:r>
-          <w:rPr>
-            <w:rFonts w:ascii="Arial" w:eastAsia="Arial" w:hAnsi="Arial" w:cs="Arial"/>
-            <w:color w:val="808080"/>
-            <w:sz w:val="28"/>
-            <w:szCs w:val="28"/>
-          </w:rPr>
-          <w:t xml:space="preserve">sentença,</w:t>
-        </w:r>
-      </w:ins>
-      <w:r>
-        <w:rPr>
-          <w:rFonts w:ascii="Arial" w:eastAsia="Arial" w:hAnsi="Arial" w:cs="Arial"/>
-          <w:color w:val="000000" w:themeColor="text1"/>
-          <w:sz w:val="28"/>
-          <w:szCs w:val="28"/>
-        </w:rPr>
-        <w:t xml:space="preserve"> </w:t>
-      </w:r>
-      <w:del w:id="1179" w:author="Assessor GDSXSR" w:date="2026-10-29T21:16:42Z">
-        <w:r>
-          <w:rPr>
-            <w:rFonts w:ascii="Arial" w:eastAsia="Arial" w:hAnsi="Arial" w:cs="Arial"/>
-            <w:color w:val="000000" w:themeColor="text1"/>
-            <w:sz w:val="28"/>
-            <w:szCs w:val="28"/>
-          </w:rPr>
-          <w:delText xml:space="preserve">e</w:delText>
-        </w:r>
-      </w:del>
-      <w:ins w:id="1180" w:author="Assessor GDSXSR" w:date="2026-10-29T21:16:42Z">
-        <w:r>
-          <w:rPr>
-            <w:rFonts w:ascii="Arial" w:eastAsia="Arial" w:hAnsi="Arial" w:cs="Arial"/>
-            <w:color w:val="808080"/>
-            <w:sz w:val="28"/>
-            <w:szCs w:val="28"/>
-          </w:rPr>
-          <w:t xml:space="preserve">cujos</w:t>
-        </w:r>
-      </w:ins>
-      <w:r>
-        <w:rPr>
-          <w:rFonts w:ascii="Arial" w:eastAsia="Arial" w:hAnsi="Arial" w:cs="Arial"/>
-          <w:color w:val="000000" w:themeColor="text1"/>
-          <w:sz w:val="28"/>
-          <w:szCs w:val="28"/>
-        </w:rPr>
-        <w:t xml:space="preserve"> </w:t>
-      </w:r>
-      <w:del w:id="1181" w:author="Assessor GDSXSR" w:date="2026-10-29T21:16:42Z">
-        <w:r>
-          <w:rPr>
-            <w:rFonts w:ascii="Arial" w:eastAsia="Arial" w:hAnsi="Arial" w:cs="Arial"/>
-            <w:color w:val="000000" w:themeColor="text1"/>
-            <w:sz w:val="28"/>
-            <w:szCs w:val="28"/>
-          </w:rPr>
-          <w:delText xml:space="preserve">concluiu</w:delText>
-        </w:r>
-      </w:del>
-      <w:ins w:id="1182" w:author="Assessor GDSXSR" w:date="2026-10-29T21:16:42Z">
-        <w:r>
-          <w:rPr>
-            <w:rFonts w:ascii="Arial" w:eastAsia="Arial" w:hAnsi="Arial" w:cs="Arial"/>
-            <w:color w:val="808080"/>
-            <w:sz w:val="28"/>
-            <w:szCs w:val="28"/>
-          </w:rPr>
-          <w:t xml:space="preserve">argumentos</w:t>
-        </w:r>
-      </w:ins>
-      <w:r>
-        <w:rPr>
-          <w:rFonts w:ascii="Arial" w:eastAsia="Arial" w:hAnsi="Arial" w:cs="Arial"/>
-          <w:color w:val="000000" w:themeColor="text1"/>
-          <w:sz w:val="28"/>
-          <w:szCs w:val="28"/>
-        </w:rPr>
-        <w:t xml:space="preserve"> </w:t>
-      </w:r>
-      <w:del w:id="1183" w:author="Assessor GDSXSR" w:date="2026-10-29T21:16:42Z">
-        <w:r>
-          <w:rPr>
-            <w:rFonts w:ascii="Arial" w:eastAsia="Arial" w:hAnsi="Arial" w:cs="Arial"/>
-            <w:color w:val="000000" w:themeColor="text1"/>
-            <w:sz w:val="28"/>
-            <w:szCs w:val="28"/>
-          </w:rPr>
-          <w:delText xml:space="preserve">que</w:delText>
-        </w:r>
-      </w:del>
-      <w:ins w:id="1184" w:author="Assessor GDSXSR" w:date="2026-10-29T21:16:42Z">
-        <w:r>
-          <w:rPr>
-            <w:rFonts w:ascii="Arial" w:eastAsia="Arial" w:hAnsi="Arial" w:cs="Arial"/>
-            <w:color w:val="808080"/>
-            <w:sz w:val="28"/>
-            <w:szCs w:val="28"/>
-          </w:rPr>
-          <w:t xml:space="preserve">acolho, examinou</w:t>
-        </w:r>
-      </w:ins>
-      <w:r>
-        <w:rPr>
-          <w:rFonts w:ascii="Arial" w:eastAsia="Arial" w:hAnsi="Arial" w:cs="Arial"/>
-          <w:color w:val="000000" w:themeColor="text1"/>
-          <w:sz w:val="28"/>
-          <w:szCs w:val="28"/>
-        </w:rPr>
-        <w:t xml:space="preserve"> o comprovante de entrega </w:t>
-      </w:r>
-      <w:del w:id="1185" w:author="Assessor GDSXSR" w:date="2026-10-29T21:16:42Z">
-        <w:r>
-          <w:rPr>
-            <w:rFonts w:ascii="Arial" w:eastAsia="Arial" w:hAnsi="Arial" w:cs="Arial"/>
-            <w:color w:val="000000" w:themeColor="text1"/>
-            <w:sz w:val="28"/>
-            <w:szCs w:val="28"/>
-          </w:rPr>
-          <w:delText xml:space="preserve">vinculado à</w:delText>
-        </w:r>
-      </w:del>
-      <w:ins w:id="1186" w:author="Assessor GDSXSR" w:date="2026-10-29T21:16:42Z">
-        <w:r>
-          <w:rPr>
-            <w:rFonts w:ascii="Arial" w:eastAsia="Arial" w:hAnsi="Arial" w:cs="Arial"/>
-            <w:color w:val="808080"/>
-            <w:sz w:val="28"/>
-            <w:szCs w:val="28"/>
-          </w:rPr>
-          <w:t xml:space="preserve">da</w:t>
-        </w:r>
-      </w:ins>
-      <w:r>
-        <w:rPr>
-          <w:rFonts w:ascii="Arial" w:eastAsia="Arial" w:hAnsi="Arial" w:cs="Arial"/>
-          <w:color w:val="000000" w:themeColor="text1"/>
-          <w:sz w:val="28"/>
-          <w:szCs w:val="28"/>
-        </w:rPr>
-        <w:t xml:space="preserve"> Nota Fiscal nº 207285 </w:t>
-      </w:r>
-      <w:del w:id="1187" w:author="Assessor GDSXSR" w:date="2026-10-29T21:16:42Z">
-        <w:r>
-          <w:rPr>
-            <w:rFonts w:ascii="Arial" w:eastAsia="Arial" w:hAnsi="Arial" w:cs="Arial"/>
-            <w:color w:val="000000" w:themeColor="text1"/>
-            <w:sz w:val="28"/>
-            <w:szCs w:val="28"/>
-          </w:rPr>
-          <w:delText xml:space="preserve">permanecia</w:delText>
-        </w:r>
-      </w:del>
-      <w:ins w:id="1188" w:author="Assessor GDSXSR" w:date="2026-10-29T21:16:42Z">
-        <w:r>
-          <w:rPr>
-            <w:rFonts w:ascii="Arial" w:eastAsia="Arial" w:hAnsi="Arial" w:cs="Arial"/>
-            <w:color w:val="808080"/>
-            <w:sz w:val="28"/>
-            <w:szCs w:val="28"/>
-          </w:rPr>
-          <w:t xml:space="preserve">(ID</w:t>
-        </w:r>
-      </w:ins>
-      <w:r>
-        <w:rPr>
-          <w:rFonts w:ascii="Arial" w:eastAsia="Arial" w:hAnsi="Arial" w:cs="Arial"/>
-          <w:color w:val="000000" w:themeColor="text1"/>
-          <w:sz w:val="28"/>
-          <w:szCs w:val="28"/>
-        </w:rPr>
-        <w:t xml:space="preserve"> </w:t>
-      </w:r>
-      <w:del w:id="1189" w:author="Assessor GDSXSR" w:date="2026-10-29T21:16:42Z">
-        <w:r>
-          <w:rPr>
-            <w:rFonts w:ascii="Arial" w:eastAsia="Arial" w:hAnsi="Arial" w:cs="Arial"/>
-            <w:color w:val="000000" w:themeColor="text1"/>
-            <w:sz w:val="28"/>
-            <w:szCs w:val="28"/>
-          </w:rPr>
-          <w:delText xml:space="preserve">ilegível e apresentava rasuras que impediam a identificação segura do recebedor e a confirmação da efetiva entrega das mercadorias. Inclusive, foi oportunizada à autora a juntada de documento mais legível, mas a irregularidade persistiu, conforme registrado na sentença.</w:delText>
-        </w:r>
-      </w:del>
-      <w:ins w:id="1190" w:author="Assessor GDSXSR" w:date="2026-10-29T21:16:42Z">
-        <w:r>
-          <w:rPr>
-            <w:rFonts w:ascii="Arial" w:eastAsia="Arial" w:hAnsi="Arial" w:cs="Arial"/>
-            <w:color w:val="808080"/>
-            <w:sz w:val="28"/>
-            <w:szCs w:val="28"/>
-          </w:rPr>
-          <w:t xml:space="preserve">89108684):</w:t>
-        </w:r>
-      </w:ins>
-      <w:commentRangeEnd w:id="17"/>
-      <w:r>
-        <w:rPr>
-          <w:rStyle w:val="CommentReference"/>
-        </w:rPr>
-        <w:commentReference w:id="17"/>
-      </w:r>
+      </w:pPr>
+      <w:ins w:id="1272" w:author="Assessor GDSXSR" w:date="2026-10-30T19:47:11Z">
+        <w:r>
+          <w:rPr>
+            <w:rFonts w:ascii="Arial" w:eastAsia="Arial" w:hAnsi="Arial" w:cs="Arial"/>
+            <w:i/>
+            <w:color w:val="808080"/>
+            <w:sz w:val="26"/>
+            <w:szCs w:val="28"/>
+          </w:rPr>
+          <w:t xml:space="preserve">“(...) o comprovante posteriormente juntado (ID 264824052), conforme ressaltado pela curadoria especial, apresenta ilegibilidade e rasura, sem possibilitar a confirmação segura da efetiva entrega das mercadorias às rés.” – Grifei</w:t>
+        </w:r>
+      </w:ins>
     </w:p>
     <w:p>
       <w:pPr>
@@ -6882,47 +8003,6 @@
         <w:ind w:firstLine="2268"/>
         <w:jc w:val="both"/>
         <w:rPr>
-          <w:ins w:id="1192" w:author="Assessor GDSXSR" w:date="2026-10-29T21:16:42Z"/>
-          <w:rFonts w:ascii="Arial" w:eastAsia="Arial" w:hAnsi="Arial" w:cs="Arial"/>
-          <w:color w:val="000000" w:themeColor="text1"/>
-          <w:sz w:val="28"/>
-          <w:szCs w:val="28"/>
-        </w:rPr>
-      </w:pPr>
-    </w:p>
-    <w:p>
-      <w:pPr>
-        <w:spacing w:after="0" w:line="360" w:lineRule="auto"/>
-        <w:ind w:left="2268" w:firstLine="1134"/>
-        <w:jc w:val="both"/>
-        <w:rPr>
-          <w:ins w:id="1194" w:author="Assessor GDSXSR" w:date="2026-10-29T21:16:42Z"/>
-          <w:rFonts w:ascii="Arial" w:eastAsia="Arial" w:hAnsi="Arial" w:cs="Arial"/>
-          <w:color w:val="000000" w:themeColor="text1"/>
-          <w:sz w:val="28"/>
-          <w:szCs w:val="28"/>
-        </w:rPr>
-      </w:pPr>
-      <w:ins w:id="1193" w:author="Assessor GDSXSR" w:date="2026-10-29T21:16:42Z">
-        <w:r>
-          <w:rPr>
-            <w:rFonts w:ascii="Arial" w:eastAsia="Arial" w:hAnsi="Arial" w:cs="Arial"/>
-            <w:i/>
-            <w:color w:val="808080"/>
-            <w:sz w:val="26"/>
-            <w:szCs w:val="28"/>
-          </w:rPr>
-          <w:t xml:space="preserve">“Diversa, contudo, é a situação da nota fiscal nº 207285, no valor histórico de R$ 701,50. O documento apresentado inicialmente não permitia a identificação clara do recebedor, e o comprovante posteriormente juntado (ID 264824052), conforme ressaltado pela curadoria especial, apresenta ilegibilidade e rasura, sem possibilitar a confirmação segura da efetiva entrega das mercadorias às rés.” – Grifei</w:t>
-        </w:r>
-      </w:ins>
-    </w:p>
-    <w:p>
-      <w:pPr>
-        <w:spacing w:after="0" w:line="360" w:lineRule="auto"/>
-        <w:ind w:left="2268" w:firstLine="1134"/>
-        <w:jc w:val="both"/>
-        <w:rPr>
-          <w:ins w:id="1195" w:author="Assessor GDSXSR" w:date="2026-10-29T21:16:42Z"/>
           <w:rFonts w:ascii="Arial" w:eastAsia="Arial" w:hAnsi="Arial" w:cs="Arial"/>
           <w:color w:val="000000" w:themeColor="text1"/>
           <w:sz w:val="28"/>
@@ -6942,17 +8022,634 @@
           <w:szCs w:val="28"/>
         </w:rPr>
       </w:pPr>
-      <w:ins w:id="1196" w:author="Assessor GDSXSR" w:date="2026-10-29T21:16:42Z">
-        <w:r>
-          <w:rPr>
-            <w:rFonts w:ascii="Arial" w:eastAsia="Arial" w:hAnsi="Arial" w:cs="Arial"/>
-            <w:i w:val="0"/>
-            <w:color w:val="808080"/>
-            <w:sz w:val="28"/>
-          </w:rPr>
-          <w:t xml:space="preserve">Foi oportunizada à autora a juntada de documento mais legível, mas o novo comprovante permaneceu ilegível e rasurado (CPC 700 § 5º; ID 89108684).</w:t>
-        </w:r>
-      </w:ins>
+      <w:commentRangeStart w:id="19"/>
+      <w:del w:id="1273" w:author="Assessor GDSXSR" w:date="2026-10-30T19:47:11Z">
+        <w:r>
+          <w:rPr>
+            <w:rFonts w:ascii="Arial" w:eastAsia="Arial" w:hAnsi="Arial" w:cs="Arial"/>
+            <w:color w:val="000000" w:themeColor="text1"/>
+            <w:sz w:val="28"/>
+            <w:szCs w:val="28"/>
+          </w:rPr>
+          <w:delText xml:space="preserve">Assim</w:delText>
+        </w:r>
+      </w:del>
+      <w:ins w:id="1274" w:author="Assessor GDSXSR" w:date="2026-10-30T19:47:11Z">
+        <w:r>
+          <w:rPr>
+            <w:rFonts w:ascii="Arial" w:eastAsia="Arial" w:hAnsi="Arial" w:cs="Arial"/>
+            <w:color w:val="808080"/>
+            <w:sz w:val="28"/>
+            <w:szCs w:val="28"/>
+          </w:rPr>
+          <w:t xml:space="preserve">Oportunizada a juntada de documento legível</w:t>
+        </w:r>
+      </w:ins>
+      <w:r>
+        <w:rPr>
+          <w:rFonts w:ascii="Arial" w:eastAsia="Arial" w:hAnsi="Arial" w:cs="Arial"/>
+          <w:color w:val="000000" w:themeColor="text1"/>
+          <w:sz w:val="28"/>
+          <w:szCs w:val="28"/>
+        </w:rPr>
+        <w:t xml:space="preserve">, </w:t>
+      </w:r>
+      <w:del w:id="1275" w:author="Assessor GDSXSR" w:date="2026-10-30T19:47:11Z">
+        <w:r>
+          <w:rPr>
+            <w:rFonts w:ascii="Arial" w:eastAsia="Arial" w:hAnsi="Arial" w:cs="Arial"/>
+            <w:color w:val="000000" w:themeColor="text1"/>
+            <w:sz w:val="28"/>
+            <w:szCs w:val="28"/>
+          </w:rPr>
+          <w:delText xml:space="preserve">diante</w:delText>
+        </w:r>
+      </w:del>
+      <w:ins w:id="1276" w:author="Assessor GDSXSR" w:date="2026-10-30T19:47:11Z">
+        <w:r>
+          <w:rPr>
+            <w:rFonts w:ascii="Arial" w:eastAsia="Arial" w:hAnsi="Arial" w:cs="Arial"/>
+            <w:color w:val="808080"/>
+            <w:sz w:val="28"/>
+            <w:szCs w:val="28"/>
+          </w:rPr>
+          <w:t xml:space="preserve">o</w:t>
+        </w:r>
+      </w:ins>
+      <w:r>
+        <w:rPr>
+          <w:rFonts w:ascii="Arial" w:eastAsia="Arial" w:hAnsi="Arial" w:cs="Arial"/>
+          <w:color w:val="000000" w:themeColor="text1"/>
+          <w:sz w:val="28"/>
+          <w:szCs w:val="28"/>
+        </w:rPr>
+        <w:t xml:space="preserve"> </w:t>
+      </w:r>
+      <w:del w:id="1277" w:author="Assessor GDSXSR" w:date="2026-10-30T19:47:11Z">
+        <w:r>
+          <w:rPr>
+            <w:rFonts w:ascii="Arial" w:eastAsia="Arial" w:hAnsi="Arial" w:cs="Arial"/>
+            <w:color w:val="000000" w:themeColor="text1"/>
+            <w:sz w:val="28"/>
+            <w:szCs w:val="28"/>
+          </w:rPr>
+          <w:delText xml:space="preserve">da</w:delText>
+        </w:r>
+      </w:del>
+      <w:ins w:id="1278" w:author="Assessor GDSXSR" w:date="2026-10-30T19:47:11Z">
+        <w:r>
+          <w:rPr>
+            <w:rFonts w:ascii="Arial" w:eastAsia="Arial" w:hAnsi="Arial" w:cs="Arial"/>
+            <w:color w:val="808080"/>
+            <w:sz w:val="28"/>
+            <w:szCs w:val="28"/>
+          </w:rPr>
+          <w:t xml:space="preserve">novo</w:t>
+        </w:r>
+      </w:ins>
+      <w:r>
+        <w:rPr>
+          <w:rFonts w:ascii="Arial" w:eastAsia="Arial" w:hAnsi="Arial" w:cs="Arial"/>
+          <w:color w:val="000000" w:themeColor="text1"/>
+          <w:sz w:val="28"/>
+          <w:szCs w:val="28"/>
+        </w:rPr>
+        <w:t xml:space="preserve"> </w:t>
+      </w:r>
+      <w:del w:id="1279" w:author="Assessor GDSXSR" w:date="2026-10-30T19:47:11Z">
+        <w:r>
+          <w:rPr>
+            <w:rFonts w:ascii="Arial" w:eastAsia="Arial" w:hAnsi="Arial" w:cs="Arial"/>
+            <w:color w:val="000000" w:themeColor="text1"/>
+            <w:sz w:val="28"/>
+            <w:szCs w:val="28"/>
+          </w:rPr>
+          <w:delText xml:space="preserve">deficiência</w:delText>
+        </w:r>
+      </w:del>
+      <w:ins w:id="1280" w:author="Assessor GDSXSR" w:date="2026-10-30T19:47:11Z">
+        <w:r>
+          <w:rPr>
+            <w:rFonts w:ascii="Arial" w:eastAsia="Arial" w:hAnsi="Arial" w:cs="Arial"/>
+            <w:color w:val="808080"/>
+            <w:sz w:val="28"/>
+            <w:szCs w:val="28"/>
+          </w:rPr>
+          <w:t xml:space="preserve">comprovante</w:t>
+        </w:r>
+      </w:ins>
+      <w:r>
+        <w:rPr>
+          <w:rFonts w:ascii="Arial" w:eastAsia="Arial" w:hAnsi="Arial" w:cs="Arial"/>
+          <w:color w:val="000000" w:themeColor="text1"/>
+          <w:sz w:val="28"/>
+          <w:szCs w:val="28"/>
+        </w:rPr>
+        <w:t xml:space="preserve"> </w:t>
+      </w:r>
+      <w:del w:id="1281" w:author="Assessor GDSXSR" w:date="2026-10-30T19:47:11Z">
+        <w:r>
+          <w:rPr>
+            <w:rFonts w:ascii="Arial" w:eastAsia="Arial" w:hAnsi="Arial" w:cs="Arial"/>
+            <w:color w:val="000000" w:themeColor="text1"/>
+            <w:sz w:val="28"/>
+            <w:szCs w:val="28"/>
+          </w:rPr>
+          <w:delText xml:space="preserve">da</w:delText>
+        </w:r>
+      </w:del>
+      <w:ins w:id="1282" w:author="Assessor GDSXSR" w:date="2026-10-30T19:47:11Z">
+        <w:r>
+          <w:rPr>
+            <w:rFonts w:ascii="Arial" w:eastAsia="Arial" w:hAnsi="Arial" w:cs="Arial"/>
+            <w:color w:val="808080"/>
+            <w:sz w:val="28"/>
+            <w:szCs w:val="28"/>
+          </w:rPr>
+          <w:t xml:space="preserve">permaneceu</w:t>
+        </w:r>
+      </w:ins>
+      <w:r>
+        <w:rPr>
+          <w:rFonts w:ascii="Arial" w:eastAsia="Arial" w:hAnsi="Arial" w:cs="Arial"/>
+          <w:color w:val="000000" w:themeColor="text1"/>
+          <w:sz w:val="28"/>
+          <w:szCs w:val="28"/>
+        </w:rPr>
+        <w:t xml:space="preserve"> </w:t>
+      </w:r>
+      <w:del w:id="1283" w:author="Assessor GDSXSR" w:date="2026-10-30T19:47:11Z">
+        <w:r>
+          <w:rPr>
+            <w:rFonts w:ascii="Arial" w:eastAsia="Arial" w:hAnsi="Arial" w:cs="Arial"/>
+            <w:color w:val="000000" w:themeColor="text1"/>
+            <w:sz w:val="28"/>
+            <w:szCs w:val="28"/>
+          </w:rPr>
+          <w:delText xml:space="preserve">prova</w:delText>
+        </w:r>
+      </w:del>
+      <w:ins w:id="1284" w:author="Assessor GDSXSR" w:date="2026-10-30T19:47:11Z">
+        <w:r>
+          <w:rPr>
+            <w:rFonts w:ascii="Arial" w:eastAsia="Arial" w:hAnsi="Arial" w:cs="Arial"/>
+            <w:color w:val="808080"/>
+            <w:sz w:val="28"/>
+            <w:szCs w:val="28"/>
+          </w:rPr>
+          <w:t xml:space="preserve">ilegível</w:t>
+        </w:r>
+      </w:ins>
+      <w:r>
+        <w:rPr>
+          <w:rFonts w:ascii="Arial" w:eastAsia="Arial" w:hAnsi="Arial" w:cs="Arial"/>
+          <w:color w:val="000000" w:themeColor="text1"/>
+          <w:sz w:val="28"/>
+          <w:szCs w:val="28"/>
+        </w:rPr>
+        <w:t xml:space="preserve"> </w:t>
+      </w:r>
+      <w:del w:id="1285" w:author="Assessor GDSXSR" w:date="2026-10-30T19:47:11Z">
+        <w:r>
+          <w:rPr>
+            <w:rFonts w:ascii="Arial" w:eastAsia="Arial" w:hAnsi="Arial" w:cs="Arial"/>
+            <w:color w:val="000000" w:themeColor="text1"/>
+            <w:sz w:val="28"/>
+            <w:szCs w:val="28"/>
+          </w:rPr>
+          <w:delText xml:space="preserve">documental</w:delText>
+        </w:r>
+      </w:del>
+      <w:ins w:id="1286" w:author="Assessor GDSXSR" w:date="2026-10-30T19:47:11Z">
+        <w:r>
+          <w:rPr>
+            <w:rFonts w:ascii="Arial" w:eastAsia="Arial" w:hAnsi="Arial" w:cs="Arial"/>
+            <w:color w:val="808080"/>
+            <w:sz w:val="28"/>
+            <w:szCs w:val="28"/>
+          </w:rPr>
+          <w:t xml:space="preserve">e</w:t>
+        </w:r>
+      </w:ins>
+      <w:r>
+        <w:rPr>
+          <w:rFonts w:ascii="Arial" w:eastAsia="Arial" w:hAnsi="Arial" w:cs="Arial"/>
+          <w:color w:val="000000" w:themeColor="text1"/>
+          <w:sz w:val="28"/>
+          <w:szCs w:val="28"/>
+        </w:rPr>
+        <w:t xml:space="preserve"> </w:t>
+      </w:r>
+      <w:del w:id="1287" w:author="Assessor GDSXSR" w:date="2026-10-30T19:47:11Z">
+        <w:r>
+          <w:rPr>
+            <w:rFonts w:ascii="Arial" w:eastAsia="Arial" w:hAnsi="Arial" w:cs="Arial"/>
+            <w:color w:val="000000" w:themeColor="text1"/>
+            <w:sz w:val="28"/>
+            <w:szCs w:val="28"/>
+          </w:rPr>
+          <w:delText xml:space="preserve">relativa</w:delText>
+        </w:r>
+      </w:del>
+      <w:ins w:id="1288" w:author="Assessor GDSXSR" w:date="2026-10-30T19:47:11Z">
+        <w:r>
+          <w:rPr>
+            <w:rFonts w:ascii="Arial" w:eastAsia="Arial" w:hAnsi="Arial" w:cs="Arial"/>
+            <w:color w:val="808080"/>
+            <w:sz w:val="28"/>
+            <w:szCs w:val="28"/>
+          </w:rPr>
+          <w:t xml:space="preserve">rasurado,</w:t>
+        </w:r>
+      </w:ins>
+      <w:r>
+        <w:rPr>
+          <w:rFonts w:ascii="Arial" w:eastAsia="Arial" w:hAnsi="Arial" w:cs="Arial"/>
+          <w:color w:val="000000" w:themeColor="text1"/>
+          <w:sz w:val="28"/>
+          <w:szCs w:val="28"/>
+        </w:rPr>
+        <w:t xml:space="preserve"> </w:t>
+      </w:r>
+      <w:del w:id="1289" w:author="Assessor GDSXSR" w:date="2026-10-30T19:47:11Z">
+        <w:r>
+          <w:rPr>
+            <w:rFonts w:ascii="Arial" w:eastAsia="Arial" w:hAnsi="Arial" w:cs="Arial"/>
+            <w:color w:val="000000" w:themeColor="text1"/>
+            <w:sz w:val="28"/>
+            <w:szCs w:val="28"/>
+          </w:rPr>
+          <w:delText xml:space="preserve">à</w:delText>
+        </w:r>
+      </w:del>
+      <w:ins w:id="1290" w:author="Assessor GDSXSR" w:date="2026-10-30T19:47:11Z">
+        <w:r>
+          <w:rPr>
+            <w:rFonts w:ascii="Arial" w:eastAsia="Arial" w:hAnsi="Arial" w:cs="Arial"/>
+            <w:color w:val="808080"/>
+            <w:sz w:val="28"/>
+            <w:szCs w:val="28"/>
+          </w:rPr>
+          <w:t xml:space="preserve">e</w:t>
+        </w:r>
+      </w:ins>
+      <w:r>
+        <w:rPr>
+          <w:rFonts w:ascii="Arial" w:eastAsia="Arial" w:hAnsi="Arial" w:cs="Arial"/>
+          <w:color w:val="000000" w:themeColor="text1"/>
+          <w:sz w:val="28"/>
+          <w:szCs w:val="28"/>
+        </w:rPr>
+        <w:t xml:space="preserve"> </w:t>
+      </w:r>
+      <w:del w:id="1291" w:author="Assessor GDSXSR" w:date="2026-10-30T19:47:11Z">
+        <w:r>
+          <w:rPr>
+            <w:rFonts w:ascii="Arial" w:eastAsia="Arial" w:hAnsi="Arial" w:cs="Arial"/>
+            <w:color w:val="000000" w:themeColor="text1"/>
+            <w:sz w:val="28"/>
+            <w:szCs w:val="28"/>
+          </w:rPr>
+          <w:delText xml:space="preserve">duplicata</w:delText>
+        </w:r>
+      </w:del>
+      <w:ins w:id="1292" w:author="Assessor GDSXSR" w:date="2026-10-30T19:47:11Z">
+        <w:r>
+          <w:rPr>
+            <w:rFonts w:ascii="Arial" w:eastAsia="Arial" w:hAnsi="Arial" w:cs="Arial"/>
+            <w:color w:val="808080"/>
+            <w:sz w:val="28"/>
+            <w:szCs w:val="28"/>
+          </w:rPr>
+          <w:t xml:space="preserve">a</w:t>
+        </w:r>
+      </w:ins>
+      <w:r>
+        <w:rPr>
+          <w:rFonts w:ascii="Arial" w:eastAsia="Arial" w:hAnsi="Arial" w:cs="Arial"/>
+          <w:color w:val="000000" w:themeColor="text1"/>
+          <w:sz w:val="28"/>
+          <w:szCs w:val="28"/>
+        </w:rPr>
+        <w:t xml:space="preserve"> </w:t>
+      </w:r>
+      <w:del w:id="1293" w:author="Assessor GDSXSR" w:date="2026-10-30T19:47:11Z">
+        <w:r>
+          <w:rPr>
+            <w:rFonts w:ascii="Arial" w:eastAsia="Arial" w:hAnsi="Arial" w:cs="Arial"/>
+            <w:color w:val="000000" w:themeColor="text1"/>
+            <w:sz w:val="28"/>
+            <w:szCs w:val="28"/>
+          </w:rPr>
+          <w:delText xml:space="preserve">discutida</w:delText>
+        </w:r>
+      </w:del>
+      <w:ins w:id="1294" w:author="Assessor GDSXSR" w:date="2026-10-30T19:47:11Z">
+        <w:r>
+          <w:rPr>
+            <w:rFonts w:ascii="Arial" w:eastAsia="Arial" w:hAnsi="Arial" w:cs="Arial"/>
+            <w:color w:val="808080"/>
+            <w:sz w:val="28"/>
+            <w:szCs w:val="28"/>
+          </w:rPr>
+          <w:t xml:space="preserve">autora, a quem cabe provar o fato constitutivo de seu direito</w:t>
+        </w:r>
+      </w:ins>
+      <w:r>
+        <w:rPr>
+          <w:rFonts w:ascii="Arial" w:eastAsia="Arial" w:hAnsi="Arial" w:cs="Arial"/>
+          <w:color w:val="000000" w:themeColor="text1"/>
+          <w:sz w:val="28"/>
+          <w:szCs w:val="28"/>
+        </w:rPr>
+        <w:t xml:space="preserve">, não se desincumbiu </w:t>
+      </w:r>
+      <w:del w:id="1295" w:author="Assessor GDSXSR" w:date="2026-10-30T19:47:11Z">
+        <w:r>
+          <w:rPr>
+            <w:rFonts w:ascii="Arial" w:eastAsia="Arial" w:hAnsi="Arial" w:cs="Arial"/>
+            <w:color w:val="000000" w:themeColor="text1"/>
+            <w:sz w:val="28"/>
+            <w:szCs w:val="28"/>
+          </w:rPr>
+          <w:delText xml:space="preserve">a autora do</w:delText>
+        </w:r>
+      </w:del>
+      <w:ins w:id="1296" w:author="Assessor GDSXSR" w:date="2026-10-30T19:47:11Z">
+        <w:r>
+          <w:rPr>
+            <w:rFonts w:ascii="Arial" w:eastAsia="Arial" w:hAnsi="Arial" w:cs="Arial"/>
+            <w:color w:val="808080"/>
+            <w:sz w:val="28"/>
+            <w:szCs w:val="28"/>
+          </w:rPr>
+          <w:t xml:space="preserve">desse</w:t>
+        </w:r>
+      </w:ins>
+      <w:r>
+        <w:rPr>
+          <w:rFonts w:ascii="Arial" w:eastAsia="Arial" w:hAnsi="Arial" w:cs="Arial"/>
+          <w:color w:val="000000" w:themeColor="text1"/>
+          <w:sz w:val="28"/>
+          <w:szCs w:val="28"/>
+        </w:rPr>
+        <w:t xml:space="preserve"> ônus </w:t>
+      </w:r>
+      <w:del w:id="1297" w:author="Assessor GDSXSR" w:date="2026-10-30T19:47:11Z">
+        <w:r>
+          <w:rPr>
+            <w:rFonts w:ascii="Arial" w:eastAsia="Arial" w:hAnsi="Arial" w:cs="Arial"/>
+            <w:color w:val="000000" w:themeColor="text1"/>
+            <w:sz w:val="28"/>
+            <w:szCs w:val="28"/>
+          </w:rPr>
+          <w:delText xml:space="preserve">de</w:delText>
+        </w:r>
+      </w:del>
+      <w:ins w:id="1298" w:author="Assessor GDSXSR" w:date="2026-10-30T19:47:11Z">
+        <w:r>
+          <w:rPr>
+            <w:rFonts w:ascii="Arial" w:eastAsia="Arial" w:hAnsi="Arial" w:cs="Arial"/>
+            <w:color w:val="808080"/>
+            <w:sz w:val="28"/>
+            <w:szCs w:val="28"/>
+          </w:rPr>
+          <w:t xml:space="preserve">(CPC</w:t>
+        </w:r>
+      </w:ins>
+      <w:r>
+        <w:rPr>
+          <w:rFonts w:ascii="Arial" w:eastAsia="Arial" w:hAnsi="Arial" w:cs="Arial"/>
+          <w:color w:val="000000" w:themeColor="text1"/>
+          <w:sz w:val="28"/>
+          <w:szCs w:val="28"/>
+        </w:rPr>
+        <w:t xml:space="preserve"> </w:t>
+      </w:r>
+      <w:del w:id="1299" w:author="Assessor GDSXSR" w:date="2026-10-30T19:47:11Z">
+        <w:r>
+          <w:rPr>
+            <w:rFonts w:ascii="Arial" w:eastAsia="Arial" w:hAnsi="Arial" w:cs="Arial"/>
+            <w:color w:val="000000" w:themeColor="text1"/>
+            <w:sz w:val="28"/>
+            <w:szCs w:val="28"/>
+          </w:rPr>
+          <w:delText xml:space="preserve">demonstrar</w:delText>
+        </w:r>
+      </w:del>
+      <w:ins w:id="1300" w:author="Assessor GDSXSR" w:date="2026-10-30T19:47:11Z">
+        <w:r>
+          <w:rPr>
+            <w:rFonts w:ascii="Arial" w:eastAsia="Arial" w:hAnsi="Arial" w:cs="Arial"/>
+            <w:color w:val="808080"/>
+            <w:sz w:val="28"/>
+            <w:szCs w:val="28"/>
+          </w:rPr>
+          <w:t xml:space="preserve">373</w:t>
+        </w:r>
+      </w:ins>
+      <w:r>
+        <w:rPr>
+          <w:rFonts w:ascii="Arial" w:eastAsia="Arial" w:hAnsi="Arial" w:cs="Arial"/>
+          <w:color w:val="000000" w:themeColor="text1"/>
+          <w:sz w:val="28"/>
+          <w:szCs w:val="28"/>
+        </w:rPr>
+        <w:t xml:space="preserve"> </w:t>
+      </w:r>
+      <w:del w:id="1301" w:author="Assessor GDSXSR" w:date="2026-10-30T19:47:11Z">
+        <w:r>
+          <w:rPr>
+            <w:rFonts w:ascii="Arial" w:eastAsia="Arial" w:hAnsi="Arial" w:cs="Arial"/>
+            <w:color w:val="000000" w:themeColor="text1"/>
+            <w:sz w:val="28"/>
+            <w:szCs w:val="28"/>
+          </w:rPr>
+          <w:delText xml:space="preserve">a</w:delText>
+        </w:r>
+      </w:del>
+      <w:ins w:id="1302" w:author="Assessor GDSXSR" w:date="2026-10-30T19:47:11Z">
+        <w:r>
+          <w:rPr>
+            <w:rFonts w:ascii="Arial" w:eastAsia="Arial" w:hAnsi="Arial" w:cs="Arial"/>
+            <w:color w:val="808080"/>
+            <w:sz w:val="28"/>
+            <w:szCs w:val="28"/>
+          </w:rPr>
+          <w:t xml:space="preserve">I;</w:t>
+        </w:r>
+      </w:ins>
+      <w:r>
+        <w:rPr>
+          <w:rFonts w:ascii="Arial" w:eastAsia="Arial" w:hAnsi="Arial" w:cs="Arial"/>
+          <w:color w:val="000000" w:themeColor="text1"/>
+          <w:sz w:val="28"/>
+          <w:szCs w:val="28"/>
+        </w:rPr>
+        <w:t xml:space="preserve"> </w:t>
+      </w:r>
+      <w:del w:id="1303" w:author="Assessor GDSXSR" w:date="2026-10-30T19:47:11Z">
+        <w:r>
+          <w:rPr>
+            <w:rFonts w:ascii="Arial" w:eastAsia="Arial" w:hAnsi="Arial" w:cs="Arial"/>
+            <w:color w:val="000000" w:themeColor="text1"/>
+            <w:sz w:val="28"/>
+            <w:szCs w:val="28"/>
+          </w:rPr>
+          <w:delText xml:space="preserve">efetiva</w:delText>
+        </w:r>
+      </w:del>
+      <w:ins w:id="1304" w:author="Assessor GDSXSR" w:date="2026-10-30T19:47:11Z">
+        <w:r>
+          <w:rPr>
+            <w:rFonts w:ascii="Arial" w:eastAsia="Arial" w:hAnsi="Arial" w:cs="Arial"/>
+            <w:color w:val="808080"/>
+            <w:sz w:val="28"/>
+            <w:szCs w:val="28"/>
+          </w:rPr>
+          <w:t xml:space="preserve">700</w:t>
+        </w:r>
+      </w:ins>
+      <w:r>
+        <w:rPr>
+          <w:rFonts w:ascii="Arial" w:eastAsia="Arial" w:hAnsi="Arial" w:cs="Arial"/>
+          <w:color w:val="000000" w:themeColor="text1"/>
+          <w:sz w:val="28"/>
+          <w:szCs w:val="28"/>
+        </w:rPr>
+        <w:t xml:space="preserve"> </w:t>
+      </w:r>
+      <w:del w:id="1305" w:author="Assessor GDSXSR" w:date="2026-10-30T19:47:11Z">
+        <w:r>
+          <w:rPr>
+            <w:rFonts w:ascii="Arial" w:eastAsia="Arial" w:hAnsi="Arial" w:cs="Arial"/>
+            <w:color w:val="000000" w:themeColor="text1"/>
+            <w:sz w:val="28"/>
+            <w:szCs w:val="28"/>
+          </w:rPr>
+          <w:delText xml:space="preserve">constituição</w:delText>
+        </w:r>
+      </w:del>
+      <w:ins w:id="1306" w:author="Assessor GDSXSR" w:date="2026-10-30T19:47:11Z">
+        <w:r>
+          <w:rPr>
+            <w:rFonts w:ascii="Arial" w:eastAsia="Arial" w:hAnsi="Arial" w:cs="Arial"/>
+            <w:color w:val="808080"/>
+            <w:sz w:val="28"/>
+            <w:szCs w:val="28"/>
+          </w:rPr>
+          <w:t xml:space="preserve">§</w:t>
+        </w:r>
+      </w:ins>
+      <w:r>
+        <w:rPr>
+          <w:rFonts w:ascii="Arial" w:eastAsia="Arial" w:hAnsi="Arial" w:cs="Arial"/>
+          <w:color w:val="000000" w:themeColor="text1"/>
+          <w:sz w:val="28"/>
+          <w:szCs w:val="28"/>
+        </w:rPr>
+        <w:t xml:space="preserve"> </w:t>
+      </w:r>
+      <w:del w:id="1307" w:author="Assessor GDSXSR" w:date="2026-10-30T19:47:11Z">
+        <w:r>
+          <w:rPr>
+            <w:rFonts w:ascii="Arial" w:eastAsia="Arial" w:hAnsi="Arial" w:cs="Arial"/>
+            <w:color w:val="000000" w:themeColor="text1"/>
+            <w:sz w:val="28"/>
+            <w:szCs w:val="28"/>
+          </w:rPr>
+          <w:delText xml:space="preserve">do</w:delText>
+        </w:r>
+      </w:del>
+      <w:ins w:id="1308" w:author="Assessor GDSXSR" w:date="2026-10-30T19:47:11Z">
+        <w:r>
+          <w:rPr>
+            <w:rFonts w:ascii="Arial" w:eastAsia="Arial" w:hAnsi="Arial" w:cs="Arial"/>
+            <w:color w:val="808080"/>
+            <w:sz w:val="28"/>
+            <w:szCs w:val="28"/>
+          </w:rPr>
+          <w:t xml:space="preserve">5º;</w:t>
+        </w:r>
+      </w:ins>
+      <w:r>
+        <w:rPr>
+          <w:rFonts w:ascii="Arial" w:eastAsia="Arial" w:hAnsi="Arial" w:cs="Arial"/>
+          <w:color w:val="000000" w:themeColor="text1"/>
+          <w:sz w:val="28"/>
+          <w:szCs w:val="28"/>
+        </w:rPr>
+        <w:t xml:space="preserve"> </w:t>
+      </w:r>
+      <w:del w:id="1309" w:author="Assessor GDSXSR" w:date="2026-10-30T19:47:11Z">
+        <w:r>
+          <w:rPr>
+            <w:rFonts w:ascii="Arial" w:eastAsia="Arial" w:hAnsi="Arial" w:cs="Arial"/>
+            <w:color w:val="000000" w:themeColor="text1"/>
+            <w:sz w:val="28"/>
+            <w:szCs w:val="28"/>
+          </w:rPr>
+          <w:delText xml:space="preserve">crédito</w:delText>
+        </w:r>
+      </w:del>
+      <w:ins w:id="1310" w:author="Assessor GDSXSR" w:date="2026-10-30T19:47:11Z">
+        <w:r>
+          <w:rPr>
+            <w:rFonts w:ascii="Arial" w:eastAsia="Arial" w:hAnsi="Arial" w:cs="Arial"/>
+            <w:color w:val="808080"/>
+            <w:sz w:val="28"/>
+            <w:szCs w:val="28"/>
+          </w:rPr>
+          <w:t xml:space="preserve">ID</w:t>
+        </w:r>
+      </w:ins>
+      <w:r>
+        <w:rPr>
+          <w:rFonts w:ascii="Arial" w:eastAsia="Arial" w:hAnsi="Arial" w:cs="Arial"/>
+          <w:color w:val="000000" w:themeColor="text1"/>
+          <w:sz w:val="28"/>
+          <w:szCs w:val="28"/>
+        </w:rPr>
+        <w:t xml:space="preserve"> </w:t>
+      </w:r>
+      <w:del w:id="1311" w:author="Assessor GDSXSR" w:date="2026-10-30T19:47:11Z">
+        <w:r>
+          <w:rPr>
+            <w:rFonts w:ascii="Arial" w:eastAsia="Arial" w:hAnsi="Arial" w:cs="Arial"/>
+            <w:color w:val="000000" w:themeColor="text1"/>
+            <w:sz w:val="28"/>
+            <w:szCs w:val="28"/>
+          </w:rPr>
+          <w:delText xml:space="preserve">pretendido</w:delText>
+        </w:r>
+      </w:del>
+      <w:ins w:id="1312" w:author="Assessor GDSXSR" w:date="2026-10-30T19:47:11Z">
+        <w:r>
+          <w:rPr>
+            <w:rFonts w:ascii="Arial" w:eastAsia="Arial" w:hAnsi="Arial" w:cs="Arial"/>
+            <w:color w:val="808080"/>
+            <w:sz w:val="28"/>
+            <w:szCs w:val="28"/>
+          </w:rPr>
+          <w:t xml:space="preserve">89108684)</w:t>
+        </w:r>
+      </w:ins>
+      <w:r>
+        <w:rPr>
+          <w:rFonts w:ascii="Arial" w:eastAsia="Arial" w:hAnsi="Arial" w:cs="Arial"/>
+          <w:color w:val="000000" w:themeColor="text1"/>
+          <w:sz w:val="28"/>
+          <w:szCs w:val="28"/>
+        </w:rPr>
+        <w:t xml:space="preserve">.</w:t>
+      </w:r>
+      <w:commentRangeEnd w:id="19"/>
+      <w:r>
+        <w:rPr>
+          <w:rStyle w:val="CommentReference"/>
+        </w:rPr>
+        <w:commentReference w:id="19"/>
+      </w:r>
     </w:p>
     <w:p>
       <w:pPr>
@@ -6973,12 +8670,35 @@
         <w:ind w:firstLine="2268"/>
         <w:jc w:val="both"/>
         <w:rPr>
-          <w:rFonts w:ascii="Arial" w:eastAsia="Arial" w:hAnsi="Arial" w:cs="Arial"/>
+          <w:rFonts w:eastAsiaTheme="minorEastAsia"/>
           <w:color w:val="000000" w:themeColor="text1"/>
           <w:sz w:val="28"/>
           <w:szCs w:val="28"/>
         </w:rPr>
       </w:pPr>
+      <w:commentRangeStart w:id="18"/>
+      <w:del w:id="1313" w:author="Assessor GDSXSR" w:date="2026-10-30T19:47:11Z">
+        <w:r>
+          <w:rPr>
+            <w:rFonts w:ascii="Arial" w:eastAsia="Arial" w:hAnsi="Arial" w:cs="Arial"/>
+            <w:color w:val="000000" w:themeColor="text1"/>
+            <w:sz w:val="28"/>
+            <w:szCs w:val="28"/>
+          </w:rPr>
+          <w:delText xml:space="preserve">Não procede a alegação de que o</w:delText>
+        </w:r>
+      </w:del>
+      <w:ins w:id="1314" w:author="Assessor GDSXSR" w:date="2026-10-30T19:47:11Z">
+        <w:r>
+          <w:rPr>
+            <w:rFonts w:ascii="Arial" w:eastAsia="Arial" w:hAnsi="Arial" w:cs="Arial"/>
+            <w:color w:val="808080"/>
+            <w:sz w:val="28"/>
+            <w:szCs w:val="28"/>
+          </w:rPr>
+          <w:t xml:space="preserve">O</w:t>
+        </w:r>
+      </w:ins>
       <w:r>
         <w:rPr>
           <w:rFonts w:ascii="Arial" w:eastAsia="Arial" w:hAnsi="Arial" w:cs="Arial"/>
@@ -6986,7 +8706,355 @@
           <w:sz w:val="28"/>
           <w:szCs w:val="28"/>
         </w:rPr>
-        <w:t>Assim, diante da deficiência da prova documental relativa à duplicata discutida, não se desincumbiu a autora do ônus de demonstrar a efetiva constituição do crédito pretendido.</w:t>
+        <w:t xml:space="preserve"> pagamento das demais duplicatas emitidas a partir da mesma nota fiscal </w:t>
+      </w:r>
+      <w:del w:id="1315" w:author="Assessor GDSXSR" w:date="2026-10-30T19:47:11Z">
+        <w:r>
+          <w:rPr>
+            <w:rFonts w:ascii="Arial" w:eastAsia="Arial" w:hAnsi="Arial" w:cs="Arial"/>
+            <w:color w:val="000000" w:themeColor="text1"/>
+            <w:sz w:val="28"/>
+            <w:szCs w:val="28"/>
+          </w:rPr>
+          <w:delText xml:space="preserve">seria suficiente para suprir</w:delText>
+        </w:r>
+      </w:del>
+      <w:ins w:id="1316" w:author="Assessor GDSXSR" w:date="2026-10-30T19:47:11Z">
+        <w:r>
+          <w:rPr>
+            <w:rFonts w:ascii="Arial" w:eastAsia="Arial" w:hAnsi="Arial" w:cs="Arial"/>
+            <w:color w:val="808080"/>
+            <w:sz w:val="28"/>
+            <w:szCs w:val="28"/>
+          </w:rPr>
+          <w:t xml:space="preserve">indica</w:t>
+        </w:r>
+      </w:ins>
+      <w:r>
+        <w:rPr>
+          <w:rFonts w:ascii="Arial" w:eastAsia="Arial" w:hAnsi="Arial" w:cs="Arial"/>
+          <w:color w:val="000000" w:themeColor="text1"/>
+          <w:sz w:val="28"/>
+          <w:szCs w:val="28"/>
+        </w:rPr>
+        <w:t xml:space="preserve"> a </w:t>
+      </w:r>
+      <w:del w:id="1317" w:author="Assessor GDSXSR" w:date="2026-10-30T19:47:11Z">
+        <w:r>
+          <w:rPr>
+            <w:rFonts w:ascii="Arial" w:eastAsia="Arial" w:hAnsi="Arial" w:cs="Arial"/>
+            <w:color w:val="000000" w:themeColor="text1"/>
+            <w:sz w:val="28"/>
+            <w:szCs w:val="28"/>
+          </w:rPr>
+          <w:delText xml:space="preserve">ausência</w:delText>
+        </w:r>
+      </w:del>
+      <w:ins w:id="1318" w:author="Assessor GDSXSR" w:date="2026-10-30T19:47:11Z">
+        <w:r>
+          <w:rPr>
+            <w:rFonts w:ascii="Arial" w:eastAsia="Arial" w:hAnsi="Arial" w:cs="Arial"/>
+            <w:color w:val="808080"/>
+            <w:sz w:val="28"/>
+            <w:szCs w:val="28"/>
+          </w:rPr>
+          <w:t xml:space="preserve">relação</w:t>
+        </w:r>
+      </w:ins>
+      <w:r>
+        <w:rPr>
+          <w:rFonts w:ascii="Arial" w:eastAsia="Arial" w:hAnsi="Arial" w:cs="Arial"/>
+          <w:color w:val="000000" w:themeColor="text1"/>
+          <w:sz w:val="28"/>
+          <w:szCs w:val="28"/>
+        </w:rPr>
+        <w:t xml:space="preserve"> </w:t>
+      </w:r>
+      <w:del w:id="1319" w:author="Assessor GDSXSR" w:date="2026-10-30T19:47:11Z">
+        <w:r>
+          <w:rPr>
+            <w:rFonts w:ascii="Arial" w:eastAsia="Arial" w:hAnsi="Arial" w:cs="Arial"/>
+            <w:color w:val="000000" w:themeColor="text1"/>
+            <w:sz w:val="28"/>
+            <w:szCs w:val="28"/>
+          </w:rPr>
+          <w:delText xml:space="preserve">de</w:delText>
+        </w:r>
+      </w:del>
+      <w:ins w:id="1320" w:author="Assessor GDSXSR" w:date="2026-10-30T19:47:11Z">
+        <w:r>
+          <w:rPr>
+            <w:rFonts w:ascii="Arial" w:eastAsia="Arial" w:hAnsi="Arial" w:cs="Arial"/>
+            <w:color w:val="808080"/>
+            <w:sz w:val="28"/>
+            <w:szCs w:val="28"/>
+          </w:rPr>
+          <w:t xml:space="preserve">comercial,</w:t>
+        </w:r>
+      </w:ins>
+      <w:r>
+        <w:rPr>
+          <w:rFonts w:ascii="Arial" w:eastAsia="Arial" w:hAnsi="Arial" w:cs="Arial"/>
+          <w:color w:val="000000" w:themeColor="text1"/>
+          <w:sz w:val="28"/>
+          <w:szCs w:val="28"/>
+        </w:rPr>
+        <w:t xml:space="preserve"> </w:t>
+      </w:r>
+      <w:del w:id="1321" w:author="Assessor GDSXSR" w:date="2026-10-30T19:47:11Z">
+        <w:r>
+          <w:rPr>
+            <w:rFonts w:ascii="Arial" w:eastAsia="Arial" w:hAnsi="Arial" w:cs="Arial"/>
+            <w:color w:val="000000" w:themeColor="text1"/>
+            <w:sz w:val="28"/>
+            <w:szCs w:val="28"/>
+          </w:rPr>
+          <w:delText xml:space="preserve">comprovação</w:delText>
+        </w:r>
+      </w:del>
+      <w:ins w:id="1322" w:author="Assessor GDSXSR" w:date="2026-10-30T19:47:11Z">
+        <w:r>
+          <w:rPr>
+            <w:rFonts w:ascii="Arial" w:eastAsia="Arial" w:hAnsi="Arial" w:cs="Arial"/>
+            <w:color w:val="808080"/>
+            <w:sz w:val="28"/>
+            <w:szCs w:val="28"/>
+          </w:rPr>
+          <w:t xml:space="preserve">mas não supre a prova</w:t>
+        </w:r>
+      </w:ins>
+      <w:r>
+        <w:rPr>
+          <w:rFonts w:ascii="Arial" w:eastAsia="Arial" w:hAnsi="Arial" w:cs="Arial"/>
+          <w:color w:val="000000" w:themeColor="text1"/>
+          <w:sz w:val="28"/>
+          <w:szCs w:val="28"/>
+        </w:rPr>
+        <w:t xml:space="preserve"> da entrega da mercadoria </w:t>
+      </w:r>
+      <w:del w:id="1323" w:author="Assessor GDSXSR" w:date="2026-10-30T19:47:11Z">
+        <w:r>
+          <w:rPr>
+            <w:rFonts w:ascii="Arial" w:eastAsia="Arial" w:hAnsi="Arial" w:cs="Arial"/>
+            <w:color w:val="000000" w:themeColor="text1"/>
+            <w:sz w:val="28"/>
+            <w:szCs w:val="28"/>
+          </w:rPr>
+          <w:delText xml:space="preserve">correspondente</w:delText>
+        </w:r>
+      </w:del>
+      <w:ins w:id="1324" w:author="Assessor GDSXSR" w:date="2026-10-30T19:47:11Z">
+        <w:r>
+          <w:rPr>
+            <w:rFonts w:ascii="Arial" w:eastAsia="Arial" w:hAnsi="Arial" w:cs="Arial"/>
+            <w:color w:val="808080"/>
+            <w:sz w:val="28"/>
+            <w:szCs w:val="28"/>
+          </w:rPr>
+          <w:t xml:space="preserve">vinculada</w:t>
+        </w:r>
+      </w:ins>
+      <w:r>
+        <w:rPr>
+          <w:rFonts w:ascii="Arial" w:eastAsia="Arial" w:hAnsi="Arial" w:cs="Arial"/>
+          <w:color w:val="000000" w:themeColor="text1"/>
+          <w:sz w:val="28"/>
+          <w:szCs w:val="28"/>
+        </w:rPr>
+        <w:t xml:space="preserve"> ao título remanescente</w:t>
+      </w:r>
+      <w:del w:id="1325" w:author="Assessor GDSXSR" w:date="2026-10-30T19:47:11Z">
+        <w:r>
+          <w:rPr>
+            <w:rFonts w:ascii="Arial" w:eastAsia="Arial" w:hAnsi="Arial" w:cs="Arial"/>
+            <w:color w:val="000000" w:themeColor="text1"/>
+            <w:sz w:val="28"/>
+            <w:szCs w:val="28"/>
+          </w:rPr>
+          <w:delText xml:space="preserve">.</w:delText>
+        </w:r>
+      </w:del>
+      <w:ins w:id="1326" w:author="Assessor GDSXSR" w:date="2026-10-30T19:47:11Z">
+        <w:r>
+          <w:rPr>
+            <w:rFonts w:ascii="Arial" w:eastAsia="Arial" w:hAnsi="Arial" w:cs="Arial"/>
+            <w:color w:val="808080"/>
+            <w:sz w:val="28"/>
+            <w:szCs w:val="28"/>
+          </w:rPr>
+          <w:t xml:space="preserve">,</w:t>
+        </w:r>
+      </w:ins>
+      <w:r>
+        <w:rPr>
+          <w:rFonts w:ascii="Arial" w:eastAsia="Arial" w:hAnsi="Arial" w:cs="Arial"/>
+          <w:color w:val="000000" w:themeColor="text1"/>
+          <w:sz w:val="28"/>
+          <w:szCs w:val="28"/>
+        </w:rPr>
+        <w:t xml:space="preserve"> </w:t>
+      </w:r>
+      <w:del w:id="1327" w:author="Assessor GDSXSR" w:date="2026-10-30T19:47:11Z">
+        <w:r>
+          <w:rPr>
+            <w:rFonts w:ascii="Arial" w:eastAsia="Arial" w:hAnsi="Arial" w:cs="Arial"/>
+            <w:color w:val="000000" w:themeColor="text1"/>
+            <w:sz w:val="28"/>
+            <w:szCs w:val="28"/>
+          </w:rPr>
+          <w:delText xml:space="preserve">Ainda</w:delText>
+        </w:r>
+      </w:del>
+      <w:ins w:id="1328" w:author="Assessor GDSXSR" w:date="2026-10-30T19:47:11Z">
+        <w:r>
+          <w:rPr>
+            <w:rFonts w:ascii="Arial" w:eastAsia="Arial" w:hAnsi="Arial" w:cs="Arial"/>
+            <w:color w:val="808080"/>
+            <w:sz w:val="28"/>
+            <w:szCs w:val="28"/>
+          </w:rPr>
+          <w:t xml:space="preserve">cujo comprovante apresenta vícios</w:t>
+        </w:r>
+      </w:ins>
+      <w:r>
+        <w:rPr>
+          <w:rFonts w:ascii="Arial" w:eastAsia="Arial" w:hAnsi="Arial" w:cs="Arial"/>
+          <w:color w:val="000000" w:themeColor="text1"/>
+          <w:sz w:val="28"/>
+          <w:szCs w:val="28"/>
+        </w:rPr>
+        <w:t xml:space="preserve"> que </w:t>
+      </w:r>
+      <w:del w:id="1329" w:author="Assessor GDSXSR" w:date="2026-10-30T19:47:11Z">
+        <w:r>
+          <w:rPr>
+            <w:rFonts w:ascii="Arial" w:eastAsia="Arial" w:hAnsi="Arial" w:cs="Arial"/>
+            <w:color w:val="000000" w:themeColor="text1"/>
+            <w:sz w:val="28"/>
+            <w:szCs w:val="28"/>
+          </w:rPr>
+          <w:delText xml:space="preserve">tais</w:delText>
+        </w:r>
+      </w:del>
+      <w:ins w:id="1330" w:author="Assessor GDSXSR" w:date="2026-10-30T19:47:11Z">
+        <w:r>
+          <w:rPr>
+            <w:rFonts w:ascii="Arial" w:eastAsia="Arial" w:hAnsi="Arial" w:cs="Arial"/>
+            <w:color w:val="808080"/>
+            <w:sz w:val="28"/>
+            <w:szCs w:val="28"/>
+          </w:rPr>
+          <w:t xml:space="preserve">comprometem</w:t>
+        </w:r>
+      </w:ins>
+      <w:r>
+        <w:rPr>
+          <w:rFonts w:ascii="Arial" w:eastAsia="Arial" w:hAnsi="Arial" w:cs="Arial"/>
+          <w:color w:val="000000" w:themeColor="text1"/>
+          <w:sz w:val="28"/>
+          <w:szCs w:val="28"/>
+        </w:rPr>
+        <w:t xml:space="preserve"> </w:t>
+      </w:r>
+      <w:del w:id="1331" w:author="Assessor GDSXSR" w:date="2026-10-30T19:47:11Z">
+        <w:r>
+          <w:rPr>
+            <w:rFonts w:ascii="Arial" w:eastAsia="Arial" w:hAnsi="Arial" w:cs="Arial"/>
+            <w:color w:val="000000" w:themeColor="text1"/>
+            <w:sz w:val="28"/>
+            <w:szCs w:val="28"/>
+          </w:rPr>
+          <w:delText xml:space="preserve">pagamentos</w:delText>
+        </w:r>
+      </w:del>
+      <w:ins w:id="1332" w:author="Assessor GDSXSR" w:date="2026-10-30T19:47:11Z">
+        <w:r>
+          <w:rPr>
+            <w:rFonts w:ascii="Arial" w:eastAsia="Arial" w:hAnsi="Arial" w:cs="Arial"/>
+            <w:color w:val="808080"/>
+            <w:sz w:val="28"/>
+            <w:szCs w:val="28"/>
+          </w:rPr>
+          <w:t xml:space="preserve">sua</w:t>
+        </w:r>
+      </w:ins>
+      <w:r>
+        <w:rPr>
+          <w:rFonts w:ascii="Arial" w:eastAsia="Arial" w:hAnsi="Arial" w:cs="Arial"/>
+          <w:color w:val="000000" w:themeColor="text1"/>
+          <w:sz w:val="28"/>
+          <w:szCs w:val="28"/>
+        </w:rPr>
+        <w:t xml:space="preserve"> </w:t>
+      </w:r>
+      <w:del w:id="1333" w:author="Assessor GDSXSR" w:date="2026-10-30T19:47:11Z">
+        <w:r>
+          <w:rPr>
+            <w:rFonts w:ascii="Arial" w:eastAsia="Arial" w:hAnsi="Arial" w:cs="Arial"/>
+            <w:color w:val="000000" w:themeColor="text1"/>
+            <w:sz w:val="28"/>
+            <w:szCs w:val="28"/>
+          </w:rPr>
+          <w:delText xml:space="preserve">constituam</w:delText>
+        </w:r>
+      </w:del>
+      <w:ins w:id="1334" w:author="Assessor GDSXSR" w:date="2026-10-30T19:47:11Z">
+        <w:r>
+          <w:rPr>
+            <w:rFonts w:ascii="Arial" w:eastAsia="Arial" w:hAnsi="Arial" w:cs="Arial"/>
+            <w:color w:val="808080"/>
+            <w:sz w:val="28"/>
+            <w:szCs w:val="28"/>
+          </w:rPr>
+          <w:t xml:space="preserve">força</w:t>
+        </w:r>
+      </w:ins>
+      <w:r>
+        <w:rPr>
+          <w:rFonts w:ascii="Arial" w:eastAsia="Arial" w:hAnsi="Arial" w:cs="Arial"/>
+          <w:color w:val="000000" w:themeColor="text1"/>
+          <w:sz w:val="28"/>
+          <w:szCs w:val="28"/>
+        </w:rPr>
+        <w:t xml:space="preserve"> </w:t>
+      </w:r>
+      <w:del w:id="1335" w:author="Assessor GDSXSR" w:date="2026-10-30T19:47:11Z">
+        <w:r>
+          <w:rPr>
+            <w:rFonts w:ascii="Arial" w:eastAsia="Arial" w:hAnsi="Arial" w:cs="Arial"/>
+            <w:color w:val="000000" w:themeColor="text1"/>
+            <w:sz w:val="28"/>
+            <w:szCs w:val="28"/>
+          </w:rPr>
+          <w:delText xml:space="preserve">indício da existência de relação comercial entre as partes, não afastam a necessidade de demonstração do fato constitutivo do crédito especificamente exigido em juízo</w:delText>
+        </w:r>
+      </w:del>
+      <w:ins w:id="1336" w:author="Assessor GDSXSR" w:date="2026-10-30T19:47:11Z">
+        <w:r>
+          <w:rPr>
+            <w:rFonts w:ascii="Arial" w:eastAsia="Arial" w:hAnsi="Arial" w:cs="Arial"/>
+            <w:color w:val="808080"/>
+            <w:sz w:val="28"/>
+            <w:szCs w:val="28"/>
+          </w:rPr>
+          <w:t xml:space="preserve">probatória</w:t>
+        </w:r>
+      </w:ins>
+      <w:r>
+        <w:rPr>
+          <w:rFonts w:ascii="Arial" w:eastAsia="Arial" w:hAnsi="Arial" w:cs="Arial"/>
+          <w:color w:val="000000" w:themeColor="text1"/>
+          <w:sz w:val="28"/>
+          <w:szCs w:val="28"/>
+        </w:rPr>
+        <w:t xml:space="preserve">.</w:t>
+      </w:r>
+      <w:commentRangeEnd w:id="18"/>
+      <w:r>
+        <w:rPr>
+          <w:rStyle w:val="CommentReference"/>
+        </w:rPr>
+        <w:commentReference w:id="18"/>
       </w:r>
     </w:p>
     <w:p>
@@ -6995,7 +9063,7 @@
         <w:ind w:firstLine="2268"/>
         <w:jc w:val="both"/>
         <w:rPr>
-          <w:rFonts w:ascii="Arial" w:eastAsia="Arial" w:hAnsi="Arial" w:cs="Arial"/>
+          <w:rFonts w:eastAsiaTheme="minorEastAsia"/>
           <w:color w:val="000000" w:themeColor="text1"/>
           <w:sz w:val="28"/>
           <w:szCs w:val="28"/>
@@ -7008,40 +9076,24 @@
         <w:ind w:firstLine="2268"/>
         <w:jc w:val="both"/>
         <w:rPr>
-          <w:rFonts w:eastAsiaTheme="minorEastAsia"/>
+          <w:del w:id="1338" w:author="Assessor GDSXSR" w:date="2026-10-30T19:47:11Z"/>
+          <w:rFonts w:ascii="Arial" w:eastAsiaTheme="minorEastAsia" w:hAnsi="Arial" w:cs="Arial"/>
           <w:color w:val="000000" w:themeColor="text1"/>
           <w:sz w:val="28"/>
           <w:szCs w:val="28"/>
         </w:rPr>
       </w:pPr>
-      <w:commentRangeStart w:id="18"/>
-      <w:r>
-        <w:rPr>
-          <w:rFonts w:ascii="Arial" w:eastAsia="Arial" w:hAnsi="Arial" w:cs="Arial"/>
-          <w:color w:val="000000" w:themeColor="text1"/>
-          <w:sz w:val="28"/>
-          <w:szCs w:val="28"/>
-        </w:rPr>
-        <w:t xml:space="preserve">Não procede a alegação de que o pagamento das demais duplicatas emitidas a partir da mesma nota fiscal seria suficiente para suprir a ausência de comprovação da entrega da mercadoria correspondente ao título remanescente.</w:t>
-      </w:r>
-      <w:del w:id="1197" w:author="Assessor GDSXSR" w:date="2026-10-29T21:16:42Z">
-        <w:r>
-          <w:rPr>
-            <w:rFonts w:ascii="Arial" w:eastAsia="Arial" w:hAnsi="Arial" w:cs="Arial"/>
+      <w:del w:id="1337" w:author="Assessor GDSXSR" w:date="2026-10-30T19:47:11Z">
+        <w:r>
+          <w:rPr>
+            <w:rFonts w:ascii="Arial" w:eastAsiaTheme="minorEastAsia" w:hAnsi="Arial" w:cs="Arial"/>
             <w:color w:val="000000" w:themeColor="text1"/>
             <w:sz w:val="28"/>
             <w:szCs w:val="28"/>
           </w:rPr>
-          <w:delText xml:space="preserve"> Ainda que tais pagamentos constituam indício da existência de relação comercial entre as partes, não afastam a necessidade de demonstração do fato constitutivo do crédito especificamente exigido em juízo.</w:delText>
-        </w:r>
-      </w:del>
-      <w:commentRangeEnd w:id="18"/>
-      <w:r>
-        <w:rPr>
-          <w:rStyle w:val="CommentReference"/>
-        </w:rPr>
-        <w:commentReference w:id="18"/>
-      </w:r>
+          <w:delText>Com efeito, a circunstância de terem sido adimplidas outras parcelas da mesma operação não autoriza, por si só, concluir pela regular entrega da mercadoria vinculada à duplicata objeto da controvérsia, sobretudo quando o documento destinado justamente a comprovar esse fato apresenta vícios que comprometem sua força probatória.</w:delText>
+        </w:r>
+      </w:del>
     </w:p>
     <w:p>
       <w:pPr>
@@ -7049,7 +9101,8 @@
         <w:ind w:firstLine="2268"/>
         <w:jc w:val="both"/>
         <w:rPr>
-          <w:rFonts w:eastAsiaTheme="minorEastAsia"/>
+          <w:del w:id="1339" w:author="Assessor GDSXSR" w:date="2026-10-30T19:47:11Z"/>
+          <w:rFonts w:ascii="Arial" w:eastAsiaTheme="minorEastAsia" w:hAnsi="Arial" w:cs="Arial"/>
           <w:color w:val="000000" w:themeColor="text1"/>
           <w:sz w:val="28"/>
           <w:szCs w:val="28"/>
@@ -7068,7 +9121,7 @@
           <w:szCs w:val="28"/>
         </w:rPr>
       </w:pPr>
-      <w:del w:id="1198" w:author="Assessor GDSXSR" w:date="2026-10-29T21:16:42Z">
+      <w:del w:id="1340" w:author="Assessor GDSXSR" w:date="2026-10-30T19:47:11Z">
         <w:r>
           <w:rPr>
             <w:rFonts w:ascii="Arial" w:eastAsiaTheme="minorEastAsia" w:hAnsi="Arial" w:cs="Arial"/>
@@ -7076,10 +9129,10 @@
             <w:sz w:val="28"/>
             <w:szCs w:val="28"/>
           </w:rPr>
-          <w:delText xml:space="preserve">Com</w:delText>
-        </w:r>
-      </w:del>
-      <w:ins w:id="1199" w:author="Assessor GDSXSR" w:date="2026-10-29T21:16:42Z">
+          <w:delText xml:space="preserve">De</w:delText>
+        </w:r>
+      </w:del>
+      <w:ins w:id="1341" w:author="Assessor GDSXSR" w:date="2026-10-30T19:47:11Z">
         <w:r>
           <w:rPr>
             <w:rFonts w:ascii="Arial" w:eastAsiaTheme="minorEastAsia" w:hAnsi="Arial" w:cs="Arial"/>
@@ -7087,7 +9140,7 @@
             <w:sz w:val="28"/>
             <w:szCs w:val="28"/>
           </w:rPr>
-          <w:t xml:space="preserve">De</w:t>
+          <w:t xml:space="preserve">Por</w:t>
         </w:r>
       </w:ins>
       <w:r>
@@ -7099,7 +9152,7 @@
         </w:rPr>
         <w:t xml:space="preserve"> </w:t>
       </w:r>
-      <w:del w:id="1200" w:author="Assessor GDSXSR" w:date="2026-10-29T21:16:42Z">
+      <w:del w:id="1342" w:author="Assessor GDSXSR" w:date="2026-10-30T19:47:11Z">
         <w:r>
           <w:rPr>
             <w:rFonts w:ascii="Arial" w:eastAsiaTheme="minorEastAsia" w:hAnsi="Arial" w:cs="Arial"/>
@@ -7107,10 +9160,10 @@
             <w:sz w:val="28"/>
             <w:szCs w:val="28"/>
           </w:rPr>
-          <w:delText xml:space="preserve">efeito</w:delText>
-        </w:r>
-      </w:del>
-      <w:ins w:id="1201" w:author="Assessor GDSXSR" w:date="2026-10-29T21:16:42Z">
+          <w:delText xml:space="preserve">igual modo</w:delText>
+        </w:r>
+      </w:del>
+      <w:ins w:id="1343" w:author="Assessor GDSXSR" w:date="2026-10-30T19:47:11Z">
         <w:r>
           <w:rPr>
             <w:rFonts w:ascii="Arial" w:eastAsiaTheme="minorEastAsia" w:hAnsi="Arial" w:cs="Arial"/>
@@ -7118,7 +9171,7 @@
             <w:sz w:val="28"/>
             <w:szCs w:val="28"/>
           </w:rPr>
-          <w:t xml:space="preserve">fato</w:t>
+          <w:t xml:space="preserve">isso</w:t>
         </w:r>
       </w:ins>
       <w:r>
@@ -7128,17 +9181,28 @@
           <w:sz w:val="28"/>
           <w:szCs w:val="28"/>
         </w:rPr>
-        <w:t xml:space="preserve">,</w:t>
-      </w:r>
-      <w:ins w:id="1202" w:author="Assessor GDSXSR" w:date="2026-10-29T21:16:42Z">
+        <w:t xml:space="preserve">, não </w:t>
+      </w:r>
+      <w:del w:id="1344" w:author="Assessor GDSXSR" w:date="2026-10-30T19:47:11Z">
         <w:r>
           <w:rPr>
             <w:rFonts w:ascii="Arial" w:eastAsiaTheme="minorEastAsia" w:hAnsi="Arial" w:cs="Arial"/>
-            <w:color w:val="808080"/>
-            <w:sz w:val="28"/>
-            <w:szCs w:val="28"/>
-          </w:rPr>
-          <w:t xml:space="preserve"> ainda que indiquem</w:t>
+            <w:color w:val="000000" w:themeColor="text1"/>
+            <w:sz w:val="28"/>
+            <w:szCs w:val="28"/>
+          </w:rPr>
+          <w:delText xml:space="preserve">houve</w:delText>
+        </w:r>
+      </w:del>
+      <w:ins w:id="1345" w:author="Assessor GDSXSR" w:date="2026-10-30T19:47:11Z">
+        <w:r>
+          <w:rPr>
+            <w:rFonts w:ascii="Arial" w:eastAsiaTheme="minorEastAsia" w:hAnsi="Arial" w:cs="Arial"/>
+            <w:color w:val="808080"/>
+            <w:sz w:val="28"/>
+            <w:szCs w:val="28"/>
+          </w:rPr>
+          <w:t xml:space="preserve">há</w:t>
         </w:r>
       </w:ins>
       <w:r>
@@ -7148,9 +9212,9 @@
           <w:sz w:val="28"/>
           <w:szCs w:val="28"/>
         </w:rPr>
-        <w:t xml:space="preserve"> a </w:t>
-      </w:r>
-      <w:del w:id="1203" w:author="Assessor GDSXSR" w:date="2026-10-29T21:16:42Z">
+        <w:t xml:space="preserve"> violação à boa-fé objetiva </w:t>
+      </w:r>
+      <w:del w:id="1346" w:author="Assessor GDSXSR" w:date="2026-10-30T19:47:11Z">
         <w:r>
           <w:rPr>
             <w:rFonts w:ascii="Arial" w:eastAsiaTheme="minorEastAsia" w:hAnsi="Arial" w:cs="Arial"/>
@@ -7158,10 +9222,10 @@
             <w:sz w:val="28"/>
             <w:szCs w:val="28"/>
           </w:rPr>
-          <w:delText xml:space="preserve">circunstância</w:delText>
-        </w:r>
-      </w:del>
-      <w:ins w:id="1204" w:author="Assessor GDSXSR" w:date="2026-10-29T21:16:42Z">
+          <w:delText xml:space="preserve">ou</w:delText>
+        </w:r>
+      </w:del>
+      <w:ins w:id="1347" w:author="Assessor GDSXSR" w:date="2026-10-30T19:47:11Z">
         <w:r>
           <w:rPr>
             <w:rFonts w:ascii="Arial" w:eastAsiaTheme="minorEastAsia" w:hAnsi="Arial" w:cs="Arial"/>
@@ -7169,7 +9233,7 @@
             <w:sz w:val="28"/>
             <w:szCs w:val="28"/>
           </w:rPr>
-          <w:t xml:space="preserve">relação comercial entre as partes, os pagamentos</w:t>
+          <w:t xml:space="preserve">nem</w:t>
         </w:r>
       </w:ins>
       <w:r>
@@ -7179,9 +9243,9 @@
           <w:sz w:val="28"/>
           <w:szCs w:val="28"/>
         </w:rPr>
-        <w:t xml:space="preserve"> de</w:t>
-      </w:r>
-      <w:del w:id="1205" w:author="Assessor GDSXSR" w:date="2026-10-29T21:16:42Z">
+        <w:t xml:space="preserve"> </w:t>
+      </w:r>
+      <w:del w:id="1348" w:author="Assessor GDSXSR" w:date="2026-10-30T19:47:11Z">
         <w:r>
           <w:rPr>
             <w:rFonts w:ascii="Arial" w:eastAsiaTheme="minorEastAsia" w:hAnsi="Arial" w:cs="Arial"/>
@@ -7189,9 +9253,20 @@
             <w:sz w:val="28"/>
             <w:szCs w:val="28"/>
           </w:rPr>
-          <w:delText xml:space="preserve"> terem sido adimplidas</w:delText>
-        </w:r>
-      </w:del>
+          <w:delText xml:space="preserve">incidência</w:delText>
+        </w:r>
+      </w:del>
+      <w:ins w:id="1349" w:author="Assessor GDSXSR" w:date="2026-10-30T19:47:11Z">
+        <w:r>
+          <w:rPr>
+            <w:rFonts w:ascii="Arial" w:eastAsiaTheme="minorEastAsia" w:hAnsi="Arial" w:cs="Arial"/>
+            <w:color w:val="808080"/>
+            <w:sz w:val="28"/>
+            <w:szCs w:val="28"/>
+          </w:rPr>
+          <w:t xml:space="preserve">enriquecimento</w:t>
+        </w:r>
+      </w:ins>
       <w:r>
         <w:rPr>
           <w:rFonts w:ascii="Arial" w:eastAsiaTheme="minorEastAsia" w:hAnsi="Arial" w:cs="Arial"/>
@@ -7199,9 +9274,9 @@
           <w:sz w:val="28"/>
           <w:szCs w:val="28"/>
         </w:rPr>
-        <w:t xml:space="preserve"> outras parcelas da mesma operação não </w:t>
-      </w:r>
-      <w:del w:id="1206" w:author="Assessor GDSXSR" w:date="2026-10-29T21:16:42Z">
+        <w:t xml:space="preserve"> </w:t>
+      </w:r>
+      <w:del w:id="1350" w:author="Assessor GDSXSR" w:date="2026-10-30T19:47:11Z">
         <w:r>
           <w:rPr>
             <w:rFonts w:ascii="Arial" w:eastAsiaTheme="minorEastAsia" w:hAnsi="Arial" w:cs="Arial"/>
@@ -7209,10 +9284,10 @@
             <w:sz w:val="28"/>
             <w:szCs w:val="28"/>
           </w:rPr>
-          <w:delText xml:space="preserve">autoriza,</w:delText>
-        </w:r>
-      </w:del>
-      <w:ins w:id="1207" w:author="Assessor GDSXSR" w:date="2026-10-29T21:16:42Z">
+          <w:delText xml:space="preserve">da</w:delText>
+        </w:r>
+      </w:del>
+      <w:ins w:id="1351" w:author="Assessor GDSXSR" w:date="2026-10-30T19:47:11Z">
         <w:r>
           <w:rPr>
             <w:rFonts w:ascii="Arial" w:eastAsiaTheme="minorEastAsia" w:hAnsi="Arial" w:cs="Arial"/>
@@ -7220,7 +9295,7 @@
             <w:sz w:val="28"/>
             <w:szCs w:val="28"/>
           </w:rPr>
-          <w:t xml:space="preserve">suprem</w:t>
+          <w:t xml:space="preserve">sem</w:t>
         </w:r>
       </w:ins>
       <w:r>
@@ -7232,7 +9307,7 @@
         </w:rPr>
         <w:t xml:space="preserve"> </w:t>
       </w:r>
-      <w:del w:id="1208" w:author="Assessor GDSXSR" w:date="2026-10-29T21:16:42Z">
+      <w:del w:id="1352" w:author="Assessor GDSXSR" w:date="2026-10-30T19:47:11Z">
         <w:r>
           <w:rPr>
             <w:rFonts w:ascii="Arial" w:eastAsiaTheme="minorEastAsia" w:hAnsi="Arial" w:cs="Arial"/>
@@ -7240,10 +9315,10 @@
             <w:sz w:val="28"/>
             <w:szCs w:val="28"/>
           </w:rPr>
-          <w:delText xml:space="preserve">por</w:delText>
-        </w:r>
-      </w:del>
-      <w:ins w:id="1209" w:author="Assessor GDSXSR" w:date="2026-10-29T21:16:42Z">
+          <w:delText xml:space="preserve">teoria</w:delText>
+        </w:r>
+      </w:del>
+      <w:ins w:id="1353" w:author="Assessor GDSXSR" w:date="2026-10-30T19:47:11Z">
         <w:r>
           <w:rPr>
             <w:rFonts w:ascii="Arial" w:eastAsiaTheme="minorEastAsia" w:hAnsi="Arial" w:cs="Arial"/>
@@ -7251,7 +9326,7 @@
             <w:sz w:val="28"/>
             <w:szCs w:val="28"/>
           </w:rPr>
-          <w:t xml:space="preserve">a</w:t>
+          <w:t xml:space="preserve">causa:</w:t>
         </w:r>
       </w:ins>
       <w:r>
@@ -7263,7 +9338,7 @@
         </w:rPr>
         <w:t xml:space="preserve"> </w:t>
       </w:r>
-      <w:del w:id="1210" w:author="Assessor GDSXSR" w:date="2026-10-29T21:16:42Z">
+      <w:del w:id="1354" w:author="Assessor GDSXSR" w:date="2026-10-30T19:47:11Z">
         <w:r>
           <w:rPr>
             <w:rFonts w:ascii="Arial" w:eastAsiaTheme="minorEastAsia" w:hAnsi="Arial" w:cs="Arial"/>
@@ -7271,10 +9346,10 @@
             <w:sz w:val="28"/>
             <w:szCs w:val="28"/>
           </w:rPr>
-          <w:delText xml:space="preserve">si</w:delText>
-        </w:r>
-      </w:del>
-      <w:ins w:id="1211" w:author="Assessor GDSXSR" w:date="2026-10-29T21:16:42Z">
+          <w:delText xml:space="preserve">dos</w:delText>
+        </w:r>
+      </w:del>
+      <w:ins w:id="1355" w:author="Assessor GDSXSR" w:date="2026-10-30T19:47:11Z">
         <w:r>
           <w:rPr>
             <w:rFonts w:ascii="Arial" w:eastAsiaTheme="minorEastAsia" w:hAnsi="Arial" w:cs="Arial"/>
@@ -7282,7 +9357,7 @@
             <w:sz w:val="28"/>
             <w:szCs w:val="28"/>
           </w:rPr>
-          <w:t xml:space="preserve">prova</w:t>
+          <w:t xml:space="preserve">a</w:t>
         </w:r>
       </w:ins>
       <w:r>
@@ -7294,7 +9369,7 @@
         </w:rPr>
         <w:t xml:space="preserve"> </w:t>
       </w:r>
-      <w:del w:id="1212" w:author="Assessor GDSXSR" w:date="2026-10-29T21:16:42Z">
+      <w:del w:id="1356" w:author="Assessor GDSXSR" w:date="2026-10-30T19:47:11Z">
         <w:r>
           <w:rPr>
             <w:rFonts w:ascii="Arial" w:eastAsiaTheme="minorEastAsia" w:hAnsi="Arial" w:cs="Arial"/>
@@ -7302,10 +9377,10 @@
             <w:sz w:val="28"/>
             <w:szCs w:val="28"/>
           </w:rPr>
-          <w:delText xml:space="preserve">só,</w:delText>
-        </w:r>
-      </w:del>
-      <w:ins w:id="1213" w:author="Assessor GDSXSR" w:date="2026-10-29T21:16:42Z">
+          <w:delText xml:space="preserve">atos</w:delText>
+        </w:r>
+      </w:del>
+      <w:ins w:id="1357" w:author="Assessor GDSXSR" w:date="2026-10-30T19:47:11Z">
         <w:r>
           <w:rPr>
             <w:rFonts w:ascii="Arial" w:eastAsiaTheme="minorEastAsia" w:hAnsi="Arial" w:cs="Arial"/>
@@ -7313,7 +9388,7 @@
             <w:sz w:val="28"/>
             <w:szCs w:val="28"/>
           </w:rPr>
-          <w:t xml:space="preserve">do</w:t>
+          <w:t xml:space="preserve">exclusão</w:t>
         </w:r>
       </w:ins>
       <w:r>
@@ -7325,7 +9400,7 @@
         </w:rPr>
         <w:t xml:space="preserve"> </w:t>
       </w:r>
-      <w:del w:id="1214" w:author="Assessor GDSXSR" w:date="2026-10-29T21:16:42Z">
+      <w:del w:id="1358" w:author="Assessor GDSXSR" w:date="2026-10-30T19:47:11Z">
         <w:r>
           <w:rPr>
             <w:rFonts w:ascii="Arial" w:eastAsiaTheme="minorEastAsia" w:hAnsi="Arial" w:cs="Arial"/>
@@ -7333,10 +9408,10 @@
             <w:sz w:val="28"/>
             <w:szCs w:val="28"/>
           </w:rPr>
-          <w:delText xml:space="preserve">concluir</w:delText>
-        </w:r>
-      </w:del>
-      <w:ins w:id="1215" w:author="Assessor GDSXSR" w:date="2026-10-29T21:16:42Z">
+          <w:delText xml:space="preserve">próprios.</w:delText>
+        </w:r>
+      </w:del>
+      <w:ins w:id="1359" w:author="Assessor GDSXSR" w:date="2026-10-30T19:47:11Z">
         <w:r>
           <w:rPr>
             <w:rFonts w:ascii="Arial" w:eastAsiaTheme="minorEastAsia" w:hAnsi="Arial" w:cs="Arial"/>
@@ -7344,7 +9419,7 @@
             <w:sz w:val="28"/>
             <w:szCs w:val="28"/>
           </w:rPr>
-          <w:t xml:space="preserve">fato</w:t>
+          <w:t xml:space="preserve">decorre</w:t>
         </w:r>
       </w:ins>
       <w:r>
@@ -7356,7 +9431,7 @@
         </w:rPr>
         <w:t xml:space="preserve"> </w:t>
       </w:r>
-      <w:del w:id="1216" w:author="Assessor GDSXSR" w:date="2026-10-29T21:16:42Z">
+      <w:del w:id="1360" w:author="Assessor GDSXSR" w:date="2026-10-30T19:47:11Z">
         <w:r>
           <w:rPr>
             <w:rFonts w:ascii="Arial" w:eastAsiaTheme="minorEastAsia" w:hAnsi="Arial" w:cs="Arial"/>
@@ -7364,10 +9439,10 @@
             <w:sz w:val="28"/>
             <w:szCs w:val="28"/>
           </w:rPr>
-          <w:delText xml:space="preserve">pela</w:delText>
-        </w:r>
-      </w:del>
-      <w:ins w:id="1217" w:author="Assessor GDSXSR" w:date="2026-10-29T21:16:42Z">
+          <w:delText xml:space="preserve">A</w:delText>
+        </w:r>
+      </w:del>
+      <w:ins w:id="1361" w:author="Assessor GDSXSR" w:date="2026-10-30T19:47:11Z">
         <w:r>
           <w:rPr>
             <w:rFonts w:ascii="Arial" w:eastAsiaTheme="minorEastAsia" w:hAnsi="Arial" w:cs="Arial"/>
@@ -7375,7 +9450,7 @@
             <w:sz w:val="28"/>
             <w:szCs w:val="28"/>
           </w:rPr>
-          <w:t xml:space="preserve">constitutivo</w:t>
+          <w:t xml:space="preserve">do</w:t>
         </w:r>
       </w:ins>
       <w:r>
@@ -7387,7 +9462,7 @@
         </w:rPr>
         <w:t xml:space="preserve"> </w:t>
       </w:r>
-      <w:del w:id="1218" w:author="Assessor GDSXSR" w:date="2026-10-29T21:16:42Z">
+      <w:del w:id="1362" w:author="Assessor GDSXSR" w:date="2026-10-30T19:47:11Z">
         <w:r>
           <w:rPr>
             <w:rFonts w:ascii="Arial" w:eastAsiaTheme="minorEastAsia" w:hAnsi="Arial" w:cs="Arial"/>
@@ -7395,10 +9470,10 @@
             <w:sz w:val="28"/>
             <w:szCs w:val="28"/>
           </w:rPr>
-          <w:delText xml:space="preserve">regular</w:delText>
-        </w:r>
-      </w:del>
-      <w:ins w:id="1219" w:author="Assessor GDSXSR" w:date="2026-10-29T21:16:42Z">
+          <w:delText xml:space="preserve">discussão</w:delText>
+        </w:r>
+      </w:del>
+      <w:ins w:id="1363" w:author="Assessor GDSXSR" w:date="2026-10-30T19:47:11Z">
         <w:r>
           <w:rPr>
             <w:rFonts w:ascii="Arial" w:eastAsiaTheme="minorEastAsia" w:hAnsi="Arial" w:cs="Arial"/>
@@ -7406,7 +9481,7 @@
             <w:sz w:val="28"/>
             <w:szCs w:val="28"/>
           </w:rPr>
-          <w:t xml:space="preserve">do</w:t>
+          <w:t xml:space="preserve">ônus</w:t>
         </w:r>
       </w:ins>
       <w:r>
@@ -7418,7 +9493,7 @@
         </w:rPr>
         <w:t xml:space="preserve"> </w:t>
       </w:r>
-      <w:del w:id="1220" w:author="Assessor GDSXSR" w:date="2026-10-29T21:16:42Z">
+      <w:del w:id="1364" w:author="Assessor GDSXSR" w:date="2026-10-30T19:47:11Z">
         <w:r>
           <w:rPr>
             <w:rFonts w:ascii="Arial" w:eastAsiaTheme="minorEastAsia" w:hAnsi="Arial" w:cs="Arial"/>
@@ -7426,10 +9501,10 @@
             <w:sz w:val="28"/>
             <w:szCs w:val="28"/>
           </w:rPr>
-          <w:delText xml:space="preserve">entrega</w:delText>
-        </w:r>
-      </w:del>
-      <w:ins w:id="1221" w:author="Assessor GDSXSR" w:date="2026-10-29T21:16:42Z">
+          <w:delText xml:space="preserve">instaurada nos autos</w:delText>
+        </w:r>
+      </w:del>
+      <w:ins w:id="1365" w:author="Assessor GDSXSR" w:date="2026-10-30T19:47:11Z">
         <w:r>
           <w:rPr>
             <w:rFonts w:ascii="Arial" w:eastAsiaTheme="minorEastAsia" w:hAnsi="Arial" w:cs="Arial"/>
@@ -7437,7 +9512,7 @@
             <w:sz w:val="28"/>
             <w:szCs w:val="28"/>
           </w:rPr>
-          <w:t xml:space="preserve">crédito</w:t>
+          <w:t xml:space="preserve">probatório</w:t>
         </w:r>
       </w:ins>
       <w:r>
@@ -7447,9 +9522,9 @@
           <w:sz w:val="28"/>
           <w:szCs w:val="28"/>
         </w:rPr>
-        <w:t xml:space="preserve"> </w:t>
-      </w:r>
-      <w:del w:id="1222" w:author="Assessor GDSXSR" w:date="2026-10-29T21:16:42Z">
+        <w:t xml:space="preserve"> não </w:t>
+      </w:r>
+      <w:del w:id="1366" w:author="Assessor GDSXSR" w:date="2026-10-30T19:47:11Z">
         <w:r>
           <w:rPr>
             <w:rFonts w:ascii="Arial" w:eastAsiaTheme="minorEastAsia" w:hAnsi="Arial" w:cs="Arial"/>
@@ -7457,10 +9532,10 @@
             <w:sz w:val="28"/>
             <w:szCs w:val="28"/>
           </w:rPr>
-          <w:delText xml:space="preserve">da mercadoria vinculada à duplicata objeto da controvérsia</w:delText>
-        </w:r>
-      </w:del>
-      <w:ins w:id="1223" w:author="Assessor GDSXSR" w:date="2026-10-29T21:16:42Z">
+          <w:delText xml:space="preserve">versa</w:delText>
+        </w:r>
+      </w:del>
+      <w:ins w:id="1367" w:author="Assessor GDSXSR" w:date="2026-10-30T19:47:11Z">
         <w:r>
           <w:rPr>
             <w:rFonts w:ascii="Arial" w:eastAsiaTheme="minorEastAsia" w:hAnsi="Arial" w:cs="Arial"/>
@@ -7468,7 +9543,7 @@
             <w:sz w:val="28"/>
             <w:szCs w:val="28"/>
           </w:rPr>
-          <w:t xml:space="preserve">exigido</w:t>
+          <w:t xml:space="preserve">atendido</w:t>
         </w:r>
       </w:ins>
       <w:r>
@@ -7478,9 +9553,9 @@
           <w:sz w:val="28"/>
           <w:szCs w:val="28"/>
         </w:rPr>
-        <w:t xml:space="preserve">, sobretudo quando o </w:t>
-      </w:r>
-      <w:del w:id="1224" w:author="Assessor GDSXSR" w:date="2026-10-29T21:16:42Z">
+        <w:t xml:space="preserve"> </w:t>
+      </w:r>
+      <w:del w:id="1368" w:author="Assessor GDSXSR" w:date="2026-10-30T19:47:11Z">
         <w:r>
           <w:rPr>
             <w:rFonts w:ascii="Arial" w:eastAsiaTheme="minorEastAsia" w:hAnsi="Arial" w:cs="Arial"/>
@@ -7488,10 +9563,10 @@
             <w:sz w:val="28"/>
             <w:szCs w:val="28"/>
           </w:rPr>
-          <w:delText xml:space="preserve">documento</w:delText>
-        </w:r>
-      </w:del>
-      <w:ins w:id="1225" w:author="Assessor GDSXSR" w:date="2026-10-29T21:16:42Z">
+          <w:delText xml:space="preserve">sobre</w:delText>
+        </w:r>
+      </w:del>
+      <w:ins w:id="1369" w:author="Assessor GDSXSR" w:date="2026-10-30T19:47:11Z">
         <w:r>
           <w:rPr>
             <w:rFonts w:ascii="Arial" w:eastAsiaTheme="minorEastAsia" w:hAnsi="Arial" w:cs="Arial"/>
@@ -7499,7 +9574,7 @@
             <w:sz w:val="28"/>
             <w:szCs w:val="28"/>
           </w:rPr>
-          <w:t xml:space="preserve">comprovante</w:t>
+          <w:t xml:space="preserve">pela</w:t>
         </w:r>
       </w:ins>
       <w:r>
@@ -7511,7 +9586,7 @@
         </w:rPr>
         <w:t xml:space="preserve"> </w:t>
       </w:r>
-      <w:del w:id="1226" w:author="Assessor GDSXSR" w:date="2026-10-29T21:16:42Z">
+      <w:del w:id="1370" w:author="Assessor GDSXSR" w:date="2026-10-30T19:47:11Z">
         <w:r>
           <w:rPr>
             <w:rFonts w:ascii="Arial" w:eastAsiaTheme="minorEastAsia" w:hAnsi="Arial" w:cs="Arial"/>
@@ -7519,10 +9594,10 @@
             <w:sz w:val="28"/>
             <w:szCs w:val="28"/>
           </w:rPr>
-          <w:delText xml:space="preserve">destinado</w:delText>
-        </w:r>
-      </w:del>
-      <w:ins w:id="1227" w:author="Assessor GDSXSR" w:date="2026-10-29T21:16:42Z">
+          <w:delText xml:space="preserve">a existência de relacionamento comercial entre as partes, mas sobre a suficiência da prova produzida para embasar a cobrança de crédito específico</w:delText>
+        </w:r>
+      </w:del>
+      <w:ins w:id="1371" w:author="Assessor GDSXSR" w:date="2026-10-30T19:47:11Z">
         <w:r>
           <w:rPr>
             <w:rFonts w:ascii="Arial" w:eastAsiaTheme="minorEastAsia" w:hAnsi="Arial" w:cs="Arial"/>
@@ -7530,7 +9605,7 @@
             <w:sz w:val="28"/>
             <w:szCs w:val="28"/>
           </w:rPr>
-          <w:t xml:space="preserve">de</w:t>
+          <w:t xml:space="preserve">autora</w:t>
         </w:r>
       </w:ins>
       <w:r>
@@ -7540,9 +9615,9 @@
           <w:sz w:val="28"/>
           <w:szCs w:val="28"/>
         </w:rPr>
-        <w:t xml:space="preserve"> </w:t>
-      </w:r>
-      <w:del w:id="1228" w:author="Assessor GDSXSR" w:date="2026-10-29T21:16:42Z">
+        <w:t xml:space="preserve">.</w:t>
+      </w:r>
+      <w:del w:id="1372" w:author="Assessor GDSXSR" w:date="2026-10-30T19:47:11Z">
         <w:r>
           <w:rPr>
             <w:rFonts w:ascii="Arial" w:eastAsiaTheme="minorEastAsia" w:hAnsi="Arial" w:cs="Arial"/>
@@ -7550,29 +9625,9 @@
             <w:sz w:val="28"/>
             <w:szCs w:val="28"/>
           </w:rPr>
-          <w:delText xml:space="preserve">justamente a comprovar esse fato</w:delText>
-        </w:r>
-      </w:del>
-      <w:ins w:id="1229" w:author="Assessor GDSXSR" w:date="2026-10-29T21:16:42Z">
-        <w:r>
-          <w:rPr>
-            <w:rFonts w:ascii="Arial" w:eastAsiaTheme="minorEastAsia" w:hAnsi="Arial" w:cs="Arial"/>
-            <w:color w:val="808080"/>
-            <w:sz w:val="28"/>
-            <w:szCs w:val="28"/>
-          </w:rPr>
-          <w:t xml:space="preserve">entrega</w:t>
-        </w:r>
-      </w:ins>
-      <w:r>
-        <w:rPr>
-          <w:rFonts w:ascii="Arial" w:eastAsiaTheme="minorEastAsia" w:hAnsi="Arial" w:cs="Arial"/>
-          <w:color w:val="000000" w:themeColor="text1"/>
-          <w:sz w:val="28"/>
-          <w:szCs w:val="28"/>
-        </w:rPr>
-        <w:t xml:space="preserve"> apresenta vícios que comprometem sua força probatória.</w:t>
-      </w:r>
+          <w:delText xml:space="preserve"> A exclusão do valor da condenação decorreu exclusivamente da ausência de documento apto a comprovar a entrega da mercadoria correspondente à duplicata nº 04 da Nota Fiscal nº 207285, e não de comportamento contraditório da parte ré.</w:delText>
+        </w:r>
+      </w:del>
     </w:p>
     <w:p>
       <w:pPr>
@@ -7593,22 +9648,14 @@
         <w:ind w:firstLine="2268"/>
         <w:jc w:val="both"/>
         <w:rPr>
+          <w:del w:id="1374" w:author="Assessor GDSXSR" w:date="2026-10-30T19:47:11Z"/>
           <w:rFonts w:ascii="Arial" w:eastAsiaTheme="minorEastAsia" w:hAnsi="Arial" w:cs="Arial"/>
           <w:color w:val="000000" w:themeColor="text1"/>
           <w:sz w:val="28"/>
           <w:szCs w:val="28"/>
         </w:rPr>
       </w:pPr>
-      <w:r>
-        <w:rPr>
-          <w:rFonts w:ascii="Arial" w:eastAsiaTheme="minorEastAsia" w:hAnsi="Arial" w:cs="Arial"/>
-          <w:color w:val="000000" w:themeColor="text1"/>
-          <w:sz w:val="28"/>
-          <w:szCs w:val="28"/>
-        </w:rPr>
-        <w:t xml:space="preserve">De igual modo, não </w:t>
-      </w:r>
-      <w:del w:id="1230" w:author="Assessor GDSXSR" w:date="2026-10-29T21:16:42Z">
+      <w:del w:id="1373" w:author="Assessor GDSXSR" w:date="2026-10-30T19:47:11Z">
         <w:r>
           <w:rPr>
             <w:rFonts w:ascii="Arial" w:eastAsiaTheme="minorEastAsia" w:hAnsi="Arial" w:cs="Arial"/>
@@ -7616,213 +9663,7 @@
             <w:sz w:val="28"/>
             <w:szCs w:val="28"/>
           </w:rPr>
-          <w:delText xml:space="preserve">houve</w:delText>
-        </w:r>
-      </w:del>
-      <w:ins w:id="1231" w:author="Assessor GDSXSR" w:date="2026-10-29T21:16:42Z">
-        <w:r>
-          <w:rPr>
-            <w:rFonts w:ascii="Arial" w:eastAsiaTheme="minorEastAsia" w:hAnsi="Arial" w:cs="Arial"/>
-            <w:color w:val="808080"/>
-            <w:sz w:val="28"/>
-            <w:szCs w:val="28"/>
-          </w:rPr>
-          <w:t xml:space="preserve">há</w:t>
-        </w:r>
-      </w:ins>
-      <w:r>
-        <w:rPr>
-          <w:rFonts w:ascii="Arial" w:eastAsiaTheme="minorEastAsia" w:hAnsi="Arial" w:cs="Arial"/>
-          <w:color w:val="000000" w:themeColor="text1"/>
-          <w:sz w:val="28"/>
-          <w:szCs w:val="28"/>
-        </w:rPr>
-        <w:t xml:space="preserve"> violação à boa-fé objetiva </w:t>
-      </w:r>
-      <w:del w:id="1232" w:author="Assessor GDSXSR" w:date="2026-10-29T21:16:42Z">
-        <w:r>
-          <w:rPr>
-            <w:rFonts w:ascii="Arial" w:eastAsiaTheme="minorEastAsia" w:hAnsi="Arial" w:cs="Arial"/>
-            <w:color w:val="000000" w:themeColor="text1"/>
-            <w:sz w:val="28"/>
-            <w:szCs w:val="28"/>
-          </w:rPr>
-          <w:delText xml:space="preserve">ou</w:delText>
-        </w:r>
-      </w:del>
-      <w:ins w:id="1233" w:author="Assessor GDSXSR" w:date="2026-10-29T21:16:42Z">
-        <w:r>
-          <w:rPr>
-            <w:rFonts w:ascii="Arial" w:eastAsiaTheme="minorEastAsia" w:hAnsi="Arial" w:cs="Arial"/>
-            <w:color w:val="808080"/>
-            <w:sz w:val="28"/>
-            <w:szCs w:val="28"/>
-          </w:rPr>
-          <w:t xml:space="preserve">nem</w:t>
-        </w:r>
-      </w:ins>
-      <w:r>
-        <w:rPr>
-          <w:rFonts w:ascii="Arial" w:eastAsiaTheme="minorEastAsia" w:hAnsi="Arial" w:cs="Arial"/>
-          <w:color w:val="000000" w:themeColor="text1"/>
-          <w:sz w:val="28"/>
-          <w:szCs w:val="28"/>
-        </w:rPr>
-        <w:t xml:space="preserve"> incidência da teoria dos atos próprios</w:t>
-      </w:r>
-      <w:del w:id="1234" w:author="Assessor GDSXSR" w:date="2026-10-29T21:16:42Z">
-        <w:r>
-          <w:rPr>
-            <w:rFonts w:ascii="Arial" w:eastAsiaTheme="minorEastAsia" w:hAnsi="Arial" w:cs="Arial"/>
-            <w:color w:val="000000" w:themeColor="text1"/>
-            <w:sz w:val="28"/>
-            <w:szCs w:val="28"/>
-          </w:rPr>
-          <w:delText xml:space="preserve">.</w:delText>
-        </w:r>
-      </w:del>
-      <w:ins w:id="1235" w:author="Assessor GDSXSR" w:date="2026-10-29T21:16:42Z">
-        <w:r>
-          <w:rPr>
-            <w:rFonts w:ascii="Arial" w:eastAsiaTheme="minorEastAsia" w:hAnsi="Arial" w:cs="Arial"/>
-            <w:color w:val="808080"/>
-            <w:sz w:val="28"/>
-            <w:szCs w:val="28"/>
-          </w:rPr>
-          <w:t xml:space="preserve">,</w:t>
-        </w:r>
-      </w:ins>
-      <w:r>
-        <w:rPr>
-          <w:rFonts w:ascii="Arial" w:eastAsiaTheme="minorEastAsia" w:hAnsi="Arial" w:cs="Arial"/>
-          <w:color w:val="000000" w:themeColor="text1"/>
-          <w:sz w:val="28"/>
-          <w:szCs w:val="28"/>
-        </w:rPr>
-        <w:t xml:space="preserve"> </w:t>
-      </w:r>
-      <w:del w:id="1236" w:author="Assessor GDSXSR" w:date="2026-10-29T21:16:42Z">
-        <w:r>
-          <w:rPr>
-            <w:rFonts w:ascii="Arial" w:eastAsiaTheme="minorEastAsia" w:hAnsi="Arial" w:cs="Arial"/>
-            <w:color w:val="000000" w:themeColor="text1"/>
-            <w:sz w:val="28"/>
-            <w:szCs w:val="28"/>
-          </w:rPr>
-          <w:delText xml:space="preserve">A</w:delText>
-        </w:r>
-      </w:del>
-      <w:ins w:id="1237" w:author="Assessor GDSXSR" w:date="2026-10-29T21:16:42Z">
-        <w:r>
-          <w:rPr>
-            <w:rFonts w:ascii="Arial" w:eastAsiaTheme="minorEastAsia" w:hAnsi="Arial" w:cs="Arial"/>
-            <w:color w:val="808080"/>
-            <w:sz w:val="28"/>
-            <w:szCs w:val="28"/>
-          </w:rPr>
-          <w:t xml:space="preserve">pois a</w:t>
-        </w:r>
-      </w:ins>
-      <w:r>
-        <w:rPr>
-          <w:rFonts w:ascii="Arial" w:eastAsiaTheme="minorEastAsia" w:hAnsi="Arial" w:cs="Arial"/>
-          <w:color w:val="000000" w:themeColor="text1"/>
-          <w:sz w:val="28"/>
-          <w:szCs w:val="28"/>
-        </w:rPr>
-        <w:t xml:space="preserve"> discussão</w:t>
-      </w:r>
-      <w:del w:id="1238" w:author="Assessor GDSXSR" w:date="2026-10-29T21:16:42Z">
-        <w:r>
-          <w:rPr>
-            <w:rFonts w:ascii="Arial" w:eastAsiaTheme="minorEastAsia" w:hAnsi="Arial" w:cs="Arial"/>
-            <w:color w:val="000000" w:themeColor="text1"/>
-            <w:sz w:val="28"/>
-            <w:szCs w:val="28"/>
-          </w:rPr>
-          <w:delText xml:space="preserve"> instaurada nos autos</w:delText>
-        </w:r>
-      </w:del>
-      <w:r>
-        <w:rPr>
-          <w:rFonts w:ascii="Arial" w:eastAsiaTheme="minorEastAsia" w:hAnsi="Arial" w:cs="Arial"/>
-          <w:color w:val="000000" w:themeColor="text1"/>
-          <w:sz w:val="28"/>
-          <w:szCs w:val="28"/>
-        </w:rPr>
-        <w:t xml:space="preserve"> não versa sobre a existência de </w:t>
-      </w:r>
-      <w:del w:id="1239" w:author="Assessor GDSXSR" w:date="2026-10-29T21:16:42Z">
-        <w:r>
-          <w:rPr>
-            <w:rFonts w:ascii="Arial" w:eastAsiaTheme="minorEastAsia" w:hAnsi="Arial" w:cs="Arial"/>
-            <w:color w:val="000000" w:themeColor="text1"/>
-            <w:sz w:val="28"/>
-            <w:szCs w:val="28"/>
-          </w:rPr>
-          <w:delText xml:space="preserve">relacionamento</w:delText>
-        </w:r>
-      </w:del>
-      <w:ins w:id="1240" w:author="Assessor GDSXSR" w:date="2026-10-29T21:16:42Z">
-        <w:r>
-          <w:rPr>
-            <w:rFonts w:ascii="Arial" w:eastAsiaTheme="minorEastAsia" w:hAnsi="Arial" w:cs="Arial"/>
-            <w:color w:val="808080"/>
-            <w:sz w:val="28"/>
-            <w:szCs w:val="28"/>
-          </w:rPr>
-          <w:t xml:space="preserve">relação</w:t>
-        </w:r>
-      </w:ins>
-      <w:r>
-        <w:rPr>
-          <w:rFonts w:ascii="Arial" w:eastAsiaTheme="minorEastAsia" w:hAnsi="Arial" w:cs="Arial"/>
-          <w:color w:val="000000" w:themeColor="text1"/>
-          <w:sz w:val="28"/>
-          <w:szCs w:val="28"/>
-        </w:rPr>
-        <w:t xml:space="preserve"> comercial entre as partes, mas sobre a suficiência da prova </w:t>
-      </w:r>
-      <w:del w:id="1241" w:author="Assessor GDSXSR" w:date="2026-10-29T21:16:42Z">
-        <w:r>
-          <w:rPr>
-            <w:rFonts w:ascii="Arial" w:eastAsiaTheme="minorEastAsia" w:hAnsi="Arial" w:cs="Arial"/>
-            <w:color w:val="000000" w:themeColor="text1"/>
-            <w:sz w:val="28"/>
-            <w:szCs w:val="28"/>
-          </w:rPr>
-          <w:delText xml:space="preserve">produzida para embasar a cobrança de</w:delText>
-        </w:r>
-      </w:del>
-      <w:ins w:id="1242" w:author="Assessor GDSXSR" w:date="2026-10-29T21:16:42Z">
-        <w:r>
-          <w:rPr>
-            <w:rFonts w:ascii="Arial" w:eastAsiaTheme="minorEastAsia" w:hAnsi="Arial" w:cs="Arial"/>
-            <w:color w:val="808080"/>
-            <w:sz w:val="28"/>
-            <w:szCs w:val="28"/>
-          </w:rPr>
-          <w:t xml:space="preserve">do</w:t>
-        </w:r>
-      </w:ins>
-      <w:r>
-        <w:rPr>
-          <w:rFonts w:ascii="Arial" w:eastAsiaTheme="minorEastAsia" w:hAnsi="Arial" w:cs="Arial"/>
-          <w:color w:val="000000" w:themeColor="text1"/>
-          <w:sz w:val="28"/>
-          <w:szCs w:val="28"/>
-        </w:rPr>
-        <w:t xml:space="preserve"> crédito específico.</w:t>
-      </w:r>
-      <w:del w:id="1243" w:author="Assessor GDSXSR" w:date="2026-10-29T21:16:42Z">
-        <w:r>
-          <w:rPr>
-            <w:rFonts w:ascii="Arial" w:eastAsiaTheme="minorEastAsia" w:hAnsi="Arial" w:cs="Arial"/>
-            <w:color w:val="000000" w:themeColor="text1"/>
-            <w:sz w:val="28"/>
-            <w:szCs w:val="28"/>
-          </w:rPr>
-          <w:delText xml:space="preserve"> A exclusão do valor da condenação decorreu exclusivamente da ausência de documento apto a comprovar a entrega da mercadoria correspondente à duplicata nº 04 da Nota Fiscal nº 207285, e não de comportamento contraditório da parte ré.</w:delText>
+          <w:delText>Pela mesma razão, não se configura enriquecimento sem causa. A improcedência parcial do pedido resulta do não atendimento, pela autora, do ônus probatório que lhe incumbia, inexistindo qualquer vantagem patrimonial indevida conferida à parte adversa.</w:delText>
         </w:r>
       </w:del>
     </w:p>
@@ -7832,6 +9673,7 @@
         <w:ind w:firstLine="2268"/>
         <w:jc w:val="both"/>
         <w:rPr>
+          <w:del w:id="1375" w:author="Assessor GDSXSR" w:date="2026-10-30T19:47:11Z"/>
           <w:rFonts w:ascii="Arial" w:eastAsiaTheme="minorEastAsia" w:hAnsi="Arial" w:cs="Arial"/>
           <w:color w:val="000000" w:themeColor="text1"/>
           <w:sz w:val="28"/>
@@ -7845,12 +9687,63 @@
         <w:ind w:firstLine="2268"/>
         <w:jc w:val="both"/>
         <w:rPr>
+          <w:rFonts w:ascii="Arial" w:hAnsi="Arial" w:cs="Arial"/>
+        </w:rPr>
+      </w:pPr>
+      <w:commentRangeStart w:id="21"/>
+      <w:del w:id="1376" w:author="Assessor GDSXSR" w:date="2026-10-30T19:47:11Z">
+        <w:r>
+          <w:rPr>
+            <w:rFonts w:ascii="Arial" w:eastAsiaTheme="minorEastAsia" w:hAnsi="Arial" w:cs="Arial"/>
+            <w:color w:val="000000" w:themeColor="text1"/>
+            <w:sz w:val="28"/>
+            <w:szCs w:val="28"/>
+          </w:rPr>
+          <w:delText xml:space="preserve">Quanto</w:delText>
+        </w:r>
+      </w:del>
+      <w:ins w:id="1377" w:author="Assessor GDSXSR" w:date="2026-10-30T19:47:11Z">
+        <w:r>
+          <w:rPr>
+            <w:rFonts w:ascii="Arial" w:eastAsiaTheme="minorEastAsia" w:hAnsi="Arial" w:cs="Arial"/>
+            <w:color w:val="808080"/>
+            <w:sz w:val="28"/>
+            <w:szCs w:val="28"/>
+          </w:rPr>
+          <w:t xml:space="preserve">O</w:t>
+        </w:r>
+      </w:ins>
+      <w:r>
+        <w:rPr>
           <w:rFonts w:ascii="Arial" w:eastAsiaTheme="minorEastAsia" w:hAnsi="Arial" w:cs="Arial"/>
           <w:color w:val="000000" w:themeColor="text1"/>
           <w:sz w:val="28"/>
           <w:szCs w:val="28"/>
         </w:rPr>
-      </w:pPr>
+        <w:t xml:space="preserve"> </w:t>
+      </w:r>
+      <w:del w:id="1378" w:author="Assessor GDSXSR" w:date="2026-10-30T19:47:11Z">
+        <w:r>
+          <w:rPr>
+            <w:rFonts w:ascii="Arial" w:eastAsiaTheme="minorEastAsia" w:hAnsi="Arial" w:cs="Arial"/>
+            <w:color w:val="000000" w:themeColor="text1"/>
+            <w:sz w:val="28"/>
+            <w:szCs w:val="28"/>
+          </w:rPr>
+          <w:delText xml:space="preserve">ao</w:delText>
+        </w:r>
+      </w:del>
+      <w:ins w:id="1379" w:author="Assessor GDSXSR" w:date="2026-10-30T19:47:11Z">
+        <w:r>
+          <w:rPr>
+            <w:rFonts w:ascii="Arial" w:eastAsiaTheme="minorEastAsia" w:hAnsi="Arial" w:cs="Arial"/>
+            <w:color w:val="808080"/>
+            <w:sz w:val="28"/>
+            <w:szCs w:val="28"/>
+          </w:rPr>
+          <w:t xml:space="preserve">REsp</w:t>
+        </w:r>
+      </w:ins>
       <w:r>
         <w:rPr>
           <w:rFonts w:ascii="Arial" w:eastAsiaTheme="minorEastAsia" w:hAnsi="Arial" w:cs="Arial"/>
@@ -7858,9 +9751,9 @@
           <w:sz w:val="28"/>
           <w:szCs w:val="28"/>
         </w:rPr>
-        <w:t xml:space="preserve">Pela mesma razão, não se configura enriquecimento sem causa</w:t>
-      </w:r>
-      <w:del w:id="1244" w:author="Assessor GDSXSR" w:date="2026-10-29T21:16:42Z">
+        <w:t xml:space="preserve"> </w:t>
+      </w:r>
+      <w:del w:id="1380" w:author="Assessor GDSXSR" w:date="2026-10-30T19:47:11Z">
         <w:r>
           <w:rPr>
             <w:rFonts w:ascii="Arial" w:eastAsiaTheme="minorEastAsia" w:hAnsi="Arial" w:cs="Arial"/>
@@ -7868,10 +9761,10 @@
             <w:sz w:val="28"/>
             <w:szCs w:val="28"/>
           </w:rPr>
-          <w:delText xml:space="preserve">.</w:delText>
-        </w:r>
-      </w:del>
-      <w:ins w:id="1245" w:author="Assessor GDSXSR" w:date="2026-10-29T21:16:42Z">
+          <w:delText xml:space="preserve">precedente</w:delText>
+        </w:r>
+      </w:del>
+      <w:ins w:id="1381" w:author="Assessor GDSXSR" w:date="2026-10-30T19:47:11Z">
         <w:r>
           <w:rPr>
             <w:rFonts w:ascii="Arial" w:eastAsiaTheme="minorEastAsia" w:hAnsi="Arial" w:cs="Arial"/>
@@ -7879,7 +9772,7 @@
             <w:sz w:val="28"/>
             <w:szCs w:val="28"/>
           </w:rPr>
-          <w:t xml:space="preserve">,</w:t>
+          <w:t xml:space="preserve">1994370/SP</w:t>
         </w:r>
       </w:ins>
       <w:r>
@@ -7891,7 +9784,7 @@
         </w:rPr>
         <w:t xml:space="preserve"> </w:t>
       </w:r>
-      <w:del w:id="1246" w:author="Assessor GDSXSR" w:date="2026-10-29T21:16:42Z">
+      <w:del w:id="1382" w:author="Assessor GDSXSR" w:date="2026-10-30T19:47:11Z">
         <w:r>
           <w:rPr>
             <w:rFonts w:ascii="Arial" w:eastAsiaTheme="minorEastAsia" w:hAnsi="Arial" w:cs="Arial"/>
@@ -7899,10 +9792,10 @@
             <w:sz w:val="28"/>
             <w:szCs w:val="28"/>
           </w:rPr>
-          <w:delText xml:space="preserve">A</w:delText>
-        </w:r>
-      </w:del>
-      <w:ins w:id="1247" w:author="Assessor GDSXSR" w:date="2026-10-29T21:16:42Z">
+          <w:delText xml:space="preserve">do</w:delText>
+        </w:r>
+      </w:del>
+      <w:ins w:id="1383" w:author="Assessor GDSXSR" w:date="2026-10-30T19:47:11Z">
         <w:r>
           <w:rPr>
             <w:rFonts w:ascii="Arial" w:eastAsiaTheme="minorEastAsia" w:hAnsi="Arial" w:cs="Arial"/>
@@ -7910,7 +9803,7 @@
             <w:sz w:val="28"/>
             <w:szCs w:val="28"/>
           </w:rPr>
-          <w:t xml:space="preserve">pois a</w:t>
+          <w:t xml:space="preserve">(STJ,</w:t>
         </w:r>
       </w:ins>
       <w:r>
@@ -7920,9 +9813,9 @@
           <w:sz w:val="28"/>
           <w:szCs w:val="28"/>
         </w:rPr>
-        <w:t xml:space="preserve"> improcedência parcial </w:t>
-      </w:r>
-      <w:del w:id="1248" w:author="Assessor GDSXSR" w:date="2026-10-29T21:16:42Z">
+        <w:t xml:space="preserve"> </w:t>
+      </w:r>
+      <w:del w:id="1384" w:author="Assessor GDSXSR" w:date="2026-10-30T19:47:11Z">
         <w:r>
           <w:rPr>
             <w:rFonts w:ascii="Arial" w:eastAsiaTheme="minorEastAsia" w:hAnsi="Arial" w:cs="Arial"/>
@@ -7930,10 +9823,10 @@
             <w:sz w:val="28"/>
             <w:szCs w:val="28"/>
           </w:rPr>
-          <w:delText xml:space="preserve">do pedido resulta</w:delText>
-        </w:r>
-      </w:del>
-      <w:ins w:id="1249" w:author="Assessor GDSXSR" w:date="2026-10-29T21:16:42Z">
+          <w:delText xml:space="preserve">Superior</w:delText>
+        </w:r>
+      </w:del>
+      <w:ins w:id="1385" w:author="Assessor GDSXSR" w:date="2026-10-30T19:47:11Z">
         <w:r>
           <w:rPr>
             <w:rFonts w:ascii="Arial" w:eastAsiaTheme="minorEastAsia" w:hAnsi="Arial" w:cs="Arial"/>
@@ -7941,7 +9834,7 @@
             <w:sz w:val="28"/>
             <w:szCs w:val="28"/>
           </w:rPr>
-          <w:t xml:space="preserve">decorre</w:t>
+          <w:t xml:space="preserve">3ª</w:t>
         </w:r>
       </w:ins>
       <w:r>
@@ -7951,9 +9844,9 @@
           <w:sz w:val="28"/>
           <w:szCs w:val="28"/>
         </w:rPr>
-        <w:t xml:space="preserve"> do não atendimento</w:t>
-      </w:r>
-      <w:del w:id="1250" w:author="Assessor GDSXSR" w:date="2026-10-29T21:16:42Z">
+        <w:t xml:space="preserve"> </w:t>
+      </w:r>
+      <w:del w:id="1386" w:author="Assessor GDSXSR" w:date="2026-10-30T19:47:11Z">
         <w:r>
           <w:rPr>
             <w:rFonts w:ascii="Arial" w:eastAsiaTheme="minorEastAsia" w:hAnsi="Arial" w:cs="Arial"/>
@@ -7961,9 +9854,20 @@
             <w:sz w:val="28"/>
             <w:szCs w:val="28"/>
           </w:rPr>
-          <w:delText xml:space="preserve">, pela autora,</w:delText>
-        </w:r>
-      </w:del>
+          <w:delText xml:space="preserve">Tribunal</w:delText>
+        </w:r>
+      </w:del>
+      <w:ins w:id="1387" w:author="Assessor GDSXSR" w:date="2026-10-30T19:47:11Z">
+        <w:r>
+          <w:rPr>
+            <w:rFonts w:ascii="Arial" w:eastAsiaTheme="minorEastAsia" w:hAnsi="Arial" w:cs="Arial"/>
+            <w:color w:val="808080"/>
+            <w:sz w:val="28"/>
+            <w:szCs w:val="28"/>
+          </w:rPr>
+          <w:t xml:space="preserve">Turma,</w:t>
+        </w:r>
+      </w:ins>
       <w:r>
         <w:rPr>
           <w:rFonts w:ascii="Arial" w:eastAsiaTheme="minorEastAsia" w:hAnsi="Arial" w:cs="Arial"/>
@@ -7971,9 +9875,9 @@
           <w:sz w:val="28"/>
           <w:szCs w:val="28"/>
         </w:rPr>
-        <w:t xml:space="preserve"> do ônus probatório </w:t>
-      </w:r>
-      <w:del w:id="1251" w:author="Assessor GDSXSR" w:date="2026-10-29T21:16:42Z">
+        <w:t xml:space="preserve"> </w:t>
+      </w:r>
+      <w:del w:id="1388" w:author="Assessor GDSXSR" w:date="2026-10-30T19:47:11Z">
         <w:r>
           <w:rPr>
             <w:rFonts w:ascii="Arial" w:eastAsiaTheme="minorEastAsia" w:hAnsi="Arial" w:cs="Arial"/>
@@ -7981,10 +9885,10 @@
             <w:sz w:val="28"/>
             <w:szCs w:val="28"/>
           </w:rPr>
-          <w:delText xml:space="preserve">que</w:delText>
-        </w:r>
-      </w:del>
-      <w:ins w:id="1252" w:author="Assessor GDSXSR" w:date="2026-10-29T21:16:42Z">
+          <w:delText xml:space="preserve">de</w:delText>
+        </w:r>
+      </w:del>
+      <w:ins w:id="1389" w:author="Assessor GDSXSR" w:date="2026-10-30T19:47:11Z">
         <w:r>
           <w:rPr>
             <w:rFonts w:ascii="Arial" w:eastAsiaTheme="minorEastAsia" w:hAnsi="Arial" w:cs="Arial"/>
@@ -7992,7 +9896,7 @@
             <w:sz w:val="28"/>
             <w:szCs w:val="28"/>
           </w:rPr>
-          <w:t xml:space="preserve">pela</w:t>
+          <w:t xml:space="preserve">j.</w:t>
         </w:r>
       </w:ins>
       <w:r>
@@ -8004,7 +9908,7 @@
         </w:rPr>
         <w:t xml:space="preserve"> </w:t>
       </w:r>
-      <w:del w:id="1253" w:author="Assessor GDSXSR" w:date="2026-10-29T21:16:42Z">
+      <w:del w:id="1390" w:author="Assessor GDSXSR" w:date="2026-10-30T19:47:11Z">
         <w:r>
           <w:rPr>
             <w:rFonts w:ascii="Arial" w:eastAsiaTheme="minorEastAsia" w:hAnsi="Arial" w:cs="Arial"/>
@@ -8012,10 +9916,10 @@
             <w:sz w:val="28"/>
             <w:szCs w:val="28"/>
           </w:rPr>
-          <w:delText xml:space="preserve">lhe incumbia</w:delText>
-        </w:r>
-      </w:del>
-      <w:ins w:id="1254" w:author="Assessor GDSXSR" w:date="2026-10-29T21:16:42Z">
+          <w:delText xml:space="preserve">Justiça</w:delText>
+        </w:r>
+      </w:del>
+      <w:ins w:id="1391" w:author="Assessor GDSXSR" w:date="2026-10-30T19:47:11Z">
         <w:r>
           <w:rPr>
             <w:rFonts w:ascii="Arial" w:eastAsiaTheme="minorEastAsia" w:hAnsi="Arial" w:cs="Arial"/>
@@ -8023,7 +9927,7 @@
             <w:sz w:val="28"/>
             <w:szCs w:val="28"/>
           </w:rPr>
-          <w:t xml:space="preserve">autora</w:t>
+          <w:t xml:space="preserve">12/12/2023),</w:t>
         </w:r>
       </w:ins>
       <w:r>
@@ -8033,9 +9937,9 @@
           <w:sz w:val="28"/>
           <w:szCs w:val="28"/>
         </w:rPr>
-        <w:t xml:space="preserve">, </w:t>
-      </w:r>
-      <w:del w:id="1255" w:author="Assessor GDSXSR" w:date="2026-10-29T21:16:42Z">
+        <w:t xml:space="preserve"> invocado pela apelante, </w:t>
+      </w:r>
+      <w:del w:id="1392" w:author="Assessor GDSXSR" w:date="2026-10-30T19:47:11Z">
         <w:r>
           <w:rPr>
             <w:rFonts w:ascii="Arial" w:eastAsiaTheme="minorEastAsia" w:hAnsi="Arial" w:cs="Arial"/>
@@ -8043,18 +9947,36 @@
             <w:sz w:val="28"/>
             <w:szCs w:val="28"/>
           </w:rPr>
-          <w:delText xml:space="preserve">inexistindo qualquer</w:delText>
-        </w:r>
-      </w:del>
-      <w:ins w:id="1256" w:author="Assessor GDSXSR" w:date="2026-10-29T21:16:42Z">
+          <w:delText xml:space="preserve">verific</w:delText>
+        </w:r>
         <w:r>
           <w:rPr>
             <w:rFonts w:ascii="Arial" w:eastAsiaTheme="minorEastAsia" w:hAnsi="Arial" w:cs="Arial"/>
-            <w:color w:val="808080"/>
-            <w:sz w:val="28"/>
-            <w:szCs w:val="28"/>
-          </w:rPr>
-          <w:t xml:space="preserve">sem</w:t>
+            <w:color w:val="000000" w:themeColor="text1"/>
+            <w:sz w:val="28"/>
+            <w:szCs w:val="28"/>
+          </w:rPr>
+          <w:delText xml:space="preserve">o</w:delText>
+        </w:r>
+        <w:r>
+          <w:rPr>
+            <w:rFonts w:ascii="Arial" w:eastAsiaTheme="minorEastAsia" w:hAnsi="Arial" w:cs="Arial"/>
+            <w:color w:val="000000" w:themeColor="text1"/>
+            <w:sz w:val="28"/>
+            <w:szCs w:val="28"/>
+          </w:rPr>
+          <w:delText xml:space="preserve"> que</w:delText>
+        </w:r>
+      </w:del>
+      <w:ins w:id="1393" w:author="Assessor GDSXSR" w:date="2026-10-30T19:47:11Z">
+        <w:r>
+          <w:rPr>
+            <w:rFonts w:ascii="Arial" w:eastAsiaTheme="minorEastAsia" w:hAnsi="Arial" w:cs="Arial"/>
+            <w:color w:val="808080"/>
+            <w:sz w:val="28"/>
+            <w:szCs w:val="28"/>
+          </w:rPr>
+          <w:t xml:space="preserve">não</w:t>
         </w:r>
       </w:ins>
       <w:r>
@@ -8064,9 +9986,9 @@
           <w:sz w:val="28"/>
           <w:szCs w:val="28"/>
         </w:rPr>
-        <w:t xml:space="preserve"> vantagem patrimonial indevida </w:t>
-      </w:r>
-      <w:del w:id="1257" w:author="Assessor GDSXSR" w:date="2026-10-29T21:16:42Z">
+        <w:t xml:space="preserve"> a </w:t>
+      </w:r>
+      <w:del w:id="1394" w:author="Assessor GDSXSR" w:date="2026-10-30T19:47:11Z">
         <w:r>
           <w:rPr>
             <w:rFonts w:ascii="Arial" w:eastAsiaTheme="minorEastAsia" w:hAnsi="Arial" w:cs="Arial"/>
@@ -8074,9 +9996,20 @@
             <w:sz w:val="28"/>
             <w:szCs w:val="28"/>
           </w:rPr>
-          <w:delText xml:space="preserve">conferida </w:delText>
-        </w:r>
-      </w:del>
+          <w:delText xml:space="preserve">hipótese</w:delText>
+        </w:r>
+      </w:del>
+      <w:ins w:id="1395" w:author="Assessor GDSXSR" w:date="2026-10-30T19:47:11Z">
+        <w:r>
+          <w:rPr>
+            <w:rFonts w:ascii="Arial" w:eastAsiaTheme="minorEastAsia" w:hAnsi="Arial" w:cs="Arial"/>
+            <w:color w:val="808080"/>
+            <w:sz w:val="28"/>
+            <w:szCs w:val="28"/>
+          </w:rPr>
+          <w:t xml:space="preserve">socorre,</w:t>
+        </w:r>
+      </w:ins>
       <w:r>
         <w:rPr>
           <w:rFonts w:ascii="Arial" w:eastAsiaTheme="minorEastAsia" w:hAnsi="Arial" w:cs="Arial"/>
@@ -8084,9 +10017,9 @@
           <w:sz w:val="28"/>
           <w:szCs w:val="28"/>
         </w:rPr>
-        <w:t xml:space="preserve">à </w:t>
-      </w:r>
-      <w:del w:id="1258" w:author="Assessor GDSXSR" w:date="2026-10-29T21:16:42Z">
+        <w:t xml:space="preserve"> </w:t>
+      </w:r>
+      <w:del w:id="1396" w:author="Assessor GDSXSR" w:date="2026-10-30T19:47:11Z">
         <w:r>
           <w:rPr>
             <w:rFonts w:ascii="Arial" w:eastAsiaTheme="minorEastAsia" w:hAnsi="Arial" w:cs="Arial"/>
@@ -8094,10 +10027,10 @@
             <w:sz w:val="28"/>
             <w:szCs w:val="28"/>
           </w:rPr>
-          <w:delText xml:space="preserve">parte adversa</w:delText>
-        </w:r>
-      </w:del>
-      <w:ins w:id="1259" w:author="Assessor GDSXSR" w:date="2026-10-29T21:16:42Z">
+          <w:delText xml:space="preserve">nele</w:delText>
+        </w:r>
+      </w:del>
+      <w:ins w:id="1397" w:author="Assessor GDSXSR" w:date="2026-10-30T19:47:11Z">
         <w:r>
           <w:rPr>
             <w:rFonts w:ascii="Arial" w:eastAsiaTheme="minorEastAsia" w:hAnsi="Arial" w:cs="Arial"/>
@@ -8105,7 +10038,7 @@
             <w:sz w:val="28"/>
             <w:szCs w:val="28"/>
           </w:rPr>
-          <w:t xml:space="preserve">ré</w:t>
+          <w:t xml:space="preserve">pois</w:t>
         </w:r>
       </w:ins>
       <w:r>
@@ -8115,7 +10048,468 @@
           <w:sz w:val="28"/>
           <w:szCs w:val="28"/>
         </w:rPr>
+        <w:t xml:space="preserve"> </w:t>
+      </w:r>
+      <w:del w:id="1398" w:author="Assessor GDSXSR" w:date="2026-10-30T19:47:11Z">
+        <w:r>
+          <w:rPr>
+            <w:rFonts w:ascii="Arial" w:eastAsiaTheme="minorEastAsia" w:hAnsi="Arial" w:cs="Arial"/>
+            <w:color w:val="000000" w:themeColor="text1"/>
+            <w:sz w:val="28"/>
+            <w:szCs w:val="28"/>
+          </w:rPr>
+          <w:delText xml:space="preserve">examinada</w:delText>
+        </w:r>
+      </w:del>
+      <w:ins w:id="1399" w:author="Assessor GDSXSR" w:date="2026-10-30T19:47:11Z">
+        <w:r>
+          <w:rPr>
+            <w:rFonts w:ascii="Arial" w:eastAsiaTheme="minorEastAsia" w:hAnsi="Arial" w:cs="Arial"/>
+            <w:color w:val="808080"/>
+            <w:sz w:val="28"/>
+            <w:szCs w:val="28"/>
+          </w:rPr>
+          <w:t xml:space="preserve">tratou</w:t>
+        </w:r>
+      </w:ins>
+      <w:r>
+        <w:rPr>
+          <w:rFonts w:ascii="Arial" w:eastAsiaTheme="minorEastAsia" w:hAnsi="Arial" w:cs="Arial"/>
+          <w:color w:val="000000" w:themeColor="text1"/>
+          <w:sz w:val="28"/>
+          <w:szCs w:val="28"/>
+        </w:rPr>
+        <w:t xml:space="preserve"> </w:t>
+      </w:r>
+      <w:del w:id="1400" w:author="Assessor GDSXSR" w:date="2026-10-30T19:47:11Z">
+        <w:r>
+          <w:rPr>
+            <w:rFonts w:ascii="Arial" w:eastAsiaTheme="minorEastAsia" w:hAnsi="Arial" w:cs="Arial"/>
+            <w:color w:val="000000" w:themeColor="text1"/>
+            <w:sz w:val="28"/>
+            <w:szCs w:val="28"/>
+          </w:rPr>
+          <w:delText xml:space="preserve">não</w:delText>
+        </w:r>
+      </w:del>
+      <w:ins w:id="1401" w:author="Assessor GDSXSR" w:date="2026-10-30T19:47:11Z">
+        <w:r>
+          <w:rPr>
+            <w:rFonts w:ascii="Arial" w:eastAsiaTheme="minorEastAsia" w:hAnsi="Arial" w:cs="Arial"/>
+            <w:color w:val="808080"/>
+            <w:sz w:val="28"/>
+            <w:szCs w:val="28"/>
+          </w:rPr>
+          <w:t xml:space="preserve">de</w:t>
+        </w:r>
+      </w:ins>
+      <w:r>
+        <w:rPr>
+          <w:rFonts w:ascii="Arial" w:eastAsiaTheme="minorEastAsia" w:hAnsi="Arial" w:cs="Arial"/>
+          <w:color w:val="000000" w:themeColor="text1"/>
+          <w:sz w:val="28"/>
+          <w:szCs w:val="28"/>
+        </w:rPr>
+        <w:t xml:space="preserve"> </w:t>
+      </w:r>
+      <w:del w:id="1402" w:author="Assessor GDSXSR" w:date="2026-10-30T19:47:11Z">
+        <w:r>
+          <w:rPr>
+            <w:rFonts w:ascii="Arial" w:eastAsiaTheme="minorEastAsia" w:hAnsi="Arial" w:cs="Arial"/>
+            <w:color w:val="000000" w:themeColor="text1"/>
+            <w:sz w:val="28"/>
+            <w:szCs w:val="28"/>
+          </w:rPr>
+          <w:delText xml:space="preserve">se</w:delText>
+        </w:r>
+      </w:del>
+      <w:ins w:id="1403" w:author="Assessor GDSXSR" w:date="2026-10-30T19:47:11Z">
+        <w:r>
+          <w:rPr>
+            <w:rFonts w:ascii="Arial" w:eastAsiaTheme="minorEastAsia" w:hAnsi="Arial" w:cs="Arial"/>
+            <w:color w:val="808080"/>
+            <w:sz w:val="28"/>
+            <w:szCs w:val="28"/>
+          </w:rPr>
+          <w:t xml:space="preserve">nota</w:t>
+        </w:r>
+      </w:ins>
+      <w:r>
+        <w:rPr>
+          <w:rFonts w:ascii="Arial" w:eastAsiaTheme="minorEastAsia" w:hAnsi="Arial" w:cs="Arial"/>
+          <w:color w:val="000000" w:themeColor="text1"/>
+          <w:sz w:val="28"/>
+          <w:szCs w:val="28"/>
+        </w:rPr>
+        <w:t xml:space="preserve"> </w:t>
+      </w:r>
+      <w:del w:id="1404" w:author="Assessor GDSXSR" w:date="2026-10-30T19:47:11Z">
+        <w:r>
+          <w:rPr>
+            <w:rFonts w:ascii="Arial" w:eastAsiaTheme="minorEastAsia" w:hAnsi="Arial" w:cs="Arial"/>
+            <w:color w:val="000000" w:themeColor="text1"/>
+            <w:sz w:val="28"/>
+            <w:szCs w:val="28"/>
+          </w:rPr>
+          <w:delText xml:space="preserve">confunde</w:delText>
+        </w:r>
+      </w:del>
+      <w:ins w:id="1405" w:author="Assessor GDSXSR" w:date="2026-10-30T19:47:11Z">
+        <w:r>
+          <w:rPr>
+            <w:rFonts w:ascii="Arial" w:eastAsiaTheme="minorEastAsia" w:hAnsi="Arial" w:cs="Arial"/>
+            <w:color w:val="808080"/>
+            <w:sz w:val="28"/>
+            <w:szCs w:val="28"/>
+          </w:rPr>
+          <w:t xml:space="preserve">fiscal</w:t>
+        </w:r>
+      </w:ins>
+      <w:r>
+        <w:rPr>
+          <w:rFonts w:ascii="Arial" w:eastAsiaTheme="minorEastAsia" w:hAnsi="Arial" w:cs="Arial"/>
+          <w:color w:val="000000" w:themeColor="text1"/>
+          <w:sz w:val="28"/>
+          <w:szCs w:val="28"/>
+        </w:rPr>
+        <w:t xml:space="preserve"> com</w:t>
+      </w:r>
+      <w:del w:id="1406" w:author="Assessor GDSXSR" w:date="2026-10-30T19:47:11Z">
+        <w:r>
+          <w:rPr>
+            <w:rFonts w:ascii="Arial" w:eastAsiaTheme="minorEastAsia" w:hAnsi="Arial" w:cs="Arial"/>
+            <w:color w:val="000000" w:themeColor="text1"/>
+            <w:sz w:val="28"/>
+            <w:szCs w:val="28"/>
+          </w:rPr>
+          <w:delText xml:space="preserve"> a dos presentes autos. Naquele caso, a conclusão acerca da suficiência da prova escrita decorreu da existência de</w:delText>
+        </w:r>
+      </w:del>
+      <w:r>
+        <w:rPr>
+          <w:rFonts w:ascii="Arial" w:eastAsiaTheme="minorEastAsia" w:hAnsi="Arial" w:cs="Arial"/>
+          <w:color w:val="000000" w:themeColor="text1"/>
+          <w:sz w:val="28"/>
+          <w:szCs w:val="28"/>
+        </w:rPr>
+        <w:t xml:space="preserve"> comprovante de entrega </w:t>
+      </w:r>
+      <w:del w:id="1407" w:author="Assessor GDSXSR" w:date="2026-10-30T19:47:11Z">
+        <w:r>
+          <w:rPr>
+            <w:rFonts w:ascii="Arial" w:eastAsiaTheme="minorEastAsia" w:hAnsi="Arial" w:cs="Arial"/>
+            <w:color w:val="000000" w:themeColor="text1"/>
+            <w:sz w:val="28"/>
+            <w:szCs w:val="28"/>
+          </w:rPr>
+          <w:delText xml:space="preserve">apto</w:delText>
+        </w:r>
+      </w:del>
+      <w:ins w:id="1408" w:author="Assessor GDSXSR" w:date="2026-10-30T19:47:11Z">
+        <w:r>
+          <w:rPr>
+            <w:rFonts w:ascii="Arial" w:eastAsiaTheme="minorEastAsia" w:hAnsi="Arial" w:cs="Arial"/>
+            <w:color w:val="808080"/>
+            <w:sz w:val="28"/>
+            <w:szCs w:val="28"/>
+          </w:rPr>
+          <w:t xml:space="preserve">assinado</w:t>
+        </w:r>
+      </w:ins>
+      <w:r>
+        <w:rPr>
+          <w:rFonts w:ascii="Arial" w:eastAsiaTheme="minorEastAsia" w:hAnsi="Arial" w:cs="Arial"/>
+          <w:color w:val="000000" w:themeColor="text1"/>
+          <w:sz w:val="28"/>
+          <w:szCs w:val="28"/>
+        </w:rPr>
+        <w:t xml:space="preserve"> </w:t>
+      </w:r>
+      <w:del w:id="1409" w:author="Assessor GDSXSR" w:date="2026-10-30T19:47:11Z">
+        <w:r>
+          <w:rPr>
+            <w:rFonts w:ascii="Arial" w:eastAsiaTheme="minorEastAsia" w:hAnsi="Arial" w:cs="Arial"/>
+            <w:color w:val="000000" w:themeColor="text1"/>
+            <w:sz w:val="28"/>
+            <w:szCs w:val="28"/>
+          </w:rPr>
+          <w:delText xml:space="preserve">a</w:delText>
+        </w:r>
+      </w:del>
+      <w:ins w:id="1410" w:author="Assessor GDSXSR" w:date="2026-10-30T19:47:11Z">
+        <w:r>
+          <w:rPr>
+            <w:rFonts w:ascii="Arial" w:eastAsiaTheme="minorEastAsia" w:hAnsi="Arial" w:cs="Arial"/>
+            <w:color w:val="808080"/>
+            <w:sz w:val="28"/>
+            <w:szCs w:val="28"/>
+          </w:rPr>
+          <w:t xml:space="preserve">e</w:t>
+        </w:r>
+      </w:ins>
+      <w:r>
+        <w:rPr>
+          <w:rFonts w:ascii="Arial" w:eastAsiaTheme="minorEastAsia" w:hAnsi="Arial" w:cs="Arial"/>
+          <w:color w:val="000000" w:themeColor="text1"/>
+          <w:sz w:val="28"/>
+          <w:szCs w:val="28"/>
+        </w:rPr>
+        <w:t xml:space="preserve"> </w:t>
+      </w:r>
+      <w:del w:id="1411" w:author="Assessor GDSXSR" w:date="2026-10-30T19:47:11Z">
+        <w:r>
+          <w:rPr>
+            <w:rFonts w:ascii="Arial" w:eastAsiaTheme="minorEastAsia" w:hAnsi="Arial" w:cs="Arial"/>
+            <w:color w:val="000000" w:themeColor="text1"/>
+            <w:sz w:val="28"/>
+            <w:szCs w:val="28"/>
+          </w:rPr>
+          <w:delText xml:space="preserve">demonstrar</w:delText>
+        </w:r>
+      </w:del>
+      <w:ins w:id="1412" w:author="Assessor GDSXSR" w:date="2026-10-30T19:47:11Z">
+        <w:r>
+          <w:rPr>
+            <w:rFonts w:ascii="Arial" w:eastAsiaTheme="minorEastAsia" w:hAnsi="Arial" w:cs="Arial"/>
+            <w:color w:val="808080"/>
+            <w:sz w:val="28"/>
+            <w:szCs w:val="28"/>
+          </w:rPr>
+          <w:t xml:space="preserve">duplicatas protestadas sem oposição,</w:t>
+        </w:r>
+      </w:ins>
+      <w:r>
+        <w:rPr>
+          <w:rFonts w:ascii="Arial" w:eastAsiaTheme="minorEastAsia" w:hAnsi="Arial" w:cs="Arial"/>
+          <w:color w:val="000000" w:themeColor="text1"/>
+          <w:sz w:val="28"/>
+          <w:szCs w:val="28"/>
+        </w:rPr>
+        <w:t xml:space="preserve"> o </w:t>
+      </w:r>
+      <w:del w:id="1413" w:author="Assessor GDSXSR" w:date="2026-10-30T19:47:11Z">
+        <w:r>
+          <w:rPr>
+            <w:rFonts w:ascii="Arial" w:eastAsiaTheme="minorEastAsia" w:hAnsi="Arial" w:cs="Arial"/>
+            <w:color w:val="000000" w:themeColor="text1"/>
+            <w:sz w:val="28"/>
+            <w:szCs w:val="28"/>
+          </w:rPr>
+          <w:delText xml:space="preserve">recebimento das mercadorias, circunstância</w:delText>
+        </w:r>
+      </w:del>
+      <w:ins w:id="1414" w:author="Assessor GDSXSR" w:date="2026-10-30T19:47:11Z">
+        <w:r>
+          <w:rPr>
+            <w:rFonts w:ascii="Arial" w:eastAsiaTheme="minorEastAsia" w:hAnsi="Arial" w:cs="Arial"/>
+            <w:color w:val="808080"/>
+            <w:sz w:val="28"/>
+            <w:szCs w:val="28"/>
+          </w:rPr>
+          <w:t xml:space="preserve">que</w:t>
+        </w:r>
+      </w:ins>
+      <w:r>
+        <w:rPr>
+          <w:rFonts w:ascii="Arial" w:eastAsiaTheme="minorEastAsia" w:hAnsi="Arial" w:cs="Arial"/>
+          <w:color w:val="000000" w:themeColor="text1"/>
+          <w:sz w:val="28"/>
+          <w:szCs w:val="28"/>
+        </w:rPr>
+        <w:t xml:space="preserve"> não </w:t>
+      </w:r>
+      <w:del w:id="1415" w:author="Assessor GDSXSR" w:date="2026-10-30T19:47:11Z">
+        <w:r>
+          <w:rPr>
+            <w:rFonts w:ascii="Arial" w:eastAsiaTheme="minorEastAsia" w:hAnsi="Arial" w:cs="Arial"/>
+            <w:color w:val="000000" w:themeColor="text1"/>
+            <w:sz w:val="28"/>
+            <w:szCs w:val="28"/>
+          </w:rPr>
+          <w:delText xml:space="preserve">verificada</w:delText>
+        </w:r>
+      </w:del>
+      <w:ins w:id="1416" w:author="Assessor GDSXSR" w:date="2026-10-30T19:47:11Z">
+        <w:r>
+          <w:rPr>
+            <w:rFonts w:ascii="Arial" w:eastAsiaTheme="minorEastAsia" w:hAnsi="Arial" w:cs="Arial"/>
+            <w:color w:val="808080"/>
+            <w:sz w:val="28"/>
+            <w:szCs w:val="28"/>
+          </w:rPr>
+          <w:t xml:space="preserve">se</w:t>
+        </w:r>
+      </w:ins>
+      <w:r>
+        <w:rPr>
+          <w:rFonts w:ascii="Arial" w:eastAsiaTheme="minorEastAsia" w:hAnsi="Arial" w:cs="Arial"/>
+          <w:color w:val="000000" w:themeColor="text1"/>
+          <w:sz w:val="28"/>
+          <w:szCs w:val="28"/>
+        </w:rPr>
+        <w:t xml:space="preserve"> </w:t>
+      </w:r>
+      <w:del w:id="1417" w:author="Assessor GDSXSR" w:date="2026-10-30T19:47:11Z">
+        <w:r>
+          <w:rPr>
+            <w:rFonts w:ascii="Arial" w:eastAsiaTheme="minorEastAsia" w:hAnsi="Arial" w:cs="Arial"/>
+            <w:color w:val="000000" w:themeColor="text1"/>
+            <w:sz w:val="28"/>
+            <w:szCs w:val="28"/>
+          </w:rPr>
+          <w:delText xml:space="preserve">na</w:delText>
+        </w:r>
+      </w:del>
+      <w:ins w:id="1418" w:author="Assessor GDSXSR" w:date="2026-10-30T19:47:11Z">
+        <w:r>
+          <w:rPr>
+            <w:rFonts w:ascii="Arial" w:eastAsiaTheme="minorEastAsia" w:hAnsi="Arial" w:cs="Arial"/>
+            <w:color w:val="808080"/>
+            <w:sz w:val="28"/>
+            <w:szCs w:val="28"/>
+          </w:rPr>
+          <w:t xml:space="preserve">verifica</w:t>
+        </w:r>
+      </w:ins>
+      <w:r>
+        <w:rPr>
+          <w:rFonts w:ascii="Arial" w:eastAsiaTheme="minorEastAsia" w:hAnsi="Arial" w:cs="Arial"/>
+          <w:color w:val="000000" w:themeColor="text1"/>
+          <w:sz w:val="28"/>
+          <w:szCs w:val="28"/>
+        </w:rPr>
+        <w:t xml:space="preserve"> </w:t>
+      </w:r>
+      <w:del w:id="1419" w:author="Assessor GDSXSR" w:date="2026-10-30T19:47:11Z">
+        <w:r>
+          <w:rPr>
+            <w:rFonts w:ascii="Arial" w:eastAsiaTheme="minorEastAsia" w:hAnsi="Arial" w:cs="Arial"/>
+            <w:color w:val="000000" w:themeColor="text1"/>
+            <w:sz w:val="28"/>
+            <w:szCs w:val="28"/>
+          </w:rPr>
+          <w:delText xml:space="preserve">espécie,</w:delText>
+        </w:r>
+      </w:del>
+      <w:ins w:id="1420" w:author="Assessor GDSXSR" w:date="2026-10-30T19:47:11Z">
+        <w:r>
+          <w:rPr>
+            <w:rFonts w:ascii="Arial" w:eastAsiaTheme="minorEastAsia" w:hAnsi="Arial" w:cs="Arial"/>
+            <w:color w:val="808080"/>
+            <w:sz w:val="28"/>
+            <w:szCs w:val="28"/>
+          </w:rPr>
+          <w:t xml:space="preserve">no</w:t>
+        </w:r>
+      </w:ins>
+      <w:r>
+        <w:rPr>
+          <w:rFonts w:ascii="Arial" w:eastAsiaTheme="minorEastAsia" w:hAnsi="Arial" w:cs="Arial"/>
+          <w:color w:val="000000" w:themeColor="text1"/>
+          <w:sz w:val="28"/>
+          <w:szCs w:val="28"/>
+        </w:rPr>
+        <w:t xml:space="preserve"> </w:t>
+      </w:r>
+      <w:del w:id="1421" w:author="Assessor GDSXSR" w:date="2026-10-30T19:47:11Z">
+        <w:r>
+          <w:rPr>
+            <w:rFonts w:ascii="Arial" w:eastAsiaTheme="minorEastAsia" w:hAnsi="Arial" w:cs="Arial"/>
+            <w:color w:val="000000" w:themeColor="text1"/>
+            <w:sz w:val="28"/>
+            <w:szCs w:val="28"/>
+          </w:rPr>
+          <w:delText xml:space="preserve">em</w:delText>
+        </w:r>
+      </w:del>
+      <w:ins w:id="1422" w:author="Assessor GDSXSR" w:date="2026-10-30T19:47:11Z">
+        <w:r>
+          <w:rPr>
+            <w:rFonts w:ascii="Arial" w:eastAsiaTheme="minorEastAsia" w:hAnsi="Arial" w:cs="Arial"/>
+            <w:color w:val="808080"/>
+            <w:sz w:val="28"/>
+            <w:szCs w:val="28"/>
+          </w:rPr>
+          <w:t xml:space="preserve">caso</w:t>
+        </w:r>
+      </w:ins>
+      <w:r>
+        <w:rPr>
+          <w:rFonts w:ascii="Arial" w:eastAsiaTheme="minorEastAsia" w:hAnsi="Arial" w:cs="Arial"/>
+          <w:color w:val="000000" w:themeColor="text1"/>
+          <w:sz w:val="28"/>
+          <w:szCs w:val="28"/>
+        </w:rPr>
+        <w:t xml:space="preserve"> </w:t>
+      </w:r>
+      <w:del w:id="1423" w:author="Assessor GDSXSR" w:date="2026-10-30T19:47:11Z">
+        <w:r>
+          <w:rPr>
+            <w:rFonts w:ascii="Arial" w:eastAsiaTheme="minorEastAsia" w:hAnsi="Arial" w:cs="Arial"/>
+            <w:color w:val="000000" w:themeColor="text1"/>
+            <w:sz w:val="28"/>
+            <w:szCs w:val="28"/>
+          </w:rPr>
+          <w:delText xml:space="preserve">que</w:delText>
+        </w:r>
+      </w:del>
+      <w:ins w:id="1424" w:author="Assessor GDSXSR" w:date="2026-10-30T19:47:11Z">
+        <w:r>
+          <w:rPr>
+            <w:rFonts w:ascii="Arial" w:eastAsiaTheme="minorEastAsia" w:hAnsi="Arial" w:cs="Arial"/>
+            <w:color w:val="808080"/>
+            <w:sz w:val="28"/>
+            <w:szCs w:val="28"/>
+          </w:rPr>
+          <w:t xml:space="preserve">(ID</w:t>
+        </w:r>
+      </w:ins>
+      <w:r>
+        <w:rPr>
+          <w:rFonts w:ascii="Arial" w:eastAsiaTheme="minorEastAsia" w:hAnsi="Arial" w:cs="Arial"/>
+          <w:color w:val="000000" w:themeColor="text1"/>
+          <w:sz w:val="28"/>
+          <w:szCs w:val="28"/>
+        </w:rPr>
+        <w:t xml:space="preserve"> </w:t>
+      </w:r>
+      <w:del w:id="1425" w:author="Assessor GDSXSR" w:date="2026-10-30T19:47:11Z">
+        <w:r>
+          <w:rPr>
+            <w:rFonts w:ascii="Arial" w:eastAsiaTheme="minorEastAsia" w:hAnsi="Arial" w:cs="Arial"/>
+            <w:color w:val="000000" w:themeColor="text1"/>
+            <w:sz w:val="28"/>
+            <w:szCs w:val="28"/>
+          </w:rPr>
+          <w:delText xml:space="preserve">o próprio documento apresentado para esse fim foi considerado ilegível e incapaz de comprovar a entrega</w:delText>
+        </w:r>
+      </w:del>
+      <w:ins w:id="1426" w:author="Assessor GDSXSR" w:date="2026-10-30T19:47:11Z">
+        <w:r>
+          <w:rPr>
+            <w:rFonts w:ascii="Arial" w:eastAsiaTheme="minorEastAsia" w:hAnsi="Arial" w:cs="Arial"/>
+            <w:color w:val="808080"/>
+            <w:sz w:val="28"/>
+            <w:szCs w:val="28"/>
+          </w:rPr>
+          <w:t xml:space="preserve">89108696)</w:t>
+        </w:r>
+      </w:ins>
+      <w:r>
+        <w:rPr>
+          <w:rFonts w:ascii="Arial" w:eastAsiaTheme="minorEastAsia" w:hAnsi="Arial" w:cs="Arial"/>
+          <w:color w:val="000000" w:themeColor="text1"/>
+          <w:sz w:val="28"/>
+          <w:szCs w:val="28"/>
+        </w:rPr>
         <w:t xml:space="preserve">.</w:t>
+      </w:r>
+      <w:commentRangeEnd w:id="21"/>
+      <w:r>
+        <w:rPr>
+          <w:rStyle w:val="CommentReference"/>
+        </w:rPr>
+        <w:commentReference w:id="21"/>
       </w:r>
     </w:p>
     <w:p>
@@ -8124,7 +10518,7 @@
         <w:ind w:firstLine="2268"/>
         <w:jc w:val="both"/>
         <w:rPr>
-          <w:rFonts w:ascii="Arial" w:eastAsiaTheme="minorEastAsia" w:hAnsi="Arial" w:cs="Arial"/>
+          <w:rFonts w:ascii="Arial" w:eastAsia="Arial" w:hAnsi="Arial" w:cs="Arial"/>
           <w:color w:val="000000" w:themeColor="text1"/>
           <w:sz w:val="28"/>
           <w:szCs w:val="28"/>
@@ -8137,702 +10531,84 @@
         <w:ind w:firstLine="2268"/>
         <w:jc w:val="both"/>
         <w:rPr>
-          <w:rFonts w:ascii="Arial" w:hAnsi="Arial" w:cs="Arial"/>
-        </w:rPr>
-      </w:pPr>
-      <w:commentRangeStart w:id="19"/>
-      <w:del w:id="1260" w:author="Assessor GDSXSR" w:date="2026-10-29T21:16:42Z">
-        <w:r>
-          <w:rPr>
-            <w:rFonts w:ascii="Arial" w:eastAsiaTheme="minorEastAsia" w:hAnsi="Arial" w:cs="Arial"/>
+          <w:rFonts w:ascii="Arial" w:eastAsia="Arial" w:hAnsi="Arial" w:cs="Arial"/>
+          <w:color w:val="000000" w:themeColor="text1"/>
+          <w:sz w:val="28"/>
+          <w:szCs w:val="28"/>
+        </w:rPr>
+      </w:pPr>
+      <w:commentRangeStart w:id="22"/>
+      <w:r>
+        <w:rPr>
+          <w:rFonts w:ascii="Arial" w:eastAsia="Arial" w:hAnsi="Arial" w:cs="Arial"/>
+          <w:color w:val="000000" w:themeColor="text1"/>
+          <w:sz w:val="28"/>
+          <w:szCs w:val="28"/>
+        </w:rPr>
+        <w:t xml:space="preserve">Nesse sentido</w:t>
+      </w:r>
+      <w:del w:id="1427" w:author="Assessor GDSXSR" w:date="2026-10-30T19:47:11Z">
+        <w:r>
+          <w:rPr>
+            <w:rFonts w:ascii="Arial" w:eastAsia="Arial" w:hAnsi="Arial" w:cs="Arial"/>
             <w:color w:val="000000" w:themeColor="text1"/>
             <w:sz w:val="28"/>
             <w:szCs w:val="28"/>
           </w:rPr>
-          <w:delText xml:space="preserve">Quanto</w:delText>
-        </w:r>
-      </w:del>
-      <w:ins w:id="1261" w:author="Assessor GDSXSR" w:date="2026-10-29T21:16:42Z">
-        <w:r>
-          <w:rPr>
-            <w:rFonts w:ascii="Arial" w:eastAsiaTheme="minorEastAsia" w:hAnsi="Arial" w:cs="Arial"/>
-            <w:color w:val="808080"/>
-            <w:sz w:val="28"/>
-            <w:szCs w:val="28"/>
-          </w:rPr>
-          <w:t xml:space="preserve">No</w:t>
-        </w:r>
-      </w:ins>
-      <w:r>
-        <w:rPr>
-          <w:rFonts w:ascii="Arial" w:eastAsiaTheme="minorEastAsia" w:hAnsi="Arial" w:cs="Arial"/>
+          <w:delText xml:space="preserve">, </w:delText>
+        </w:r>
+        <w:r>
+          <w:rPr>
+            <w:rFonts w:ascii="Arial" w:eastAsia="Arial" w:hAnsi="Arial" w:cs="Arial"/>
+            <w:color w:val="000000" w:themeColor="text1"/>
+            <w:sz w:val="28"/>
+            <w:szCs w:val="28"/>
+          </w:rPr>
+          <w:delText xml:space="preserve">colaciona</w:delText>
+        </w:r>
+        <w:r>
+          <w:rPr>
+            <w:rFonts w:ascii="Arial" w:eastAsia="Arial" w:hAnsi="Arial" w:cs="Arial"/>
+            <w:color w:val="000000" w:themeColor="text1"/>
+            <w:sz w:val="28"/>
+            <w:szCs w:val="28"/>
+          </w:rPr>
+          <w:delText xml:space="preserve">-se a</w:delText>
+        </w:r>
+        <w:r>
+          <w:rPr>
+            <w:rFonts w:ascii="Arial" w:eastAsia="Arial" w:hAnsi="Arial" w:cs="Arial"/>
+            <w:color w:val="000000" w:themeColor="text1"/>
+            <w:sz w:val="28"/>
+            <w:szCs w:val="28"/>
+          </w:rPr>
+          <w:delText xml:space="preserve"> jurisprudência</w:delText>
+        </w:r>
+        <w:r>
+          <w:rPr>
+            <w:rFonts w:ascii="Arial" w:eastAsia="Arial" w:hAnsi="Arial" w:cs="Arial"/>
+            <w:color w:val="000000" w:themeColor="text1"/>
+            <w:sz w:val="28"/>
+            <w:szCs w:val="28"/>
+          </w:rPr>
+          <w:delText xml:space="preserve"> desta egrégia Corte de Justiça</w:delText>
+        </w:r>
+      </w:del>
+      <w:r>
+        <w:rPr>
+          <w:rFonts w:ascii="Arial" w:eastAsia="Arial" w:hAnsi="Arial" w:cs="Arial"/>
           <w:color w:val="000000" w:themeColor="text1"/>
           <w:sz w:val="28"/>
           <w:szCs w:val="28"/>
         </w:rPr>
-        <w:t xml:space="preserve"> </w:t>
-      </w:r>
-      <w:del w:id="1262" w:author="Assessor GDSXSR" w:date="2026-10-29T21:16:42Z">
-        <w:r>
-          <w:rPr>
-            <w:rFonts w:ascii="Arial" w:eastAsiaTheme="minorEastAsia" w:hAnsi="Arial" w:cs="Arial"/>
-            <w:color w:val="000000" w:themeColor="text1"/>
-            <w:sz w:val="28"/>
-            <w:szCs w:val="28"/>
-          </w:rPr>
-          <w:delText xml:space="preserve">ao</w:delText>
-        </w:r>
-      </w:del>
-      <w:ins w:id="1263" w:author="Assessor GDSXSR" w:date="2026-10-29T21:16:42Z">
-        <w:r>
-          <w:rPr>
-            <w:rFonts w:ascii="Arial" w:eastAsiaTheme="minorEastAsia" w:hAnsi="Arial" w:cs="Arial"/>
-            <w:color w:val="808080"/>
-            <w:sz w:val="28"/>
-            <w:szCs w:val="28"/>
-          </w:rPr>
-          <w:t xml:space="preserve">mais, o</w:t>
-        </w:r>
-      </w:ins>
-      <w:r>
-        <w:rPr>
-          <w:rFonts w:ascii="Arial" w:eastAsiaTheme="minorEastAsia" w:hAnsi="Arial" w:cs="Arial"/>
-          <w:color w:val="000000" w:themeColor="text1"/>
-          <w:sz w:val="28"/>
-          <w:szCs w:val="28"/>
-        </w:rPr>
-        <w:t xml:space="preserve"> precedente do </w:t>
-      </w:r>
-      <w:del w:id="1264" w:author="Assessor GDSXSR" w:date="2026-10-29T21:16:42Z">
-        <w:r>
-          <w:rPr>
-            <w:rFonts w:ascii="Arial" w:eastAsiaTheme="minorEastAsia" w:hAnsi="Arial" w:cs="Arial"/>
-            <w:color w:val="000000" w:themeColor="text1"/>
-            <w:sz w:val="28"/>
-            <w:szCs w:val="28"/>
-          </w:rPr>
-          <w:delText xml:space="preserve">Superior</w:delText>
-        </w:r>
-      </w:del>
-      <w:ins w:id="1265" w:author="Assessor GDSXSR" w:date="2026-10-29T21:16:42Z">
-        <w:r>
-          <w:rPr>
-            <w:rFonts w:ascii="Arial" w:eastAsiaTheme="minorEastAsia" w:hAnsi="Arial" w:cs="Arial"/>
-            <w:color w:val="808080"/>
-            <w:sz w:val="28"/>
-            <w:szCs w:val="28"/>
-          </w:rPr>
-          <w:t xml:space="preserve">c.</w:t>
-        </w:r>
-      </w:ins>
-      <w:r>
-        <w:rPr>
-          <w:rFonts w:ascii="Arial" w:eastAsiaTheme="minorEastAsia" w:hAnsi="Arial" w:cs="Arial"/>
-          <w:color w:val="000000" w:themeColor="text1"/>
-          <w:sz w:val="28"/>
-          <w:szCs w:val="28"/>
-        </w:rPr>
-        <w:t xml:space="preserve"> </w:t>
-      </w:r>
-      <w:del w:id="1266" w:author="Assessor GDSXSR" w:date="2026-10-29T21:16:42Z">
-        <w:r>
-          <w:rPr>
-            <w:rFonts w:ascii="Arial" w:eastAsiaTheme="minorEastAsia" w:hAnsi="Arial" w:cs="Arial"/>
-            <w:color w:val="000000" w:themeColor="text1"/>
-            <w:sz w:val="28"/>
-            <w:szCs w:val="28"/>
-          </w:rPr>
-          <w:delText xml:space="preserve">Tribunal de Justiça</w:delText>
-        </w:r>
-      </w:del>
-      <w:ins w:id="1267" w:author="Assessor GDSXSR" w:date="2026-10-29T21:16:42Z">
-        <w:r>
-          <w:rPr>
-            <w:rFonts w:ascii="Arial" w:eastAsiaTheme="minorEastAsia" w:hAnsi="Arial" w:cs="Arial"/>
-            <w:color w:val="808080"/>
-            <w:sz w:val="28"/>
-            <w:szCs w:val="28"/>
-          </w:rPr>
-          <w:t xml:space="preserve">STJ</w:t>
-        </w:r>
-      </w:ins>
-      <w:r>
-        <w:rPr>
-          <w:rFonts w:ascii="Arial" w:eastAsiaTheme="minorEastAsia" w:hAnsi="Arial" w:cs="Arial"/>
-          <w:color w:val="000000" w:themeColor="text1"/>
-          <w:sz w:val="28"/>
-          <w:szCs w:val="28"/>
-        </w:rPr>
-        <w:t xml:space="preserve"> invocado pela apelante</w:t>
-      </w:r>
-      <w:ins w:id="1268" w:author="Assessor GDSXSR" w:date="2026-10-29T21:16:42Z">
-        <w:r>
-          <w:rPr>
-            <w:rFonts w:ascii="Arial" w:eastAsiaTheme="minorEastAsia" w:hAnsi="Arial" w:cs="Arial"/>
-            <w:color w:val="808080"/>
-            <w:sz w:val="28"/>
-            <w:szCs w:val="28"/>
-          </w:rPr>
-          <w:t xml:space="preserve"> não a socorre</w:t>
-        </w:r>
-      </w:ins>
-      <w:r>
-        <w:rPr>
-          <w:rFonts w:ascii="Arial" w:eastAsiaTheme="minorEastAsia" w:hAnsi="Arial" w:cs="Arial"/>
-          <w:color w:val="000000" w:themeColor="text1"/>
-          <w:sz w:val="28"/>
-          <w:szCs w:val="28"/>
-        </w:rPr>
-        <w:t xml:space="preserve">, </w:t>
-      </w:r>
-      <w:del w:id="1269" w:author="Assessor GDSXSR" w:date="2026-10-29T21:16:42Z">
-        <w:r>
-          <w:rPr>
-            <w:rFonts w:ascii="Arial" w:eastAsiaTheme="minorEastAsia" w:hAnsi="Arial" w:cs="Arial"/>
-            <w:color w:val="000000" w:themeColor="text1"/>
-            <w:sz w:val="28"/>
-            <w:szCs w:val="28"/>
-          </w:rPr>
-          <w:delText xml:space="preserve">verific</w:delText>
-        </w:r>
-        <w:r>
-          <w:rPr>
-            <w:rFonts w:ascii="Arial" w:eastAsiaTheme="minorEastAsia" w:hAnsi="Arial" w:cs="Arial"/>
-            <w:color w:val="000000" w:themeColor="text1"/>
-            <w:sz w:val="28"/>
-            <w:szCs w:val="28"/>
-          </w:rPr>
-          <w:delText xml:space="preserve">o</w:delText>
-        </w:r>
-      </w:del>
-      <w:ins w:id="1270" w:author="Assessor GDSXSR" w:date="2026-10-29T21:16:42Z">
-        <w:r>
-          <w:rPr>
-            <w:rFonts w:ascii="Arial" w:eastAsiaTheme="minorEastAsia" w:hAnsi="Arial" w:cs="Arial"/>
-            <w:color w:val="808080"/>
-            <w:sz w:val="28"/>
-            <w:szCs w:val="28"/>
-          </w:rPr>
-          <w:t xml:space="preserve">pois tratou de hipótese em</w:t>
-        </w:r>
-      </w:ins>
-      <w:r>
-        <w:rPr>
-          <w:rFonts w:ascii="Arial" w:eastAsiaTheme="minorEastAsia" w:hAnsi="Arial" w:cs="Arial"/>
-          <w:color w:val="000000" w:themeColor="text1"/>
-          <w:sz w:val="28"/>
-          <w:szCs w:val="28"/>
-        </w:rPr>
-        <w:t xml:space="preserve"> que </w:t>
-      </w:r>
-      <w:del w:id="1271" w:author="Assessor GDSXSR" w:date="2026-10-29T21:16:42Z">
-        <w:r>
-          <w:rPr>
-            <w:rFonts w:ascii="Arial" w:eastAsiaTheme="minorEastAsia" w:hAnsi="Arial" w:cs="Arial"/>
-            <w:color w:val="000000" w:themeColor="text1"/>
-            <w:sz w:val="28"/>
-            <w:szCs w:val="28"/>
-          </w:rPr>
-          <w:delText xml:space="preserve">a hipótese nele examinada não se confunde com a dos presentes autos. Naquele caso, a conclusão acerca da suficiência da prova escrita decorreu da existência de</w:delText>
-        </w:r>
-      </w:del>
-      <w:ins w:id="1272" w:author="Assessor GDSXSR" w:date="2026-10-29T21:16:42Z">
-        <w:r>
-          <w:rPr>
-            <w:rFonts w:ascii="Arial" w:eastAsiaTheme="minorEastAsia" w:hAnsi="Arial" w:cs="Arial"/>
-            <w:color w:val="808080"/>
-            <w:sz w:val="28"/>
-            <w:szCs w:val="28"/>
-          </w:rPr>
-          <w:t xml:space="preserve">havia</w:t>
-        </w:r>
-      </w:ins>
-      <w:r>
-        <w:rPr>
-          <w:rFonts w:ascii="Arial" w:eastAsiaTheme="minorEastAsia" w:hAnsi="Arial" w:cs="Arial"/>
-          <w:color w:val="000000" w:themeColor="text1"/>
-          <w:sz w:val="28"/>
-          <w:szCs w:val="28"/>
-        </w:rPr>
-        <w:t xml:space="preserve"> comprovante de entrega apto</w:t>
-      </w:r>
-      <w:del w:id="1273" w:author="Assessor GDSXSR" w:date="2026-10-29T21:16:42Z">
-        <w:r>
-          <w:rPr>
-            <w:rFonts w:ascii="Arial" w:eastAsiaTheme="minorEastAsia" w:hAnsi="Arial" w:cs="Arial"/>
-            <w:color w:val="000000" w:themeColor="text1"/>
-            <w:sz w:val="28"/>
-            <w:szCs w:val="28"/>
-          </w:rPr>
-          <w:delText xml:space="preserve"> a demonstrar</w:delText>
-        </w:r>
-      </w:del>
-      <w:ins w:id="1274" w:author="Assessor GDSXSR" w:date="2026-10-29T21:16:42Z">
-        <w:r>
-          <w:rPr>
-            <w:rFonts w:ascii="Arial" w:eastAsiaTheme="minorEastAsia" w:hAnsi="Arial" w:cs="Arial"/>
-            <w:color w:val="808080"/>
-            <w:sz w:val="28"/>
-            <w:szCs w:val="28"/>
-          </w:rPr>
-          <w:t xml:space="preserve">,</w:t>
-        </w:r>
-      </w:ins>
-      <w:r>
-        <w:rPr>
-          <w:rFonts w:ascii="Arial" w:eastAsiaTheme="minorEastAsia" w:hAnsi="Arial" w:cs="Arial"/>
-          <w:color w:val="000000" w:themeColor="text1"/>
-          <w:sz w:val="28"/>
-          <w:szCs w:val="28"/>
-        </w:rPr>
-        <w:t xml:space="preserve"> o </w:t>
-      </w:r>
-      <w:del w:id="1275" w:author="Assessor GDSXSR" w:date="2026-10-29T21:16:42Z">
-        <w:r>
-          <w:rPr>
-            <w:rFonts w:ascii="Arial" w:eastAsiaTheme="minorEastAsia" w:hAnsi="Arial" w:cs="Arial"/>
-            <w:color w:val="000000" w:themeColor="text1"/>
-            <w:sz w:val="28"/>
-            <w:szCs w:val="28"/>
-          </w:rPr>
-          <w:delText xml:space="preserve">recebimento das mercadorias, circunstância</w:delText>
-        </w:r>
-      </w:del>
-      <w:ins w:id="1276" w:author="Assessor GDSXSR" w:date="2026-10-29T21:16:42Z">
-        <w:r>
-          <w:rPr>
-            <w:rFonts w:ascii="Arial" w:eastAsiaTheme="minorEastAsia" w:hAnsi="Arial" w:cs="Arial"/>
-            <w:color w:val="808080"/>
-            <w:sz w:val="28"/>
-            <w:szCs w:val="28"/>
-          </w:rPr>
-          <w:t xml:space="preserve">que</w:t>
-        </w:r>
-      </w:ins>
-      <w:r>
-        <w:rPr>
-          <w:rFonts w:ascii="Arial" w:eastAsiaTheme="minorEastAsia" w:hAnsi="Arial" w:cs="Arial"/>
-          <w:color w:val="000000" w:themeColor="text1"/>
-          <w:sz w:val="28"/>
-          <w:szCs w:val="28"/>
-        </w:rPr>
-        <w:t xml:space="preserve"> não </w:t>
-      </w:r>
-      <w:del w:id="1277" w:author="Assessor GDSXSR" w:date="2026-10-29T21:16:42Z">
-        <w:r>
-          <w:rPr>
-            <w:rFonts w:ascii="Arial" w:eastAsiaTheme="minorEastAsia" w:hAnsi="Arial" w:cs="Arial"/>
-            <w:color w:val="000000" w:themeColor="text1"/>
-            <w:sz w:val="28"/>
-            <w:szCs w:val="28"/>
-          </w:rPr>
-          <w:delText xml:space="preserve">verificada</w:delText>
-        </w:r>
-      </w:del>
-      <w:ins w:id="1278" w:author="Assessor GDSXSR" w:date="2026-10-29T21:16:42Z">
-        <w:r>
-          <w:rPr>
-            <w:rFonts w:ascii="Arial" w:eastAsiaTheme="minorEastAsia" w:hAnsi="Arial" w:cs="Arial"/>
-            <w:color w:val="808080"/>
-            <w:sz w:val="28"/>
-            <w:szCs w:val="28"/>
-          </w:rPr>
-          <w:t xml:space="preserve">se</w:t>
-        </w:r>
-      </w:ins>
-      <w:r>
-        <w:rPr>
-          <w:rFonts w:ascii="Arial" w:eastAsiaTheme="minorEastAsia" w:hAnsi="Arial" w:cs="Arial"/>
-          <w:color w:val="000000" w:themeColor="text1"/>
-          <w:sz w:val="28"/>
-          <w:szCs w:val="28"/>
-        </w:rPr>
-        <w:t xml:space="preserve"> </w:t>
-      </w:r>
-      <w:del w:id="1279" w:author="Assessor GDSXSR" w:date="2026-10-29T21:16:42Z">
-        <w:r>
-          <w:rPr>
-            <w:rFonts w:ascii="Arial" w:eastAsiaTheme="minorEastAsia" w:hAnsi="Arial" w:cs="Arial"/>
-            <w:color w:val="000000" w:themeColor="text1"/>
-            <w:sz w:val="28"/>
-            <w:szCs w:val="28"/>
-          </w:rPr>
-          <w:delText xml:space="preserve">na</w:delText>
-        </w:r>
-      </w:del>
-      <w:ins w:id="1280" w:author="Assessor GDSXSR" w:date="2026-10-29T21:16:42Z">
-        <w:r>
-          <w:rPr>
-            <w:rFonts w:ascii="Arial" w:eastAsiaTheme="minorEastAsia" w:hAnsi="Arial" w:cs="Arial"/>
-            <w:color w:val="808080"/>
-            <w:sz w:val="28"/>
-            <w:szCs w:val="28"/>
-          </w:rPr>
-          <w:t xml:space="preserve">verifica</w:t>
-        </w:r>
-      </w:ins>
-      <w:r>
-        <w:rPr>
-          <w:rFonts w:ascii="Arial" w:eastAsiaTheme="minorEastAsia" w:hAnsi="Arial" w:cs="Arial"/>
-          <w:color w:val="000000" w:themeColor="text1"/>
-          <w:sz w:val="28"/>
-          <w:szCs w:val="28"/>
-        </w:rPr>
-        <w:t xml:space="preserve"> </w:t>
-      </w:r>
-      <w:del w:id="1281" w:author="Assessor GDSXSR" w:date="2026-10-29T21:16:42Z">
-        <w:r>
-          <w:rPr>
-            <w:rFonts w:ascii="Arial" w:eastAsiaTheme="minorEastAsia" w:hAnsi="Arial" w:cs="Arial"/>
-            <w:color w:val="000000" w:themeColor="text1"/>
-            <w:sz w:val="28"/>
-            <w:szCs w:val="28"/>
-          </w:rPr>
-          <w:delText xml:space="preserve">espécie</w:delText>
-        </w:r>
-      </w:del>
-      <w:ins w:id="1282" w:author="Assessor GDSXSR" w:date="2026-10-29T21:16:42Z">
-        <w:r>
-          <w:rPr>
-            <w:rFonts w:ascii="Arial" w:eastAsiaTheme="minorEastAsia" w:hAnsi="Arial" w:cs="Arial"/>
-            <w:color w:val="808080"/>
-            <w:sz w:val="28"/>
-            <w:szCs w:val="28"/>
-          </w:rPr>
-          <w:t xml:space="preserve">no caso</w:t>
-        </w:r>
-      </w:ins>
-      <w:r>
-        <w:rPr>
-          <w:rFonts w:ascii="Arial" w:eastAsiaTheme="minorEastAsia" w:hAnsi="Arial" w:cs="Arial"/>
-          <w:color w:val="000000" w:themeColor="text1"/>
-          <w:sz w:val="28"/>
-          <w:szCs w:val="28"/>
-        </w:rPr>
-        <w:t xml:space="preserve">, em que o </w:t>
-      </w:r>
-      <w:del w:id="1283" w:author="Assessor GDSXSR" w:date="2026-10-29T21:16:42Z">
-        <w:r>
-          <w:rPr>
-            <w:rFonts w:ascii="Arial" w:eastAsiaTheme="minorEastAsia" w:hAnsi="Arial" w:cs="Arial"/>
-            <w:color w:val="000000" w:themeColor="text1"/>
-            <w:sz w:val="28"/>
-            <w:szCs w:val="28"/>
-          </w:rPr>
-          <w:delText xml:space="preserve">próprio</w:delText>
-        </w:r>
-      </w:del>
-      <w:ins w:id="1284" w:author="Assessor GDSXSR" w:date="2026-10-29T21:16:42Z">
-        <w:r>
-          <w:rPr>
-            <w:rFonts w:ascii="Arial" w:eastAsiaTheme="minorEastAsia" w:hAnsi="Arial" w:cs="Arial"/>
-            <w:color w:val="808080"/>
-            <w:sz w:val="28"/>
-            <w:szCs w:val="28"/>
-          </w:rPr>
-          <w:t xml:space="preserve">comprovante</w:t>
-        </w:r>
-      </w:ins>
-      <w:r>
-        <w:rPr>
-          <w:rFonts w:ascii="Arial" w:eastAsiaTheme="minorEastAsia" w:hAnsi="Arial" w:cs="Arial"/>
-          <w:color w:val="000000" w:themeColor="text1"/>
-          <w:sz w:val="28"/>
-          <w:szCs w:val="28"/>
-        </w:rPr>
-        <w:t xml:space="preserve"> </w:t>
-      </w:r>
-      <w:del w:id="1285" w:author="Assessor GDSXSR" w:date="2026-10-29T21:16:42Z">
-        <w:r>
-          <w:rPr>
-            <w:rFonts w:ascii="Arial" w:eastAsiaTheme="minorEastAsia" w:hAnsi="Arial" w:cs="Arial"/>
-            <w:color w:val="000000" w:themeColor="text1"/>
-            <w:sz w:val="28"/>
-            <w:szCs w:val="28"/>
-          </w:rPr>
-          <w:delText xml:space="preserve">documento apresentado para esse fim foi considerado</w:delText>
-        </w:r>
-      </w:del>
-      <w:ins w:id="1286" w:author="Assessor GDSXSR" w:date="2026-10-29T21:16:42Z">
-        <w:r>
-          <w:rPr>
-            <w:rFonts w:ascii="Arial" w:eastAsiaTheme="minorEastAsia" w:hAnsi="Arial" w:cs="Arial"/>
-            <w:color w:val="808080"/>
-            <w:sz w:val="28"/>
-            <w:szCs w:val="28"/>
-          </w:rPr>
-          <w:t xml:space="preserve">é</w:t>
-        </w:r>
-      </w:ins>
-      <w:r>
-        <w:rPr>
-          <w:rFonts w:ascii="Arial" w:eastAsiaTheme="minorEastAsia" w:hAnsi="Arial" w:cs="Arial"/>
-          <w:color w:val="000000" w:themeColor="text1"/>
-          <w:sz w:val="28"/>
-          <w:szCs w:val="28"/>
-        </w:rPr>
-        <w:t xml:space="preserve"> ilegível e </w:t>
-      </w:r>
-      <w:del w:id="1287" w:author="Assessor GDSXSR" w:date="2026-10-29T21:16:42Z">
-        <w:r>
-          <w:rPr>
-            <w:rFonts w:ascii="Arial" w:eastAsiaTheme="minorEastAsia" w:hAnsi="Arial" w:cs="Arial"/>
-            <w:color w:val="000000" w:themeColor="text1"/>
-            <w:sz w:val="28"/>
-            <w:szCs w:val="28"/>
-          </w:rPr>
-          <w:delText xml:space="preserve">incapaz</w:delText>
-        </w:r>
-      </w:del>
-      <w:ins w:id="1288" w:author="Assessor GDSXSR" w:date="2026-10-29T21:16:42Z">
-        <w:r>
-          <w:rPr>
-            <w:rFonts w:ascii="Arial" w:eastAsiaTheme="minorEastAsia" w:hAnsi="Arial" w:cs="Arial"/>
-            <w:color w:val="808080"/>
-            <w:sz w:val="28"/>
-            <w:szCs w:val="28"/>
-          </w:rPr>
-          <w:t xml:space="preserve">rasurado</w:t>
-        </w:r>
-      </w:ins>
-      <w:r>
-        <w:rPr>
-          <w:rFonts w:ascii="Arial" w:eastAsiaTheme="minorEastAsia" w:hAnsi="Arial" w:cs="Arial"/>
-          <w:color w:val="000000" w:themeColor="text1"/>
-          <w:sz w:val="28"/>
-          <w:szCs w:val="28"/>
-        </w:rPr>
-        <w:t xml:space="preserve"> </w:t>
-      </w:r>
-      <w:del w:id="1289" w:author="Assessor GDSXSR" w:date="2026-10-29T21:16:42Z">
-        <w:r>
-          <w:rPr>
-            <w:rFonts w:ascii="Arial" w:eastAsiaTheme="minorEastAsia" w:hAnsi="Arial" w:cs="Arial"/>
-            <w:color w:val="000000" w:themeColor="text1"/>
-            <w:sz w:val="28"/>
-            <w:szCs w:val="28"/>
-          </w:rPr>
-          <w:delText xml:space="preserve">de</w:delText>
-        </w:r>
-      </w:del>
-      <w:ins w:id="1290" w:author="Assessor GDSXSR" w:date="2026-10-29T21:16:42Z">
-        <w:r>
-          <w:rPr>
-            <w:rFonts w:ascii="Arial" w:eastAsiaTheme="minorEastAsia" w:hAnsi="Arial" w:cs="Arial"/>
-            <w:color w:val="808080"/>
-            <w:sz w:val="28"/>
-            <w:szCs w:val="28"/>
-          </w:rPr>
-          <w:t xml:space="preserve">(ID</w:t>
-        </w:r>
-      </w:ins>
-      <w:r>
-        <w:rPr>
-          <w:rFonts w:ascii="Arial" w:eastAsiaTheme="minorEastAsia" w:hAnsi="Arial" w:cs="Arial"/>
-          <w:color w:val="000000" w:themeColor="text1"/>
-          <w:sz w:val="28"/>
-          <w:szCs w:val="28"/>
-        </w:rPr>
-        <w:t xml:space="preserve"> </w:t>
-      </w:r>
-      <w:del w:id="1291" w:author="Assessor GDSXSR" w:date="2026-10-29T21:16:42Z">
-        <w:r>
-          <w:rPr>
-            <w:rFonts w:ascii="Arial" w:eastAsiaTheme="minorEastAsia" w:hAnsi="Arial" w:cs="Arial"/>
-            <w:color w:val="000000" w:themeColor="text1"/>
-            <w:sz w:val="28"/>
-            <w:szCs w:val="28"/>
-          </w:rPr>
-          <w:delText xml:space="preserve">comprovar</w:delText>
-        </w:r>
-      </w:del>
-      <w:ins w:id="1292" w:author="Assessor GDSXSR" w:date="2026-10-29T21:16:42Z">
-        <w:r>
-          <w:rPr>
-            <w:rFonts w:ascii="Arial" w:eastAsiaTheme="minorEastAsia" w:hAnsi="Arial" w:cs="Arial"/>
-            <w:color w:val="808080"/>
-            <w:sz w:val="28"/>
-            <w:szCs w:val="28"/>
-          </w:rPr>
-          <w:t xml:space="preserve">89108684</w:t>
-        </w:r>
-      </w:ins>
-      <w:r>
-        <w:rPr>
-          <w:rFonts w:ascii="Arial" w:eastAsiaTheme="minorEastAsia" w:hAnsi="Arial" w:cs="Arial"/>
-          <w:color w:val="000000" w:themeColor="text1"/>
-          <w:sz w:val="28"/>
-          <w:szCs w:val="28"/>
-        </w:rPr>
-        <w:t xml:space="preserve"> </w:t>
-      </w:r>
-      <w:del w:id="1293" w:author="Assessor GDSXSR" w:date="2026-10-29T21:16:42Z">
-        <w:r>
-          <w:rPr>
-            <w:rFonts w:ascii="Arial" w:eastAsiaTheme="minorEastAsia" w:hAnsi="Arial" w:cs="Arial"/>
-            <w:color w:val="000000" w:themeColor="text1"/>
-            <w:sz w:val="28"/>
-            <w:szCs w:val="28"/>
-          </w:rPr>
-          <w:delText xml:space="preserve">a</w:delText>
-        </w:r>
-      </w:del>
-      <w:ins w:id="1294" w:author="Assessor GDSXSR" w:date="2026-10-29T21:16:42Z">
-        <w:r>
-          <w:rPr>
-            <w:rFonts w:ascii="Arial" w:eastAsiaTheme="minorEastAsia" w:hAnsi="Arial" w:cs="Arial"/>
-            <w:color w:val="808080"/>
-            <w:sz w:val="28"/>
-            <w:szCs w:val="28"/>
-          </w:rPr>
-          <w:t xml:space="preserve">e</w:t>
-        </w:r>
-      </w:ins>
-      <w:r>
-        <w:rPr>
-          <w:rFonts w:ascii="Arial" w:eastAsiaTheme="minorEastAsia" w:hAnsi="Arial" w:cs="Arial"/>
-          <w:color w:val="000000" w:themeColor="text1"/>
-          <w:sz w:val="28"/>
-          <w:szCs w:val="28"/>
-        </w:rPr>
-        <w:t xml:space="preserve"> </w:t>
-      </w:r>
-      <w:del w:id="1295" w:author="Assessor GDSXSR" w:date="2026-10-29T21:16:42Z">
-        <w:r>
-          <w:rPr>
-            <w:rFonts w:ascii="Arial" w:eastAsiaTheme="minorEastAsia" w:hAnsi="Arial" w:cs="Arial"/>
-            <w:color w:val="000000" w:themeColor="text1"/>
-            <w:sz w:val="28"/>
-            <w:szCs w:val="28"/>
-          </w:rPr>
-          <w:delText xml:space="preserve">entrega</w:delText>
-        </w:r>
-      </w:del>
-      <w:ins w:id="1296" w:author="Assessor GDSXSR" w:date="2026-10-29T21:16:42Z">
-        <w:r>
-          <w:rPr>
-            <w:rFonts w:ascii="Arial" w:eastAsiaTheme="minorEastAsia" w:hAnsi="Arial" w:cs="Arial"/>
-            <w:color w:val="808080"/>
-            <w:sz w:val="28"/>
-            <w:szCs w:val="28"/>
-          </w:rPr>
-          <w:t xml:space="preserve">89108696)</w:t>
-        </w:r>
-      </w:ins>
-      <w:r>
-        <w:rPr>
-          <w:rFonts w:ascii="Arial" w:eastAsiaTheme="minorEastAsia" w:hAnsi="Arial" w:cs="Arial"/>
-          <w:color w:val="000000" w:themeColor="text1"/>
-          <w:sz w:val="28"/>
-          <w:szCs w:val="28"/>
-        </w:rPr>
-        <w:t xml:space="preserve">.</w:t>
-      </w:r>
-      <w:commentRangeEnd w:id="19"/>
+        <w:t xml:space="preserve">:</w:t>
+      </w:r>
+      <w:commentRangeEnd w:id="22"/>
       <w:r>
         <w:rPr>
           <w:rStyle w:val="CommentReference"/>
         </w:rPr>
-        <w:commentReference w:id="19"/>
-      </w:r>
-    </w:p>
-    <w:p>
-      <w:pPr>
-        <w:spacing w:after="0" w:line="360" w:lineRule="auto"/>
-        <w:ind w:firstLine="2268"/>
-        <w:jc w:val="both"/>
-        <w:rPr>
-          <w:rFonts w:ascii="Arial" w:eastAsia="Arial" w:hAnsi="Arial" w:cs="Arial"/>
-          <w:color w:val="000000" w:themeColor="text1"/>
-          <w:sz w:val="28"/>
-          <w:szCs w:val="28"/>
-        </w:rPr>
-      </w:pPr>
-    </w:p>
-    <w:p>
-      <w:pPr>
-        <w:spacing w:after="0" w:line="360" w:lineRule="auto"/>
-        <w:ind w:firstLine="2268"/>
-        <w:jc w:val="both"/>
-        <w:rPr>
-          <w:rFonts w:ascii="Arial" w:eastAsia="Arial" w:hAnsi="Arial" w:cs="Arial"/>
-          <w:color w:val="000000" w:themeColor="text1"/>
-          <w:sz w:val="28"/>
-          <w:szCs w:val="28"/>
-        </w:rPr>
-      </w:pPr>
-      <w:commentRangeStart w:id="20"/>
-      <w:r>
-        <w:rPr>
-          <w:rFonts w:ascii="Arial" w:eastAsia="Arial" w:hAnsi="Arial" w:cs="Arial"/>
-          <w:color w:val="000000" w:themeColor="text1"/>
-          <w:sz w:val="28"/>
-          <w:szCs w:val="28"/>
-        </w:rPr>
-        <w:t xml:space="preserve">Nesse sentido</w:t>
-      </w:r>
-      <w:del w:id="1297" w:author="Assessor GDSXSR" w:date="2026-10-29T21:16:42Z">
-        <w:r>
-          <w:rPr>
-            <w:rFonts w:ascii="Arial" w:eastAsia="Arial" w:hAnsi="Arial" w:cs="Arial"/>
-            <w:color w:val="000000" w:themeColor="text1"/>
-            <w:sz w:val="28"/>
-            <w:szCs w:val="28"/>
-          </w:rPr>
-          <w:delText xml:space="preserve">, </w:delText>
-        </w:r>
-        <w:r>
-          <w:rPr>
-            <w:rFonts w:ascii="Arial" w:eastAsia="Arial" w:hAnsi="Arial" w:cs="Arial"/>
-            <w:color w:val="000000" w:themeColor="text1"/>
-            <w:sz w:val="28"/>
-            <w:szCs w:val="28"/>
-          </w:rPr>
-          <w:delText xml:space="preserve">colaciona</w:delText>
-        </w:r>
-        <w:r>
-          <w:rPr>
-            <w:rFonts w:ascii="Arial" w:eastAsia="Arial" w:hAnsi="Arial" w:cs="Arial"/>
-            <w:color w:val="000000" w:themeColor="text1"/>
-            <w:sz w:val="28"/>
-            <w:szCs w:val="28"/>
-          </w:rPr>
-          <w:delText xml:space="preserve">-se a</w:delText>
-        </w:r>
-        <w:r>
-          <w:rPr>
-            <w:rFonts w:ascii="Arial" w:eastAsia="Arial" w:hAnsi="Arial" w:cs="Arial"/>
-            <w:color w:val="000000" w:themeColor="text1"/>
-            <w:sz w:val="28"/>
-            <w:szCs w:val="28"/>
-          </w:rPr>
-          <w:delText xml:space="preserve"> jurisprudência</w:delText>
-        </w:r>
-        <w:r>
-          <w:rPr>
-            <w:rFonts w:ascii="Arial" w:eastAsia="Arial" w:hAnsi="Arial" w:cs="Arial"/>
-            <w:color w:val="000000" w:themeColor="text1"/>
-            <w:sz w:val="28"/>
-            <w:szCs w:val="28"/>
-          </w:rPr>
-          <w:delText xml:space="preserve"> desta egrégia Corte de Justiça</w:delText>
-        </w:r>
-      </w:del>
-      <w:r>
-        <w:rPr>
-          <w:rFonts w:ascii="Arial" w:eastAsia="Arial" w:hAnsi="Arial" w:cs="Arial"/>
-          <w:color w:val="000000" w:themeColor="text1"/>
-          <w:sz w:val="28"/>
-          <w:szCs w:val="28"/>
-        </w:rPr>
-        <w:t xml:space="preserve">:</w:t>
-      </w:r>
-      <w:commentRangeEnd w:id="20"/>
-      <w:r>
-        <w:rPr>
-          <w:rStyle w:val="CommentReference"/>
-        </w:rPr>
-        <w:commentReference w:id="20"/>
+        <w:commentReference w:id="22"/>
       </w:r>
     </w:p>
     <w:p>
@@ -8854,7 +10630,7 @@
           <w:iCs/>
           <w:color w:val="000000" w:themeColor="text1"/>
         </w:rPr>
-        <w:t>“</w:t>
+        <w:t xml:space="preserve">“</w:t>
       </w:r>
       <w:r>
         <w:rPr>
@@ -8887,7 +10663,7 @@
           <w:sz w:val="26"/>
           <w:szCs w:val="26"/>
           <w:u w:val="single"/>
-          <w:rPrChange w:id="1298" w:author="Assessor GDSXSR" w:date="2026-10-29T21:16:42Z">
+          <w:rPrChange w:id="1430" w:author="Assessor GDSXSR" w:date="2026-10-30T19:47:11Z">
             <w:rPr>
               <w:rFonts w:ascii="Arial" w:eastAsia="Arial" w:hAnsi="Arial" w:cs="Arial"/>
               <w:i/>
@@ -8909,16 +10685,21 @@
           <w:sz w:val="26"/>
           <w:szCs w:val="26"/>
         </w:rPr>
-        <w:t xml:space="preserve"> Dentre todas as inconsistências observadas pelo juízo de origem, chama atenção a rasura observada no verso da cártula, onde o banco sacado informa o motivo pelo qual o cheque foi devolvido. Não se pode atestar, com segurança razoável, que as assinaturas apresentadas são fidedignas, o que macula a própria exigibilidade do título. </w:t>
-      </w:r>
-    </w:p>
-    <w:p>
-      <w:pPr>
-        <w:spacing w:after="0" w:line="360" w:lineRule="auto"/>
-        <w:ind w:left="2268"/>
-        <w:jc w:val="both"/>
-      </w:pPr>
-      <w:commentRangeStart w:id="21"/>
+        <w:t xml:space="preserve"> Dentre todas as inconsistências observadas pelo juízo de origem, chama atenção a rasura observada no verso da cártula</w:t>
+      </w:r>
+      <w:del w:id="1431" w:author="Assessor GDSXSR" w:date="2026-10-30T19:47:11Z">
+        <w:r>
+          <w:rPr>
+            <w:rFonts w:ascii="Arial" w:eastAsia="Arial" w:hAnsi="Arial" w:cs="Arial"/>
+            <w:i/>
+            <w:iCs/>
+            <w:color w:val="000000" w:themeColor="text1"/>
+            <w:sz w:val="26"/>
+            <w:szCs w:val="26"/>
+          </w:rPr>
+          <w:delText xml:space="preserve">,</w:delText>
+        </w:r>
+      </w:del>
       <w:r>
         <w:rPr>
           <w:rFonts w:ascii="Arial" w:eastAsia="Arial" w:hAnsi="Arial" w:cs="Arial"/>
@@ -8928,7 +10709,150 @@
           <w:sz w:val="26"/>
           <w:szCs w:val="26"/>
         </w:rPr>
-        <w:t xml:space="preserve">3. Não se trata de vícios irrelevantes, de menor importância, que poderiam ser relevados quando se trata de ação monitória. As rasuras e inconsistências, somadas à própria falta de indicação do beneficiário no anverso do documento, </w:t>
+        <w:t xml:space="preserve"> </w:t>
+      </w:r>
+      <w:del w:id="1432" w:author="Assessor GDSXSR" w:date="2026-10-30T19:47:11Z">
+        <w:r>
+          <w:rPr>
+            <w:rFonts w:ascii="Arial" w:eastAsia="Arial" w:hAnsi="Arial" w:cs="Arial"/>
+            <w:i/>
+            <w:iCs/>
+            <w:color w:val="000000" w:themeColor="text1"/>
+            <w:sz w:val="26"/>
+            <w:szCs w:val="26"/>
+          </w:rPr>
+          <w:delText xml:space="preserve">onde o banco sacado informa o motivo pelo qual o cheque foi devolvido. Não se pode atestar, com segurança razoável, que as assinaturas apresentadas são fidedignas, o que macula a própria exigibilidade do título. </w:delText>
+        </w:r>
+      </w:del>
+      <w:ins w:id="1433" w:author="Assessor GDSXSR" w:date="2026-10-30T19:47:11Z">
+        <w:r>
+          <w:rPr>
+            <w:rFonts w:ascii="Arial" w:eastAsia="Arial" w:hAnsi="Arial" w:cs="Arial"/>
+            <w:i/>
+            <w:iCs/>
+            <w:color w:val="808080"/>
+            <w:sz w:val="26"/>
+            <w:szCs w:val="26"/>
+          </w:rPr>
+          <w:t xml:space="preserve">(…)</w:t>
+        </w:r>
+      </w:ins>
+    </w:p>
+    <w:p>
+      <w:pPr>
+        <w:spacing w:after="0" w:line="360" w:lineRule="auto"/>
+        <w:ind w:left="2268"/>
+        <w:jc w:val="both"/>
+      </w:pPr>
+      <w:commentRangeStart w:id="23"/>
+      <w:r>
+        <w:rPr>
+          <w:rFonts w:ascii="Arial" w:eastAsia="Arial" w:hAnsi="Arial" w:cs="Arial"/>
+          <w:i/>
+          <w:iCs/>
+          <w:color w:val="000000" w:themeColor="text1"/>
+          <w:sz w:val="26"/>
+          <w:szCs w:val="26"/>
+        </w:rPr>
+        <w:t xml:space="preserve">3. </w:t>
+      </w:r>
+      <w:del w:id="1434" w:author="Assessor GDSXSR" w:date="2026-10-30T19:47:11Z">
+        <w:r>
+          <w:rPr>
+            <w:rFonts w:ascii="Arial" w:eastAsia="Arial" w:hAnsi="Arial" w:cs="Arial"/>
+            <w:i/>
+            <w:iCs/>
+            <w:color w:val="000000" w:themeColor="text1"/>
+            <w:sz w:val="26"/>
+            <w:szCs w:val="26"/>
+          </w:rPr>
+          <w:delText xml:space="preserve">Não se trata de vícios irrelevantes, de menor importância, que poderiam ser relevados quando se trata de ação monitória.</w:delText>
+        </w:r>
+      </w:del>
+      <w:ins w:id="1435" w:author="Assessor GDSXSR" w:date="2026-10-30T19:47:11Z">
+        <w:r>
+          <w:rPr>
+            <w:rFonts w:ascii="Arial" w:eastAsia="Arial" w:hAnsi="Arial" w:cs="Arial"/>
+            <w:i/>
+            <w:iCs/>
+            <w:color w:val="808080"/>
+            <w:sz w:val="26"/>
+            <w:szCs w:val="26"/>
+          </w:rPr>
+          <w:t xml:space="preserve">(…)</w:t>
+        </w:r>
+      </w:ins>
+      <w:r>
+        <w:rPr>
+          <w:rFonts w:ascii="Arial" w:eastAsia="Arial" w:hAnsi="Arial" w:cs="Arial"/>
+          <w:i/>
+          <w:iCs/>
+          <w:color w:val="000000" w:themeColor="text1"/>
+          <w:sz w:val="26"/>
+          <w:szCs w:val="26"/>
+        </w:rPr>
+        <w:t xml:space="preserve"> As rasuras e inconsistências</w:t>
+      </w:r>
+      <w:del w:id="1436" w:author="Assessor GDSXSR" w:date="2026-10-30T19:47:11Z">
+        <w:r>
+          <w:rPr>
+            <w:rFonts w:ascii="Arial" w:eastAsia="Arial" w:hAnsi="Arial" w:cs="Arial"/>
+            <w:i/>
+            <w:iCs/>
+            <w:color w:val="000000" w:themeColor="text1"/>
+            <w:sz w:val="26"/>
+            <w:szCs w:val="26"/>
+          </w:rPr>
+          <w:delText xml:space="preserve">,</w:delText>
+        </w:r>
+      </w:del>
+      <w:r>
+        <w:rPr>
+          <w:rFonts w:ascii="Arial" w:eastAsia="Arial" w:hAnsi="Arial" w:cs="Arial"/>
+          <w:i/>
+          <w:iCs/>
+          <w:color w:val="000000" w:themeColor="text1"/>
+          <w:sz w:val="26"/>
+          <w:szCs w:val="26"/>
+        </w:rPr>
+        <w:t xml:space="preserve"> </w:t>
+      </w:r>
+      <w:del w:id="1437" w:author="Assessor GDSXSR" w:date="2026-10-30T19:47:11Z">
+        <w:r>
+          <w:rPr>
+            <w:rFonts w:ascii="Arial" w:eastAsia="Arial" w:hAnsi="Arial" w:cs="Arial"/>
+            <w:i/>
+            <w:iCs/>
+            <w:color w:val="000000" w:themeColor="text1"/>
+            <w:sz w:val="26"/>
+            <w:szCs w:val="26"/>
+          </w:rPr>
+          <w:delText xml:space="preserve">somadas à própria falta de indicação do beneficiário no anverso do documento,</w:delText>
+        </w:r>
+      </w:del>
+      <w:ins w:id="1438" w:author="Assessor GDSXSR" w:date="2026-10-30T19:47:11Z">
+        <w:r>
+          <w:rPr>
+            <w:rFonts w:ascii="Arial" w:eastAsia="Arial" w:hAnsi="Arial" w:cs="Arial"/>
+            <w:i/>
+            <w:iCs/>
+            <w:color w:val="808080"/>
+            <w:sz w:val="26"/>
+            <w:szCs w:val="26"/>
+          </w:rPr>
+          <w:t xml:space="preserve">(…)</w:t>
+        </w:r>
+      </w:ins>
+      <w:r>
+        <w:rPr>
+          <w:rFonts w:ascii="Arial" w:eastAsia="Arial" w:hAnsi="Arial" w:cs="Arial"/>
+          <w:i/>
+          <w:iCs/>
+          <w:color w:val="000000" w:themeColor="text1"/>
+          <w:sz w:val="26"/>
+          <w:szCs w:val="26"/>
+        </w:rPr>
+        <w:t xml:space="preserve"> </w:t>
       </w:r>
       <w:r>
         <w:rPr>
@@ -8939,7 +10863,7 @@
           <w:sz w:val="26"/>
           <w:szCs w:val="26"/>
           <w:u w:val="single"/>
-          <w:rPrChange w:id="1300" w:author="Assessor GDSXSR" w:date="2026-10-29T21:16:42Z">
+          <w:rPrChange w:id="1439" w:author="Assessor GDSXSR" w:date="2026-10-30T19:47:11Z">
             <w:rPr>
               <w:rFonts w:ascii="Arial" w:eastAsia="Arial" w:hAnsi="Arial" w:cs="Arial"/>
               <w:i/>
@@ -8963,7 +10887,7 @@
         </w:rPr>
         <w:t xml:space="preserve">, já que o cheque apresentado não pode ser considerado, na hipótese, como “prova escrita” conforme exige o art. 700, do CPC.</w:t>
       </w:r>
-      <w:ins w:id="1301" w:author="Assessor GDSXSR" w:date="2026-10-29T21:16:42Z">
+      <w:ins w:id="1440" w:author="Assessor GDSXSR" w:date="2026-10-30T19:47:11Z">
         <w:r>
           <w:rPr>
             <w:rFonts w:ascii="Arial" w:eastAsia="Arial" w:hAnsi="Arial" w:cs="Arial"/>
@@ -8987,7 +10911,7 @@
         </w:rPr>
         <w:t xml:space="preserve"> </w:t>
       </w:r>
-      <w:ins w:id="1302" w:author="Assessor GDSXSR" w:date="2026-10-29T21:16:42Z">
+      <w:ins w:id="1441" w:author="Assessor GDSXSR" w:date="2026-10-30T19:47:11Z">
         <w:r>
           <w:rPr>
             <w:rFonts w:ascii="Arial" w:eastAsia="Arial" w:hAnsi="Arial" w:cs="Arial"/>
@@ -9000,12 +10924,12 @@
           <w:t xml:space="preserve">(Acórdão 1906820, 0719802-59.2023.8.07.0003, Relator(a): LEONARDO ROSCOE BESSA, 6ª TURMA CÍVEL, data de julgamento: 14/08/2024, publicado no DJe: 27/08/2024.) – Grifei</w:t>
         </w:r>
       </w:ins>
-      <w:commentRangeEnd w:id="21"/>
+      <w:commentRangeEnd w:id="23"/>
       <w:r>
         <w:rPr>
           <w:rStyle w:val="CommentReference"/>
         </w:rPr>
-        <w:commentReference w:id="21"/>
+        <w:commentReference w:id="23"/>
       </w:r>
     </w:p>
     <w:p>
@@ -9014,10 +10938,10 @@
         <w:ind w:left="2268"/>
         <w:jc w:val="both"/>
         <w:rPr>
-          <w:del w:id="1306" w:author="Assessor GDSXSR" w:date="2026-10-29T21:16:42Z"/>
-        </w:rPr>
-      </w:pPr>
-      <w:del w:id="1303" w:author="Assessor GDSXSR" w:date="2026-10-29T21:16:42Z">
+          <w:del w:id="1445" w:author="Assessor GDSXSR" w:date="2026-10-30T19:47:11Z"/>
+        </w:rPr>
+      </w:pPr>
+      <w:del w:id="1442" w:author="Assessor GDSXSR" w:date="2026-10-30T19:47:11Z">
         <w:r>
           <w:rPr>
             <w:rFonts w:ascii="Arial" w:eastAsia="Arial" w:hAnsi="Arial" w:cs="Arial"/>
@@ -9030,7 +10954,7 @@
           <w:delText>4. Recurso conhecido e não provido</w:delText>
         </w:r>
       </w:del>
-      <w:del w:id="1304" w:author="Assessor GDSXSR" w:date="2026-10-29T21:16:42Z">
+      <w:del w:id="1443" w:author="Assessor GDSXSR" w:date="2026-10-30T19:47:11Z">
         <w:r>
           <w:rPr>
             <w:rFonts w:ascii="Arial" w:eastAsia="Arial" w:hAnsi="Arial" w:cs="Arial"/>
@@ -9043,7 +10967,7 @@
           <w:delText xml:space="preserve">.” </w:delText>
         </w:r>
       </w:del>
-      <w:del w:id="1305" w:author="Assessor GDSXSR" w:date="2026-10-29T21:16:42Z">
+      <w:del w:id="1444" w:author="Assessor GDSXSR" w:date="2026-10-30T19:47:11Z">
         <w:r>
           <w:rPr>
             <w:rFonts w:ascii="Arial" w:eastAsia="Arial" w:hAnsi="Arial" w:cs="Arial"/>
@@ -9074,6 +10998,7 @@
     </w:p>
     <w:p>
       <w:pPr>
+        <w:keepNext/>
         <w:spacing w:after="0" w:line="360" w:lineRule="auto"/>
         <w:jc w:val="center"/>
         <w:rPr>
@@ -9107,6 +11032,7 @@
     </w:p>
     <w:p>
       <w:pPr>
+        <w:keepNext/>
         <w:spacing w:after="0" w:line="360" w:lineRule="auto"/>
         <w:ind w:firstLine="2268"/>
         <w:jc w:val="both"/>
@@ -9248,8 +11174,8 @@
           <w:highlight w:val="yellow"/>
         </w:rPr>
       </w:pPr>
-      <w:commentRangeStart w:id="22"/>
-      <w:del w:id="1307" w:author="Assessor GDSXSR" w:date="2026-10-29T21:16:42Z">
+      <w:commentRangeStart w:id="24"/>
+      <w:del w:id="1446" w:author="Assessor GDSXSR" w:date="2026-10-30T19:47:11Z">
         <w:r>
           <w:rPr>
             <w:rFonts w:ascii="Arial" w:hAnsi="Arial" w:cs="Arial"/>
@@ -9301,7 +11227,7 @@
           <w:delText xml:space="preserve">/apelante ao pagamento de</w:delText>
         </w:r>
       </w:del>
-      <w:ins w:id="1308" w:author="Assessor GDSXSR" w:date="2026-10-29T21:16:42Z">
+      <w:ins w:id="1447" w:author="Assessor GDSXSR" w:date="2026-10-30T19:47:11Z">
         <w:r>
           <w:rPr>
             <w:rFonts w:ascii="Arial" w:hAnsi="Arial" w:cs="Arial"/>
@@ -9320,49 +11246,295 @@
           <w:sz w:val="28"/>
           <w:szCs w:val="28"/>
         </w:rPr>
-        <w:t xml:space="preserve"> honorários recursais </w:t>
-      </w:r>
-      <w:del w:id="1309" w:author="Assessor GDSXSR" w:date="2026-10-29T21:16:42Z">
+        <w:t xml:space="preserve"> honorários recursais</w:t>
+      </w:r>
+      <w:ins w:id="1448" w:author="Assessor GDSXSR" w:date="2026-10-30T19:47:11Z">
         <w:r>
           <w:rPr>
             <w:rFonts w:ascii="Arial" w:hAnsi="Arial" w:cs="Arial"/>
-            <w:sz w:val="28"/>
-            <w:szCs w:val="28"/>
-          </w:rPr>
-          <w:delText xml:space="preserve">que fixo em 2% do valor </w:delText>
-        </w:r>
+            <w:color w:val="808080"/>
+            <w:sz w:val="28"/>
+            <w:szCs w:val="28"/>
+          </w:rPr>
+          <w:t xml:space="preserve">,</w:t>
+        </w:r>
+      </w:ins>
+      <w:r>
+        <w:rPr>
+          <w:rFonts w:ascii="Arial" w:hAnsi="Arial" w:cs="Arial"/>
+          <w:sz w:val="28"/>
+          <w:szCs w:val="28"/>
+        </w:rPr>
+        <w:t xml:space="preserve"> </w:t>
+      </w:r>
+      <w:del w:id="1449" w:author="Assessor GDSXSR" w:date="2026-10-30T19:47:11Z">
         <w:r>
           <w:rPr>
             <w:rFonts w:ascii="Arial" w:hAnsi="Arial" w:cs="Arial"/>
             <w:sz w:val="28"/>
             <w:szCs w:val="28"/>
           </w:rPr>
-          <w:delText xml:space="preserve">atualizado </w:delText>
-        </w:r>
+          <w:delText xml:space="preserve">que</w:delText>
+        </w:r>
+      </w:del>
+      <w:ins w:id="1450" w:author="Assessor GDSXSR" w:date="2026-10-30T19:47:11Z">
         <w:r>
           <w:rPr>
             <w:rFonts w:ascii="Arial" w:hAnsi="Arial" w:cs="Arial"/>
-            <w:sz w:val="28"/>
-            <w:szCs w:val="28"/>
-          </w:rPr>
-          <w:delText xml:space="preserve">da causa </w:delText>
-        </w:r>
-      </w:del>
+            <w:color w:val="808080"/>
+            <w:sz w:val="28"/>
+            <w:szCs w:val="28"/>
+          </w:rPr>
+          <w:t xml:space="preserve">pois</w:t>
+        </w:r>
+      </w:ins>
       <w:r>
         <w:rPr>
           <w:rFonts w:ascii="Arial" w:hAnsi="Arial" w:cs="Arial"/>
           <w:sz w:val="28"/>
           <w:szCs w:val="28"/>
         </w:rPr>
-        <w:t xml:space="preserve">(CPC</w:t>
-      </w:r>
-      <w:del w:id="1310" w:author="Assessor GDSXSR" w:date="2026-10-29T21:16:42Z">
+        <w:t xml:space="preserve"> </w:t>
+      </w:r>
+      <w:del w:id="1451" w:author="Assessor GDSXSR" w:date="2026-10-30T19:47:11Z">
         <w:r>
           <w:rPr>
             <w:rFonts w:ascii="Arial" w:hAnsi="Arial" w:cs="Arial"/>
             <w:sz w:val="28"/>
             <w:szCs w:val="28"/>
           </w:rPr>
+          <w:delText xml:space="preserve">fixo</w:delText>
+        </w:r>
+      </w:del>
+      <w:ins w:id="1452" w:author="Assessor GDSXSR" w:date="2026-10-30T19:47:11Z">
+        <w:r>
+          <w:rPr>
+            <w:rFonts w:ascii="Arial" w:hAnsi="Arial" w:cs="Arial"/>
+            <w:color w:val="808080"/>
+            <w:sz w:val="28"/>
+            <w:szCs w:val="28"/>
+          </w:rPr>
+          <w:t xml:space="preserve">a</w:t>
+        </w:r>
+      </w:ins>
+      <w:r>
+        <w:rPr>
+          <w:rFonts w:ascii="Arial" w:hAnsi="Arial" w:cs="Arial"/>
+          <w:sz w:val="28"/>
+          <w:szCs w:val="28"/>
+        </w:rPr>
+        <w:t xml:space="preserve"> </w:t>
+      </w:r>
+      <w:del w:id="1453" w:author="Assessor GDSXSR" w:date="2026-10-30T19:47:11Z">
+        <w:r>
+          <w:rPr>
+            <w:rFonts w:ascii="Arial" w:hAnsi="Arial" w:cs="Arial"/>
+            <w:sz w:val="28"/>
+            <w:szCs w:val="28"/>
+          </w:rPr>
+          <w:delText xml:space="preserve">em</w:delText>
+        </w:r>
+      </w:del>
+      <w:ins w:id="1454" w:author="Assessor GDSXSR" w:date="2026-10-30T19:47:11Z">
+        <w:r>
+          <w:rPr>
+            <w:rFonts w:ascii="Arial" w:hAnsi="Arial" w:cs="Arial"/>
+            <w:color w:val="808080"/>
+            <w:sz w:val="28"/>
+            <w:szCs w:val="28"/>
+          </w:rPr>
+          <w:t xml:space="preserve">r.</w:t>
+        </w:r>
+      </w:ins>
+      <w:r>
+        <w:rPr>
+          <w:rFonts w:ascii="Arial" w:hAnsi="Arial" w:cs="Arial"/>
+          <w:sz w:val="28"/>
+          <w:szCs w:val="28"/>
+        </w:rPr>
+        <w:t xml:space="preserve"> </w:t>
+      </w:r>
+      <w:del w:id="1455" w:author="Assessor GDSXSR" w:date="2026-10-30T19:47:11Z">
+        <w:r>
+          <w:rPr>
+            <w:rFonts w:ascii="Arial" w:hAnsi="Arial" w:cs="Arial"/>
+            <w:sz w:val="28"/>
+            <w:szCs w:val="28"/>
+          </w:rPr>
+          <w:delText xml:space="preserve">2%</w:delText>
+        </w:r>
+      </w:del>
+      <w:ins w:id="1456" w:author="Assessor GDSXSR" w:date="2026-10-30T19:47:11Z">
+        <w:r>
+          <w:rPr>
+            <w:rFonts w:ascii="Arial" w:hAnsi="Arial" w:cs="Arial"/>
+            <w:color w:val="808080"/>
+            <w:sz w:val="28"/>
+            <w:szCs w:val="28"/>
+          </w:rPr>
+          <w:t xml:space="preserve">sentença</w:t>
+        </w:r>
+      </w:ins>
+      <w:r>
+        <w:rPr>
+          <w:rFonts w:ascii="Arial" w:hAnsi="Arial" w:cs="Arial"/>
+          <w:sz w:val="28"/>
+          <w:szCs w:val="28"/>
+        </w:rPr>
+        <w:t xml:space="preserve"> </w:t>
+      </w:r>
+      <w:del w:id="1457" w:author="Assessor GDSXSR" w:date="2026-10-30T19:47:11Z">
+        <w:r>
+          <w:rPr>
+            <w:rFonts w:ascii="Arial" w:hAnsi="Arial" w:cs="Arial"/>
+            <w:sz w:val="28"/>
+            <w:szCs w:val="28"/>
+          </w:rPr>
+          <w:delText xml:space="preserve">do</w:delText>
+        </w:r>
+      </w:del>
+      <w:ins w:id="1458" w:author="Assessor GDSXSR" w:date="2026-10-30T19:47:11Z">
+        <w:r>
+          <w:rPr>
+            <w:rFonts w:ascii="Arial" w:hAnsi="Arial" w:cs="Arial"/>
+            <w:color w:val="808080"/>
+            <w:sz w:val="28"/>
+            <w:szCs w:val="28"/>
+          </w:rPr>
+          <w:t xml:space="preserve">não</w:t>
+        </w:r>
+      </w:ins>
+      <w:r>
+        <w:rPr>
+          <w:rFonts w:ascii="Arial" w:hAnsi="Arial" w:cs="Arial"/>
+          <w:sz w:val="28"/>
+          <w:szCs w:val="28"/>
+        </w:rPr>
+        <w:t xml:space="preserve"> </w:t>
+      </w:r>
+      <w:del w:id="1459" w:author="Assessor GDSXSR" w:date="2026-10-30T19:47:11Z">
+        <w:r>
+          <w:rPr>
+            <w:rFonts w:ascii="Arial" w:hAnsi="Arial" w:cs="Arial"/>
+            <w:sz w:val="28"/>
+            <w:szCs w:val="28"/>
+          </w:rPr>
+          <w:delText xml:space="preserve">valor</w:delText>
+        </w:r>
+      </w:del>
+      <w:ins w:id="1460" w:author="Assessor GDSXSR" w:date="2026-10-30T19:47:11Z">
+        <w:r>
+          <w:rPr>
+            <w:rFonts w:ascii="Arial" w:hAnsi="Arial" w:cs="Arial"/>
+            <w:color w:val="808080"/>
+            <w:sz w:val="28"/>
+            <w:szCs w:val="28"/>
+          </w:rPr>
+          <w:t xml:space="preserve">fixou</w:t>
+        </w:r>
+      </w:ins>
+      <w:r>
+        <w:rPr>
+          <w:rFonts w:ascii="Arial" w:hAnsi="Arial" w:cs="Arial"/>
+          <w:sz w:val="28"/>
+          <w:szCs w:val="28"/>
+        </w:rPr>
+        <w:t xml:space="preserve"> </w:t>
+      </w:r>
+      <w:del w:id="1461" w:author="Assessor GDSXSR" w:date="2026-10-30T19:47:11Z">
+        <w:r>
+          <w:rPr>
+            <w:rFonts w:ascii="Arial" w:hAnsi="Arial" w:cs="Arial"/>
+            <w:sz w:val="28"/>
+            <w:szCs w:val="28"/>
+          </w:rPr>
+          <w:delText xml:space="preserve">atualizado</w:delText>
+        </w:r>
+      </w:del>
+      <w:ins w:id="1462" w:author="Assessor GDSXSR" w:date="2026-10-30T19:47:11Z">
+        <w:r>
+          <w:rPr>
+            <w:rFonts w:ascii="Arial" w:hAnsi="Arial" w:cs="Arial"/>
+            <w:color w:val="808080"/>
+            <w:sz w:val="28"/>
+            <w:szCs w:val="28"/>
+          </w:rPr>
+          <w:t xml:space="preserve">honorários</w:t>
+        </w:r>
+      </w:ins>
+      <w:r>
+        <w:rPr>
+          <w:rFonts w:ascii="Arial" w:hAnsi="Arial" w:cs="Arial"/>
+          <w:sz w:val="28"/>
+          <w:szCs w:val="28"/>
+        </w:rPr>
+        <w:t xml:space="preserve"> </w:t>
+      </w:r>
+      <w:del w:id="1463" w:author="Assessor GDSXSR" w:date="2026-10-30T19:47:11Z">
+        <w:r>
+          <w:rPr>
+            <w:rFonts w:ascii="Arial" w:hAnsi="Arial" w:cs="Arial"/>
+            <w:sz w:val="28"/>
+            <w:szCs w:val="28"/>
+          </w:rPr>
+          <w:delText xml:space="preserve">da</w:delText>
+        </w:r>
+      </w:del>
+      <w:ins w:id="1464" w:author="Assessor GDSXSR" w:date="2026-10-30T19:47:11Z">
+        <w:r>
+          <w:rPr>
+            <w:rFonts w:ascii="Arial" w:hAnsi="Arial" w:cs="Arial"/>
+            <w:color w:val="808080"/>
+            <w:sz w:val="28"/>
+            <w:szCs w:val="28"/>
+          </w:rPr>
+          <w:t xml:space="preserve">contra</w:t>
+        </w:r>
+      </w:ins>
+      <w:r>
+        <w:rPr>
+          <w:rFonts w:ascii="Arial" w:hAnsi="Arial" w:cs="Arial"/>
+          <w:sz w:val="28"/>
+          <w:szCs w:val="28"/>
+        </w:rPr>
+        <w:t xml:space="preserve"> </w:t>
+      </w:r>
+      <w:del w:id="1465" w:author="Assessor GDSXSR" w:date="2026-10-30T19:47:11Z">
+        <w:r>
+          <w:rPr>
+            <w:rFonts w:ascii="Arial" w:hAnsi="Arial" w:cs="Arial"/>
+            <w:sz w:val="28"/>
+            <w:szCs w:val="28"/>
+          </w:rPr>
+          <w:delText xml:space="preserve">causa</w:delText>
+        </w:r>
+      </w:del>
+      <w:ins w:id="1466" w:author="Assessor GDSXSR" w:date="2026-10-30T19:47:11Z">
+        <w:r>
+          <w:rPr>
+            <w:rFonts w:ascii="Arial" w:hAnsi="Arial" w:cs="Arial"/>
+            <w:color w:val="808080"/>
+            <w:sz w:val="28"/>
+            <w:szCs w:val="28"/>
+          </w:rPr>
+          <w:t xml:space="preserve">a apelante</w:t>
+        </w:r>
+      </w:ins>
+      <w:r>
+        <w:rPr>
+          <w:rFonts w:ascii="Arial" w:hAnsi="Arial" w:cs="Arial"/>
+          <w:sz w:val="28"/>
+          <w:szCs w:val="28"/>
+        </w:rPr>
+        <w:t xml:space="preserve"> (CPC</w:t>
+      </w:r>
+      <w:del w:id="1467" w:author="Assessor GDSXSR" w:date="2026-10-30T19:47:11Z">
+        <w:r>
+          <w:rPr>
+            <w:rFonts w:ascii="Arial" w:hAnsi="Arial" w:cs="Arial"/>
+            <w:sz w:val="28"/>
+            <w:szCs w:val="28"/>
+          </w:rPr>
           <w:delText xml:space="preserve">/2015</w:delText>
         </w:r>
       </w:del>
@@ -9374,7 +11546,7 @@
         </w:rPr>
         <w:t xml:space="preserve"> 85 § 11)</w:t>
       </w:r>
-      <w:del w:id="1311" w:author="Assessor GDSXSR" w:date="2026-10-29T21:16:42Z">
+      <w:del w:id="1468" w:author="Assessor GDSXSR" w:date="2026-10-30T19:47:11Z">
         <w:r>
           <w:rPr>
             <w:rFonts w:ascii="Arial" w:hAnsi="Arial" w:cs="Arial"/>
@@ -9416,7 +11588,7 @@
         </w:rPr>
         <w:t xml:space="preserve">.</w:t>
       </w:r>
-      <w:del w:id="1312" w:author="Assessor GDSXSR" w:date="2026-10-29T21:16:42Z">
+      <w:del w:id="1469" w:author="Assessor GDSXSR" w:date="2026-10-30T19:47:11Z">
         <w:r>
           <w:rPr>
             <w:rFonts w:ascii="Arial" w:hAnsi="Arial" w:cs="Arial"/>
@@ -9434,12 +11606,12 @@
           <w:delText xml:space="preserve">sentença.</w:delText>
         </w:r>
       </w:del>
-      <w:commentRangeEnd w:id="22"/>
+      <w:commentRangeEnd w:id="24"/>
       <w:r>
         <w:rPr>
           <w:rStyle w:val="CommentReference"/>
         </w:rPr>
-        <w:commentReference w:id="22"/>
+        <w:commentReference w:id="24"/>
       </w:r>
     </w:p>
     <w:p>
@@ -9513,7 +11685,7 @@
           <w:b/>
           <w:bCs/>
           <w:color w:val="00B050"/>
-          <w:rPrChange w:id="1315" w:author="Assessor GDSXSR" w:date="2026-10-29T21:16:42Z">
+          <w:rPrChange w:id="1472" w:author="Assessor GDSXSR" w:date="2026-10-30T19:47:11Z">
             <w:rPr>
               <w:b/>
               <w:bCs/>
@@ -9532,7 +11704,7 @@
         <w:rPr>
           <w:rFonts w:ascii="Calibri" w:eastAsia="Calibri" w:hAnsi="Calibri" w:cs="Calibri"/>
           <w:color w:val="00B050"/>
-          <w:rPrChange w:id="1316" w:author="Assessor GDSXSR" w:date="2026-10-29T21:16:42Z">
+          <w:rPrChange w:id="1473" w:author="Assessor GDSXSR" w:date="2026-10-30T19:47:11Z">
             <w:rPr>
               <w:rFonts w:ascii="Calibri" w:eastAsia="Calibri" w:hAnsi="Calibri" w:cs="Calibri"/>
               <w:color w:val="70AD47" w:themeColor="accent6"/>
@@ -9550,7 +11722,7 @@
         <w:rPr>
           <w:rFonts w:ascii="Calibri" w:eastAsia="Calibri" w:hAnsi="Calibri" w:cs="Calibri"/>
           <w:color w:val="00B050"/>
-          <w:rPrChange w:id="1317" w:author="Assessor GDSXSR" w:date="2026-10-29T21:16:42Z">
+          <w:rPrChange w:id="1474" w:author="Assessor GDSXSR" w:date="2026-10-30T19:47:11Z">
             <w:rPr>
               <w:rFonts w:ascii="Calibri" w:eastAsia="Calibri" w:hAnsi="Calibri" w:cs="Calibri"/>
               <w:color w:val="70AD47" w:themeColor="accent6"/>
@@ -9568,7 +11740,7 @@
         <w:rPr>
           <w:rFonts w:ascii="Calibri" w:eastAsia="Calibri" w:hAnsi="Calibri" w:cs="Calibri"/>
           <w:color w:val="00B050"/>
-          <w:rPrChange w:id="1318" w:author="Assessor GDSXSR" w:date="2026-10-29T21:16:42Z">
+          <w:rPrChange w:id="1475" w:author="Assessor GDSXSR" w:date="2026-10-30T19:47:11Z">
             <w:rPr>
               <w:rFonts w:ascii="Calibri" w:eastAsia="Calibri" w:hAnsi="Calibri" w:cs="Calibri"/>
               <w:color w:val="70AD47" w:themeColor="accent6"/>
@@ -9581,7 +11753,7 @@
         <w:rPr>
           <w:rFonts w:ascii="Calibri" w:eastAsia="Calibri" w:hAnsi="Calibri" w:cs="Calibri"/>
           <w:color w:val="00B050"/>
-          <w:rPrChange w:id="1319" w:author="Assessor GDSXSR" w:date="2026-10-29T21:16:42Z">
+          <w:rPrChange w:id="1476" w:author="Assessor GDSXSR" w:date="2026-10-30T19:47:11Z">
             <w:rPr>
               <w:rFonts w:ascii="Calibri" w:eastAsia="Calibri" w:hAnsi="Calibri" w:cs="Calibri"/>
               <w:color w:val="70AD47" w:themeColor="accent6"/>
@@ -9594,7 +11766,7 @@
         <w:rPr>
           <w:rFonts w:ascii="Calibri" w:eastAsia="Calibri" w:hAnsi="Calibri" w:cs="Calibri"/>
           <w:color w:val="00B050"/>
-          <w:rPrChange w:id="1320" w:author="Assessor GDSXSR" w:date="2026-10-29T21:16:42Z">
+          <w:rPrChange w:id="1477" w:author="Assessor GDSXSR" w:date="2026-10-30T19:47:11Z">
             <w:rPr>
               <w:rFonts w:ascii="Calibri" w:eastAsia="Calibri" w:hAnsi="Calibri" w:cs="Calibri"/>
               <w:color w:val="70AD47" w:themeColor="accent6"/>
@@ -9612,7 +11784,7 @@
         <w:rPr>
           <w:rFonts w:ascii="Calibri" w:eastAsia="Calibri" w:hAnsi="Calibri" w:cs="Calibri"/>
           <w:color w:val="00B050"/>
-          <w:rPrChange w:id="1321" w:author="Assessor GDSXSR" w:date="2026-10-29T21:16:42Z">
+          <w:rPrChange w:id="1478" w:author="Assessor GDSXSR" w:date="2026-10-30T19:47:11Z">
             <w:rPr>
               <w:rFonts w:ascii="Calibri" w:eastAsia="Calibri" w:hAnsi="Calibri" w:cs="Calibri"/>
               <w:color w:val="70AD47" w:themeColor="accent6"/>
@@ -9630,7 +11802,7 @@
         <w:rPr>
           <w:rFonts w:ascii="Calibri" w:eastAsia="Calibri" w:hAnsi="Calibri" w:cs="Calibri"/>
           <w:color w:val="00B050"/>
-          <w:rPrChange w:id="1322" w:author="Assessor GDSXSR" w:date="2026-10-29T21:16:42Z">
+          <w:rPrChange w:id="1479" w:author="Assessor GDSXSR" w:date="2026-10-30T19:47:11Z">
             <w:rPr>
               <w:rFonts w:ascii="Calibri" w:eastAsia="Calibri" w:hAnsi="Calibri" w:cs="Calibri"/>
               <w:color w:val="70AD47" w:themeColor="accent6"/>
@@ -9648,7 +11820,7 @@
         <w:rPr>
           <w:rFonts w:ascii="Calibri" w:eastAsia="Calibri" w:hAnsi="Calibri" w:cs="Calibri"/>
           <w:color w:val="00B050"/>
-          <w:rPrChange w:id="1323" w:author="Assessor GDSXSR" w:date="2026-10-29T21:16:42Z">
+          <w:rPrChange w:id="1480" w:author="Assessor GDSXSR" w:date="2026-10-30T19:47:11Z">
             <w:rPr>
               <w:rFonts w:ascii="Calibri" w:eastAsia="Calibri" w:hAnsi="Calibri" w:cs="Calibri"/>
               <w:color w:val="70AD47" w:themeColor="accent6"/>
@@ -9666,7 +11838,7 @@
         <w:rPr>
           <w:rFonts w:ascii="Calibri" w:eastAsia="Calibri" w:hAnsi="Calibri" w:cs="Calibri"/>
           <w:color w:val="00B050"/>
-          <w:rPrChange w:id="1324" w:author="Assessor GDSXSR" w:date="2026-10-29T21:16:42Z">
+          <w:rPrChange w:id="1481" w:author="Assessor GDSXSR" w:date="2026-10-30T19:47:11Z">
             <w:rPr>
               <w:rFonts w:ascii="Calibri" w:eastAsia="Calibri" w:hAnsi="Calibri" w:cs="Calibri"/>
               <w:color w:val="70AD47" w:themeColor="accent6"/>
@@ -9684,7 +11856,7 @@
         <w:rPr>
           <w:rFonts w:ascii="Calibri" w:eastAsia="Calibri" w:hAnsi="Calibri" w:cs="Calibri"/>
           <w:color w:val="00B050"/>
-          <w:rPrChange w:id="1325" w:author="Assessor GDSXSR" w:date="2026-10-29T21:16:42Z">
+          <w:rPrChange w:id="1482" w:author="Assessor GDSXSR" w:date="2026-10-30T19:47:11Z">
             <w:rPr>
               <w:rFonts w:ascii="Calibri" w:eastAsia="Calibri" w:hAnsi="Calibri" w:cs="Calibri"/>
               <w:color w:val="70AD47" w:themeColor="accent6"/>
@@ -9702,7 +11874,7 @@
         <w:rPr>
           <w:rFonts w:ascii="Calibri" w:eastAsia="Calibri" w:hAnsi="Calibri" w:cs="Calibri"/>
           <w:color w:val="00B050"/>
-          <w:rPrChange w:id="1326" w:author="Assessor GDSXSR" w:date="2026-10-29T21:16:42Z">
+          <w:rPrChange w:id="1483" w:author="Assessor GDSXSR" w:date="2026-10-30T19:47:11Z">
             <w:rPr>
               <w:rFonts w:ascii="Calibri" w:eastAsia="Calibri" w:hAnsi="Calibri" w:cs="Calibri"/>
               <w:color w:val="70AD47" w:themeColor="accent6"/>
@@ -9720,7 +11892,7 @@
         <w:rPr>
           <w:rFonts w:ascii="Calibri" w:eastAsia="Calibri" w:hAnsi="Calibri" w:cs="Calibri"/>
           <w:color w:val="00B050"/>
-          <w:rPrChange w:id="1327" w:author="Assessor GDSXSR" w:date="2026-10-29T21:16:42Z">
+          <w:rPrChange w:id="1484" w:author="Assessor GDSXSR" w:date="2026-10-30T19:47:11Z">
             <w:rPr>
               <w:rFonts w:ascii="Calibri" w:eastAsia="Calibri" w:hAnsi="Calibri" w:cs="Calibri"/>
               <w:color w:val="70AD47" w:themeColor="accent6"/>
@@ -9738,7 +11910,7 @@
         <w:rPr>
           <w:rFonts w:ascii="Calibri" w:eastAsia="Calibri" w:hAnsi="Calibri" w:cs="Calibri"/>
           <w:color w:val="00B050"/>
-          <w:rPrChange w:id="1328" w:author="Assessor GDSXSR" w:date="2026-10-29T21:16:42Z">
+          <w:rPrChange w:id="1485" w:author="Assessor GDSXSR" w:date="2026-10-30T19:47:11Z">
             <w:rPr>
               <w:rFonts w:ascii="Calibri" w:eastAsia="Calibri" w:hAnsi="Calibri" w:cs="Calibri"/>
               <w:color w:val="70AD47" w:themeColor="accent6"/>
@@ -9756,7 +11928,7 @@
         <w:rPr>
           <w:rFonts w:ascii="Calibri" w:eastAsia="Calibri" w:hAnsi="Calibri" w:cs="Calibri"/>
           <w:color w:val="00B050"/>
-          <w:rPrChange w:id="1329" w:author="Assessor GDSXSR" w:date="2026-10-29T21:16:42Z">
+          <w:rPrChange w:id="1486" w:author="Assessor GDSXSR" w:date="2026-10-30T19:47:11Z">
             <w:rPr>
               <w:rFonts w:ascii="Calibri" w:eastAsia="Calibri" w:hAnsi="Calibri" w:cs="Calibri"/>
               <w:color w:val="70AD47" w:themeColor="accent6"/>
@@ -9774,7 +11946,7 @@
         <w:rPr>
           <w:rFonts w:ascii="Calibri" w:eastAsia="Calibri" w:hAnsi="Calibri" w:cs="Calibri"/>
           <w:color w:val="00B050"/>
-          <w:rPrChange w:id="1330" w:author="Assessor GDSXSR" w:date="2026-10-29T21:16:42Z">
+          <w:rPrChange w:id="1487" w:author="Assessor GDSXSR" w:date="2026-10-30T19:47:11Z">
             <w:rPr>
               <w:rFonts w:ascii="Calibri" w:eastAsia="Calibri" w:hAnsi="Calibri" w:cs="Calibri"/>
               <w:color w:val="70AD47" w:themeColor="accent6"/>
@@ -9792,7 +11964,7 @@
         <w:rPr>
           <w:rFonts w:ascii="Calibri" w:eastAsia="Calibri" w:hAnsi="Calibri" w:cs="Calibri"/>
           <w:color w:val="00B050"/>
-          <w:rPrChange w:id="1331" w:author="Assessor GDSXSR" w:date="2026-10-29T21:16:42Z">
+          <w:rPrChange w:id="1488" w:author="Assessor GDSXSR" w:date="2026-10-30T19:47:11Z">
             <w:rPr>
               <w:rFonts w:ascii="Calibri" w:eastAsia="Calibri" w:hAnsi="Calibri" w:cs="Calibri"/>
               <w:color w:val="70AD47" w:themeColor="accent6"/>
@@ -9810,7 +11982,7 @@
         <w:rPr>
           <w:rFonts w:ascii="Calibri" w:eastAsia="Calibri" w:hAnsi="Calibri" w:cs="Calibri"/>
           <w:color w:val="00B050"/>
-          <w:rPrChange w:id="1332" w:author="Assessor GDSXSR" w:date="2026-10-29T21:16:42Z">
+          <w:rPrChange w:id="1489" w:author="Assessor GDSXSR" w:date="2026-10-30T19:47:11Z">
             <w:rPr>
               <w:rFonts w:ascii="Calibri" w:eastAsia="Calibri" w:hAnsi="Calibri" w:cs="Calibri"/>
               <w:color w:val="70AD47" w:themeColor="accent6"/>
@@ -9828,7 +12000,7 @@
         <w:rPr>
           <w:rFonts w:ascii="Calibri" w:eastAsia="Calibri" w:hAnsi="Calibri" w:cs="Calibri"/>
           <w:color w:val="00B050"/>
-          <w:rPrChange w:id="1333" w:author="Assessor GDSXSR" w:date="2026-10-29T21:16:42Z">
+          <w:rPrChange w:id="1490" w:author="Assessor GDSXSR" w:date="2026-10-30T19:47:11Z">
             <w:rPr>
               <w:rFonts w:ascii="Calibri" w:eastAsia="Calibri" w:hAnsi="Calibri" w:cs="Calibri"/>
               <w:color w:val="70AD47" w:themeColor="accent6"/>
@@ -9846,7 +12018,7 @@
         <w:rPr>
           <w:rFonts w:ascii="Calibri" w:eastAsia="Calibri" w:hAnsi="Calibri" w:cs="Calibri"/>
           <w:color w:val="00B050"/>
-          <w:rPrChange w:id="1334" w:author="Assessor GDSXSR" w:date="2026-10-29T21:16:42Z">
+          <w:rPrChange w:id="1491" w:author="Assessor GDSXSR" w:date="2026-10-30T19:47:11Z">
             <w:rPr>
               <w:rFonts w:ascii="Calibri" w:eastAsia="Calibri" w:hAnsi="Calibri" w:cs="Calibri"/>
               <w:color w:val="70AD47" w:themeColor="accent6"/>
@@ -9864,7 +12036,7 @@
         <w:rPr>
           <w:rFonts w:ascii="Calibri" w:eastAsia="Calibri" w:hAnsi="Calibri" w:cs="Calibri"/>
           <w:color w:val="00B050"/>
-          <w:rPrChange w:id="1335" w:author="Assessor GDSXSR" w:date="2026-10-29T21:16:42Z">
+          <w:rPrChange w:id="1492" w:author="Assessor GDSXSR" w:date="2026-10-30T19:47:11Z">
             <w:rPr>
               <w:rFonts w:ascii="Calibri" w:eastAsia="Calibri" w:hAnsi="Calibri" w:cs="Calibri"/>
               <w:color w:val="70AD47" w:themeColor="accent6"/>
@@ -9882,7 +12054,7 @@
         <w:rPr>
           <w:rFonts w:ascii="Calibri" w:eastAsia="Calibri" w:hAnsi="Calibri" w:cs="Calibri"/>
           <w:color w:val="00B050"/>
-          <w:rPrChange w:id="1336" w:author="Assessor GDSXSR" w:date="2026-10-29T21:16:42Z">
+          <w:rPrChange w:id="1493" w:author="Assessor GDSXSR" w:date="2026-10-30T19:47:11Z">
             <w:rPr>
               <w:rFonts w:ascii="Calibri" w:eastAsia="Calibri" w:hAnsi="Calibri" w:cs="Calibri"/>
               <w:color w:val="70AD47" w:themeColor="accent6"/>
@@ -9900,7 +12072,7 @@
         <w:rPr>
           <w:rFonts w:ascii="Calibri" w:eastAsia="Calibri" w:hAnsi="Calibri" w:cs="Calibri"/>
           <w:color w:val="00B050"/>
-          <w:rPrChange w:id="1337" w:author="Assessor GDSXSR" w:date="2026-10-29T21:16:42Z">
+          <w:rPrChange w:id="1494" w:author="Assessor GDSXSR" w:date="2026-10-30T19:47:11Z">
             <w:rPr>
               <w:rFonts w:ascii="Calibri" w:eastAsia="Calibri" w:hAnsi="Calibri" w:cs="Calibri"/>
               <w:color w:val="70AD47" w:themeColor="accent6"/>
@@ -9918,7 +12090,7 @@
         <w:rPr>
           <w:rFonts w:ascii="Calibri" w:eastAsia="Calibri" w:hAnsi="Calibri" w:cs="Calibri"/>
           <w:color w:val="00B050"/>
-          <w:rPrChange w:id="1338" w:author="Assessor GDSXSR" w:date="2026-10-29T21:16:42Z">
+          <w:rPrChange w:id="1495" w:author="Assessor GDSXSR" w:date="2026-10-30T19:47:11Z">
             <w:rPr>
               <w:rFonts w:ascii="Calibri" w:eastAsia="Calibri" w:hAnsi="Calibri" w:cs="Calibri"/>
               <w:color w:val="70AD47" w:themeColor="accent6"/>
@@ -9940,7 +12112,7 @@
         <w:rPr>
           <w:rFonts w:ascii="Calibri" w:eastAsia="Calibri" w:hAnsi="Calibri" w:cs="Calibri"/>
           <w:color w:val="00B050"/>
-          <w:rPrChange w:id="1339" w:author="Assessor GDSXSR" w:date="2026-10-29T21:16:42Z">
+          <w:rPrChange w:id="1496" w:author="Assessor GDSXSR" w:date="2026-10-30T19:47:11Z">
             <w:rPr>
               <w:rFonts w:ascii="Calibri" w:eastAsia="Calibri" w:hAnsi="Calibri" w:cs="Calibri"/>
               <w:color w:val="70AD47" w:themeColor="accent6"/>
@@ -10021,7 +12193,7 @@
       </w:r>
     </w:p>
   </w:comment>
-  <w:comment w:id="2" w:author="Assessor GDSXSR" w:initials="RG" w:date="2026-10-29T21:16:42Z">
+  <w:comment w:id="2" w:author="Assessor GDSXSR" w:initials="RG" w:date="2026-10-30T19:47:11Z">
     <w:p>
       <w:pPr>
         <w:pStyle w:val="CommentText"/>
@@ -10033,11 +12205,11 @@
         <w:annotationRef/>
       </w:r>
       <w:r>
-        <w:t>ASSESSOR GDSXSR — Comentário geral: apliquei, em cinza e rastreadas, as correções de forma e de estilo da APC (referências compactas, C-20; grafia, C-28; enumeração das alegações, C-30; relatório sem o pedido do apelado, C-31; item 1 da ementa, C-34; título e abertura do capítulo, C-3W; parágrafos de um período e cortes, C-02 e C-11). Os autos não vieram: os IDs do PJe de 2º grau (89108684, 89108687, 89108692, 89108696, 89108698) e os fatos ficaram como estão na minuta, sem conferência no PJe (C-24, C-52).</w:t>
+        <w:t>ASSESSOR GDSXSR — Comentário geral (2ª rodada): conferi o texto com os autos de origem (PJe 0742381-70.2024.8.07.0001) e confirmei os IDs de 2º grau (sentença 89108684, embargos de declaração 89108687, rejeição 89108692, preparo 89108695, apelo 89108696, contrarrazões 89108698), as datas da linha de dados e o valor da causa. Enxuguei a ementa em cerca de 20% e a fundamentação do voto em cerca de 35% (C-02), sem tirar a transcrição do art. 700 do CPC (C-66) e mantendo a ementa espelhada no voto (C-33). Antes: correções de forma e de estilo da APC (referências compactas, C-20; grafia, C-28; enumeração das alegações, C-30; relatório sem o pedido do apelado, C-31; item 1 da ementa, C-34; título e abertura do capítulo, C-3W; um período por parágrafo, C-11).</w:t>
       </w:r>
     </w:p>
   </w:comment>
-  <w:comment w:id="3" w:author="Assessor GDSXSR" w:initials="RG" w:date="2026-10-29T21:16:42Z">
+  <w:comment w:id="3" w:author="Assessor GDSXSR" w:initials="RG" w:date="2026-10-30T19:47:11Z">
     <w:p>
       <w:pPr>
         <w:pStyle w:val="CommentText"/>
@@ -10053,7 +12225,7 @@
       </w:r>
     </w:p>
   </w:comment>
-  <w:comment w:id="4" w:author="Assessor GDSXSR" w:initials="RG" w:date="2026-10-29T21:16:42Z">
+  <w:comment w:id="4" w:author="Assessor GDSXSR" w:initials="RG" w:date="2026-10-30T19:47:11Z">
     <w:p>
       <w:pPr>
         <w:pStyle w:val="CommentText"/>
@@ -10069,7 +12241,7 @@
       </w:r>
     </w:p>
   </w:comment>
-  <w:comment w:id="5" w:author="Assessor GDSXSR" w:initials="RG" w:date="2026-10-29T21:16:42Z">
+  <w:comment w:id="5" w:author="Assessor GDSXSR" w:initials="RG" w:date="2026-10-30T19:47:11Z">
     <w:p>
       <w:pPr>
         <w:pStyle w:val="CommentText"/>
@@ -10085,7 +12257,7 @@
       </w:r>
     </w:p>
   </w:comment>
-  <w:comment w:id="6" w:author="Assessor GDSXSR" w:initials="RG" w:date="2026-10-29T21:16:42Z">
+  <w:comment w:id="6" w:author="Assessor GDSXSR" w:initials="RG" w:date="2026-10-30T19:47:11Z">
     <w:p>
       <w:pPr>
         <w:pStyle w:val="CommentText"/>
@@ -10101,7 +12273,7 @@
       </w:r>
     </w:p>
   </w:comment>
-  <w:comment w:id="7" w:author="Assessor GDSXSR" w:initials="RG" w:date="2026-10-29T21:16:42Z">
+  <w:comment w:id="7" w:author="Assessor GDSXSR" w:initials="RG" w:date="2026-10-30T19:47:11Z">
     <w:p>
       <w:pPr>
         <w:pStyle w:val="CommentText"/>
@@ -10117,7 +12289,7 @@
       </w:r>
     </w:p>
   </w:comment>
-  <w:comment w:id="8" w:author="Assessor GDSXSR" w:initials="RG" w:date="2026-10-29T21:16:42Z">
+  <w:comment w:id="8" w:author="Assessor GDSXSR" w:initials="RG" w:date="2026-10-30T19:47:11Z">
     <w:p>
       <w:pPr>
         <w:pStyle w:val="CommentText"/>
@@ -10129,11 +12301,11 @@
         <w:annotationRef/>
       </w:r>
       <w:r>
-        <w:t>ASSESSOR GDSXSR — Corrigi “MM” para “MM.” (C-3N). PENDENTE (C-22, C-52): conferir no PJe o nome do juiz sentenciante e a vara, pois a sentença recebida não traz a assinatura.</w:t>
+        <w:t>ASSESSOR GDSXSR — Corrigi “MM” para “MM.” (C-3N). Nome do juiz e vara conferidos nos autos: Leandro Borges de Figueiredo, 8ª Vara Cível de Brasília, assinatura da sentença de 06/04/2026 (ID 89108684).</w:t>
       </w:r>
     </w:p>
   </w:comment>
-  <w:comment w:id="9" w:author="Assessor GDSXSR" w:initials="RG" w:date="2026-10-29T21:16:42Z">
+  <w:comment w:id="9" w:author="Assessor GDSXSR" w:initials="RG" w:date="2026-10-30T19:47:11Z">
     <w:p>
       <w:pPr>
         <w:pStyle w:val="CommentText"/>
@@ -10149,7 +12321,7 @@
       </w:r>
     </w:p>
   </w:comment>
-  <w:comment w:id="10" w:author="Assessor GDSXSR" w:initials="RG" w:date="2026-10-29T21:16:42Z">
+  <w:comment w:id="10" w:author="Assessor GDSXSR" w:initials="RG" w:date="2026-10-30T19:47:11Z">
     <w:p>
       <w:pPr>
         <w:pStyle w:val="CommentText"/>
@@ -10161,11 +12333,11 @@
         <w:annotationRef/>
       </w:r>
       <w:r>
-        <w:t>ASSESSOR GDSXSR — Enumerei as alegações do apelo na fórmula do relatório da APC, com os números em negrito (C-30, C-43). Mantive o ID 89108696 da minuta, sem conferência no PJe (C-52).</w:t>
+        <w:t>ASSESSOR GDSXSR — Enumerei as alegações do apelo na fórmula do relatório da APC, com os números em negrito (C-30, C-43). ID 89108696 conferido nos autos (apelo juntado em 25/06/2026).</w:t>
       </w:r>
     </w:p>
   </w:comment>
-  <w:comment w:id="11" w:author="Assessor GDSXSR" w:initials="RG" w:date="2026-10-29T21:16:42Z">
+  <w:comment w:id="11" w:author="Assessor GDSXSR" w:initials="RG" w:date="2026-10-30T19:47:11Z">
     <w:p>
       <w:pPr>
         <w:pStyle w:val="CommentText"/>
@@ -10181,7 +12353,7 @@
       </w:r>
     </w:p>
   </w:comment>
-  <w:comment w:id="12" w:author="Assessor GDSXSR" w:initials="RG" w:date="2026-10-29T21:16:42Z">
+  <w:comment w:id="12" w:author="Assessor GDSXSR" w:initials="RG" w:date="2026-10-30T19:47:11Z">
     <w:p>
       <w:pPr>
         <w:pStyle w:val="CommentText"/>
@@ -10193,11 +12365,11 @@
         <w:annotationRef/>
       </w:r>
       <w:r>
-        <w:t>ASSESSOR GDSXSR — Na linha de dados, “Apelo interposto em …”, sem o papel da parte, que já consta do título do recurso (perfil APC, C-14).</w:t>
+        <w:t>ASSESSOR GDSXSR — Na linha de dados, “Apelo interposto em …”, sem o papel da parte, que já consta do título do recurso (perfil APC, C-14). Datas conferidas nos autos: petição inicial em 01/10/2024 (ID 89108312), sentença em 06/04/2026 (ID 89108684) e apelo em 25/06/2026 (ID 89108696). Tempestividade e preparo conferidos: embargos de declaração rejeitados e disponibilizados em 12/06/2026 (IDs 89108692 e 89108694), apelo em 25/06/2026, e custas de R$ 24,30 recolhidas na mesma data (ID 89108695).</w:t>
       </w:r>
     </w:p>
   </w:comment>
-  <w:comment w:id="13" w:author="Assessor GDSXSR" w:initials="RG" w:date="2026-10-29T21:16:42Z">
+  <w:comment w:id="13" w:author="Assessor GDSXSR" w:initials="RG" w:date="2026-10-30T19:47:11Z">
     <w:p>
       <w:pPr>
         <w:pStyle w:val="CommentText"/>
@@ -10209,11 +12381,11 @@
         <w:annotationRef/>
       </w:r>
       <w:r>
-        <w:t>ASSESSOR GDSXSR — PENDENTE (C-52): na tabela de autuação o apelado consta como “C. A. S. Apoio Administrativo Ltda.”, mas o relatório e a sentença indicam como réus 312 Norte Perfumaria e Cosméticos Eireli – ME e 312 Norte Perfumaria e Cosméticos Ltda. – ME. Não alterei a autuação (C-04); conferir no PJe.</w:t>
+        <w:t>ASSESSOR GDSXSR — Divergência de cadastro, não alterada (C-04, C-52): a capa do 2º grau no PJe lista como apelado “C.A.S Apoio Administrativo Ltda.” (e a tabela de autuação da minuta também), mas a sentença, o apelo (ID 89108696) e as contrarrazões (ID 89108698) identificam como rés/apeladas 312 Norte Perfumaria e Cosméticos Eireli – ME e 312 Norte Perfumaria e Cosméticos Ltda. – ME, defendida pela Curadoria Especial. O voto segue as peças; conferir o cadastro das partes.</w:t>
       </w:r>
     </w:p>
   </w:comment>
-  <w:comment w:id="14" w:author="Assessor GDSXSR" w:initials="RG" w:date="2026-10-29T21:16:42Z">
+  <w:comment w:id="14" w:author="Assessor GDSXSR" w:initials="RG" w:date="2026-10-30T19:47:11Z">
     <w:p>
       <w:pPr>
         <w:pStyle w:val="CommentText"/>
@@ -10229,7 +12401,7 @@
       </w:r>
     </w:p>
   </w:comment>
-  <w:comment w:id="15" w:author="Assessor GDSXSR" w:initials="RG" w:date="2026-10-29T21:16:42Z">
+  <w:comment w:id="15" w:author="Assessor GDSXSR" w:initials="RG" w:date="2026-10-30T19:47:11Z">
     <w:p>
       <w:pPr>
         <w:pStyle w:val="CommentText"/>
@@ -10245,7 +12417,7 @@
       </w:r>
     </w:p>
   </w:comment>
-  <w:comment w:id="16" w:author="Assessor GDSXSR" w:initials="RG" w:date="2026-10-29T21:16:42Z">
+  <w:comment w:id="16" w:author="Assessor GDSXSR" w:initials="RG" w:date="2026-10-30T19:47:11Z">
     <w:p>
       <w:pPr>
         <w:pStyle w:val="CommentText"/>
@@ -10257,11 +12429,11 @@
         <w:annotationRef/>
       </w:r>
       <w:r>
-        <w:t>ASSESSOR GDSXSR — Transcrevi no corpo o art. 700 do CPC (caput, I e § 5º), que sustenta o capítulo; o § 5º é o fundamento da oportunidade de emenda dada à autora (C-66). Texto conferido no iajus (Planalto). O art. 373, I, do CPC (“O ônus da prova incumbe: I - ao autor, quanto ao fato constitutivo de seu direito;”) fica só neste comentário (C-63, C-66 ponderação).</w:t>
+        <w:t>ASSESSOR GDSXSR — Transcrevi no corpo o art. 700 do CPC (caput e § 5º; omiti o inciso I com “(...)”), que sustenta o capítulo; o § 5º é o fundamento da oportunidade de emenda dada à autora (C-66). Texto conferido no iajus (Planalto). O art. 373, I, do CPC (“O ônus da prova incumbe: I - ao autor, quanto ao fato constitutivo de seu direito;”) fica só neste comentário (C-63, C-66 ponderação).</w:t>
       </w:r>
     </w:p>
   </w:comment>
-  <w:comment w:id="17" w:author="Assessor GDSXSR" w:initials="RG" w:date="2026-10-29T21:16:42Z">
+  <w:comment w:id="17" w:author="Assessor GDSXSR" w:initials="RG" w:date="2026-10-30T19:47:11Z">
     <w:p>
       <w:pPr>
         <w:pStyle w:val="CommentText"/>
@@ -10273,11 +12445,11 @@
         <w:annotationRef/>
       </w:r>
       <w:r>
-        <w:t>ASSESSOR GDSXSR — Troquei a paráfrase da sentença pela transcrição do trecho decisivo, com o ID da sentença no 2º grau (89108684); o ID 264824052 fica só dentro da transcrição, que está literal na sentença anexada ao final do documento (C-66, C-20).</w:t>
+        <w:t>ASSESSOR GDSXSR — Troquei a paráfrase da sentença pela transcrição do trecho decisivo (cortei o início da passagem, com “(...)”), com o ID da sentença no 2º grau (89108684); o ID 264824052 fica só dentro da transcrição, que está literal na sentença anexada ao final do documento (C-66, C-20).</w:t>
       </w:r>
     </w:p>
   </w:comment>
-  <w:comment w:id="18" w:author="Assessor GDSXSR" w:initials="RG" w:date="2026-10-29T21:16:42Z">
+  <w:comment w:id="18" w:author="Assessor GDSXSR" w:initials="RG" w:date="2026-10-30T19:47:11Z">
     <w:p>
       <w:pPr>
         <w:pStyle w:val="CommentText"/>
@@ -10289,11 +12461,11 @@
         <w:annotationRef/>
       </w:r>
       <w:r>
-        <w:t>ASSESSOR GDSXSR — Condensei os parágrafos sobre o pagamento das outras duplicatas, a boa-fé e o enriquecimento sem causa, um período por parágrafo e sem repetir o que o capítulo já diz (C-02, C-11); “Com efeito” virou “De fato”.</w:t>
+        <w:t>ASSESSOR GDSXSR — Fundi em dois parágrafos o que a minuta dizia em quatro sobre o pagamento das outras duplicatas, a boa-fé e o enriquecimento sem causa; cada um com um período e sem repetir o que o capítulo já diz (C-02, C-11).</w:t>
       </w:r>
     </w:p>
   </w:comment>
-  <w:comment w:id="19" w:author="Assessor GDSXSR" w:initials="RG" w:date="2026-10-29T21:16:42Z">
+  <w:comment w:id="19" w:author="Assessor GDSXSR" w:initials="RG" w:date="2026-10-30T19:47:11Z">
     <w:p>
       <w:pPr>
         <w:pStyle w:val="CommentText"/>
@@ -10305,11 +12477,11 @@
         <w:annotationRef/>
       </w:r>
       <w:r>
-        <w:t>ASSESSOR GDSXSR — PENDENTE (C-52, C-24): a minuta não identifica o precedente do STJ invocado pela apelante, e o resumo do apelo e o relatório também não o citam. Mantive o enfrentamento em bloco, na forma da skill (“No mais, o precedente … não socorre a apelante, pois …”), com o ID do apelo; conferir no apelo (ID 89108696) qual é o julgado e se a distinção descrita corresponde a ele. Se for contrário ao voto, vai ao final em violeta (C-46, C-53).</w:t>
+        <w:t>ASSESSOR GDSXSR — Fundi aqui o parágrafo que registrava a oportunidade de juntar documento legível (CPC 700 § 5º) com a conclusão sobre o ônus da prova (CPC 373 I), e suprimi a frase solta sobre o ônus que antecedia a transcrição da sentença (C-02). A oportunidade de emenda consta da sentença (ID 89108684) e do relatório da própria sentença: a decisão de ID 258856103 (1º grau) mandou juntar documento mais legível, e o novo comprovante permaneceu ilegível e rasurado.</w:t>
       </w:r>
     </w:p>
   </w:comment>
-  <w:comment w:id="20" w:author="Assessor GDSXSR" w:initials="RG" w:date="2026-10-29T21:16:42Z">
+  <w:comment w:id="20" w:author="Assessor GDSXSR" w:initials="RG" w:date="2026-10-30T19:47:11Z">
     <w:p>
       <w:pPr>
         <w:pStyle w:val="CommentText"/>
@@ -10321,11 +12493,43 @@
         <w:annotationRef/>
       </w:r>
       <w:r>
+        <w:t>ASSESSOR GDSXSR — Suprimi o parágrafo do pedido da apelante, que já consta do relatório e das alegações enumeradas (C-02).</w:t>
+      </w:r>
+    </w:p>
+  </w:comment>
+  <w:comment w:id="21" w:author="Assessor GDSXSR" w:initials="RG" w:date="2026-10-30T19:47:11Z">
+    <w:p>
+      <w:pPr>
+        <w:pStyle w:val="CommentText"/>
+      </w:pPr>
+      <w:r>
+        <w:rPr>
+          <w:rStyle w:val="CommentReference"/>
+        </w:rPr>
+        <w:annotationRef/>
+      </w:r>
+      <w:r>
+        <w:t>ASSESSOR GDSXSR — Precedente do STJ identificado nos autos: o apelo (ID 89108696, pp. 3-4) invoca o REsp 1994370/SP, Rel. Min. Marco Aurélio Bellizze, 3ª Turma, j. 12/12/2023, DJe 14/12/2023, e as contrarrazões (ID 89108698) o distinguem. A hipótese que o voto descreve (nota fiscal com comprovante de entrega assinado e três duplicatas protestadas sem oposição) é a que consta da ementa transcrita no apelo. PENDENTE (C-52, C-72): o iajus e a pesquisa na web (duas tentativas) não localizaram o julgado; os dados vêm da transcrição do apelo e precisam ser conferidos na fonte oficial do STJ. O precedente não é contrário ao voto, apenas distinto, e por isso não vai ao final em violeta (C-46).</w:t>
+      </w:r>
+    </w:p>
+  </w:comment>
+  <w:comment w:id="22" w:author="Assessor GDSXSR" w:initials="RG" w:date="2026-10-30T19:47:11Z">
+    <w:p>
+      <w:pPr>
+        <w:pStyle w:val="CommentText"/>
+      </w:pPr>
+      <w:r>
+        <w:rPr>
+          <w:rStyle w:val="CommentReference"/>
+        </w:rPr>
+        <w:annotationRef/>
+      </w:r>
+      <w:r>
         <w:t>ASSESSOR GDSXSR — Voto de acordo com entendimento anterior: Apelação Cível 0731033-55.2024.8.07.0001, Rel. Des. Sérgio Rocha, 4ª Turma Cível, j. 05/03/2026 (conferido no iajus; o número do acórdão e a publicação não vieram): “(...) 4. Em ação monitória, a prova escrita deve ser suficiente para evidenciar a existência do crédito. Notas fiscais e duplicatas emitidas unilateralmente, sem comprovação de entrega das mercadorias ou aceite pelo suposto devedor, não atendem a esse requisito. 5. Mesmo que fosse superado o óbice da inovação recursal, os documentos apresentados em grau recursal são ilegíveis e não demonstram, de forma clara, a existência de vínculo contratual ou a efetiva contratação dos produtos constantes nas notas fiscais. (...)”. O julgado do Relator fica no comentário, e não no corpo (C-67). Troquei a frase de introdução por “Nesse sentido:” (C-67).</w:t>
       </w:r>
     </w:p>
   </w:comment>
-  <w:comment w:id="21" w:author="Assessor GDSXSR" w:initials="RG" w:date="2026-10-29T21:16:42Z">
+  <w:comment w:id="23" w:author="Assessor GDSXSR" w:initials="RG" w:date="2026-10-30T19:47:11Z">
     <w:p>
       <w:pPr>
         <w:pStyle w:val="CommentText"/>
@@ -10337,11 +12541,11 @@
         <w:annotationRef/>
       </w:r>
       <w:r>
-        <w:t>ASSESSOR GDSXSR — Cortei o item 4 da ementa transcrita (“Recurso conhecido e não provido”), irrelevante, sublinhei o trecho decisivo e levei a identificação do julgado para o fim da transcrição, com “– Grifei” (C-62). A pendência do número do acórdão e do DJe está no comentário da ementa.</w:t>
+        <w:t>ASSESSOR GDSXSR — Cortei da ementa transcrita, com “(…)”, o trecho sobre a assinatura das cártulas, as primeiras frases do item 3, o trecho “somadas à própria falta de indicação do beneficiário” e o item 4 (“Recurso conhecido e não provido”), que não interessam ao ponto, sublinhei o trecho decisivo e levei a identificação do julgado para o fim da transcrição, com “– Grifei” (C-62). A pendência do número do acórdão e do DJe está no comentário da ementa.</w:t>
       </w:r>
     </w:p>
   </w:comment>
-  <w:comment w:id="22" w:author="Assessor GDSXSR" w:initials="RG" w:date="2026-10-29T21:16:42Z">
+  <w:comment w:id="24" w:author="Assessor GDSXSR" w:initials="RG" w:date="2026-10-30T19:47:11Z">
     <w:p>
       <w:pPr>
         <w:pStyle w:val="CommentText"/>
@@ -10353,11 +12557,11 @@
         <w:annotationRef/>
       </w:r>
       <w:r>
-        <w:t>ASSESSOR GDSXSR — Alterei a condenação em honorários recursais para “Sem honorários recursais (CPC 85 § 11)”: a r. sentença condenou as rés, em favor do patrono da autora (“condeno as rés ao pagamento de honorários advocatícios em favor do patrono da parte autora”), e não fixou honorários contra a autora/apelante, de modo que não há verba a majorar nem “quantia fixada na r. sentença” a acrescer. CPC, art. 85, § 11: “O tribunal, ao julgar recurso, majorará os honorários fixados anteriormente …”. STJ, REsp 1974795, Rel. Min. Raul Araújo, Quarta Turma, j. 13/10/2025: “… sendo requisito indispensável para a majoração da verba honorária em sede recursal a existência de condenação prévia em honorários advocatícios no Juízo de origem.” STJ, EDcl no REsp 2153703, Rel. Min. João Otávio de Noronha, Quarta Turma, j. 30/06/2026: “Não se aplica o art. 85, § 11, do CPC para majorar honorários recursais quando inexiste prévia fixação de honorários em desfavor do recorrente nas instâncias de origem” (conferidos no iajus). O resultado do apelo não muda (C-51).</w:t>
+        <w:t>ASSESSOR GDSXSR — Alterei a condenação em honorários recursais para “Sem honorários recursais (CPC 85 § 11)”: a r. sentença condenou as rés, em favor do patrono da autora (“condeno as rés ao pagamento de honorários advocatícios em favor do patrono da parte autora”), e não fixou honorários contra a autora/apelante, de modo que não há verba a majorar nem “quantia fixada na r. sentença” a acrescer. CPC, art. 85, § 11: “O tribunal, ao julgar recurso, majorará os honorários fixados anteriormente …”. STJ, REsp 1974795, Rel. Min. Raul Araújo, Quarta Turma, j. 13/10/2025: “… sendo requisito indispensável para a majoração da verba honorária em sede recursal a existência de condenação prévia em honorários advocatícios no Juízo de origem.” STJ, EDcl no REsp 2153703, Rel. Min. João Otávio de Noronha, Quarta Turma, j. 30/06/2026: “Não se aplica o art. 85, § 11, do CPC para majorar honorários recursais quando inexiste prévia fixação de honorários em desfavor do recorrente nas instâncias de origem” (conferidos no iajus). Nas contrarrazões (ID 89108698), a Curadoria Especial pediu a majoração dos honorários fixados na sentença (CPC 85 § 11); como a sentença não fixou honorários contra a autora/apelante, não há verba a majorar e o pedido fica sem efeito. O resultado do apelo não muda (C-51).</w:t>
       </w:r>
     </w:p>
   </w:comment>
-  <w:comment w:id="23" w:author="Assessor GDSXSR" w:initials="RG" w:date="2026-10-29T21:16:42Z">
+  <w:comment w:id="25" w:author="Assessor GDSXSR" w:initials="RG" w:date="2026-10-30T19:47:11Z">
     <w:p>
       <w:pPr>
         <w:pStyle w:val="CommentText"/>
